--- a/courts/ninth-circuit/court-of-appeals/usage/OUTPUT-opening-brief-2.docx
+++ b/courts/ninth-circuit/court-of-appeals/usage/OUTPUT-opening-brief-2.docx
@@ -4,21 +4,4040 @@
   <w:body>
     <w:p>
       <w:pPr>
-        <w:pStyle w:val="Date"/>
-      </w:pPr>
-      <w:r>
-        <w:t xml:space="preserve">October 6, 2026</w:t>
-      </w:r>
+        <w:keepNext/>
+        <w:keepLines/>
+        <w:spacing w:before="0" w:after="0" w:line="340" w:lineRule="exact"/>
+        <w:jc w:val="center"/>
+      </w:pPr>
+      <w:r>
+        <w:rPr>
+          <w:b/>
+          <w:bCs/>
+        </w:rPr>
+        <w:t xml:space="preserve">No. </w:t>
+      </w:r>
+      <w:r>
+        <w:rPr>
+          <w:b/>
+          <w:bCs/>
+        </w:rPr>
+        <w:t xml:space="preserve">25-4410</w:t>
+      </w:r>
+    </w:p>
+    <w:p>
+      <w:pPr>
+        <w:pBdr>
+          <w:bottom w:val="thickThinSmallGap" w:sz="12" w:space="1" w:color="000000"/>
+        </w:pBdr>
+        <w:spacing w:before="127" w:after="0" w:line="120" w:lineRule="exact"/>
+        <w:ind w:left="0" w:right="0"/>
+      </w:pPr>
+    </w:p>
+    <w:p>
+      <w:pPr>
+        <w:spacing w:before="212" w:after="0" w:line="340" w:lineRule="exact"/>
+        <w:ind w:left="1656" w:right="1656"/>
+        <w:jc w:val="center"/>
+      </w:pPr>
+      <w:r>
+        <w:rPr>
+          <w:b/>
+          <w:bCs/>
+        </w:rPr>
+        <w:t xml:space="preserve">IN THE UNITED STATES COURT OF APPEALS FOR THE NINTH CIRCUIT</w:t>
+      </w:r>
+    </w:p>
+    <w:p>
+      <w:pPr>
+        <w:pBdr>
+          <w:bottom w:val="single" w:sz="6" w:space="1" w:color="000000"/>
+        </w:pBdr>
+        <w:spacing w:before="212" w:after="0" w:line="120" w:lineRule="exact"/>
+        <w:ind w:left="3240" w:right="3240"/>
+      </w:pPr>
+    </w:p>
+    <w:p>
+      <w:pPr>
+        <w:spacing w:before="212" w:after="0" w:line="340" w:lineRule="exact"/>
+        <w:jc w:val="center"/>
+      </w:pPr>
+      <w:r>
+        <w:t xml:space="preserve">Marisol</w:t>
+      </w:r>
+      <w:r>
+        <w:t xml:space="preserve"> </w:t>
+      </w:r>
+      <w:r>
+        <w:t xml:space="preserve">Quintana-Okafor,</w:t>
+      </w:r>
+    </w:p>
+    <w:p>
+      <w:pPr>
+        <w:spacing w:before="0" w:after="0" w:line="340" w:lineRule="exact"/>
+        <w:jc w:val="center"/>
+      </w:pPr>
+      <w:r>
+        <w:t xml:space="preserve">Tidewater</w:t>
+      </w:r>
+      <w:r>
+        <w:t xml:space="preserve"> </w:t>
+      </w:r>
+      <w:r>
+        <w:t xml:space="preserve">Cooperative,</w:t>
+      </w:r>
+      <w:r>
+        <w:t xml:space="preserve"> </w:t>
+      </w:r>
+      <w:r>
+        <w:t xml:space="preserve">Inc.,</w:t>
+      </w:r>
+      <w:r>
+        <w:t xml:space="preserve"> </w:t>
+      </w:r>
+      <w:r>
+        <w:t xml:space="preserve">and</w:t>
+      </w:r>
+    </w:p>
+    <w:p>
+      <w:pPr>
+        <w:spacing w:before="0" w:after="0" w:line="340" w:lineRule="exact"/>
+        <w:jc w:val="center"/>
+      </w:pPr>
+      <w:r>
+        <w:t xml:space="preserve">Pelican</w:t>
+      </w:r>
+      <w:r>
+        <w:t xml:space="preserve"> </w:t>
+      </w:r>
+      <w:r>
+        <w:t xml:space="preserve">Bay</w:t>
+      </w:r>
+      <w:r>
+        <w:t xml:space="preserve"> </w:t>
+      </w:r>
+      <w:r>
+        <w:t xml:space="preserve">Growers</w:t>
+      </w:r>
+      <w:r>
+        <w:t xml:space="preserve"> </w:t>
+      </w:r>
+      <w:r>
+        <w:t xml:space="preserve">Association,</w:t>
+      </w:r>
+    </w:p>
+    <w:p>
+      <w:pPr>
+        <w:spacing w:before="0" w:after="0" w:line="340" w:lineRule="exact"/>
+        <w:ind w:left="4680"/>
+      </w:pPr>
+      <w:r>
+        <w:t xml:space="preserve">Plaintiffs-Appellants,</w:t>
+      </w:r>
+    </w:p>
+    <w:p>
+      <w:pPr>
+        <w:spacing w:before="63" w:after="63" w:line="340" w:lineRule="exact"/>
+        <w:jc w:val="center"/>
+      </w:pPr>
+      <w:r>
+        <w:t xml:space="preserve">v.</w:t>
+      </w:r>
+    </w:p>
+    <w:p>
+      <w:pPr>
+        <w:spacing w:before="0" w:after="0" w:line="340" w:lineRule="exact"/>
+        <w:jc w:val="center"/>
+      </w:pPr>
+      <w:r>
+        <w:t xml:space="preserve">Riverbend</w:t>
+      </w:r>
+      <w:r>
+        <w:t xml:space="preserve"> </w:t>
+      </w:r>
+      <w:r>
+        <w:t xml:space="preserve">Municipal</w:t>
+      </w:r>
+      <w:r>
+        <w:t xml:space="preserve"> </w:t>
+      </w:r>
+      <w:r>
+        <w:t xml:space="preserve">Water</w:t>
+      </w:r>
+      <w:r>
+        <w:t xml:space="preserve"> </w:t>
+      </w:r>
+      <w:r>
+        <w:t xml:space="preserve">District,</w:t>
+      </w:r>
+      <w:r>
+        <w:t xml:space="preserve"> </w:t>
+      </w:r>
+      <w:r>
+        <w:t xml:space="preserve">and</w:t>
+      </w:r>
+    </w:p>
+    <w:p>
+      <w:pPr>
+        <w:spacing w:before="0" w:after="0" w:line="340" w:lineRule="exact"/>
+        <w:jc w:val="center"/>
+      </w:pPr>
+      <w:r>
+        <w:t xml:space="preserve">Elena</w:t>
+      </w:r>
+      <w:r>
+        <w:t xml:space="preserve"> </w:t>
+      </w:r>
+      <w:r>
+        <w:t xml:space="preserve">Voss,</w:t>
+      </w:r>
+      <w:r>
+        <w:t xml:space="preserve"> </w:t>
+      </w:r>
+      <w:r>
+        <w:t xml:space="preserve">in</w:t>
+      </w:r>
+      <w:r>
+        <w:t xml:space="preserve"> </w:t>
+      </w:r>
+      <w:r>
+        <w:t xml:space="preserve">her</w:t>
+      </w:r>
+      <w:r>
+        <w:t xml:space="preserve"> </w:t>
+      </w:r>
+      <w:r>
+        <w:t xml:space="preserve">official</w:t>
+      </w:r>
+      <w:r>
+        <w:t xml:space="preserve"> </w:t>
+      </w:r>
+      <w:r>
+        <w:t xml:space="preserve">capacity</w:t>
+      </w:r>
+      <w:r>
+        <w:t xml:space="preserve"> </w:t>
+      </w:r>
+      <w:r>
+        <w:t xml:space="preserve">as</w:t>
+      </w:r>
+      <w:r>
+        <w:t xml:space="preserve"> </w:t>
+      </w:r>
+      <w:r>
+        <w:t xml:space="preserve">Director</w:t>
+      </w:r>
+      <w:r>
+        <w:t xml:space="preserve"> </w:t>
+      </w:r>
+      <w:r>
+        <w:t xml:space="preserve">of</w:t>
+      </w:r>
+      <w:r>
+        <w:t xml:space="preserve"> </w:t>
+      </w:r>
+      <w:r>
+        <w:t xml:space="preserve">the</w:t>
+      </w:r>
+      <w:r>
+        <w:t xml:space="preserve"> </w:t>
+      </w:r>
+      <w:r>
+        <w:t xml:space="preserve">Riverbend</w:t>
+      </w:r>
+      <w:r>
+        <w:t xml:space="preserve"> </w:t>
+      </w:r>
+      <w:r>
+        <w:t xml:space="preserve">Municipal</w:t>
+      </w:r>
+      <w:r>
+        <w:t xml:space="preserve"> </w:t>
+      </w:r>
+      <w:r>
+        <w:t xml:space="preserve">Water</w:t>
+      </w:r>
+      <w:r>
+        <w:t xml:space="preserve"> </w:t>
+      </w:r>
+      <w:r>
+        <w:t xml:space="preserve">District,</w:t>
+      </w:r>
+    </w:p>
+    <w:p>
+      <w:pPr>
+        <w:spacing w:before="0" w:after="0" w:line="340" w:lineRule="exact"/>
+        <w:ind w:left="4680"/>
+      </w:pPr>
+      <w:r>
+        <w:t xml:space="preserve">Defendants-Appellees.</w:t>
+      </w:r>
+    </w:p>
+    <w:p>
+      <w:pPr>
+        <w:pBdr>
+          <w:bottom w:val="single" w:sz="6" w:space="1" w:color="000000"/>
+        </w:pBdr>
+        <w:spacing w:before="212" w:after="0" w:line="120" w:lineRule="exact"/>
+        <w:ind w:left="3240" w:right="3240"/>
+      </w:pPr>
+    </w:p>
+    <w:p>
+      <w:pPr>
+        <w:spacing w:before="212" w:after="0" w:line="340" w:lineRule="exact"/>
+        <w:jc w:val="center"/>
+      </w:pPr>
+      <w:r>
+        <w:t xml:space="preserve">FICTIONAL</w:t>
+      </w:r>
+      <w:r>
+        <w:t xml:space="preserve"> </w:t>
+      </w:r>
+      <w:r>
+        <w:t xml:space="preserve">SAMPLE</w:t>
+      </w:r>
+      <w:r>
+        <w:t xml:space="preserve"> </w:t>
+      </w:r>
+      <w:r>
+        <w:t xml:space="preserve">FOR</w:t>
+      </w:r>
+      <w:r>
+        <w:t xml:space="preserve"> </w:t>
+      </w:r>
+      <w:r>
+        <w:t xml:space="preserve">TEMPLATE</w:t>
+      </w:r>
+      <w:r>
+        <w:t xml:space="preserve"> </w:t>
+      </w:r>
+      <w:r>
+        <w:t xml:space="preserve">TESTING.</w:t>
+      </w:r>
+      <w:r>
+        <w:t xml:space="preserve"> </w:t>
+      </w:r>
+      <w:r>
+        <w:t xml:space="preserve">Appeal</w:t>
+      </w:r>
+      <w:r>
+        <w:t xml:space="preserve"> </w:t>
+      </w:r>
+      <w:r>
+        <w:t xml:space="preserve">from</w:t>
+      </w:r>
+      <w:r>
+        <w:t xml:space="preserve"> </w:t>
+      </w:r>
+      <w:r>
+        <w:t xml:space="preserve">the</w:t>
+      </w:r>
+      <w:r>
+        <w:t xml:space="preserve"> </w:t>
+      </w:r>
+      <w:r>
+        <w:t xml:space="preserve">United</w:t>
+      </w:r>
+      <w:r>
+        <w:t xml:space="preserve"> </w:t>
+      </w:r>
+      <w:r>
+        <w:t xml:space="preserve">States</w:t>
+      </w:r>
+      <w:r>
+        <w:t xml:space="preserve"> </w:t>
+      </w:r>
+      <w:r>
+        <w:t xml:space="preserve">District</w:t>
+      </w:r>
+      <w:r>
+        <w:t xml:space="preserve"> </w:t>
+      </w:r>
+      <w:r>
+        <w:t xml:space="preserve">Court</w:t>
+      </w:r>
+      <w:r>
+        <w:t xml:space="preserve"> </w:t>
+      </w:r>
+      <w:r>
+        <w:t xml:space="preserve">for</w:t>
+      </w:r>
+      <w:r>
+        <w:t xml:space="preserve"> </w:t>
+      </w:r>
+      <w:r>
+        <w:t xml:space="preserve">the</w:t>
+      </w:r>
+      <w:r>
+        <w:t xml:space="preserve"> </w:t>
+      </w:r>
+      <w:r>
+        <w:t xml:space="preserve">Eastern</w:t>
+      </w:r>
+      <w:r>
+        <w:t xml:space="preserve"> </w:t>
+      </w:r>
+      <w:r>
+        <w:t xml:space="preserve">District</w:t>
+      </w:r>
+      <w:r>
+        <w:t xml:space="preserve"> </w:t>
+      </w:r>
+      <w:r>
+        <w:t xml:space="preserve">of</w:t>
+      </w:r>
+      <w:r>
+        <w:t xml:space="preserve"> </w:t>
+      </w:r>
+      <w:r>
+        <w:t xml:space="preserve">California</w:t>
+      </w:r>
+    </w:p>
+    <w:p>
+      <w:pPr>
+        <w:spacing w:before="0" w:after="0" w:line="340" w:lineRule="exact"/>
+        <w:jc w:val="center"/>
+      </w:pPr>
+      <w:r>
+        <w:t xml:space="preserve">D.C. No. </w:t>
+      </w:r>
+      <w:r>
+        <w:t xml:space="preserve">2:24-cv-01234-ABC</w:t>
+      </w:r>
+      <w:r>
+        <w:t xml:space="preserve">; </w:t>
+      </w:r>
+      <w:r>
+        <w:t xml:space="preserve">Hon. Anselm</w:t>
+      </w:r>
+      <w:r>
+        <w:t xml:space="preserve"> </w:t>
+      </w:r>
+      <w:r>
+        <w:t xml:space="preserve">P.</w:t>
+      </w:r>
+      <w:r>
+        <w:t xml:space="preserve"> </w:t>
+      </w:r>
+      <w:r>
+        <w:t xml:space="preserve">Whitcombe,</w:t>
+      </w:r>
+      <w:r>
+        <w:t xml:space="preserve"> </w:t>
+      </w:r>
+      <w:r>
+        <w:t xml:space="preserve">District</w:t>
+      </w:r>
+      <w:r>
+        <w:t xml:space="preserve"> </w:t>
+      </w:r>
+      <w:r>
+        <w:t xml:space="preserve">Judge</w:t>
+      </w:r>
+    </w:p>
+    <w:p>
+      <w:pPr>
+        <w:pBdr>
+          <w:bottom w:val="single" w:sz="6" w:space="1" w:color="000000"/>
+        </w:pBdr>
+        <w:spacing w:before="212" w:after="0" w:line="120" w:lineRule="exact"/>
+        <w:ind w:left="3240" w:right="3240"/>
+      </w:pPr>
+    </w:p>
+    <w:p>
+      <w:pPr>
+        <w:spacing w:before="212" w:after="0" w:line="340" w:lineRule="exact"/>
+        <w:jc w:val="center"/>
+      </w:pPr>
+      <w:r>
+        <w:rPr>
+          <w:b/>
+          <w:bCs/>
+          <w:caps/>
+        </w:rPr>
+        <w:t xml:space="preserve">Opening</w:t>
+      </w:r>
+      <w:r>
+        <w:rPr>
+          <w:b/>
+          <w:bCs/>
+          <w:caps/>
+        </w:rPr>
+        <w:t xml:space="preserve"> </w:t>
+      </w:r>
+      <w:r>
+        <w:rPr>
+          <w:b/>
+          <w:bCs/>
+          <w:caps/>
+        </w:rPr>
+        <w:t xml:space="preserve">Brief</w:t>
+      </w:r>
+      <w:r>
+        <w:rPr>
+          <w:b/>
+          <w:bCs/>
+          <w:caps/>
+        </w:rPr>
+        <w:t xml:space="preserve"> </w:t>
+      </w:r>
+      <w:r>
+        <w:rPr>
+          <w:b/>
+          <w:bCs/>
+          <w:caps/>
+        </w:rPr>
+        <w:t xml:space="preserve">of</w:t>
+      </w:r>
+      <w:r>
+        <w:rPr>
+          <w:b/>
+          <w:bCs/>
+          <w:caps/>
+        </w:rPr>
+        <w:t xml:space="preserve"> </w:t>
+      </w:r>
+      <w:r>
+        <w:rPr>
+          <w:b/>
+          <w:bCs/>
+          <w:caps/>
+        </w:rPr>
+        <w:t xml:space="preserve">Appellants</w:t>
+      </w:r>
+    </w:p>
+    <w:p>
+      <w:pPr>
+        <w:pBdr>
+          <w:bottom w:val="single" w:sz="6" w:space="1" w:color="000000"/>
+        </w:pBdr>
+        <w:spacing w:before="212" w:after="0" w:line="120" w:lineRule="exact"/>
+        <w:ind w:left="3240" w:right="3240"/>
+      </w:pPr>
+    </w:p>
+    <w:p>
+      <w:pPr>
+        <w:keepLines/>
+        <w:spacing w:before="212" w:after="0" w:line="340" w:lineRule="exact"/>
+        <w:ind w:left="4680"/>
+      </w:pPr>
+      <w:r>
+        <w:t xml:space="preserve">ROWAN</w:t>
+      </w:r>
+      <w:r>
+        <w:t xml:space="preserve"> </w:t>
+      </w:r>
+      <w:r>
+        <w:t xml:space="preserve">T.</w:t>
+      </w:r>
+      <w:r>
+        <w:t xml:space="preserve"> </w:t>
+      </w:r>
+      <w:r>
+        <w:t xml:space="preserve">ASHCROFT</w:t>
+      </w:r>
+    </w:p>
+    <w:p>
+      <w:pPr>
+        <w:keepLines/>
+        <w:spacing w:before="0" w:after="0" w:line="340" w:lineRule="exact"/>
+        <w:ind w:left="4680"/>
+      </w:pPr>
+      <w:r>
+        <w:t xml:space="preserve">PRIYA</w:t>
+      </w:r>
+      <w:r>
+        <w:t xml:space="preserve"> </w:t>
+      </w:r>
+      <w:r>
+        <w:t xml:space="preserve">N.</w:t>
+      </w:r>
+      <w:r>
+        <w:t xml:space="preserve"> </w:t>
+      </w:r>
+      <w:r>
+        <w:t xml:space="preserve">VENKATARAMAN</w:t>
+      </w:r>
+    </w:p>
+    <w:p>
+      <w:pPr>
+        <w:keepLines/>
+        <w:spacing w:before="0" w:after="0" w:line="340" w:lineRule="exact"/>
+        <w:ind w:left="4680"/>
+      </w:pPr>
+      <w:r>
+        <w:rPr>
+          <w:i/>
+          <w:iCs/>
+        </w:rPr>
+        <w:t xml:space="preserve">Ashcroft</w:t>
+      </w:r>
+      <w:r>
+        <w:rPr>
+          <w:i/>
+          <w:iCs/>
+        </w:rPr>
+        <w:t xml:space="preserve"> </w:t>
+      </w:r>
+      <w:r>
+        <w:rPr>
+          <w:i/>
+          <w:iCs/>
+        </w:rPr>
+        <w:t xml:space="preserve">&amp;</w:t>
+      </w:r>
+      <w:r>
+        <w:rPr>
+          <w:i/>
+          <w:iCs/>
+        </w:rPr>
+        <w:t xml:space="preserve"> </w:t>
+      </w:r>
+      <w:r>
+        <w:rPr>
+          <w:i/>
+          <w:iCs/>
+        </w:rPr>
+        <w:t xml:space="preserve">Venkataraman</w:t>
+      </w:r>
+      <w:r>
+        <w:rPr>
+          <w:i/>
+          <w:iCs/>
+        </w:rPr>
+        <w:t xml:space="preserve"> </w:t>
+      </w:r>
+      <w:r>
+        <w:rPr>
+          <w:i/>
+          <w:iCs/>
+        </w:rPr>
+        <w:t xml:space="preserve">LLP</w:t>
+      </w:r>
+    </w:p>
+    <w:p>
+      <w:pPr>
+        <w:keepLines/>
+        <w:spacing w:before="0" w:after="0" w:line="340" w:lineRule="exact"/>
+        <w:ind w:left="4680"/>
+      </w:pPr>
+      <w:r>
+        <w:rPr>
+          <w:i/>
+          <w:iCs/>
+        </w:rPr>
+        <w:t xml:space="preserve">1200</w:t>
+      </w:r>
+      <w:r>
+        <w:rPr>
+          <w:i/>
+          <w:iCs/>
+        </w:rPr>
+        <w:t xml:space="preserve"> </w:t>
+      </w:r>
+      <w:r>
+        <w:rPr>
+          <w:i/>
+          <w:iCs/>
+        </w:rPr>
+        <w:t xml:space="preserve">Example</w:t>
+      </w:r>
+      <w:r>
+        <w:rPr>
+          <w:i/>
+          <w:iCs/>
+        </w:rPr>
+        <w:t xml:space="preserve"> </w:t>
+      </w:r>
+      <w:r>
+        <w:rPr>
+          <w:i/>
+          <w:iCs/>
+        </w:rPr>
+        <w:t xml:space="preserve">Plaza,</w:t>
+      </w:r>
+      <w:r>
+        <w:rPr>
+          <w:i/>
+          <w:iCs/>
+        </w:rPr>
+        <w:t xml:space="preserve"> </w:t>
+      </w:r>
+      <w:r>
+        <w:rPr>
+          <w:i/>
+          <w:iCs/>
+        </w:rPr>
+        <w:t xml:space="preserve">Suite</w:t>
+      </w:r>
+      <w:r>
+        <w:rPr>
+          <w:i/>
+          <w:iCs/>
+        </w:rPr>
+        <w:t xml:space="preserve"> </w:t>
+      </w:r>
+      <w:r>
+        <w:rPr>
+          <w:i/>
+          <w:iCs/>
+        </w:rPr>
+        <w:t xml:space="preserve">400</w:t>
+      </w:r>
+    </w:p>
+    <w:p>
+      <w:pPr>
+        <w:keepLines/>
+        <w:spacing w:before="0" w:after="0" w:line="340" w:lineRule="exact"/>
+        <w:ind w:left="4680"/>
+      </w:pPr>
+      <w:r>
+        <w:rPr>
+          <w:i/>
+          <w:iCs/>
+        </w:rPr>
+        <w:t xml:space="preserve">Sacramento,</w:t>
+      </w:r>
+      <w:r>
+        <w:rPr>
+          <w:i/>
+          <w:iCs/>
+        </w:rPr>
+        <w:t xml:space="preserve"> </w:t>
+      </w:r>
+      <w:r>
+        <w:rPr>
+          <w:i/>
+          <w:iCs/>
+        </w:rPr>
+        <w:t xml:space="preserve">California</w:t>
+      </w:r>
+      <w:r>
+        <w:rPr>
+          <w:i/>
+          <w:iCs/>
+        </w:rPr>
+        <w:t xml:space="preserve"> </w:t>
+      </w:r>
+      <w:r>
+        <w:rPr>
+          <w:i/>
+          <w:iCs/>
+        </w:rPr>
+        <w:t xml:space="preserve">95814</w:t>
+      </w:r>
+    </w:p>
+    <w:p>
+      <w:pPr>
+        <w:keepLines/>
+        <w:spacing w:before="100" w:after="0" w:line="340" w:lineRule="exact"/>
+        <w:ind w:left="4680"/>
+      </w:pPr>
+      <w:r>
+        <w:t xml:space="preserve">TOMÁS</w:t>
+      </w:r>
+      <w:r>
+        <w:t xml:space="preserve"> </w:t>
+      </w:r>
+      <w:r>
+        <w:t xml:space="preserve">E.</w:t>
+      </w:r>
+      <w:r>
+        <w:t xml:space="preserve"> </w:t>
+      </w:r>
+      <w:r>
+        <w:t xml:space="preserve">BELLWEATHER</w:t>
+      </w:r>
+    </w:p>
+    <w:p>
+      <w:pPr>
+        <w:keepLines/>
+        <w:spacing w:before="0" w:after="0" w:line="340" w:lineRule="exact"/>
+        <w:ind w:left="4680"/>
+      </w:pPr>
+      <w:r>
+        <w:rPr>
+          <w:i/>
+          <w:iCs/>
+        </w:rPr>
+        <w:t xml:space="preserve">Bellweather</w:t>
+      </w:r>
+      <w:r>
+        <w:rPr>
+          <w:i/>
+          <w:iCs/>
+        </w:rPr>
+        <w:t xml:space="preserve"> </w:t>
+      </w:r>
+      <w:r>
+        <w:rPr>
+          <w:i/>
+          <w:iCs/>
+        </w:rPr>
+        <w:t xml:space="preserve">Law</w:t>
+      </w:r>
+      <w:r>
+        <w:rPr>
+          <w:i/>
+          <w:iCs/>
+        </w:rPr>
+        <w:t xml:space="preserve"> </w:t>
+      </w:r>
+      <w:r>
+        <w:rPr>
+          <w:i/>
+          <w:iCs/>
+        </w:rPr>
+        <w:t xml:space="preserve">Office</w:t>
+      </w:r>
+    </w:p>
+    <w:p>
+      <w:pPr>
+        <w:keepLines/>
+        <w:spacing w:before="0" w:after="0" w:line="340" w:lineRule="exact"/>
+        <w:ind w:left="4680"/>
+      </w:pPr>
+      <w:r>
+        <w:rPr>
+          <w:i/>
+          <w:iCs/>
+        </w:rPr>
+        <w:t xml:space="preserve">88</w:t>
+      </w:r>
+      <w:r>
+        <w:rPr>
+          <w:i/>
+          <w:iCs/>
+        </w:rPr>
+        <w:t xml:space="preserve"> </w:t>
+      </w:r>
+      <w:r>
+        <w:rPr>
+          <w:i/>
+          <w:iCs/>
+        </w:rPr>
+        <w:t xml:space="preserve">Fictional</w:t>
+      </w:r>
+      <w:r>
+        <w:rPr>
+          <w:i/>
+          <w:iCs/>
+        </w:rPr>
+        <w:t xml:space="preserve"> </w:t>
+      </w:r>
+      <w:r>
+        <w:rPr>
+          <w:i/>
+          <w:iCs/>
+        </w:rPr>
+        <w:t xml:space="preserve">Avenue</w:t>
+      </w:r>
+    </w:p>
+    <w:p>
+      <w:pPr>
+        <w:keepLines/>
+        <w:spacing w:before="0" w:after="0" w:line="340" w:lineRule="exact"/>
+        <w:ind w:left="4680"/>
+      </w:pPr>
+      <w:r>
+        <w:rPr>
+          <w:i/>
+          <w:iCs/>
+        </w:rPr>
+        <w:t xml:space="preserve">Fresno,</w:t>
+      </w:r>
+      <w:r>
+        <w:rPr>
+          <w:i/>
+          <w:iCs/>
+        </w:rPr>
+        <w:t xml:space="preserve"> </w:t>
+      </w:r>
+      <w:r>
+        <w:rPr>
+          <w:i/>
+          <w:iCs/>
+        </w:rPr>
+        <w:t xml:space="preserve">California</w:t>
+      </w:r>
+      <w:r>
+        <w:rPr>
+          <w:i/>
+          <w:iCs/>
+        </w:rPr>
+        <w:t xml:space="preserve"> </w:t>
+      </w:r>
+      <w:r>
+        <w:rPr>
+          <w:i/>
+          <w:iCs/>
+        </w:rPr>
+        <w:t xml:space="preserve">93721</w:t>
+      </w:r>
+    </w:p>
+    <w:p>
+      <w:pPr>
+        <w:keepLines/>
+        <w:spacing w:before="0" w:after="0" w:line="340" w:lineRule="exact"/>
+        <w:ind w:left="4680"/>
+      </w:pPr>
+      <w:r>
+        <w:rPr>
+          <w:i/>
+          <w:iCs/>
+        </w:rPr>
+        <w:t xml:space="preserve">(555)</w:t>
+      </w:r>
+      <w:r>
+        <w:rPr>
+          <w:i/>
+          <w:iCs/>
+        </w:rPr>
+        <w:t xml:space="preserve"> </w:t>
+      </w:r>
+      <w:r>
+        <w:rPr>
+          <w:i/>
+          <w:iCs/>
+        </w:rPr>
+        <w:t xml:space="preserve">010-4410</w:t>
+      </w:r>
+    </w:p>
+    <w:p>
+      <w:pPr>
+        <w:pBdr>
+          <w:bottom w:val="thickThinSmallGap" w:sz="12" w:space="1" w:color="000000"/>
+        </w:pBdr>
+        <w:spacing w:before="212" w:after="0" w:line="120" w:lineRule="exact"/>
+        <w:ind w:left="0" w:right="0"/>
+      </w:pPr>
+    </w:p>
+    <w:p>
+      <w:pPr>
+        <w:spacing w:before="0" w:after="0" w:line="20" w:lineRule="exact"/>
+        <w:sectPr>
+          <w:footerReference w:type="default" r:id="rIdFtrNone"/>
+          <w:pgSz w:w="12240" w:h="15840"/>
+          <w:pgMar w:top="1440" w:right="1440" w:bottom="1440" w:left="1440" w:header="720" w:footer="576" w:gutter="0"/>
+        </w:sectPr>
+      </w:pPr>
+    </w:p>
+    <w:p>
+      <w:pPr>
+        <w:keepNext/>
+        <w:keepLines/>
+        <w:spacing w:before="0" w:after="0" w:line="340" w:lineRule="exact"/>
+        <w:jc w:val="center"/>
+      </w:pPr>
+      <w:r>
+        <w:rPr>
+          <w:b/>
+          <w:bCs/>
+        </w:rPr>
+        <w:t xml:space="preserve">TABLE OF CONTENTS</w:t>
+      </w:r>
+    </w:p>
+    <w:p>
+      <w:pPr>
+        <w:keepNext/>
+        <w:keepLines/>
+        <w:spacing w:before="120" w:after="60" w:line="340" w:lineRule="exact"/>
+        <w:ind w:left="0" w:right="20"/>
+        <w:jc w:val="right"/>
+      </w:pPr>
+      <w:r>
+        <w:rPr>
+          <w:b/>
+          <w:bCs/>
+          <w:u w:val="single"/>
+        </w:rPr>
+        <w:t xml:space="preserve">Page</w:t>
+      </w:r>
+    </w:p>
+    <w:p>
+      <w:pPr>
+        <w:keepLines/>
+        <w:tabs>
+          <w:tab w:val="right" w:leader="dot" w:pos="9340"/>
+        </w:tabs>
+        <w:spacing w:before="100" w:after="0" w:line="340" w:lineRule="exact"/>
+        <w:ind w:left="0" w:right="720"/>
+      </w:pPr>
+      <w:r>
+        <w:t xml:space="preserve">TABLE OF AUTHORITIES </w:t>
+      </w:r>
+      <w:r>
+        <w:tab/>
+      </w:r>
+      <w:r>
+        <w:t xml:space="preserve">ii</w:t>
+      </w:r>
+    </w:p>
+    <w:p>
+      <w:pPr>
+        <w:keepLines/>
+        <w:tabs>
+          <w:tab w:val="right" w:leader="dot" w:pos="9340"/>
+        </w:tabs>
+        <w:spacing w:before="100" w:after="0" w:line="340" w:lineRule="exact"/>
+        <w:ind w:left="0" w:right="720"/>
+      </w:pPr>
+      <w:r>
+        <w:t xml:space="preserve">INTRODUCTION </w:t>
+      </w:r>
+      <w:r>
+        <w:tab/>
+      </w:r>
+      <w:r>
+        <w:t xml:space="preserve">1</w:t>
+      </w:r>
+    </w:p>
+    <w:p>
+      <w:pPr>
+        <w:keepLines/>
+        <w:tabs>
+          <w:tab w:val="right" w:leader="dot" w:pos="9340"/>
+        </w:tabs>
+        <w:spacing w:before="100" w:after="0" w:line="340" w:lineRule="exact"/>
+        <w:ind w:left="0" w:right="720"/>
+      </w:pPr>
+      <w:r>
+        <w:t xml:space="preserve">STATEMENT OF JURISDICTION </w:t>
+      </w:r>
+      <w:r>
+        <w:tab/>
+      </w:r>
+      <w:r>
+        <w:t xml:space="preserve">1</w:t>
+      </w:r>
+    </w:p>
+    <w:p>
+      <w:pPr>
+        <w:keepLines/>
+        <w:tabs>
+          <w:tab w:val="right" w:leader="dot" w:pos="9340"/>
+        </w:tabs>
+        <w:spacing w:before="100" w:after="0" w:line="340" w:lineRule="exact"/>
+        <w:ind w:left="0" w:right="720"/>
+      </w:pPr>
+      <w:r>
+        <w:t xml:space="preserve">STATEMENT OF THE ISSUES </w:t>
+      </w:r>
+      <w:r>
+        <w:tab/>
+      </w:r>
+      <w:r>
+        <w:t xml:space="preserve">2</w:t>
+      </w:r>
+    </w:p>
+    <w:p>
+      <w:pPr>
+        <w:keepLines/>
+        <w:tabs>
+          <w:tab w:val="right" w:leader="dot" w:pos="9340"/>
+        </w:tabs>
+        <w:spacing w:before="100" w:after="0" w:line="340" w:lineRule="exact"/>
+        <w:ind w:left="0" w:right="720"/>
+      </w:pPr>
+      <w:r>
+        <w:t xml:space="preserve">STATEMENT OF THE CASE </w:t>
+      </w:r>
+      <w:r>
+        <w:tab/>
+      </w:r>
+      <w:r>
+        <w:t xml:space="preserve">3</w:t>
+      </w:r>
+    </w:p>
+    <w:p>
+      <w:pPr>
+        <w:keepLines/>
+        <w:tabs>
+          <w:tab w:val="right" w:leader="dot" w:pos="9340"/>
+        </w:tabs>
+        <w:spacing w:before="100" w:after="0" w:line="340" w:lineRule="exact"/>
+        <w:ind w:left="1440" w:right="720" w:hanging="720"/>
+      </w:pPr>
+      <w:r>
+        <w:t xml:space="preserve">A.</w:t>
+      </w:r>
+      <w:r>
+        <w:tab/>
+      </w:r>
+      <w:r>
+        <w:t xml:space="preserve">Factual Background </w:t>
+      </w:r>
+      <w:r>
+        <w:tab/>
+      </w:r>
+      <w:r>
+        <w:t xml:space="preserve">3</w:t>
+      </w:r>
+    </w:p>
+    <w:p>
+      <w:pPr>
+        <w:keepLines/>
+        <w:tabs>
+          <w:tab w:val="right" w:leader="dot" w:pos="9340"/>
+        </w:tabs>
+        <w:spacing w:before="100" w:after="0" w:line="340" w:lineRule="exact"/>
+        <w:ind w:left="1440" w:right="720" w:hanging="720"/>
+      </w:pPr>
+      <w:r>
+        <w:t xml:space="preserve">B.</w:t>
+      </w:r>
+      <w:r>
+        <w:tab/>
+      </w:r>
+      <w:r>
+        <w:t xml:space="preserve">Procedural History </w:t>
+      </w:r>
+      <w:r>
+        <w:tab/>
+      </w:r>
+      <w:r>
+        <w:t xml:space="preserve">4</w:t>
+      </w:r>
+    </w:p>
+    <w:p>
+      <w:pPr>
+        <w:keepLines/>
+        <w:tabs>
+          <w:tab w:val="right" w:leader="dot" w:pos="9340"/>
+        </w:tabs>
+        <w:spacing w:before="100" w:after="0" w:line="340" w:lineRule="exact"/>
+        <w:ind w:left="0" w:right="720"/>
+      </w:pPr>
+      <w:r>
+        <w:t xml:space="preserve">SUMMARY OF ARGUMENT </w:t>
+      </w:r>
+      <w:r>
+        <w:tab/>
+      </w:r>
+      <w:r>
+        <w:t xml:space="preserve">5</w:t>
+      </w:r>
+    </w:p>
+    <w:p>
+      <w:pPr>
+        <w:keepLines/>
+        <w:tabs>
+          <w:tab w:val="right" w:leader="dot" w:pos="9340"/>
+        </w:tabs>
+        <w:spacing w:before="100" w:after="0" w:line="340" w:lineRule="exact"/>
+        <w:ind w:left="0" w:right="720"/>
+      </w:pPr>
+      <w:r>
+        <w:t xml:space="preserve">ARGUMENT </w:t>
+      </w:r>
+      <w:r>
+        <w:tab/>
+      </w:r>
+      <w:r>
+        <w:t xml:space="preserve">6</w:t>
+      </w:r>
+    </w:p>
+    <w:p>
+      <w:pPr>
+        <w:keepLines/>
+        <w:tabs>
+          <w:tab w:val="right" w:leader="dot" w:pos="9340"/>
+        </w:tabs>
+        <w:spacing w:before="100" w:after="0" w:line="340" w:lineRule="exact"/>
+        <w:ind w:left="720" w:right="720" w:hanging="720"/>
+      </w:pPr>
+      <w:r>
+        <w:t xml:space="preserve">I.</w:t>
+      </w:r>
+      <w:r>
+        <w:tab/>
+      </w:r>
+      <w:r>
+        <w:t xml:space="preserve">The District Court Misread the Act’s Priority Rule </w:t>
+      </w:r>
+      <w:r>
+        <w:tab/>
+      </w:r>
+      <w:r>
+        <w:t xml:space="preserve">6</w:t>
+      </w:r>
+    </w:p>
+    <w:p>
+      <w:pPr>
+        <w:keepLines/>
+        <w:tabs>
+          <w:tab w:val="right" w:leader="dot" w:pos="9340"/>
+        </w:tabs>
+        <w:spacing w:before="100" w:after="0" w:line="340" w:lineRule="exact"/>
+        <w:ind w:left="1440" w:right="720" w:hanging="720"/>
+      </w:pPr>
+      <w:r>
+        <w:t xml:space="preserve">A.</w:t>
+      </w:r>
+      <w:r>
+        <w:tab/>
+      </w:r>
+      <w:r>
+        <w:t xml:space="preserve">Standard of Review </w:t>
+      </w:r>
+      <w:r>
+        <w:tab/>
+      </w:r>
+      <w:r>
+        <w:t xml:space="preserve">6</w:t>
+      </w:r>
+    </w:p>
+    <w:p>
+      <w:pPr>
+        <w:keepLines/>
+        <w:tabs>
+          <w:tab w:val="right" w:leader="dot" w:pos="9340"/>
+        </w:tabs>
+        <w:spacing w:before="100" w:after="0" w:line="340" w:lineRule="exact"/>
+        <w:ind w:left="1440" w:right="720" w:hanging="720"/>
+      </w:pPr>
+      <w:r>
+        <w:t xml:space="preserve">B.</w:t>
+      </w:r>
+      <w:r>
+        <w:tab/>
+      </w:r>
+      <w:r>
+        <w:t xml:space="preserve">The Text Fixes Priority and Leaves No Discretion </w:t>
+      </w:r>
+      <w:r>
+        <w:tab/>
+      </w:r>
+      <w:r>
+        <w:t xml:space="preserve">6</w:t>
+      </w:r>
+    </w:p>
+    <w:p>
+      <w:pPr>
+        <w:keepLines/>
+        <w:tabs>
+          <w:tab w:val="right" w:leader="dot" w:pos="9340"/>
+        </w:tabs>
+        <w:spacing w:before="100" w:after="0" w:line="340" w:lineRule="exact"/>
+        <w:ind w:left="2160" w:right="720" w:hanging="720"/>
+      </w:pPr>
+      <w:r>
+        <w:t xml:space="preserve">1.</w:t>
+      </w:r>
+      <w:r>
+        <w:tab/>
+      </w:r>
+      <w:r>
+        <w:t xml:space="preserve">The District’s Contrary Reading Cannot Be Squared with the Statute’s Structure </w:t>
+      </w:r>
+      <w:r>
+        <w:tab/>
+      </w:r>
+      <w:r>
+        <w:t xml:space="preserve">7</w:t>
+      </w:r>
+    </w:p>
+    <w:p>
+      <w:pPr>
+        <w:keepLines/>
+        <w:tabs>
+          <w:tab w:val="right" w:leader="dot" w:pos="9340"/>
+        </w:tabs>
+        <w:spacing w:before="100" w:after="0" w:line="340" w:lineRule="exact"/>
+        <w:ind w:left="720" w:right="720" w:hanging="720"/>
+      </w:pPr>
+      <w:r>
+        <w:t xml:space="preserve">II.</w:t>
+      </w:r>
+      <w:r>
+        <w:tab/>
+      </w:r>
+      <w:r>
+        <w:t xml:space="preserve">The District Court Resolved Disputed Facts Against Appellants </w:t>
+      </w:r>
+      <w:r>
+        <w:tab/>
+      </w:r>
+      <w:r>
+        <w:t xml:space="preserve">8</w:t>
+      </w:r>
+    </w:p>
+    <w:p>
+      <w:pPr>
+        <w:keepLines/>
+        <w:tabs>
+          <w:tab w:val="right" w:leader="dot" w:pos="9340"/>
+        </w:tabs>
+        <w:spacing w:before="100" w:after="0" w:line="340" w:lineRule="exact"/>
+        <w:ind w:left="1440" w:right="720" w:hanging="720"/>
+      </w:pPr>
+      <w:r>
+        <w:t xml:space="preserve">A.</w:t>
+      </w:r>
+      <w:r>
+        <w:tab/>
+      </w:r>
+      <w:r>
+        <w:t xml:space="preserve">Judicial Notice Does Not Fill the Gap </w:t>
+      </w:r>
+      <w:r>
+        <w:tab/>
+      </w:r>
+      <w:r>
+        <w:t xml:space="preserve">9</w:t>
+      </w:r>
+    </w:p>
+    <w:p>
+      <w:pPr>
+        <w:keepLines/>
+        <w:tabs>
+          <w:tab w:val="right" w:leader="dot" w:pos="9340"/>
+        </w:tabs>
+        <w:spacing w:before="100" w:after="0" w:line="340" w:lineRule="exact"/>
+        <w:ind w:left="2160" w:right="720" w:hanging="720"/>
+      </w:pPr>
+      <w:r>
+        <w:t xml:space="preserve">1.</w:t>
+      </w:r>
+      <w:r>
+        <w:tab/>
+      </w:r>
+      <w:r>
+        <w:t xml:space="preserve">The Treatises Agree </w:t>
+      </w:r>
+      <w:r>
+        <w:tab/>
+      </w:r>
+      <w:r>
+        <w:t xml:space="preserve">9</w:t>
+      </w:r>
+    </w:p>
+    <w:p>
+      <w:pPr>
+        <w:keepLines/>
+        <w:tabs>
+          <w:tab w:val="right" w:leader="dot" w:pos="9340"/>
+        </w:tabs>
+        <w:spacing w:before="100" w:after="0" w:line="340" w:lineRule="exact"/>
+        <w:ind w:left="720" w:right="720" w:hanging="720"/>
+      </w:pPr>
+      <w:r>
+        <w:t xml:space="preserve">III.</w:t>
+      </w:r>
+      <w:r>
+        <w:tab/>
+      </w:r>
+      <w:r>
+        <w:t xml:space="preserve">The Court Should Reach the Statutory Question Now </w:t>
+      </w:r>
+      <w:r>
+        <w:tab/>
+      </w:r>
+      <w:r>
+        <w:t xml:space="preserve">10</w:t>
+      </w:r>
+    </w:p>
+    <w:p>
+      <w:pPr>
+        <w:keepLines/>
+        <w:tabs>
+          <w:tab w:val="right" w:leader="dot" w:pos="9340"/>
+        </w:tabs>
+        <w:spacing w:before="100" w:after="0" w:line="340" w:lineRule="exact"/>
+        <w:ind w:left="0" w:right="720"/>
+      </w:pPr>
+      <w:r>
+        <w:t xml:space="preserve">CONCLUSION </w:t>
+      </w:r>
+      <w:r>
+        <w:tab/>
+      </w:r>
+      <w:r>
+        <w:t xml:space="preserve">10</w:t>
+      </w:r>
+    </w:p>
+    <w:p>
+      <w:pPr>
+        <w:keepLines/>
+        <w:tabs>
+          <w:tab w:val="right" w:leader="dot" w:pos="9340"/>
+        </w:tabs>
+        <w:spacing w:before="100" w:after="0" w:line="340" w:lineRule="exact"/>
+        <w:ind w:left="0" w:right="720"/>
+      </w:pPr>
+      <w:r>
+        <w:t xml:space="preserve">STATEMENT OF RELATED CASES </w:t>
+      </w:r>
+      <w:r>
+        <w:tab/>
+      </w:r>
+      <w:r>
+        <w:t xml:space="preserve">11</w:t>
+      </w:r>
+    </w:p>
+    <w:p>
+      <w:pPr>
+        <w:keepLines/>
+        <w:tabs>
+          <w:tab w:val="right" w:leader="dot" w:pos="9340"/>
+        </w:tabs>
+        <w:spacing w:before="100" w:after="0" w:line="340" w:lineRule="exact"/>
+        <w:ind w:left="0" w:right="720"/>
+      </w:pPr>
+      <w:r>
+        <w:t xml:space="preserve">CERTIFICATE OF COMPLIANCE </w:t>
+      </w:r>
+      <w:r>
+        <w:tab/>
+      </w:r>
+      <w:r>
+        <w:t xml:space="preserve">12</w:t>
+      </w:r>
+    </w:p>
+    <w:p>
+      <w:pPr>
+        <w:keepLines/>
+        <w:tabs>
+          <w:tab w:val="right" w:leader="dot" w:pos="9340"/>
+        </w:tabs>
+        <w:spacing w:before="100" w:after="0" w:line="340" w:lineRule="exact"/>
+        <w:ind w:left="0" w:right="720"/>
+      </w:pPr>
+      <w:r>
+        <w:t xml:space="preserve">CERTIFICATE OF SERVICE </w:t>
+      </w:r>
+      <w:r>
+        <w:tab/>
+      </w:r>
+      <w:r>
+        <w:t xml:space="preserve">13</w:t>
+      </w:r>
+    </w:p>
+    <w:p>
+      <w:pPr>
+        <w:keepLines/>
+        <w:tabs>
+          <w:tab w:val="right" w:leader="dot" w:pos="9340"/>
+        </w:tabs>
+        <w:spacing w:before="100" w:after="0" w:line="340" w:lineRule="exact"/>
+        <w:ind w:left="0" w:right="720"/>
+      </w:pPr>
+      <w:r>
+        <w:t xml:space="preserve">ADDENDUM </w:t>
+      </w:r>
+      <w:r>
+        <w:tab/>
+      </w:r>
+      <w:r>
+        <w:t xml:space="preserve">Add-1</w:t>
+      </w:r>
+    </w:p>
+    <w:p>
+      <w:pPr>
+        <w:keepNext/>
+        <w:keepLines/>
+        <w:pageBreakBefore/>
+        <w:spacing w:before="0" w:after="0" w:line="340" w:lineRule="exact"/>
+        <w:jc w:val="center"/>
+      </w:pPr>
+      <w:r>
+        <w:rPr>
+          <w:b/>
+          <w:bCs/>
+        </w:rPr>
+        <w:t xml:space="preserve">TABLE OF AUTHORITIES</w:t>
+      </w:r>
+    </w:p>
+    <w:p>
+      <w:pPr>
+        <w:keepNext/>
+        <w:keepLines/>
+        <w:spacing w:before="120" w:after="0" w:line="340" w:lineRule="exact"/>
+        <w:ind w:left="0" w:right="20"/>
+        <w:jc w:val="right"/>
+      </w:pPr>
+      <w:r>
+        <w:rPr>
+          <w:b/>
+          <w:bCs/>
+          <w:u w:val="single"/>
+        </w:rPr>
+        <w:t xml:space="preserve">Page(s)</w:t>
+      </w:r>
+    </w:p>
+    <w:p>
+      <w:pPr>
+        <w:keepNext/>
+        <w:keepLines/>
+        <w:spacing w:before="400" w:after="0" w:line="340" w:lineRule="exact"/>
+      </w:pPr>
+      <w:r>
+        <w:rPr>
+          <w:b/>
+          <w:bCs/>
+        </w:rPr>
+        <w:t xml:space="preserve">Cases:</w:t>
+      </w:r>
+    </w:p>
+    <w:p>
+      <w:pPr>
+        <w:keepLines/>
+        <w:tabs>
+          <w:tab w:val="right" w:leader="dot" w:pos="9340"/>
+        </w:tabs>
+        <w:spacing w:before="200" w:after="0" w:line="340" w:lineRule="exact"/>
+        <w:ind w:left="504" w:right="1120" w:hanging="504"/>
+      </w:pPr>
+      <w:r>
+        <w:rPr>
+          <w:i/>
+          <w:iCs/>
+        </w:rPr>
+        <w:t xml:space="preserve">Brightwater</w:t>
+      </w:r>
+      <w:r>
+        <w:rPr>
+          <w:i/>
+          <w:iCs/>
+        </w:rPr>
+        <w:t xml:space="preserve"> </w:t>
+      </w:r>
+      <w:r>
+        <w:rPr>
+          <w:i/>
+          <w:iCs/>
+        </w:rPr>
+        <w:t xml:space="preserve">Mun.</w:t>
+      </w:r>
+      <w:r>
+        <w:rPr>
+          <w:i/>
+          <w:iCs/>
+        </w:rPr>
+        <w:t xml:space="preserve"> </w:t>
+      </w:r>
+      <w:r>
+        <w:rPr>
+          <w:i/>
+          <w:iCs/>
+        </w:rPr>
+        <w:t xml:space="preserve">Util.</w:t>
+      </w:r>
+      <w:r>
+        <w:rPr>
+          <w:i/>
+          <w:iCs/>
+        </w:rPr>
+        <w:t xml:space="preserve"> </w:t>
+      </w:r>
+      <w:r>
+        <w:rPr>
+          <w:i/>
+          <w:iCs/>
+        </w:rPr>
+        <w:t xml:space="preserve">Dist.</w:t>
+      </w:r>
+      <w:r>
+        <w:rPr>
+          <w:i/>
+          <w:iCs/>
+        </w:rPr>
+        <w:t xml:space="preserve"> </w:t>
+      </w:r>
+      <w:r>
+        <w:rPr>
+          <w:i/>
+          <w:iCs/>
+        </w:rPr>
+        <w:t xml:space="preserve">v.</w:t>
+      </w:r>
+      <w:r>
+        <w:rPr>
+          <w:i/>
+          <w:iCs/>
+        </w:rPr>
+        <w:t xml:space="preserve"> </w:t>
+      </w:r>
+      <w:r>
+        <w:rPr>
+          <w:i/>
+          <w:iCs/>
+        </w:rPr>
+        <w:t xml:space="preserve">Kessler</w:t>
+      </w:r>
+      <w:r>
+        <w:t xml:space="preserve">, </w:t>
+      </w:r>
+      <w:r>
+        <w:t xml:space="preserve">999</w:t>
+      </w:r>
+      <w:r>
+        <w:t xml:space="preserve"> </w:t>
+      </w:r>
+      <w:r>
+        <w:t xml:space="preserve">U.S.</w:t>
+      </w:r>
+      <w:r>
+        <w:t xml:space="preserve"> </w:t>
+      </w:r>
+      <w:r>
+        <w:t xml:space="preserve">101</w:t>
+      </w:r>
+      <w:r>
+        <w:t xml:space="preserve"> </w:t>
+      </w:r>
+      <w:r>
+        <w:t xml:space="preserve">(2019)</w:t>
+      </w:r>
+      <w:r>
+        <w:t xml:space="preserve"> </w:t>
+      </w:r>
+      <w:r>
+        <w:tab/>
+      </w:r>
+      <w:r>
+        <w:t xml:space="preserve">5, 7</w:t>
+      </w:r>
+    </w:p>
+    <w:p>
+      <w:pPr>
+        <w:keepLines/>
+        <w:tabs>
+          <w:tab w:val="right" w:leader="dot" w:pos="9340"/>
+        </w:tabs>
+        <w:spacing w:before="200" w:after="0" w:line="340" w:lineRule="exact"/>
+        <w:ind w:left="504" w:right="1120" w:hanging="504"/>
+      </w:pPr>
+      <w:r>
+        <w:rPr>
+          <w:i/>
+          <w:iCs/>
+        </w:rPr>
+        <w:t xml:space="preserve">Delmar</w:t>
+      </w:r>
+      <w:r>
+        <w:rPr>
+          <w:i/>
+          <w:iCs/>
+        </w:rPr>
+        <w:t xml:space="preserve"> </w:t>
+      </w:r>
+      <w:r>
+        <w:rPr>
+          <w:i/>
+          <w:iCs/>
+        </w:rPr>
+        <w:t xml:space="preserve">Farms,</w:t>
+      </w:r>
+      <w:r>
+        <w:rPr>
+          <w:i/>
+          <w:iCs/>
+        </w:rPr>
+        <w:t xml:space="preserve"> </w:t>
+      </w:r>
+      <w:r>
+        <w:rPr>
+          <w:i/>
+          <w:iCs/>
+        </w:rPr>
+        <w:t xml:space="preserve">LLC</w:t>
+      </w:r>
+      <w:r>
+        <w:rPr>
+          <w:i/>
+          <w:iCs/>
+        </w:rPr>
+        <w:t xml:space="preserve"> </w:t>
+      </w:r>
+      <w:r>
+        <w:rPr>
+          <w:i/>
+          <w:iCs/>
+        </w:rPr>
+        <w:t xml:space="preserve">v.</w:t>
+      </w:r>
+      <w:r>
+        <w:rPr>
+          <w:i/>
+          <w:iCs/>
+        </w:rPr>
+        <w:t xml:space="preserve"> </w:t>
+      </w:r>
+      <w:r>
+        <w:rPr>
+          <w:i/>
+          <w:iCs/>
+        </w:rPr>
+        <w:t xml:space="preserve">County</w:t>
+      </w:r>
+      <w:r>
+        <w:rPr>
+          <w:i/>
+          <w:iCs/>
+        </w:rPr>
+        <w:t xml:space="preserve"> </w:t>
+      </w:r>
+      <w:r>
+        <w:rPr>
+          <w:i/>
+          <w:iCs/>
+        </w:rPr>
+        <w:t xml:space="preserve">of</w:t>
+      </w:r>
+      <w:r>
+        <w:rPr>
+          <w:i/>
+          <w:iCs/>
+        </w:rPr>
+        <w:t xml:space="preserve"> </w:t>
+      </w:r>
+      <w:r>
+        <w:rPr>
+          <w:i/>
+          <w:iCs/>
+        </w:rPr>
+        <w:t xml:space="preserve">Sutter</w:t>
+      </w:r>
+      <w:r>
+        <w:rPr>
+          <w:i/>
+          <w:iCs/>
+        </w:rPr>
+        <w:t xml:space="preserve"> </w:t>
+      </w:r>
+      <w:r>
+        <w:rPr>
+          <w:i/>
+          <w:iCs/>
+        </w:rPr>
+        <w:t xml:space="preserve">Creek</w:t>
+      </w:r>
+      <w:r>
+        <w:t xml:space="preserve">, </w:t>
+      </w:r>
+      <w:r>
+        <w:t xml:space="preserve">999</w:t>
+      </w:r>
+      <w:r>
+        <w:t xml:space="preserve"> </w:t>
+      </w:r>
+      <w:r>
+        <w:t xml:space="preserve">F.</w:t>
+      </w:r>
+      <w:r>
+        <w:t xml:space="preserve"> </w:t>
+      </w:r>
+      <w:r>
+        <w:t xml:space="preserve">Supp.</w:t>
+      </w:r>
+      <w:r>
+        <w:t xml:space="preserve"> </w:t>
+      </w:r>
+      <w:r>
+        <w:t xml:space="preserve">3d</w:t>
+      </w:r>
+      <w:r>
+        <w:t xml:space="preserve"> </w:t>
+      </w:r>
+      <w:r>
+        <w:t xml:space="preserve">789</w:t>
+      </w:r>
+      <w:r>
+        <w:t xml:space="preserve"> </w:t>
+      </w:r>
+      <w:r>
+        <w:t xml:space="preserve">(E.D.</w:t>
+      </w:r>
+      <w:r>
+        <w:t xml:space="preserve"> </w:t>
+      </w:r>
+      <w:r>
+        <w:t xml:space="preserve">Cal.</w:t>
+      </w:r>
+      <w:r>
+        <w:t xml:space="preserve"> </w:t>
+      </w:r>
+      <w:r>
+        <w:t xml:space="preserve">2022)</w:t>
+      </w:r>
+      <w:r>
+        <w:t xml:space="preserve"> </w:t>
+      </w:r>
+      <w:r>
+        <w:tab/>
+      </w:r>
+      <w:r>
+        <w:t xml:space="preserve">8</w:t>
+      </w:r>
+    </w:p>
+    <w:p>
+      <w:pPr>
+        <w:keepLines/>
+        <w:tabs>
+          <w:tab w:val="right" w:leader="dot" w:pos="9340"/>
+        </w:tabs>
+        <w:spacing w:before="200" w:after="0" w:line="340" w:lineRule="exact"/>
+        <w:ind w:left="504" w:right="1120" w:hanging="504"/>
+      </w:pPr>
+      <w:r>
+        <w:rPr>
+          <w:i/>
+          <w:iCs/>
+        </w:rPr>
+        <w:t xml:space="preserve">Harlan</w:t>
+      </w:r>
+      <w:r>
+        <w:rPr>
+          <w:i/>
+          <w:iCs/>
+        </w:rPr>
+        <w:t xml:space="preserve"> </w:t>
+      </w:r>
+      <w:r>
+        <w:rPr>
+          <w:i/>
+          <w:iCs/>
+        </w:rPr>
+        <w:t xml:space="preserve">v.</w:t>
+      </w:r>
+      <w:r>
+        <w:rPr>
+          <w:i/>
+          <w:iCs/>
+        </w:rPr>
+        <w:t xml:space="preserve"> </w:t>
+      </w:r>
+      <w:r>
+        <w:rPr>
+          <w:i/>
+          <w:iCs/>
+        </w:rPr>
+        <w:t xml:space="preserve">Riverbend</w:t>
+      </w:r>
+      <w:r>
+        <w:rPr>
+          <w:i/>
+          <w:iCs/>
+        </w:rPr>
+        <w:t xml:space="preserve"> </w:t>
+      </w:r>
+      <w:r>
+        <w:rPr>
+          <w:i/>
+          <w:iCs/>
+        </w:rPr>
+        <w:t xml:space="preserve">Mun.</w:t>
+      </w:r>
+      <w:r>
+        <w:rPr>
+          <w:i/>
+          <w:iCs/>
+        </w:rPr>
+        <w:t xml:space="preserve"> </w:t>
+      </w:r>
+      <w:r>
+        <w:rPr>
+          <w:i/>
+          <w:iCs/>
+        </w:rPr>
+        <w:t xml:space="preserve">Water</w:t>
+      </w:r>
+      <w:r>
+        <w:rPr>
+          <w:i/>
+          <w:iCs/>
+        </w:rPr>
+        <w:t xml:space="preserve"> </w:t>
+      </w:r>
+      <w:r>
+        <w:rPr>
+          <w:i/>
+          <w:iCs/>
+        </w:rPr>
+        <w:t xml:space="preserve">Dist.</w:t>
+      </w:r>
+      <w:r>
+        <w:t xml:space="preserve">, </w:t>
+      </w:r>
+      <w:r>
+        <w:t xml:space="preserve">999</w:t>
+      </w:r>
+      <w:r>
+        <w:t xml:space="preserve"> </w:t>
+      </w:r>
+      <w:r>
+        <w:t xml:space="preserve">Cal.</w:t>
+      </w:r>
+      <w:r>
+        <w:t xml:space="preserve"> </w:t>
+      </w:r>
+      <w:r>
+        <w:t xml:space="preserve">App.</w:t>
+      </w:r>
+      <w:r>
+        <w:t xml:space="preserve"> </w:t>
+      </w:r>
+      <w:r>
+        <w:t xml:space="preserve">5th</w:t>
+      </w:r>
+      <w:r>
+        <w:t xml:space="preserve"> </w:t>
+      </w:r>
+      <w:r>
+        <w:t xml:space="preserve">321</w:t>
+      </w:r>
+      <w:r>
+        <w:t xml:space="preserve"> </w:t>
+      </w:r>
+      <w:r>
+        <w:t xml:space="preserve">(2018)</w:t>
+      </w:r>
+      <w:r>
+        <w:t xml:space="preserve"> </w:t>
+      </w:r>
+      <w:r>
+        <w:tab/>
+      </w:r>
+      <w:r>
+        <w:t xml:space="preserve">8</w:t>
+      </w:r>
+    </w:p>
+    <w:p>
+      <w:pPr>
+        <w:keepLines/>
+        <w:tabs>
+          <w:tab w:val="right" w:leader="dot" w:pos="9340"/>
+        </w:tabs>
+        <w:spacing w:before="200" w:after="0" w:line="340" w:lineRule="exact"/>
+        <w:ind w:left="504" w:right="1120" w:hanging="504"/>
+      </w:pPr>
+      <w:r>
+        <w:rPr>
+          <w:i/>
+          <w:iCs/>
+        </w:rPr>
+        <w:t xml:space="preserve">In</w:t>
+      </w:r>
+      <w:r>
+        <w:rPr>
+          <w:i/>
+          <w:iCs/>
+        </w:rPr>
+        <w:t xml:space="preserve"> </w:t>
+      </w:r>
+      <w:r>
+        <w:rPr>
+          <w:i/>
+          <w:iCs/>
+        </w:rPr>
+        <w:t xml:space="preserve">re</w:t>
+      </w:r>
+      <w:r>
+        <w:rPr>
+          <w:i/>
+          <w:iCs/>
+        </w:rPr>
+        <w:t xml:space="preserve"> </w:t>
+      </w:r>
+      <w:r>
+        <w:rPr>
+          <w:i/>
+          <w:iCs/>
+        </w:rPr>
+        <w:t xml:space="preserve">Great</w:t>
+      </w:r>
+      <w:r>
+        <w:rPr>
+          <w:i/>
+          <w:iCs/>
+        </w:rPr>
+        <w:t xml:space="preserve"> </w:t>
+      </w:r>
+      <w:r>
+        <w:rPr>
+          <w:i/>
+          <w:iCs/>
+        </w:rPr>
+        <w:t xml:space="preserve">Valley</w:t>
+      </w:r>
+      <w:r>
+        <w:rPr>
+          <w:i/>
+          <w:iCs/>
+        </w:rPr>
+        <w:t xml:space="preserve"> </w:t>
+      </w:r>
+      <w:r>
+        <w:rPr>
+          <w:i/>
+          <w:iCs/>
+        </w:rPr>
+        <w:t xml:space="preserve">Aqueduct</w:t>
+      </w:r>
+      <w:r>
+        <w:rPr>
+          <w:i/>
+          <w:iCs/>
+        </w:rPr>
+        <w:t xml:space="preserve"> </w:t>
+      </w:r>
+      <w:r>
+        <w:rPr>
+          <w:i/>
+          <w:iCs/>
+        </w:rPr>
+        <w:t xml:space="preserve">Litigation</w:t>
+      </w:r>
+      <w:r>
+        <w:t xml:space="preserve">, </w:t>
+      </w:r>
+      <w:r>
+        <w:t xml:space="preserve">999</w:t>
+      </w:r>
+      <w:r>
+        <w:t xml:space="preserve"> </w:t>
+      </w:r>
+      <w:r>
+        <w:t xml:space="preserve">F.3d</w:t>
+      </w:r>
+      <w:r>
+        <w:t xml:space="preserve"> </w:t>
+      </w:r>
+      <w:r>
+        <w:t xml:space="preserve">654</w:t>
+      </w:r>
+      <w:r>
+        <w:t xml:space="preserve"> </w:t>
+      </w:r>
+      <w:r>
+        <w:t xml:space="preserve">(9th</w:t>
+      </w:r>
+      <w:r>
+        <w:t xml:space="preserve"> </w:t>
+      </w:r>
+      <w:r>
+        <w:t xml:space="preserve">Cir.</w:t>
+      </w:r>
+      <w:r>
+        <w:t xml:space="preserve"> </w:t>
+      </w:r>
+      <w:r>
+        <w:t xml:space="preserve">2023)</w:t>
+      </w:r>
+      <w:r>
+        <w:t xml:space="preserve"> </w:t>
+      </w:r>
+      <w:r>
+        <w:t xml:space="preserve">(en</w:t>
+      </w:r>
+      <w:r>
+        <w:t xml:space="preserve"> </w:t>
+      </w:r>
+      <w:r>
+        <w:t xml:space="preserve">banc)</w:t>
+      </w:r>
+      <w:r>
+        <w:t xml:space="preserve"> </w:t>
+      </w:r>
+      <w:r>
+        <w:tab/>
+      </w:r>
+      <w:r>
+        <w:t xml:space="preserve">7</w:t>
+      </w:r>
+    </w:p>
+    <w:p>
+      <w:pPr>
+        <w:keepLines/>
+        <w:tabs>
+          <w:tab w:val="right" w:leader="dot" w:pos="9340"/>
+        </w:tabs>
+        <w:spacing w:before="200" w:after="0" w:line="340" w:lineRule="exact"/>
+        <w:ind w:left="504" w:right="1120" w:hanging="504"/>
+      </w:pPr>
+      <w:r>
+        <w:rPr>
+          <w:i/>
+          <w:iCs/>
+        </w:rPr>
+        <w:t xml:space="preserve">Marlowe</w:t>
+      </w:r>
+      <w:r>
+        <w:rPr>
+          <w:i/>
+          <w:iCs/>
+        </w:rPr>
+        <w:t xml:space="preserve"> </w:t>
+      </w:r>
+      <w:r>
+        <w:rPr>
+          <w:i/>
+          <w:iCs/>
+        </w:rPr>
+        <w:t xml:space="preserve">v.</w:t>
+      </w:r>
+      <w:r>
+        <w:rPr>
+          <w:i/>
+          <w:iCs/>
+        </w:rPr>
+        <w:t xml:space="preserve"> </w:t>
+      </w:r>
+      <w:r>
+        <w:rPr>
+          <w:i/>
+          <w:iCs/>
+        </w:rPr>
+        <w:t xml:space="preserve">Tidewater</w:t>
+      </w:r>
+      <w:r>
+        <w:rPr>
+          <w:i/>
+          <w:iCs/>
+        </w:rPr>
+        <w:t xml:space="preserve"> </w:t>
+      </w:r>
+      <w:r>
+        <w:rPr>
+          <w:i/>
+          <w:iCs/>
+        </w:rPr>
+        <w:t xml:space="preserve">Mutual</w:t>
+      </w:r>
+      <w:r>
+        <w:rPr>
+          <w:i/>
+          <w:iCs/>
+        </w:rPr>
+        <w:t xml:space="preserve"> </w:t>
+      </w:r>
+      <w:r>
+        <w:rPr>
+          <w:i/>
+          <w:iCs/>
+        </w:rPr>
+        <w:t xml:space="preserve">Insurance</w:t>
+      </w:r>
+      <w:r>
+        <w:rPr>
+          <w:i/>
+          <w:iCs/>
+        </w:rPr>
+        <w:t xml:space="preserve"> </w:t>
+      </w:r>
+      <w:r>
+        <w:rPr>
+          <w:i/>
+          <w:iCs/>
+        </w:rPr>
+        <w:t xml:space="preserve">Co.</w:t>
+      </w:r>
+      <w:r>
+        <w:t xml:space="preserve">, </w:t>
+      </w:r>
+      <w:r>
+        <w:t xml:space="preserve">999</w:t>
+      </w:r>
+      <w:r>
+        <w:t xml:space="preserve"> </w:t>
+      </w:r>
+      <w:r>
+        <w:t xml:space="preserve">F.3d</w:t>
+      </w:r>
+      <w:r>
+        <w:t xml:space="preserve"> </w:t>
+      </w:r>
+      <w:r>
+        <w:t xml:space="preserve">123</w:t>
+      </w:r>
+      <w:r>
+        <w:t xml:space="preserve"> </w:t>
+      </w:r>
+      <w:r>
+        <w:t xml:space="preserve">(9th</w:t>
+      </w:r>
+      <w:r>
+        <w:t xml:space="preserve"> </w:t>
+      </w:r>
+      <w:r>
+        <w:t xml:space="preserve">Cir.</w:t>
+      </w:r>
+      <w:r>
+        <w:t xml:space="preserve"> </w:t>
+      </w:r>
+      <w:r>
+        <w:t xml:space="preserve">2021)</w:t>
+      </w:r>
+      <w:r>
+        <w:t xml:space="preserve"> </w:t>
+      </w:r>
+      <w:r>
+        <w:tab/>
+      </w:r>
+      <w:r>
+        <w:t xml:space="preserve">1, 5, 6, 9, 10</w:t>
+      </w:r>
+    </w:p>
+    <w:p>
+      <w:pPr>
+        <w:keepLines/>
+        <w:tabs>
+          <w:tab w:val="right" w:leader="dot" w:pos="9340"/>
+        </w:tabs>
+        <w:spacing w:before="200" w:after="0" w:line="340" w:lineRule="exact"/>
+        <w:ind w:left="504" w:right="1120" w:hanging="504"/>
+      </w:pPr>
+      <w:r>
+        <w:rPr>
+          <w:i/>
+          <w:iCs/>
+        </w:rPr>
+        <w:t xml:space="preserve">Nakamura</w:t>
+      </w:r>
+      <w:r>
+        <w:rPr>
+          <w:i/>
+          <w:iCs/>
+        </w:rPr>
+        <w:t xml:space="preserve"> </w:t>
+      </w:r>
+      <w:r>
+        <w:rPr>
+          <w:i/>
+          <w:iCs/>
+        </w:rPr>
+        <w:t xml:space="preserve">Orchards</w:t>
+      </w:r>
+      <w:r>
+        <w:rPr>
+          <w:i/>
+          <w:iCs/>
+        </w:rPr>
+        <w:t xml:space="preserve"> </w:t>
+      </w:r>
+      <w:r>
+        <w:rPr>
+          <w:i/>
+          <w:iCs/>
+        </w:rPr>
+        <w:t xml:space="preserve">v.</w:t>
+      </w:r>
+      <w:r>
+        <w:rPr>
+          <w:i/>
+          <w:iCs/>
+        </w:rPr>
+        <w:t xml:space="preserve"> </w:t>
+      </w:r>
+      <w:r>
+        <w:rPr>
+          <w:i/>
+          <w:iCs/>
+        </w:rPr>
+        <w:t xml:space="preserve">Basin</w:t>
+      </w:r>
+      <w:r>
+        <w:rPr>
+          <w:i/>
+          <w:iCs/>
+        </w:rPr>
+        <w:t xml:space="preserve"> </w:t>
+      </w:r>
+      <w:r>
+        <w:rPr>
+          <w:i/>
+          <w:iCs/>
+        </w:rPr>
+        <w:t xml:space="preserve">Water</w:t>
+      </w:r>
+      <w:r>
+        <w:rPr>
+          <w:i/>
+          <w:iCs/>
+        </w:rPr>
+        <w:t xml:space="preserve"> </w:t>
+      </w:r>
+      <w:r>
+        <w:rPr>
+          <w:i/>
+          <w:iCs/>
+        </w:rPr>
+        <w:t xml:space="preserve">Auth.</w:t>
+      </w:r>
+      <w:r>
+        <w:t xml:space="preserve">, </w:t>
+      </w:r>
+      <w:r>
+        <w:t xml:space="preserve">999</w:t>
+      </w:r>
+      <w:r>
+        <w:t xml:space="preserve"> </w:t>
+      </w:r>
+      <w:r>
+        <w:t xml:space="preserve">F.3d</w:t>
+      </w:r>
+      <w:r>
+        <w:t xml:space="preserve"> </w:t>
+      </w:r>
+      <w:r>
+        <w:t xml:space="preserve">987</w:t>
+      </w:r>
+      <w:r>
+        <w:t xml:space="preserve"> </w:t>
+      </w:r>
+      <w:r>
+        <w:t xml:space="preserve">(9th</w:t>
+      </w:r>
+      <w:r>
+        <w:t xml:space="preserve"> </w:t>
+      </w:r>
+      <w:r>
+        <w:t xml:space="preserve">Cir.</w:t>
+      </w:r>
+      <w:r>
+        <w:t xml:space="preserve"> </w:t>
+      </w:r>
+      <w:r>
+        <w:t xml:space="preserve">2018)</w:t>
+      </w:r>
+      <w:r>
+        <w:t xml:space="preserve"> </w:t>
+      </w:r>
+      <w:r>
+        <w:tab/>
+      </w:r>
+      <w:r>
+        <w:t xml:space="preserve">6, 10</w:t>
+      </w:r>
+    </w:p>
+    <w:p>
+      <w:pPr>
+        <w:keepLines/>
+        <w:tabs>
+          <w:tab w:val="right" w:leader="dot" w:pos="9340"/>
+        </w:tabs>
+        <w:spacing w:before="200" w:after="0" w:line="340" w:lineRule="exact"/>
+        <w:ind w:left="504" w:right="1120" w:hanging="504"/>
+      </w:pPr>
+      <w:r>
+        <w:rPr>
+          <w:i/>
+          <w:iCs/>
+        </w:rPr>
+        <w:t xml:space="preserve">Oakhaven</w:t>
+      </w:r>
+      <w:r>
+        <w:rPr>
+          <w:i/>
+          <w:iCs/>
+        </w:rPr>
+        <w:t xml:space="preserve"> </w:t>
+      </w:r>
+      <w:r>
+        <w:rPr>
+          <w:i/>
+          <w:iCs/>
+        </w:rPr>
+        <w:t xml:space="preserve">Irrigation</w:t>
+      </w:r>
+      <w:r>
+        <w:rPr>
+          <w:i/>
+          <w:iCs/>
+        </w:rPr>
+        <w:t xml:space="preserve"> </w:t>
+      </w:r>
+      <w:r>
+        <w:rPr>
+          <w:i/>
+          <w:iCs/>
+        </w:rPr>
+        <w:t xml:space="preserve">Dist.</w:t>
+      </w:r>
+      <w:r>
+        <w:rPr>
+          <w:i/>
+          <w:iCs/>
+        </w:rPr>
+        <w:t xml:space="preserve"> </w:t>
+      </w:r>
+      <w:r>
+        <w:rPr>
+          <w:i/>
+          <w:iCs/>
+        </w:rPr>
+        <w:t xml:space="preserve">v.</w:t>
+      </w:r>
+      <w:r>
+        <w:rPr>
+          <w:i/>
+          <w:iCs/>
+        </w:rPr>
+        <w:t xml:space="preserve"> </w:t>
+      </w:r>
+      <w:r>
+        <w:rPr>
+          <w:i/>
+          <w:iCs/>
+        </w:rPr>
+        <w:t xml:space="preserve">State</w:t>
+      </w:r>
+      <w:r>
+        <w:rPr>
+          <w:i/>
+          <w:iCs/>
+        </w:rPr>
+        <w:t xml:space="preserve"> </w:t>
+      </w:r>
+      <w:r>
+        <w:rPr>
+          <w:i/>
+          <w:iCs/>
+        </w:rPr>
+        <w:t xml:space="preserve">Water</w:t>
+      </w:r>
+      <w:r>
+        <w:rPr>
+          <w:i/>
+          <w:iCs/>
+        </w:rPr>
+        <w:t xml:space="preserve"> </w:t>
+      </w:r>
+      <w:r>
+        <w:rPr>
+          <w:i/>
+          <w:iCs/>
+        </w:rPr>
+        <w:t xml:space="preserve">Resources</w:t>
+      </w:r>
+      <w:r>
+        <w:rPr>
+          <w:i/>
+          <w:iCs/>
+        </w:rPr>
+        <w:t xml:space="preserve"> </w:t>
+      </w:r>
+      <w:r>
+        <w:rPr>
+          <w:i/>
+          <w:iCs/>
+        </w:rPr>
+        <w:t xml:space="preserve">Control</w:t>
+      </w:r>
+      <w:r>
+        <w:rPr>
+          <w:i/>
+          <w:iCs/>
+        </w:rPr>
+        <w:t xml:space="preserve"> </w:t>
+      </w:r>
+      <w:r>
+        <w:rPr>
+          <w:i/>
+          <w:iCs/>
+        </w:rPr>
+        <w:t xml:space="preserve">Bd.</w:t>
+      </w:r>
+      <w:r>
+        <w:t xml:space="preserve">, </w:t>
+      </w:r>
+      <w:r>
+        <w:t xml:space="preserve">999</w:t>
+      </w:r>
+      <w:r>
+        <w:t xml:space="preserve"> </w:t>
+      </w:r>
+      <w:r>
+        <w:t xml:space="preserve">F.3d</w:t>
+      </w:r>
+      <w:r>
+        <w:t xml:space="preserve"> </w:t>
+      </w:r>
+      <w:r>
+        <w:t xml:space="preserve">456</w:t>
+      </w:r>
+      <w:r>
+        <w:t xml:space="preserve"> </w:t>
+      </w:r>
+      <w:r>
+        <w:t xml:space="preserve">(9th</w:t>
+      </w:r>
+      <w:r>
+        <w:t xml:space="preserve"> </w:t>
+      </w:r>
+      <w:r>
+        <w:t xml:space="preserve">Cir.</w:t>
+      </w:r>
+      <w:r>
+        <w:t xml:space="preserve"> </w:t>
+      </w:r>
+      <w:r>
+        <w:t xml:space="preserve">2020)</w:t>
+      </w:r>
+      <w:r>
+        <w:t xml:space="preserve"> </w:t>
+      </w:r>
+      <w:r>
+        <w:tab/>
+      </w:r>
+      <w:r>
+        <w:t xml:space="preserve">8, 10</w:t>
+      </w:r>
+    </w:p>
+    <w:p>
+      <w:pPr>
+        <w:keepLines/>
+        <w:tabs>
+          <w:tab w:val="right" w:leader="dot" w:pos="9340"/>
+        </w:tabs>
+        <w:spacing w:before="200" w:after="0" w:line="340" w:lineRule="exact"/>
+        <w:ind w:left="504" w:right="1120" w:hanging="504"/>
+      </w:pPr>
+      <w:r>
+        <w:rPr>
+          <w:i/>
+          <w:iCs/>
+        </w:rPr>
+        <w:t xml:space="preserve">Okonkwo</w:t>
+      </w:r>
+      <w:r>
+        <w:rPr>
+          <w:i/>
+          <w:iCs/>
+        </w:rPr>
+        <w:t xml:space="preserve"> </w:t>
+      </w:r>
+      <w:r>
+        <w:rPr>
+          <w:i/>
+          <w:iCs/>
+        </w:rPr>
+        <w:t xml:space="preserve">v.</w:t>
+      </w:r>
+      <w:r>
+        <w:rPr>
+          <w:i/>
+          <w:iCs/>
+        </w:rPr>
+        <w:t xml:space="preserve"> </w:t>
+      </w:r>
+      <w:r>
+        <w:rPr>
+          <w:i/>
+          <w:iCs/>
+        </w:rPr>
+        <w:t xml:space="preserve">Eastside</w:t>
+      </w:r>
+      <w:r>
+        <w:rPr>
+          <w:i/>
+          <w:iCs/>
+        </w:rPr>
+        <w:t xml:space="preserve"> </w:t>
+      </w:r>
+      <w:r>
+        <w:rPr>
+          <w:i/>
+          <w:iCs/>
+        </w:rPr>
+        <w:t xml:space="preserve">Irrigation</w:t>
+      </w:r>
+      <w:r>
+        <w:rPr>
+          <w:i/>
+          <w:iCs/>
+        </w:rPr>
+        <w:t xml:space="preserve"> </w:t>
+      </w:r>
+      <w:r>
+        <w:rPr>
+          <w:i/>
+          <w:iCs/>
+        </w:rPr>
+        <w:t xml:space="preserve">Co-op</w:t>
+      </w:r>
+      <w:r>
+        <w:t xml:space="preserve">, </w:t>
+      </w:r>
+      <w:r>
+        <w:t xml:space="preserve">999</w:t>
+      </w:r>
+      <w:r>
+        <w:t xml:space="preserve"> </w:t>
+      </w:r>
+      <w:r>
+        <w:t xml:space="preserve">F.3d</w:t>
+      </w:r>
+      <w:r>
+        <w:t xml:space="preserve"> </w:t>
+      </w:r>
+      <w:r>
+        <w:t xml:space="preserve">135</w:t>
+      </w:r>
+      <w:r>
+        <w:t xml:space="preserve"> </w:t>
+      </w:r>
+      <w:r>
+        <w:t xml:space="preserve">(9th</w:t>
+      </w:r>
+      <w:r>
+        <w:t xml:space="preserve"> </w:t>
+      </w:r>
+      <w:r>
+        <w:t xml:space="preserve">Cir.</w:t>
+      </w:r>
+      <w:r>
+        <w:t xml:space="preserve"> </w:t>
+      </w:r>
+      <w:r>
+        <w:t xml:space="preserve">2016)</w:t>
+      </w:r>
+      <w:r>
+        <w:t xml:space="preserve"> </w:t>
+      </w:r>
+      <w:r>
+        <w:tab/>
+      </w:r>
+      <w:r>
+        <w:t xml:space="preserve">6, 10</w:t>
+      </w:r>
+    </w:p>
+    <w:p>
+      <w:pPr>
+        <w:keepLines/>
+        <w:tabs>
+          <w:tab w:val="right" w:leader="dot" w:pos="9340"/>
+        </w:tabs>
+        <w:spacing w:before="200" w:after="0" w:line="340" w:lineRule="exact"/>
+        <w:ind w:left="504" w:right="1120" w:hanging="504"/>
+      </w:pPr>
+      <w:r>
+        <w:rPr>
+          <w:i/>
+          <w:iCs/>
+        </w:rPr>
+        <w:t xml:space="preserve">Petrov</w:t>
+      </w:r>
+      <w:r>
+        <w:rPr>
+          <w:i/>
+          <w:iCs/>
+        </w:rPr>
+        <w:t xml:space="preserve"> </w:t>
+      </w:r>
+      <w:r>
+        <w:rPr>
+          <w:i/>
+          <w:iCs/>
+        </w:rPr>
+        <w:t xml:space="preserve">v.</w:t>
+      </w:r>
+      <w:r>
+        <w:rPr>
+          <w:i/>
+          <w:iCs/>
+        </w:rPr>
+        <w:t xml:space="preserve"> </w:t>
+      </w:r>
+      <w:r>
+        <w:rPr>
+          <w:i/>
+          <w:iCs/>
+        </w:rPr>
+        <w:t xml:space="preserve">Coastal</w:t>
+      </w:r>
+      <w:r>
+        <w:rPr>
+          <w:i/>
+          <w:iCs/>
+        </w:rPr>
+        <w:t xml:space="preserve"> </w:t>
+      </w:r>
+      <w:r>
+        <w:rPr>
+          <w:i/>
+          <w:iCs/>
+        </w:rPr>
+        <w:t xml:space="preserve">Aquifer</w:t>
+      </w:r>
+      <w:r>
+        <w:rPr>
+          <w:i/>
+          <w:iCs/>
+        </w:rPr>
+        <w:t xml:space="preserve"> </w:t>
+      </w:r>
+      <w:r>
+        <w:rPr>
+          <w:i/>
+          <w:iCs/>
+        </w:rPr>
+        <w:t xml:space="preserve">Comm’n</w:t>
+      </w:r>
+      <w:r>
+        <w:t xml:space="preserve">, </w:t>
+      </w:r>
+      <w:r>
+        <w:t xml:space="preserve">999</w:t>
+      </w:r>
+      <w:r>
+        <w:t xml:space="preserve"> </w:t>
+      </w:r>
+      <w:r>
+        <w:t xml:space="preserve">F.</w:t>
+      </w:r>
+      <w:r>
+        <w:t xml:space="preserve"> </w:t>
+      </w:r>
+      <w:r>
+        <w:t xml:space="preserve">Supp.</w:t>
+      </w:r>
+      <w:r>
+        <w:t xml:space="preserve"> </w:t>
+      </w:r>
+      <w:r>
+        <w:t xml:space="preserve">3d</w:t>
+      </w:r>
+      <w:r>
+        <w:t xml:space="preserve"> </w:t>
+      </w:r>
+      <w:r>
+        <w:t xml:space="preserve">246</w:t>
+      </w:r>
+      <w:r>
+        <w:t xml:space="preserve"> </w:t>
+      </w:r>
+      <w:r>
+        <w:t xml:space="preserve">(N.D.</w:t>
+      </w:r>
+      <w:r>
+        <w:t xml:space="preserve"> </w:t>
+      </w:r>
+      <w:r>
+        <w:t xml:space="preserve">Cal.</w:t>
+      </w:r>
+      <w:r>
+        <w:t xml:space="preserve"> </w:t>
+      </w:r>
+      <w:r>
+        <w:t xml:space="preserve">2020)</w:t>
+      </w:r>
+      <w:r>
+        <w:t xml:space="preserve"> </w:t>
+      </w:r>
+      <w:r>
+        <w:tab/>
+      </w:r>
+      <w:r>
+        <w:t xml:space="preserve">8</w:t>
+      </w:r>
+    </w:p>
+    <w:p>
+      <w:pPr>
+        <w:keepLines/>
+        <w:tabs>
+          <w:tab w:val="right" w:leader="dot" w:pos="9340"/>
+        </w:tabs>
+        <w:spacing w:before="200" w:after="0" w:line="340" w:lineRule="exact"/>
+        <w:ind w:left="504" w:right="1120" w:hanging="504"/>
+      </w:pPr>
+      <w:r>
+        <w:rPr>
+          <w:i/>
+          <w:iCs/>
+        </w:rPr>
+        <w:t xml:space="preserve">Quillfeather</w:t>
+      </w:r>
+      <w:r>
+        <w:rPr>
+          <w:i/>
+          <w:iCs/>
+        </w:rPr>
+        <w:t xml:space="preserve"> </w:t>
+      </w:r>
+      <w:r>
+        <w:rPr>
+          <w:i/>
+          <w:iCs/>
+        </w:rPr>
+        <w:t xml:space="preserve">Ranch</w:t>
+      </w:r>
+      <w:r>
+        <w:rPr>
+          <w:i/>
+          <w:iCs/>
+        </w:rPr>
+        <w:t xml:space="preserve"> </w:t>
+      </w:r>
+      <w:r>
+        <w:rPr>
+          <w:i/>
+          <w:iCs/>
+        </w:rPr>
+        <w:t xml:space="preserve">v.</w:t>
+      </w:r>
+      <w:r>
+        <w:rPr>
+          <w:i/>
+          <w:iCs/>
+        </w:rPr>
+        <w:t xml:space="preserve"> </w:t>
+      </w:r>
+      <w:r>
+        <w:rPr>
+          <w:i/>
+          <w:iCs/>
+        </w:rPr>
+        <w:t xml:space="preserve">Dep’t</w:t>
+      </w:r>
+      <w:r>
+        <w:rPr>
+          <w:i/>
+          <w:iCs/>
+        </w:rPr>
+        <w:t xml:space="preserve"> </w:t>
+      </w:r>
+      <w:r>
+        <w:rPr>
+          <w:i/>
+          <w:iCs/>
+        </w:rPr>
+        <w:t xml:space="preserve">of</w:t>
+      </w:r>
+      <w:r>
+        <w:rPr>
+          <w:i/>
+          <w:iCs/>
+        </w:rPr>
+        <w:t xml:space="preserve"> </w:t>
+      </w:r>
+      <w:r>
+        <w:rPr>
+          <w:i/>
+          <w:iCs/>
+        </w:rPr>
+        <w:t xml:space="preserve">Water</w:t>
+      </w:r>
+      <w:r>
+        <w:rPr>
+          <w:i/>
+          <w:iCs/>
+        </w:rPr>
+        <w:t xml:space="preserve"> </w:t>
+      </w:r>
+      <w:r>
+        <w:rPr>
+          <w:i/>
+          <w:iCs/>
+        </w:rPr>
+        <w:t xml:space="preserve">Res.</w:t>
+      </w:r>
+      <w:r>
+        <w:t xml:space="preserve">, </w:t>
+      </w:r>
+      <w:r>
+        <w:t xml:space="preserve">999</w:t>
+      </w:r>
+      <w:r>
+        <w:t xml:space="preserve"> </w:t>
+      </w:r>
+      <w:r>
+        <w:t xml:space="preserve">P.3d</w:t>
+      </w:r>
+      <w:r>
+        <w:t xml:space="preserve"> </w:t>
+      </w:r>
+      <w:r>
+        <w:t xml:space="preserve">468</w:t>
+      </w:r>
+      <w:r>
+        <w:t xml:space="preserve"> </w:t>
+      </w:r>
+      <w:r>
+        <w:t xml:space="preserve">(Cal.</w:t>
+      </w:r>
+      <w:r>
+        <w:t xml:space="preserve"> </w:t>
+      </w:r>
+      <w:r>
+        <w:t xml:space="preserve">2021)</w:t>
+      </w:r>
+      <w:r>
+        <w:t xml:space="preserve"> </w:t>
+      </w:r>
+      <w:r>
+        <w:tab/>
+      </w:r>
+      <w:r>
+        <w:t xml:space="preserve">8</w:t>
+      </w:r>
+    </w:p>
+    <w:p>
+      <w:pPr>
+        <w:keepLines/>
+        <w:tabs>
+          <w:tab w:val="right" w:leader="dot" w:pos="9340"/>
+        </w:tabs>
+        <w:spacing w:before="200" w:after="0" w:line="340" w:lineRule="exact"/>
+        <w:ind w:left="504" w:right="1120" w:hanging="504"/>
+      </w:pPr>
+      <w:r>
+        <w:rPr>
+          <w:i/>
+          <w:iCs/>
+        </w:rPr>
+        <w:t xml:space="preserve">Rosario-Delgado</w:t>
+      </w:r>
+      <w:r>
+        <w:rPr>
+          <w:i/>
+          <w:iCs/>
+        </w:rPr>
+        <w:t xml:space="preserve"> </w:t>
+      </w:r>
+      <w:r>
+        <w:rPr>
+          <w:i/>
+          <w:iCs/>
+        </w:rPr>
+        <w:t xml:space="preserve">v.</w:t>
+      </w:r>
+      <w:r>
+        <w:rPr>
+          <w:i/>
+          <w:iCs/>
+        </w:rPr>
+        <w:t xml:space="preserve"> </w:t>
+      </w:r>
+      <w:r>
+        <w:rPr>
+          <w:i/>
+          <w:iCs/>
+        </w:rPr>
+        <w:t xml:space="preserve">Valley</w:t>
+      </w:r>
+      <w:r>
+        <w:rPr>
+          <w:i/>
+          <w:iCs/>
+        </w:rPr>
+        <w:t xml:space="preserve"> </w:t>
+      </w:r>
+      <w:r>
+        <w:rPr>
+          <w:i/>
+          <w:iCs/>
+        </w:rPr>
+        <w:t xml:space="preserve">Mut.</w:t>
+      </w:r>
+      <w:r>
+        <w:rPr>
+          <w:i/>
+          <w:iCs/>
+        </w:rPr>
+        <w:t xml:space="preserve"> </w:t>
+      </w:r>
+      <w:r>
+        <w:rPr>
+          <w:i/>
+          <w:iCs/>
+        </w:rPr>
+        <w:t xml:space="preserve">Water</w:t>
+      </w:r>
+      <w:r>
+        <w:rPr>
+          <w:i/>
+          <w:iCs/>
+        </w:rPr>
+        <w:t xml:space="preserve"> </w:t>
+      </w:r>
+      <w:r>
+        <w:rPr>
+          <w:i/>
+          <w:iCs/>
+        </w:rPr>
+        <w:t xml:space="preserve">Co.</w:t>
+      </w:r>
+      <w:r>
+        <w:t xml:space="preserve">, </w:t>
+      </w:r>
+      <w:r>
+        <w:t xml:space="preserve">999</w:t>
+      </w:r>
+      <w:r>
+        <w:t xml:space="preserve"> </w:t>
+      </w:r>
+      <w:r>
+        <w:t xml:space="preserve">F.3d</w:t>
+      </w:r>
+      <w:r>
+        <w:t xml:space="preserve"> </w:t>
+      </w:r>
+      <w:r>
+        <w:t xml:space="preserve">579</w:t>
+      </w:r>
+      <w:r>
+        <w:t xml:space="preserve"> </w:t>
+      </w:r>
+      <w:r>
+        <w:t xml:space="preserve">(9th</w:t>
+      </w:r>
+      <w:r>
+        <w:t xml:space="preserve"> </w:t>
+      </w:r>
+      <w:r>
+        <w:t xml:space="preserve">Cir.</w:t>
+      </w:r>
+      <w:r>
+        <w:t xml:space="preserve"> </w:t>
+      </w:r>
+      <w:r>
+        <w:t xml:space="preserve">2015)</w:t>
+      </w:r>
+      <w:r>
+        <w:t xml:space="preserve"> </w:t>
+      </w:r>
+      <w:r>
+        <w:tab/>
+      </w:r>
+      <w:r>
+        <w:t xml:space="preserve">6, 10</w:t>
+      </w:r>
+    </w:p>
+    <w:p>
+      <w:pPr>
+        <w:keepNext/>
+        <w:keepLines/>
+        <w:spacing w:before="400" w:after="0" w:line="340" w:lineRule="exact"/>
+      </w:pPr>
+      <w:r>
+        <w:rPr>
+          <w:b/>
+          <w:bCs/>
+        </w:rPr>
+        <w:t xml:space="preserve">Constitutional Provisions:</w:t>
+      </w:r>
+    </w:p>
+    <w:p>
+      <w:pPr>
+        <w:keepLines/>
+        <w:tabs>
+          <w:tab w:val="right" w:leader="dot" w:pos="9340"/>
+        </w:tabs>
+        <w:spacing w:before="200" w:after="0" w:line="340" w:lineRule="exact"/>
+        <w:ind w:left="504" w:right="1120" w:hanging="504"/>
+      </w:pPr>
+      <w:r>
+        <w:t xml:space="preserve">Cal.</w:t>
+      </w:r>
+      <w:r>
+        <w:t xml:space="preserve"> </w:t>
+      </w:r>
+      <w:r>
+        <w:t xml:space="preserve">Const.</w:t>
+      </w:r>
+      <w:r>
+        <w:t xml:space="preserve"> </w:t>
+      </w:r>
+      <w:r>
+        <w:t xml:space="preserve">art.</w:t>
+      </w:r>
+      <w:r>
+        <w:t xml:space="preserve"> </w:t>
+      </w:r>
+      <w:r>
+        <w:t xml:space="preserve">X,</w:t>
+      </w:r>
+      <w:r>
+        <w:t xml:space="preserve"> </w:t>
+      </w:r>
+      <w:r>
+        <w:t xml:space="preserve">§</w:t>
+      </w:r>
+      <w:r>
+        <w:t xml:space="preserve"> </w:t>
+      </w:r>
+      <w:r>
+        <w:t xml:space="preserve">2</w:t>
+      </w:r>
+      <w:r>
+        <w:t xml:space="preserve"> </w:t>
+      </w:r>
+      <w:r>
+        <w:tab/>
+      </w:r>
+      <w:r>
+        <w:t xml:space="preserve">8</w:t>
+      </w:r>
+    </w:p>
+    <w:p>
+      <w:pPr>
+        <w:keepLines/>
+        <w:tabs>
+          <w:tab w:val="right" w:leader="dot" w:pos="9340"/>
+        </w:tabs>
+        <w:spacing w:before="200" w:after="0" w:line="340" w:lineRule="exact"/>
+        <w:ind w:left="504" w:right="1120" w:hanging="504"/>
+      </w:pPr>
+      <w:r>
+        <w:t xml:space="preserve">U.S.</w:t>
+      </w:r>
+      <w:r>
+        <w:t xml:space="preserve"> </w:t>
+      </w:r>
+      <w:r>
+        <w:t xml:space="preserve">Const.</w:t>
+      </w:r>
+      <w:r>
+        <w:t xml:space="preserve"> </w:t>
+      </w:r>
+      <w:r>
+        <w:t xml:space="preserve">amend.</w:t>
+      </w:r>
+      <w:r>
+        <w:t xml:space="preserve"> </w:t>
+      </w:r>
+      <w:r>
+        <w:t xml:space="preserve">V</w:t>
+      </w:r>
+      <w:r>
+        <w:t xml:space="preserve"> </w:t>
+      </w:r>
+      <w:r>
+        <w:tab/>
+      </w:r>
+      <w:r>
+        <w:t xml:space="preserve">2, 4</w:t>
+      </w:r>
+    </w:p>
+    <w:p>
+      <w:pPr>
+        <w:keepNext/>
+        <w:keepLines/>
+        <w:spacing w:before="400" w:after="0" w:line="340" w:lineRule="exact"/>
+      </w:pPr>
+      <w:r>
+        <w:rPr>
+          <w:b/>
+          <w:bCs/>
+        </w:rPr>
+        <w:t xml:space="preserve">Statutes:</w:t>
+      </w:r>
+    </w:p>
+    <w:p>
+      <w:pPr>
+        <w:keepLines/>
+        <w:tabs>
+          <w:tab w:val="right" w:leader="dot" w:pos="9340"/>
+        </w:tabs>
+        <w:spacing w:before="200" w:after="0" w:line="340" w:lineRule="exact"/>
+        <w:ind w:left="504" w:right="1120" w:hanging="504"/>
+      </w:pPr>
+      <w:r>
+        <w:t xml:space="preserve">28</w:t>
+      </w:r>
+      <w:r>
+        <w:t xml:space="preserve"> </w:t>
+      </w:r>
+      <w:r>
+        <w:t xml:space="preserve">U.S.C.</w:t>
+      </w:r>
+      <w:r>
+        <w:t xml:space="preserve"> </w:t>
+      </w:r>
+      <w:r>
+        <w:t xml:space="preserve">§</w:t>
+      </w:r>
+      <w:r>
+        <w:t xml:space="preserve"> </w:t>
+      </w:r>
+      <w:r>
+        <w:t xml:space="preserve">1291</w:t>
+      </w:r>
+      <w:r>
+        <w:t xml:space="preserve"> </w:t>
+      </w:r>
+      <w:r>
+        <w:tab/>
+      </w:r>
+      <w:r>
+        <w:t xml:space="preserve">2</w:t>
+      </w:r>
+    </w:p>
+    <w:p>
+      <w:pPr>
+        <w:keepLines/>
+        <w:tabs>
+          <w:tab w:val="right" w:leader="dot" w:pos="9340"/>
+        </w:tabs>
+        <w:spacing w:before="200" w:after="0" w:line="340" w:lineRule="exact"/>
+        <w:ind w:left="504" w:right="1120" w:hanging="504"/>
+      </w:pPr>
+      <w:r>
+        <w:t xml:space="preserve">28</w:t>
+      </w:r>
+      <w:r>
+        <w:t xml:space="preserve"> </w:t>
+      </w:r>
+      <w:r>
+        <w:t xml:space="preserve">U.S.C.</w:t>
+      </w:r>
+      <w:r>
+        <w:t xml:space="preserve"> </w:t>
+      </w:r>
+      <w:r>
+        <w:t xml:space="preserve">§</w:t>
+      </w:r>
+      <w:r>
+        <w:t xml:space="preserve"> </w:t>
+      </w:r>
+      <w:r>
+        <w:t xml:space="preserve">1331</w:t>
+      </w:r>
+      <w:r>
+        <w:t xml:space="preserve"> </w:t>
+      </w:r>
+      <w:r>
+        <w:tab/>
+      </w:r>
+      <w:r>
+        <w:t xml:space="preserve">1</w:t>
+      </w:r>
+    </w:p>
+    <w:p>
+      <w:pPr>
+        <w:keepLines/>
+        <w:tabs>
+          <w:tab w:val="right" w:leader="dot" w:pos="9340"/>
+        </w:tabs>
+        <w:spacing w:before="200" w:after="0" w:line="340" w:lineRule="exact"/>
+        <w:ind w:left="504" w:right="1120" w:hanging="504"/>
+      </w:pPr>
+      <w:r>
+        <w:t xml:space="preserve">28</w:t>
+      </w:r>
+      <w:r>
+        <w:t xml:space="preserve"> </w:t>
+      </w:r>
+      <w:r>
+        <w:t xml:space="preserve">U.S.C.</w:t>
+      </w:r>
+      <w:r>
+        <w:t xml:space="preserve"> </w:t>
+      </w:r>
+      <w:r>
+        <w:t xml:space="preserve">§</w:t>
+      </w:r>
+      <w:r>
+        <w:t xml:space="preserve"> </w:t>
+      </w:r>
+      <w:r>
+        <w:t xml:space="preserve">2201</w:t>
+      </w:r>
+      <w:r>
+        <w:t xml:space="preserve"> </w:t>
+      </w:r>
+      <w:r>
+        <w:tab/>
+      </w:r>
+      <w:r>
+        <w:t xml:space="preserve">2</w:t>
+      </w:r>
+    </w:p>
+    <w:p>
+      <w:pPr>
+        <w:keepLines/>
+        <w:tabs>
+          <w:tab w:val="right" w:leader="dot" w:pos="9340"/>
+        </w:tabs>
+        <w:spacing w:before="200" w:after="0" w:line="340" w:lineRule="exact"/>
+        <w:ind w:left="504" w:right="1120" w:hanging="504"/>
+      </w:pPr>
+      <w:r>
+        <w:t xml:space="preserve">Cal.</w:t>
+      </w:r>
+      <w:r>
+        <w:t xml:space="preserve"> </w:t>
+      </w:r>
+      <w:r>
+        <w:t xml:space="preserve">Water</w:t>
+      </w:r>
+      <w:r>
+        <w:t xml:space="preserve"> </w:t>
+      </w:r>
+      <w:r>
+        <w:t xml:space="preserve">Code</w:t>
+      </w:r>
+      <w:r>
+        <w:t xml:space="preserve"> </w:t>
+      </w:r>
+      <w:r>
+        <w:t xml:space="preserve">§</w:t>
+      </w:r>
+      <w:r>
+        <w:t xml:space="preserve"> </w:t>
+      </w:r>
+      <w:r>
+        <w:t xml:space="preserve">1052</w:t>
+      </w:r>
+      <w:r>
+        <w:t xml:space="preserve"> </w:t>
+      </w:r>
+      <w:r>
+        <w:tab/>
+      </w:r>
+      <w:r>
+        <w:t xml:space="preserve">8</w:t>
+      </w:r>
+    </w:p>
+    <w:p>
+      <w:pPr>
+        <w:keepLines/>
+        <w:tabs>
+          <w:tab w:val="right" w:leader="dot" w:pos="9340"/>
+        </w:tabs>
+        <w:spacing w:before="200" w:after="0" w:line="340" w:lineRule="exact"/>
+        <w:ind w:left="504" w:right="1120" w:hanging="504"/>
+      </w:pPr>
+      <w:r>
+        <w:t xml:space="preserve">Riverbend</w:t>
+      </w:r>
+      <w:r>
+        <w:t xml:space="preserve"> </w:t>
+      </w:r>
+      <w:r>
+        <w:t xml:space="preserve">Municipal</w:t>
+      </w:r>
+      <w:r>
+        <w:t xml:space="preserve"> </w:t>
+      </w:r>
+      <w:r>
+        <w:t xml:space="preserve">Water</w:t>
+      </w:r>
+      <w:r>
+        <w:t xml:space="preserve"> </w:t>
+      </w:r>
+      <w:r>
+        <w:t xml:space="preserve">Rights</w:t>
+      </w:r>
+      <w:r>
+        <w:t xml:space="preserve"> </w:t>
+      </w:r>
+      <w:r>
+        <w:t xml:space="preserve">Act</w:t>
+      </w:r>
+      <w:r>
+        <w:t xml:space="preserve">, </w:t>
+      </w:r>
+      <w:r>
+        <w:t xml:space="preserve">99</w:t>
+      </w:r>
+      <w:r>
+        <w:t xml:space="preserve"> </w:t>
+      </w:r>
+      <w:r>
+        <w:t xml:space="preserve">U.S.C.</w:t>
+      </w:r>
+      <w:r>
+        <w:t xml:space="preserve"> </w:t>
+      </w:r>
+      <w:r>
+        <w:t xml:space="preserve">§</w:t>
+      </w:r>
+      <w:r>
+        <w:t xml:space="preserve"> </w:t>
+      </w:r>
+      <w:r>
+        <w:t xml:space="preserve">1234</w:t>
+      </w:r>
+      <w:r>
+        <w:t xml:space="preserve"> </w:t>
+      </w:r>
+      <w:r>
+        <w:tab/>
+      </w:r>
+      <w:r>
+        <w:t xml:space="preserve">1, 4, 5, 7, 10</w:t>
+      </w:r>
+    </w:p>
+    <w:p>
+      <w:pPr>
+        <w:keepLines/>
+        <w:tabs>
+          <w:tab w:val="right" w:leader="dot" w:pos="9340"/>
+        </w:tabs>
+        <w:spacing w:before="200" w:after="0" w:line="340" w:lineRule="exact"/>
+        <w:ind w:left="504" w:right="1120" w:hanging="504"/>
+      </w:pPr>
+      <w:r>
+        <w:t xml:space="preserve">Riverbend</w:t>
+      </w:r>
+      <w:r>
+        <w:t xml:space="preserve"> </w:t>
+      </w:r>
+      <w:r>
+        <w:t xml:space="preserve">Municipal</w:t>
+      </w:r>
+      <w:r>
+        <w:t xml:space="preserve"> </w:t>
+      </w:r>
+      <w:r>
+        <w:t xml:space="preserve">Water</w:t>
+      </w:r>
+      <w:r>
+        <w:t xml:space="preserve"> </w:t>
+      </w:r>
+      <w:r>
+        <w:t xml:space="preserve">Rights</w:t>
+      </w:r>
+      <w:r>
+        <w:t xml:space="preserve"> </w:t>
+      </w:r>
+      <w:r>
+        <w:t xml:space="preserve">Act</w:t>
+      </w:r>
+      <w:r>
+        <w:t xml:space="preserve">, </w:t>
+      </w:r>
+      <w:r>
+        <w:t xml:space="preserve">99</w:t>
+      </w:r>
+      <w:r>
+        <w:t xml:space="preserve"> </w:t>
+      </w:r>
+      <w:r>
+        <w:t xml:space="preserve">U.S.C.</w:t>
+      </w:r>
+      <w:r>
+        <w:t xml:space="preserve"> </w:t>
+      </w:r>
+      <w:r>
+        <w:t xml:space="preserve">§</w:t>
+      </w:r>
+      <w:r>
+        <w:t xml:space="preserve"> </w:t>
+      </w:r>
+      <w:r>
+        <w:t xml:space="preserve">1236(b)</w:t>
+      </w:r>
+      <w:r>
+        <w:t xml:space="preserve"> </w:t>
+      </w:r>
+      <w:r>
+        <w:tab/>
+      </w:r>
+      <w:r>
+        <w:t xml:space="preserve">2, 7</w:t>
+      </w:r>
+    </w:p>
+    <w:p>
+      <w:pPr>
+        <w:keepNext/>
+        <w:keepLines/>
+        <w:spacing w:before="400" w:after="0" w:line="340" w:lineRule="exact"/>
+      </w:pPr>
+      <w:r>
+        <w:rPr>
+          <w:b/>
+          <w:bCs/>
+        </w:rPr>
+        <w:t xml:space="preserve">Regulations:</w:t>
+      </w:r>
+    </w:p>
+    <w:p>
+      <w:pPr>
+        <w:keepLines/>
+        <w:tabs>
+          <w:tab w:val="right" w:leader="dot" w:pos="9340"/>
+        </w:tabs>
+        <w:spacing w:before="200" w:after="0" w:line="340" w:lineRule="exact"/>
+        <w:ind w:left="504" w:right="1120" w:hanging="504"/>
+      </w:pPr>
+      <w:r>
+        <w:t xml:space="preserve">99</w:t>
+      </w:r>
+      <w:r>
+        <w:t xml:space="preserve"> </w:t>
+      </w:r>
+      <w:r>
+        <w:t xml:space="preserve">C.F.R.</w:t>
+      </w:r>
+      <w:r>
+        <w:t xml:space="preserve"> </w:t>
+      </w:r>
+      <w:r>
+        <w:t xml:space="preserve">§</w:t>
+      </w:r>
+      <w:r>
+        <w:t xml:space="preserve"> </w:t>
+      </w:r>
+      <w:r>
+        <w:t xml:space="preserve">400.17</w:t>
+      </w:r>
+      <w:r>
+        <w:t xml:space="preserve"> </w:t>
+      </w:r>
+      <w:r>
+        <w:t xml:space="preserve">(2023)</w:t>
+      </w:r>
+      <w:r>
+        <w:t xml:space="preserve"> </w:t>
+      </w:r>
+      <w:r>
+        <w:tab/>
+      </w:r>
+      <w:r>
+        <w:t xml:space="preserve">7</w:t>
+      </w:r>
+    </w:p>
+    <w:p>
+      <w:pPr>
+        <w:keepLines/>
+        <w:tabs>
+          <w:tab w:val="right" w:leader="dot" w:pos="9340"/>
+        </w:tabs>
+        <w:spacing w:before="200" w:after="0" w:line="340" w:lineRule="exact"/>
+        <w:ind w:left="504" w:right="1120" w:hanging="504"/>
+      </w:pPr>
+      <w:r>
+        <w:t xml:space="preserve">99</w:t>
+      </w:r>
+      <w:r>
+        <w:t xml:space="preserve"> </w:t>
+      </w:r>
+      <w:r>
+        <w:t xml:space="preserve">C.F.R.</w:t>
+      </w:r>
+      <w:r>
+        <w:t xml:space="preserve"> </w:t>
+      </w:r>
+      <w:r>
+        <w:t xml:space="preserve">§</w:t>
+      </w:r>
+      <w:r>
+        <w:t xml:space="preserve"> </w:t>
+      </w:r>
+      <w:r>
+        <w:t xml:space="preserve">400.21(c)</w:t>
+      </w:r>
+      <w:r>
+        <w:t xml:space="preserve"> </w:t>
+      </w:r>
+      <w:r>
+        <w:t xml:space="preserve">(2023)</w:t>
+      </w:r>
+      <w:r>
+        <w:t xml:space="preserve"> </w:t>
+      </w:r>
+      <w:r>
+        <w:tab/>
+      </w:r>
+      <w:r>
+        <w:t xml:space="preserve">7</w:t>
+      </w:r>
+    </w:p>
+    <w:p>
+      <w:pPr>
+        <w:keepNext/>
+        <w:keepLines/>
+        <w:spacing w:before="400" w:after="0" w:line="340" w:lineRule="exact"/>
+      </w:pPr>
+      <w:r>
+        <w:rPr>
+          <w:b/>
+          <w:bCs/>
+        </w:rPr>
+        <w:t xml:space="preserve">Rules:</w:t>
+      </w:r>
+    </w:p>
+    <w:p>
+      <w:pPr>
+        <w:keepLines/>
+        <w:tabs>
+          <w:tab w:val="right" w:leader="dot" w:pos="9340"/>
+        </w:tabs>
+        <w:spacing w:before="200" w:after="0" w:line="340" w:lineRule="exact"/>
+        <w:ind w:left="504" w:right="1120" w:hanging="504"/>
+      </w:pPr>
+      <w:r>
+        <w:t xml:space="preserve">Fed.</w:t>
+      </w:r>
+      <w:r>
+        <w:t xml:space="preserve"> </w:t>
+      </w:r>
+      <w:r>
+        <w:t xml:space="preserve">R.</w:t>
+      </w:r>
+      <w:r>
+        <w:t xml:space="preserve"> </w:t>
+      </w:r>
+      <w:r>
+        <w:t xml:space="preserve">App.</w:t>
+      </w:r>
+      <w:r>
+        <w:t xml:space="preserve"> </w:t>
+      </w:r>
+      <w:r>
+        <w:t xml:space="preserve">P.</w:t>
+      </w:r>
+      <w:r>
+        <w:t xml:space="preserve"> </w:t>
+      </w:r>
+      <w:r>
+        <w:t xml:space="preserve">4(a)(1)(A)</w:t>
+      </w:r>
+      <w:r>
+        <w:t xml:space="preserve"> </w:t>
+      </w:r>
+      <w:r>
+        <w:tab/>
+      </w:r>
+      <w:r>
+        <w:t xml:space="preserve">2</w:t>
+      </w:r>
+    </w:p>
+    <w:p>
+      <w:pPr>
+        <w:keepLines/>
+        <w:tabs>
+          <w:tab w:val="right" w:leader="dot" w:pos="9340"/>
+        </w:tabs>
+        <w:spacing w:before="200" w:after="0" w:line="340" w:lineRule="exact"/>
+        <w:ind w:left="504" w:right="1120" w:hanging="504"/>
+      </w:pPr>
+      <w:r>
+        <w:t xml:space="preserve">Fed.</w:t>
+      </w:r>
+      <w:r>
+        <w:t xml:space="preserve"> </w:t>
+      </w:r>
+      <w:r>
+        <w:t xml:space="preserve">R.</w:t>
+      </w:r>
+      <w:r>
+        <w:t xml:space="preserve"> </w:t>
+      </w:r>
+      <w:r>
+        <w:t xml:space="preserve">Civ.</w:t>
+      </w:r>
+      <w:r>
+        <w:t xml:space="preserve"> </w:t>
+      </w:r>
+      <w:r>
+        <w:t xml:space="preserve">P.</w:t>
+      </w:r>
+      <w:r>
+        <w:t xml:space="preserve"> </w:t>
+      </w:r>
+      <w:r>
+        <w:t xml:space="preserve">12(b)(6)</w:t>
+      </w:r>
+      <w:r>
+        <w:t xml:space="preserve"> </w:t>
+      </w:r>
+      <w:r>
+        <w:tab/>
+      </w:r>
+      <w:r>
+        <w:t xml:space="preserve">1, 4, 5, 6</w:t>
+      </w:r>
+    </w:p>
+    <w:p>
+      <w:pPr>
+        <w:keepLines/>
+        <w:tabs>
+          <w:tab w:val="right" w:leader="dot" w:pos="9340"/>
+        </w:tabs>
+        <w:spacing w:before="200" w:after="0" w:line="340" w:lineRule="exact"/>
+        <w:ind w:left="504" w:right="1120" w:hanging="504"/>
+      </w:pPr>
+      <w:r>
+        <w:t xml:space="preserve">Fed.</w:t>
+      </w:r>
+      <w:r>
+        <w:t xml:space="preserve"> </w:t>
+      </w:r>
+      <w:r>
+        <w:t xml:space="preserve">R.</w:t>
+      </w:r>
+      <w:r>
+        <w:t xml:space="preserve"> </w:t>
+      </w:r>
+      <w:r>
+        <w:t xml:space="preserve">Civ.</w:t>
+      </w:r>
+      <w:r>
+        <w:t xml:space="preserve"> </w:t>
+      </w:r>
+      <w:r>
+        <w:t xml:space="preserve">P.</w:t>
+      </w:r>
+      <w:r>
+        <w:t xml:space="preserve"> </w:t>
+      </w:r>
+      <w:r>
+        <w:t xml:space="preserve">56(a)</w:t>
+      </w:r>
+      <w:r>
+        <w:t xml:space="preserve"> </w:t>
+      </w:r>
+      <w:r>
+        <w:tab/>
+      </w:r>
+      <w:r>
+        <w:t xml:space="preserve">5</w:t>
+      </w:r>
+    </w:p>
+    <w:p>
+      <w:pPr>
+        <w:keepLines/>
+        <w:tabs>
+          <w:tab w:val="right" w:leader="dot" w:pos="9340"/>
+        </w:tabs>
+        <w:spacing w:before="200" w:after="0" w:line="340" w:lineRule="exact"/>
+        <w:ind w:left="504" w:right="1120" w:hanging="504"/>
+      </w:pPr>
+      <w:r>
+        <w:t xml:space="preserve">Fed.</w:t>
+      </w:r>
+      <w:r>
+        <w:t xml:space="preserve"> </w:t>
+      </w:r>
+      <w:r>
+        <w:t xml:space="preserve">R.</w:t>
+      </w:r>
+      <w:r>
+        <w:t xml:space="preserve"> </w:t>
+      </w:r>
+      <w:r>
+        <w:t xml:space="preserve">Evid.</w:t>
+      </w:r>
+      <w:r>
+        <w:t xml:space="preserve"> </w:t>
+      </w:r>
+      <w:r>
+        <w:t xml:space="preserve">201</w:t>
+      </w:r>
+      <w:r>
+        <w:t xml:space="preserve"> </w:t>
+      </w:r>
+      <w:r>
+        <w:tab/>
+      </w:r>
+      <w:r>
+        <w:t xml:space="preserve">9</w:t>
+      </w:r>
+    </w:p>
+    <w:p>
+      <w:pPr>
+        <w:keepNext/>
+        <w:keepLines/>
+        <w:spacing w:before="400" w:after="0" w:line="340" w:lineRule="exact"/>
+      </w:pPr>
+      <w:r>
+        <w:rPr>
+          <w:b/>
+          <w:bCs/>
+        </w:rPr>
+        <w:t xml:space="preserve">Other Authorities:</w:t>
+      </w:r>
+    </w:p>
+    <w:p>
+      <w:pPr>
+        <w:keepLines/>
+        <w:tabs>
+          <w:tab w:val="right" w:leader="dot" w:pos="9340"/>
+        </w:tabs>
+        <w:spacing w:before="200" w:after="0" w:line="340" w:lineRule="exact"/>
+        <w:ind w:left="504" w:right="1120" w:hanging="504"/>
+      </w:pPr>
+      <w:r>
+        <w:t xml:space="preserve">88</w:t>
+      </w:r>
+      <w:r>
+        <w:t xml:space="preserve"> </w:t>
+      </w:r>
+      <w:r>
+        <w:t xml:space="preserve">Fed.</w:t>
+      </w:r>
+      <w:r>
+        <w:t xml:space="preserve"> </w:t>
+      </w:r>
+      <w:r>
+        <w:t xml:space="preserve">Reg.</w:t>
+      </w:r>
+      <w:r>
+        <w:t xml:space="preserve"> </w:t>
+      </w:r>
+      <w:r>
+        <w:t xml:space="preserve">12,345</w:t>
+      </w:r>
+      <w:r>
+        <w:t xml:space="preserve"> </w:t>
+      </w:r>
+      <w:r>
+        <w:t xml:space="preserve">(Mar. 1,</w:t>
+      </w:r>
+      <w:r>
+        <w:t xml:space="preserve"> </w:t>
+      </w:r>
+      <w:r>
+        <w:t xml:space="preserve">2023)</w:t>
+      </w:r>
+      <w:r>
+        <w:t xml:space="preserve"> </w:t>
+      </w:r>
+      <w:r>
+        <w:tab/>
+      </w:r>
+      <w:r>
+        <w:t xml:space="preserve">9</w:t>
+      </w:r>
+    </w:p>
+    <w:p>
+      <w:pPr>
+        <w:keepLines/>
+        <w:tabs>
+          <w:tab w:val="right" w:leader="dot" w:pos="9340"/>
+        </w:tabs>
+        <w:spacing w:before="200" w:after="0" w:line="340" w:lineRule="exact"/>
+        <w:ind w:left="504" w:right="1120" w:hanging="504"/>
+      </w:pPr>
+      <w:r>
+        <w:t xml:space="preserve">Dara</w:t>
+      </w:r>
+      <w:r>
+        <w:t xml:space="preserve"> </w:t>
+      </w:r>
+      <w:r>
+        <w:t xml:space="preserve">Mehta,</w:t>
+      </w:r>
+      <w:r>
+        <w:t xml:space="preserve"> </w:t>
+      </w:r>
+      <w:r>
+        <w:rPr>
+          <w:i/>
+          <w:iCs/>
+        </w:rPr>
+        <w:t xml:space="preserve">Curtailment</w:t>
+      </w:r>
+      <w:r>
+        <w:rPr>
+          <w:i/>
+          <w:iCs/>
+        </w:rPr>
+        <w:t xml:space="preserve"> </w:t>
+      </w:r>
+      <w:r>
+        <w:rPr>
+          <w:i/>
+          <w:iCs/>
+        </w:rPr>
+        <w:t xml:space="preserve">Without</w:t>
+      </w:r>
+      <w:r>
+        <w:rPr>
+          <w:i/>
+          <w:iCs/>
+        </w:rPr>
+        <w:t xml:space="preserve"> </w:t>
+      </w:r>
+      <w:r>
+        <w:rPr>
+          <w:i/>
+          <w:iCs/>
+        </w:rPr>
+        <w:t xml:space="preserve">Compensation</w:t>
+      </w:r>
+      <w:r>
+        <w:t xml:space="preserve">,</w:t>
+      </w:r>
+      <w:r>
+        <w:t xml:space="preserve"> </w:t>
+      </w:r>
+      <w:r>
+        <w:t xml:space="preserve">112</w:t>
+      </w:r>
+      <w:r>
+        <w:t xml:space="preserve"> </w:t>
+      </w:r>
+      <w:r>
+        <w:t xml:space="preserve">Fict.</w:t>
+      </w:r>
+      <w:r>
+        <w:t xml:space="preserve"> </w:t>
+      </w:r>
+      <w:r>
+        <w:t xml:space="preserve">L.</w:t>
+      </w:r>
+      <w:r>
+        <w:t xml:space="preserve"> </w:t>
+      </w:r>
+      <w:r>
+        <w:t xml:space="preserve">Rev. 45</w:t>
+      </w:r>
+      <w:r>
+        <w:t xml:space="preserve"> </w:t>
+      </w:r>
+      <w:r>
+        <w:t xml:space="preserve">(2022)</w:t>
+      </w:r>
+      <w:r>
+        <w:t xml:space="preserve"> </w:t>
+      </w:r>
+      <w:r>
+        <w:tab/>
+      </w:r>
+      <w:r>
+        <w:t xml:space="preserve">9</w:t>
+      </w:r>
+    </w:p>
+    <w:p>
+      <w:pPr>
+        <w:keepLines/>
+        <w:tabs>
+          <w:tab w:val="right" w:leader="dot" w:pos="9340"/>
+        </w:tabs>
+        <w:spacing w:before="200" w:after="0" w:line="340" w:lineRule="exact"/>
+        <w:ind w:left="504" w:right="1120" w:hanging="504"/>
+      </w:pPr>
+      <w:r>
+        <w:t xml:space="preserve">Eleanor</w:t>
+      </w:r>
+      <w:r>
+        <w:t xml:space="preserve"> </w:t>
+      </w:r>
+      <w:r>
+        <w:t xml:space="preserve">Whitfield,</w:t>
+      </w:r>
+      <w:r>
+        <w:t xml:space="preserve"> </w:t>
+      </w:r>
+      <w:r>
+        <w:rPr>
+          <w:i/>
+          <w:iCs/>
+        </w:rPr>
+        <w:t xml:space="preserve">The</w:t>
+      </w:r>
+      <w:r>
+        <w:rPr>
+          <w:i/>
+          <w:iCs/>
+        </w:rPr>
+        <w:t xml:space="preserve"> </w:t>
+      </w:r>
+      <w:r>
+        <w:rPr>
+          <w:i/>
+          <w:iCs/>
+        </w:rPr>
+        <w:t xml:space="preserve">Law</w:t>
+      </w:r>
+      <w:r>
+        <w:rPr>
+          <w:i/>
+          <w:iCs/>
+        </w:rPr>
+        <w:t xml:space="preserve"> </w:t>
+      </w:r>
+      <w:r>
+        <w:rPr>
+          <w:i/>
+          <w:iCs/>
+        </w:rPr>
+        <w:t xml:space="preserve">of</w:t>
+      </w:r>
+      <w:r>
+        <w:rPr>
+          <w:i/>
+          <w:iCs/>
+        </w:rPr>
+        <w:t xml:space="preserve"> </w:t>
+      </w:r>
+      <w:r>
+        <w:rPr>
+          <w:i/>
+          <w:iCs/>
+        </w:rPr>
+        <w:t xml:space="preserve">Prior</w:t>
+      </w:r>
+      <w:r>
+        <w:rPr>
+          <w:i/>
+          <w:iCs/>
+        </w:rPr>
+        <w:t xml:space="preserve"> </w:t>
+      </w:r>
+      <w:r>
+        <w:rPr>
+          <w:i/>
+          <w:iCs/>
+        </w:rPr>
+        <w:t xml:space="preserve">Appropriation</w:t>
+      </w:r>
+      <w:r>
+        <w:t xml:space="preserve"> </w:t>
+      </w:r>
+      <w:r>
+        <w:t xml:space="preserve">§</w:t>
+      </w:r>
+      <w:r>
+        <w:t xml:space="preserve"> </w:t>
+      </w:r>
+      <w:r>
+        <w:t xml:space="preserve">7.12</w:t>
+      </w:r>
+      <w:r>
+        <w:t xml:space="preserve"> </w:t>
+      </w:r>
+      <w:r>
+        <w:t xml:space="preserve">(4th</w:t>
+      </w:r>
+      <w:r>
+        <w:t xml:space="preserve"> </w:t>
+      </w:r>
+      <w:r>
+        <w:t xml:space="preserve">ed. 2020)</w:t>
+      </w:r>
+      <w:r>
+        <w:t xml:space="preserve"> </w:t>
+      </w:r>
+      <w:r>
+        <w:tab/>
+      </w:r>
+      <w:r>
+        <w:t xml:space="preserve">9</w:t>
+      </w:r>
+    </w:p>
+    <w:p>
+      <w:pPr>
+        <w:spacing w:before="0" w:after="0" w:line="20" w:lineRule="exact"/>
+        <w:sectPr>
+          <w:footerReference w:type="default" r:id="rIdFtrPage"/>
+          <w:pgSz w:w="12240" w:h="15840"/>
+          <w:pgMar w:top="1440" w:right="1440" w:bottom="1440" w:left="1440" w:header="720" w:footer="576" w:gutter="0"/>
+          <w:pgNumType w:fmt="lowerRoman" w:start="1"/>
+        </w:sectPr>
+      </w:pPr>
     </w:p>
     <w:p>
       <w:pPr>
         <w:pStyle w:val="Heading1"/>
-      </w:pPr>
-      <w:bookmarkStart w:id="9" w:name="_introduction"/>
-      <w:r>
-        <w:t xml:space="preserve">Introduction</w:t>
-      </w:r>
-      <w:bookmarkEnd w:id="9"/>
+        <w:keepNext/>
+        <w:keepLines/>
+        <w:spacing w:before="560" w:after="360" w:line="340" w:lineRule="exact"/>
+        <w:ind w:left="0" w:firstLine="0"/>
+        <w:jc w:val="center"/>
+      </w:pPr>
+      <w:r>
+        <w:rPr>
+          <w:b/>
+          <w:bCs/>
+        </w:rPr>
+        <w:t xml:space="preserve">INTRODUCTION</w:t>
+      </w:r>
     </w:p>
     <w:p>
       <w:pPr>
@@ -33,7 +4052,7 @@
         <w:pStyle w:val="BodyText"/>
       </w:pPr>
       <w:r>
-        <w:t xml:space="preserve">Appellants hold senior surface-water rights on the fictional Riverbend. In the summer of 2024, the District issued a curtailment order that cut their diversions to zero while junior municipal users kept drawing. The district court dismissed the challenge on the pleadings, holding that the Riverbend Municipal Water Rights Act, 99 U.S.C. § 1234, commits curtailment priority entirely to the District’s discretion. That reading is wrong on the text, wrong under</w:t>
+        <w:t xml:space="preserve">Appellants hold senior surface-water rights on the fictional Riverbend. In the summer of 2024, the District issued a curtailment order that cut their diversions to zero while junior municipal users kept drawing. The district court dismissed the challenge on the pleadings, holding that the Riverbend Municipal Water Rights Act, 99 U.S.C. § 1234, commits curtailment priority entirely to the District’s discretion. That reading is wrong on the text, wrong under</w:t>
       </w:r>
       <w:r>
         <w:t xml:space="preserve"> </w:t>
@@ -60,54 +4079,68 @@
     <w:p>
       <w:pPr>
         <w:pStyle w:val="Heading1"/>
-      </w:pPr>
-      <w:bookmarkStart w:id="10" w:name="_efefd2e0e732cf04054ec6dbbfa73841f9837db"/>
-      <w:r>
-        <w:t xml:space="preserve">Statement of Jurisdiction</w:t>
-      </w:r>
-      <w:bookmarkEnd w:id="10"/>
+        <w:keepNext/>
+        <w:keepLines/>
+        <w:spacing w:before="560" w:after="360" w:line="340" w:lineRule="exact"/>
+        <w:ind w:left="0" w:firstLine="0"/>
+        <w:jc w:val="center"/>
+      </w:pPr>
+      <w:r>
+        <w:rPr>
+          <w:b/>
+          <w:bCs/>
+        </w:rPr>
+        <w:t xml:space="preserve">STATEMENT OF JURISDICTION</w:t>
+      </w:r>
+    </w:p>
+    <w:p>
+      <w:pPr>
+        <w:pStyle w:val="BodyText"/>
+      </w:pPr>
+      <w:r>
+        <w:t xml:space="preserve">The district court had subject-matter jurisdiction under 28 U.S.C. § 1331 because Appellants’ claims arise under the Riverbend Municipal Water Rights Act and the Fifth Amendment, see U.S. Const. amend. V, and under 28 U.S.C. § 2201 for declaratory relief. The court entered a final judgment dismissing all claims against all parties on August 4, 2025. 2-ER-211. Appellants filed a notice of appeal on August 29, 2025, within the thirty days allowed by Fed. R. App. P. 4(a)(1)(A). 2-ER-215. This Court has jurisdiction under 28 U.S.C. § 1291 because the judgment is final.</w:t>
+      </w:r>
+    </w:p>
+    <w:p>
+      <w:pPr>
+        <w:pStyle w:val="BodyText"/>
+      </w:pPr>
+      <w:r>
+        <w:t xml:space="preserve">The Act’s jurisdictional section provides, in full:</w:t>
+      </w:r>
+    </w:p>
+    <w:p>
+      <w:pPr>
+        <w:pStyle w:val="BlockText"/>
+      </w:pPr>
+      <w:r>
+        <w:t xml:space="preserve">A person whose senior right to divert water is curtailed in favor of a junior user may seek review of the curtailment in the United States district court for the district in which the diversion lies, and that court shall have jurisdiction to determine whether the curtailment respected the priority of rights as of the date of the order. The court shall not defer to the District’s construction of this section.</w:t>
+      </w:r>
     </w:p>
     <w:p>
       <w:pPr>
         <w:pStyle w:val="FirstParagraph"/>
       </w:pPr>
       <w:r>
-        <w:t xml:space="preserve">The district court had subject-matter jurisdiction under 28 U.S.C. § 1331 because Appellants’ claims arise under the Riverbend Municipal Water Rights Act and the Fifth Amendment, see U.S. Const. amend. V, and under 28 U.S.C. § 2201 for declaratory relief. The court entered a final judgment dismissing all claims against all parties on August 4, 2025. 2-ER-211. Appellants filed a notice of appeal on August 29, 2025, within the thirty days allowed by Fed. R. App. P. 4(a)(1)(A). 2-ER-215. This Court has jurisdiction under 28 U.S.C. § 1291 because the judgment is final.</w:t>
-      </w:r>
-    </w:p>
-    <w:p>
-      <w:pPr>
-        <w:pStyle w:val="BodyText"/>
-      </w:pPr>
-      <w:r>
-        <w:t xml:space="preserve">The Act’s jurisdictional section provides, in full:</w:t>
-      </w:r>
-    </w:p>
-    <w:p>
-      <w:pPr>
-        <w:pStyle w:val="BlockText"/>
-      </w:pPr>
-      <w:r>
-        <w:t xml:space="preserve">A person whose senior right to divert water is curtailed in favor of a junior user may seek review of the curtailment in the United States district court for the district in which the diversion lies, and that court shall have jurisdiction to determine whether the curtailment respected the priority of rights as of the date of the order. The court shall not defer to the District’s construction of this section.</w:t>
-      </w:r>
-    </w:p>
-    <w:p>
-      <w:pPr>
-        <w:pStyle w:val="FirstParagraph"/>
-      </w:pPr>
-      <w:r>
-        <w:t xml:space="preserve">99 U.S.C. § 1236(b).</w:t>
+        <w:t xml:space="preserve">99 U.S.C. § 1236(b).</w:t>
       </w:r>
     </w:p>
     <w:p>
       <w:pPr>
         <w:pStyle w:val="Heading1"/>
-      </w:pPr>
-      <w:bookmarkStart w:id="11" w:name="_645aebb8e95d06ef7b3e6141bef958389e56f04"/>
-      <w:r>
-        <w:t xml:space="preserve">Statement of the Issues</w:t>
-      </w:r>
-      <w:bookmarkEnd w:id="11"/>
+        <w:keepNext/>
+        <w:keepLines/>
+        <w:spacing w:before="560" w:after="360" w:line="340" w:lineRule="exact"/>
+        <w:ind w:left="0" w:firstLine="0"/>
+        <w:jc w:val="center"/>
+      </w:pPr>
+      <w:r>
+        <w:rPr>
+          <w:b/>
+          <w:bCs/>
+        </w:rPr>
+        <w:t xml:space="preserve">STATEMENT OF THE ISSUES</w:t>
+      </w:r>
     </w:p>
     <w:p>
       <w:pPr>
@@ -143,7 +4176,7 @@
       <w:r>
         <w:t xml:space="preserve"> </w:t>
       </w:r>
-      <w:hyperlink r:id="rId12">
+      <w:hyperlink r:id="rId9">
         <w:r>
           <w:rPr>
             <w:rStyle w:val="Hyperlink"/>
@@ -161,29 +4194,904 @@
     <w:p>
       <w:pPr>
         <w:pStyle w:val="Heading1"/>
-      </w:pPr>
-      <w:bookmarkStart w:id="13" w:name="_9ce86cd89e816c495213921bce711286420babc"/>
-      <w:r>
-        <w:t xml:space="preserve">Statement of the Case</w:t>
-      </w:r>
-      <w:bookmarkEnd w:id="13"/>
+        <w:keepNext/>
+        <w:keepLines/>
+        <w:spacing w:before="560" w:after="360" w:line="340" w:lineRule="exact"/>
+        <w:ind w:left="0" w:firstLine="0"/>
+        <w:jc w:val="center"/>
+      </w:pPr>
+      <w:r>
+        <w:rPr>
+          <w:b/>
+          <w:bCs/>
+        </w:rPr>
+        <w:t xml:space="preserve">STATEMENT OF THE CASE</w:t>
+      </w:r>
     </w:p>
     <w:p>
       <w:pPr>
         <w:pStyle w:val="Heading2"/>
-      </w:pPr>
-      <w:bookmarkStart w:id="14" w:name="_b8e5b8837ccf89115edfee2c48cc11b996d00ec"/>
-      <w:r>
-        <w:t xml:space="preserve">A. Factual Background</w:t>
-      </w:r>
-      <w:bookmarkEnd w:id="14"/>
+        <w:keepNext/>
+        <w:keepLines/>
+        <w:spacing w:before="440" w:after="360" w:line="340" w:lineRule="exact"/>
+        <w:ind w:left="1440" w:hanging="720"/>
+      </w:pPr>
+      <w:r>
+        <w:rPr>
+          <w:b/>
+          <w:bCs/>
+        </w:rPr>
+        <w:t xml:space="preserve">A.</w:t>
+      </w:r>
+      <w:r>
+        <w:rPr>
+          <w:b/>
+          <w:bCs/>
+        </w:rPr>
+        <w:tab/>
+      </w:r>
+      <w:r>
+        <w:rPr>
+          <w:b/>
+          <w:bCs/>
+        </w:rPr>
+        <w:t xml:space="preserve">Factual</w:t>
+      </w:r>
+      <w:r>
+        <w:rPr>
+          <w:b/>
+          <w:bCs/>
+        </w:rPr>
+        <w:t xml:space="preserve"> </w:t>
+      </w:r>
+      <w:r>
+        <w:rPr>
+          <w:b/>
+          <w:bCs/>
+        </w:rPr>
+        <w:t xml:space="preserve">Background</w:t>
+      </w:r>
+    </w:p>
+    <w:p>
+      <w:pPr>
+        <w:pStyle w:val="BodyText"/>
+      </w:pPr>
+      <w:r>
+        <w:t xml:space="preserve">The Riverbend is a fictional river whose flow is fully appropriated in dry years. Appellant Quintana-Okafor holds a pre-1914 right to divert water for orchards; Appellant Tidewater Cooperative holds a 1931 right; and Appellant Pelican Bay Growers Association holds a 1958 right as successor to a mutual water company. 1-ER-40 to 1-ER-52. The District, a municipal utility, holds rights dating from 1989. 1-ER-61.</w:t>
+      </w:r>
+    </w:p>
+    <w:p>
+      <w:pPr>
+        <w:pStyle w:val="BodyText"/>
+      </w:pPr>
+      <w:r>
+        <w:t xml:space="preserve">On June 14, 2024, the District’s Director, Appellee Voss, issued Curtailment Order 24-07.</w:t>
+      </w:r>
+      <w:r>
+        <w:rPr>
+          <w:rStyle w:val="FootnoteReference"/>
+        </w:rPr>
+        <w:footnoteReference w:id="10"/>
+      </w:r>
+      <w:r>
+        <w:t xml:space="preserve"> </w:t>
+      </w:r>
+      <w:r>
+        <w:t xml:space="preserve">The order directed all diverters with rights junior to 1960 to stop diverting but, by its terms, exempted “the District’s own municipal supply.” 1-ER-70. Appellants’ rights are all senior to 1960, yet the order cut off their diversions in full for sixty-three days while the District continued to draw at its normal rate. 1-ER-72.</w:t>
+      </w:r>
+    </w:p>
+    <w:p>
+      <w:pPr>
+        <w:pStyle w:val="BodyText"/>
+      </w:pPr>
+      <w:r>
+        <w:t xml:space="preserve">90. The administrative record shows that the District maintained a reserve of roughly eleven days’ supply throughout the curtailment. 1-ER-88. That figure appears in the District’s own operating log and was pleaded in paragraph 47 of the complaint. 1-ER-33.</w:t>
+      </w:r>
+    </w:p>
+    <w:p>
+      <w:pPr>
+        <w:pStyle w:val="BodyText"/>
+      </w:pPr>
+      <w:r>
+        <w:t xml:space="preserve">- The District has never explained why a reserve that large was not released to senior users. In its answer it said only that curtailment decisions are “a matter of operational discretion.” 1-ER-104.</w:t>
+      </w:r>
+    </w:p>
+    <w:p>
+      <w:pPr>
+        <w:pStyle w:val="Heading2"/>
+        <w:keepNext/>
+        <w:keepLines/>
+        <w:spacing w:before="440" w:after="360" w:line="340" w:lineRule="exact"/>
+        <w:ind w:left="1440" w:hanging="720"/>
+      </w:pPr>
+      <w:r>
+        <w:rPr>
+          <w:b/>
+          <w:bCs/>
+        </w:rPr>
+        <w:t xml:space="preserve">B.</w:t>
+      </w:r>
+      <w:r>
+        <w:rPr>
+          <w:b/>
+          <w:bCs/>
+        </w:rPr>
+        <w:tab/>
+      </w:r>
+      <w:r>
+        <w:rPr>
+          <w:b/>
+          <w:bCs/>
+        </w:rPr>
+        <w:t xml:space="preserve">Procedural</w:t>
+      </w:r>
+      <w:r>
+        <w:rPr>
+          <w:b/>
+          <w:bCs/>
+        </w:rPr>
+        <w:t xml:space="preserve"> </w:t>
+      </w:r>
+      <w:r>
+        <w:rPr>
+          <w:b/>
+          <w:bCs/>
+        </w:rPr>
+        <w:t xml:space="preserve">History</w:t>
+      </w:r>
+    </w:p>
+    <w:p>
+      <w:pPr>
+        <w:pStyle w:val="BodyText"/>
+      </w:pPr>
+      <w:r>
+        <w:t xml:space="preserve">Appellants sued on September 3, 2024, seeking a declaration that the order violated the priority rules of the Act and an injunction against further curtailment of senior rights while junior municipal use continued. 3-ER-300. The District moved to dismiss under Fed. R. Civ. P. 12(b)(6). The court granted the motion on August 4, 2025, holding that 99 U.S.C. § 1234 “vests the District with sole discretion over curtailment priority.” 2-ER-205. It did not reach Appellants’ constitutional claim.</w:t>
+      </w:r>
+      <w:r>
+        <w:rPr>
+          <w:rStyle w:val="FootnoteReference"/>
+        </w:rPr>
+        <w:footnoteReference w:id="11"/>
+      </w:r>
+    </w:p>
+    <w:p>
+      <w:pPr>
+        <w:pStyle w:val="BodyText"/>
+      </w:pPr>
+      <w:r>
+        <w:t xml:space="preserve">The court relied principally on</w:t>
+      </w:r>
+      <w:r>
+        <w:t xml:space="preserve"> </w:t>
+      </w:r>
+      <w:r>
+        <w:rPr>
+          <w:i/>
+          <w:iCs/>
+        </w:rPr>
+        <w:t xml:space="preserve">Brightwater Municipal Utility District v. Kessler</w:t>
+      </w:r>
+      <w:r>
+        <w:t xml:space="preserve">, 999 U.S. 101, 110 (2019), reading it to establish a rule of deference to municipal water managers. 2-ER-206. It did not discuss</w:t>
+      </w:r>
+      <w:r>
+        <w:t xml:space="preserve"> </w:t>
+      </w:r>
+      <w:r>
+        <w:rPr>
+          <w:i/>
+          <w:iCs/>
+        </w:rPr>
+        <w:t xml:space="preserve">Marlowe</w:t>
+      </w:r>
+      <w:r>
+        <w:t xml:space="preserve">, 999 F.3d at 130, which Appellants had cited in their opposition. 3-ER-340.</w:t>
+      </w:r>
+    </w:p>
+    <w:p>
+      <w:pPr>
+        <w:pStyle w:val="Heading1"/>
+        <w:keepNext/>
+        <w:keepLines/>
+        <w:spacing w:before="560" w:after="360" w:line="340" w:lineRule="exact"/>
+        <w:ind w:left="0" w:firstLine="0"/>
+        <w:jc w:val="center"/>
+      </w:pPr>
+      <w:r>
+        <w:rPr>
+          <w:b/>
+          <w:bCs/>
+        </w:rPr>
+        <w:t xml:space="preserve">SUMMARY OF ARGUMENT</w:t>
+      </w:r>
+    </w:p>
+    <w:p>
+      <w:pPr>
+        <w:pStyle w:val="BodyText"/>
+      </w:pPr>
+      <w:r>
+        <w:t xml:space="preserve">The Act’s text makes priority a rule, not a preference. Section 1234 provides that the District “shall curtail junior rights before senior rights.” 99 U.S.C. § 1234. The word “shall” forecloses the discretion the district court found. The district court’s contrary reading depends on a misreading of</w:t>
+      </w:r>
+      <w:r>
+        <w:t xml:space="preserve"> </w:t>
+      </w:r>
+      <w:r>
+        <w:rPr>
+          <w:i/>
+          <w:iCs/>
+        </w:rPr>
+        <w:t xml:space="preserve">Brightwater</w:t>
+      </w:r>
+      <w:r>
+        <w:t xml:space="preserve">, which concerned the District’s discretion</w:t>
+      </w:r>
+      <w:r>
+        <w:t xml:space="preserve"> </w:t>
+      </w:r>
+      <w:r>
+        <w:rPr>
+          <w:i/>
+          <w:iCs/>
+        </w:rPr>
+        <w:t xml:space="preserve">among</w:t>
+      </w:r>
+      <w:r>
+        <w:t xml:space="preserve"> </w:t>
+      </w:r>
+      <w:r>
+        <w:t xml:space="preserve">equal-priority users and said nothing about ranking junior against senior rights.</w:t>
+      </w:r>
+    </w:p>
+    <w:p>
+      <w:pPr>
+        <w:pStyle w:val="BodyText"/>
+      </w:pPr>
+      <w:r>
+        <w:t xml:space="preserve">The district court also erred procedurally. Appellants pleaded, with record support, that the District held a large reserve throughout the curtailment. Whether that reserve could have been released is a question of fact. Fed. R. Civ. P. 56(a) would not permit its resolution against Appellants even on a developed record, and Rule 12(b)(6) does not permit it on the pleadings.</w:t>
+      </w:r>
+    </w:p>
+    <w:p>
+      <w:pPr>
+        <w:pStyle w:val="Heading1"/>
+        <w:keepNext/>
+        <w:keepLines/>
+        <w:spacing w:before="560" w:after="360" w:line="340" w:lineRule="exact"/>
+        <w:ind w:left="0" w:firstLine="0"/>
+        <w:jc w:val="center"/>
+      </w:pPr>
+      <w:r>
+        <w:rPr>
+          <w:b/>
+          <w:bCs/>
+        </w:rPr>
+        <w:t xml:space="preserve">ARGUMENT</w:t>
+      </w:r>
+    </w:p>
+    <w:p>
+      <w:pPr>
+        <w:pStyle w:val="Heading2"/>
+        <w:keepNext/>
+        <w:keepLines/>
+        <w:spacing w:before="480" w:after="360" w:line="340" w:lineRule="exact"/>
+        <w:ind w:left="0" w:firstLine="0"/>
+        <w:jc w:val="center"/>
+      </w:pPr>
+      <w:r>
+        <w:rPr>
+          <w:b/>
+          <w:bCs/>
+        </w:rPr>
+        <w:t xml:space="preserve">I. </w:t>
+      </w:r>
+      <w:r>
+        <w:rPr>
+          <w:b/>
+          <w:bCs/>
+        </w:rPr>
+        <w:t xml:space="preserve">The</w:t>
+      </w:r>
+      <w:r>
+        <w:rPr>
+          <w:b/>
+          <w:bCs/>
+        </w:rPr>
+        <w:t xml:space="preserve"> </w:t>
+      </w:r>
+      <w:r>
+        <w:rPr>
+          <w:b/>
+          <w:bCs/>
+        </w:rPr>
+        <w:t xml:space="preserve">District</w:t>
+      </w:r>
+      <w:r>
+        <w:rPr>
+          <w:b/>
+          <w:bCs/>
+        </w:rPr>
+        <w:t xml:space="preserve"> </w:t>
+      </w:r>
+      <w:r>
+        <w:rPr>
+          <w:b/>
+          <w:bCs/>
+        </w:rPr>
+        <w:t xml:space="preserve">Court</w:t>
+      </w:r>
+      <w:r>
+        <w:rPr>
+          <w:b/>
+          <w:bCs/>
+        </w:rPr>
+        <w:t xml:space="preserve"> </w:t>
+      </w:r>
+      <w:r>
+        <w:rPr>
+          <w:b/>
+          <w:bCs/>
+        </w:rPr>
+        <w:t xml:space="preserve">Misread</w:t>
+      </w:r>
+      <w:r>
+        <w:rPr>
+          <w:b/>
+          <w:bCs/>
+        </w:rPr>
+        <w:t xml:space="preserve"> </w:t>
+      </w:r>
+      <w:r>
+        <w:rPr>
+          <w:b/>
+          <w:bCs/>
+        </w:rPr>
+        <w:t xml:space="preserve">the</w:t>
+      </w:r>
+      <w:r>
+        <w:rPr>
+          <w:b/>
+          <w:bCs/>
+        </w:rPr>
+        <w:t xml:space="preserve"> </w:t>
+      </w:r>
+      <w:r>
+        <w:rPr>
+          <w:b/>
+          <w:bCs/>
+        </w:rPr>
+        <w:t xml:space="preserve">Act’s</w:t>
+      </w:r>
+      <w:r>
+        <w:rPr>
+          <w:b/>
+          <w:bCs/>
+        </w:rPr>
+        <w:t xml:space="preserve"> </w:t>
+      </w:r>
+      <w:r>
+        <w:rPr>
+          <w:b/>
+          <w:bCs/>
+        </w:rPr>
+        <w:t xml:space="preserve">Priority</w:t>
+      </w:r>
+      <w:r>
+        <w:rPr>
+          <w:b/>
+          <w:bCs/>
+        </w:rPr>
+        <w:t xml:space="preserve"> </w:t>
+      </w:r>
+      <w:r>
+        <w:rPr>
+          <w:b/>
+          <w:bCs/>
+        </w:rPr>
+        <w:t xml:space="preserve">Rule</w:t>
+      </w:r>
+    </w:p>
+    <w:p>
+      <w:pPr>
+        <w:pStyle w:val="Heading3"/>
+        <w:keepNext/>
+        <w:keepLines/>
+        <w:spacing w:before="440" w:after="360" w:line="340" w:lineRule="exact"/>
+        <w:ind w:left="1440" w:hanging="720"/>
+      </w:pPr>
+      <w:r>
+        <w:rPr>
+          <w:b/>
+          <w:bCs/>
+        </w:rPr>
+        <w:t xml:space="preserve">A.</w:t>
+      </w:r>
+      <w:r>
+        <w:rPr>
+          <w:b/>
+          <w:bCs/>
+        </w:rPr>
+        <w:tab/>
+      </w:r>
+      <w:r>
+        <w:rPr>
+          <w:b/>
+          <w:bCs/>
+        </w:rPr>
+        <w:t xml:space="preserve">Standard</w:t>
+      </w:r>
+      <w:r>
+        <w:rPr>
+          <w:b/>
+          <w:bCs/>
+        </w:rPr>
+        <w:t xml:space="preserve"> </w:t>
+      </w:r>
+      <w:r>
+        <w:rPr>
+          <w:b/>
+          <w:bCs/>
+        </w:rPr>
+        <w:t xml:space="preserve">of</w:t>
+      </w:r>
+      <w:r>
+        <w:rPr>
+          <w:b/>
+          <w:bCs/>
+        </w:rPr>
+        <w:t xml:space="preserve"> </w:t>
+      </w:r>
+      <w:r>
+        <w:rPr>
+          <w:b/>
+          <w:bCs/>
+        </w:rPr>
+        <w:t xml:space="preserve">Review</w:t>
+      </w:r>
+    </w:p>
+    <w:p>
+      <w:pPr>
+        <w:pStyle w:val="BodyText"/>
+      </w:pPr>
+      <w:r>
+        <w:t xml:space="preserve">This Court reviews a dismissal under Rule 12(b)(6) de novo, accepting well-pleaded facts as true.</w:t>
+      </w:r>
+      <w:r>
+        <w:t xml:space="preserve"> </w:t>
+      </w:r>
+      <w:r>
+        <w:rPr>
+          <w:i/>
+          <w:iCs/>
+        </w:rPr>
+        <w:t xml:space="preserve">Okonkwo v. Eastside Irrigation Co-op</w:t>
+      </w:r>
+      <w:r>
+        <w:t xml:space="preserve">, 999 F.3d 135, 141 (9th Cir. 2016). Questions of statutory interpretation are likewise reviewed de novo.</w:t>
+      </w:r>
+      <w:r>
+        <w:t xml:space="preserve"> </w:t>
+      </w:r>
+      <w:r>
+        <w:rPr>
+          <w:i/>
+          <w:iCs/>
+        </w:rPr>
+        <w:t xml:space="preserve">Nakamura Orchards v. Basin Water Authority</w:t>
+      </w:r>
+      <w:r>
+        <w:t xml:space="preserve">, 999 F.3d 987, 992 (9th Cir. 2018). Both issues were raised and ruled on below. 3-ER-330 to 3-ER-345; 2-ER-205 to 2-ER-210.</w:t>
+      </w:r>
+    </w:p>
+    <w:p>
+      <w:pPr>
+        <w:pStyle w:val="Heading3"/>
+        <w:keepNext/>
+        <w:keepLines/>
+        <w:spacing w:before="440" w:after="360" w:line="340" w:lineRule="exact"/>
+        <w:ind w:left="1440" w:hanging="720"/>
+      </w:pPr>
+      <w:r>
+        <w:rPr>
+          <w:b/>
+          <w:bCs/>
+        </w:rPr>
+        <w:t xml:space="preserve">B.</w:t>
+      </w:r>
+      <w:r>
+        <w:rPr>
+          <w:b/>
+          <w:bCs/>
+        </w:rPr>
+        <w:tab/>
+      </w:r>
+      <w:r>
+        <w:rPr>
+          <w:b/>
+          <w:bCs/>
+        </w:rPr>
+        <w:t xml:space="preserve">The</w:t>
+      </w:r>
+      <w:r>
+        <w:rPr>
+          <w:b/>
+          <w:bCs/>
+        </w:rPr>
+        <w:t xml:space="preserve"> </w:t>
+      </w:r>
+      <w:r>
+        <w:rPr>
+          <w:b/>
+          <w:bCs/>
+        </w:rPr>
+        <w:t xml:space="preserve">Text</w:t>
+      </w:r>
+      <w:r>
+        <w:rPr>
+          <w:b/>
+          <w:bCs/>
+        </w:rPr>
+        <w:t xml:space="preserve"> </w:t>
+      </w:r>
+      <w:r>
+        <w:rPr>
+          <w:b/>
+          <w:bCs/>
+        </w:rPr>
+        <w:t xml:space="preserve">Fixes</w:t>
+      </w:r>
+      <w:r>
+        <w:rPr>
+          <w:b/>
+          <w:bCs/>
+        </w:rPr>
+        <w:t xml:space="preserve"> </w:t>
+      </w:r>
+      <w:r>
+        <w:rPr>
+          <w:b/>
+          <w:bCs/>
+        </w:rPr>
+        <w:t xml:space="preserve">Priority</w:t>
+      </w:r>
+      <w:r>
+        <w:rPr>
+          <w:b/>
+          <w:bCs/>
+        </w:rPr>
+        <w:t xml:space="preserve"> </w:t>
+      </w:r>
+      <w:r>
+        <w:rPr>
+          <w:b/>
+          <w:bCs/>
+        </w:rPr>
+        <w:t xml:space="preserve">and</w:t>
+      </w:r>
+      <w:r>
+        <w:rPr>
+          <w:b/>
+          <w:bCs/>
+        </w:rPr>
+        <w:t xml:space="preserve"> </w:t>
+      </w:r>
+      <w:r>
+        <w:rPr>
+          <w:b/>
+          <w:bCs/>
+        </w:rPr>
+        <w:t xml:space="preserve">Leaves</w:t>
+      </w:r>
+      <w:r>
+        <w:rPr>
+          <w:b/>
+          <w:bCs/>
+        </w:rPr>
+        <w:t xml:space="preserve"> </w:t>
+      </w:r>
+      <w:r>
+        <w:rPr>
+          <w:b/>
+          <w:bCs/>
+        </w:rPr>
+        <w:t xml:space="preserve">No</w:t>
+      </w:r>
+      <w:r>
+        <w:rPr>
+          <w:b/>
+          <w:bCs/>
+        </w:rPr>
+        <w:t xml:space="preserve"> </w:t>
+      </w:r>
+      <w:r>
+        <w:rPr>
+          <w:b/>
+          <w:bCs/>
+        </w:rPr>
+        <w:t xml:space="preserve">Discretion</w:t>
+      </w:r>
+    </w:p>
+    <w:p>
+      <w:pPr>
+        <w:pStyle w:val="BodyText"/>
+      </w:pPr>
+      <w:r>
+        <w:t xml:space="preserve">The Act states its rule in mandatory terms. This Court has repeatedly held that “shall” in a priority provision creates an enforceable rule.</w:t>
+      </w:r>
+      <w:r>
+        <w:t xml:space="preserve"> </w:t>
+      </w:r>
+      <w:r>
+        <w:rPr>
+          <w:i/>
+          <w:iCs/>
+        </w:rPr>
+        <w:t xml:space="preserve">Marlowe</w:t>
+      </w:r>
+      <w:r>
+        <w:t xml:space="preserve">, 999 F.3d at 130;</w:t>
+      </w:r>
+      <w:r>
+        <w:t xml:space="preserve"> </w:t>
+      </w:r>
+      <w:r>
+        <w:rPr>
+          <w:i/>
+          <w:iCs/>
+        </w:rPr>
+        <w:t xml:space="preserve">Rosario-Delgado v. Valley Mutual Water Co.</w:t>
+      </w:r>
+      <w:r>
+        <w:t xml:space="preserve">, 999 F.3d 579, 585 (9th Cir. 2015). The point is not a close one. The text of the Act, its structure and its purpose all point in the same direction, and each of the three independently supports the reading Appellants advance here. The District does not suggest otherwise in its answering papers. It offers instead only a single sentence of the order below, which rests on a reading of the earlier cases that they cannot bear. Nothing in the legislative history is to the contrary, and the fictional agency that administers the Act has never taken a different position in any proceeding of which Appellants are aware. The en banc Court restated the point in the fictional</w:t>
+      </w:r>
+      <w:r>
+        <w:t xml:space="preserve"> </w:t>
+      </w:r>
+      <w:r>
+        <w:rPr>
+          <w:i/>
+          <w:iCs/>
+        </w:rPr>
+        <w:t xml:space="preserve">Aqueduct</w:t>
+      </w:r>
+      <w:r>
+        <w:t xml:space="preserve"> </w:t>
+      </w:r>
+      <w:r>
+        <w:t xml:space="preserve">litigation:</w:t>
+      </w:r>
+    </w:p>
+    <w:p>
+      <w:pPr>
+        <w:pStyle w:val="BlockText"/>
+      </w:pPr>
+      <w:r>
+        <w:t xml:space="preserve">When a statute orders the manager of a scarce resource to serve senior claimants before junior ones, the manager may choose the means of service but not the order of service. To read “shall” as “may” is to repeal the priority the legislature wrote.</w:t>
+      </w:r>
     </w:p>
     <w:p>
       <w:pPr>
         <w:pStyle w:val="FirstParagraph"/>
       </w:pPr>
       <w:r>
-        <w:t xml:space="preserve">The Riverbend is a fictional river whose flow is fully appropriated in dry years. Appellant Quintana-Okafor holds a pre-1914 right to divert water for orchards; Appellant Tidewater Cooperative holds a 1931 right; and Appellant Pelican Bay Growers Association holds a 1958 right as successor to a mutual water company. 1-ER-40 to 1-ER-52. The District, a municipal utility, holds rights dating from 1989. 1-ER-61.</w:t>
+        <w:rPr>
+          <w:i/>
+          <w:iCs/>
+        </w:rPr>
+        <w:t xml:space="preserve">In re Great Valley Aqueduct Litigation</w:t>
+      </w:r>
+      <w:r>
+        <w:t xml:space="preserve">, 999 F.3d 654, 668 (9th Cir. 2023) (en banc).</w:t>
+      </w:r>
+    </w:p>
+    <w:p>
+      <w:pPr>
+        <w:pStyle w:val="Heading4"/>
+        <w:keepNext/>
+        <w:keepLines/>
+        <w:spacing w:before="440" w:after="360" w:line="340" w:lineRule="exact"/>
+        <w:ind w:left="2160" w:hanging="720"/>
+      </w:pPr>
+      <w:r>
+        <w:rPr>
+          <w:b/>
+          <w:bCs/>
+        </w:rPr>
+        <w:t xml:space="preserve">1.</w:t>
+      </w:r>
+      <w:r>
+        <w:rPr>
+          <w:b/>
+          <w:bCs/>
+        </w:rPr>
+        <w:tab/>
+      </w:r>
+      <w:r>
+        <w:rPr>
+          <w:b/>
+          <w:bCs/>
+          <w:i/>
+          <w:iCs/>
+        </w:rPr>
+        <w:t xml:space="preserve">The</w:t>
+      </w:r>
+      <w:r>
+        <w:rPr>
+          <w:b/>
+          <w:bCs/>
+          <w:i/>
+          <w:iCs/>
+        </w:rPr>
+        <w:t xml:space="preserve"> </w:t>
+      </w:r>
+      <w:r>
+        <w:rPr>
+          <w:b/>
+          <w:bCs/>
+          <w:i/>
+          <w:iCs/>
+        </w:rPr>
+        <w:t xml:space="preserve">District’s</w:t>
+      </w:r>
+      <w:r>
+        <w:rPr>
+          <w:b/>
+          <w:bCs/>
+          <w:i/>
+          <w:iCs/>
+        </w:rPr>
+        <w:t xml:space="preserve"> </w:t>
+      </w:r>
+      <w:r>
+        <w:rPr>
+          <w:b/>
+          <w:bCs/>
+          <w:i/>
+          <w:iCs/>
+        </w:rPr>
+        <w:t xml:space="preserve">Contrary</w:t>
+      </w:r>
+      <w:r>
+        <w:rPr>
+          <w:b/>
+          <w:bCs/>
+          <w:i/>
+          <w:iCs/>
+        </w:rPr>
+        <w:t xml:space="preserve"> </w:t>
+      </w:r>
+      <w:r>
+        <w:rPr>
+          <w:b/>
+          <w:bCs/>
+          <w:i/>
+          <w:iCs/>
+        </w:rPr>
+        <w:t xml:space="preserve">Reading</w:t>
+      </w:r>
+      <w:r>
+        <w:rPr>
+          <w:b/>
+          <w:bCs/>
+          <w:i/>
+          <w:iCs/>
+        </w:rPr>
+        <w:t xml:space="preserve"> </w:t>
+      </w:r>
+      <w:r>
+        <w:rPr>
+          <w:b/>
+          <w:bCs/>
+          <w:i/>
+          <w:iCs/>
+        </w:rPr>
+        <w:t xml:space="preserve">Cannot</w:t>
+      </w:r>
+      <w:r>
+        <w:rPr>
+          <w:b/>
+          <w:bCs/>
+          <w:i/>
+          <w:iCs/>
+        </w:rPr>
+        <w:t xml:space="preserve"> </w:t>
+      </w:r>
+      <w:r>
+        <w:rPr>
+          <w:b/>
+          <w:bCs/>
+          <w:i/>
+          <w:iCs/>
+        </w:rPr>
+        <w:t xml:space="preserve">Be</w:t>
+      </w:r>
+      <w:r>
+        <w:rPr>
+          <w:b/>
+          <w:bCs/>
+          <w:i/>
+          <w:iCs/>
+        </w:rPr>
+        <w:t xml:space="preserve"> </w:t>
+      </w:r>
+      <w:r>
+        <w:rPr>
+          <w:b/>
+          <w:bCs/>
+          <w:i/>
+          <w:iCs/>
+        </w:rPr>
+        <w:t xml:space="preserve">Squared</w:t>
+      </w:r>
+      <w:r>
+        <w:rPr>
+          <w:b/>
+          <w:bCs/>
+          <w:i/>
+          <w:iCs/>
+        </w:rPr>
+        <w:t xml:space="preserve"> </w:t>
+      </w:r>
+      <w:r>
+        <w:rPr>
+          <w:b/>
+          <w:bCs/>
+          <w:i/>
+          <w:iCs/>
+        </w:rPr>
+        <w:t xml:space="preserve">with</w:t>
+      </w:r>
+      <w:r>
+        <w:rPr>
+          <w:b/>
+          <w:bCs/>
+          <w:i/>
+          <w:iCs/>
+        </w:rPr>
+        <w:t xml:space="preserve"> </w:t>
+      </w:r>
+      <w:r>
+        <w:rPr>
+          <w:b/>
+          <w:bCs/>
+          <w:i/>
+          <w:iCs/>
+        </w:rPr>
+        <w:t xml:space="preserve">the</w:t>
+      </w:r>
+      <w:r>
+        <w:rPr>
+          <w:b/>
+          <w:bCs/>
+          <w:i/>
+          <w:iCs/>
+        </w:rPr>
+        <w:t xml:space="preserve"> </w:t>
+      </w:r>
+      <w:r>
+        <w:rPr>
+          <w:b/>
+          <w:bCs/>
+          <w:i/>
+          <w:iCs/>
+        </w:rPr>
+        <w:t xml:space="preserve">Statute’s</w:t>
+      </w:r>
+      <w:r>
+        <w:rPr>
+          <w:b/>
+          <w:bCs/>
+          <w:i/>
+          <w:iCs/>
+        </w:rPr>
+        <w:t xml:space="preserve"> </w:t>
+      </w:r>
+      <w:r>
+        <w:rPr>
+          <w:b/>
+          <w:bCs/>
+          <w:i/>
+          <w:iCs/>
+        </w:rPr>
+        <w:t xml:space="preserve">Structure</w:t>
       </w:r>
     </w:p>
     <w:p>
@@ -191,19 +5099,303 @@
         <w:pStyle w:val="BodyText"/>
       </w:pPr>
       <w:r>
-        <w:t xml:space="preserve">On June 14, 2024, the District’s Director, Appellee Voss, issued Curtailment Order 24-07.</w:t>
+        <w:t xml:space="preserve">The Act separates two sets of curtailment powers. Section 1234 governs which users are curtailed first; section 1236 governs how the District may phase curtailment in time. 99 U.S.C. § 1234;</w:t>
+      </w:r>
+      <w:r>
+        <w:t xml:space="preserve"> </w:t>
+      </w:r>
+      <w:r>
+        <w:rPr>
+          <w:i/>
+          <w:iCs/>
+        </w:rPr>
+        <w:t xml:space="preserve">id.</w:t>
+      </w:r>
+      <w:r>
+        <w:t xml:space="preserve"> </w:t>
+      </w:r>
+      <w:r>
+        <w:t xml:space="preserve">§ 1236(b). The District’s discretion lives in the second section only. The regulation implementing the Act confirms that division. 99 C.F.R. § 400.17 (2023);</w:t>
+      </w:r>
+      <w:r>
+        <w:t xml:space="preserve"> </w:t>
+      </w:r>
+      <w:r>
+        <w:rPr>
+          <w:i/>
+          <w:iCs/>
+        </w:rPr>
+        <w:t xml:space="preserve">see also</w:t>
+      </w:r>
+      <w:r>
+        <w:t xml:space="preserve"> </w:t>
+      </w:r>
+      <w:r>
+        <w:t xml:space="preserve">99 C.F.R. § 400.21(c) (2023) (“phasing decisions shall not alter priority”).</w:t>
+      </w:r>
+    </w:p>
+    <w:p>
+      <w:pPr>
+        <w:pStyle w:val="Heading5"/>
+        <w:keepNext/>
+        <w:keepLines/>
+        <w:spacing w:before="440" w:after="360" w:line="340" w:lineRule="exact"/>
+        <w:ind w:left="2880" w:hanging="720"/>
+      </w:pPr>
+      <w:r>
+        <w:rPr>
+          <w:b/>
+          <w:bCs/>
+        </w:rPr>
+        <w:t xml:space="preserve">a.</w:t>
+      </w:r>
+      <w:r>
+        <w:rPr>
+          <w:b/>
+          <w:bCs/>
+        </w:rPr>
+        <w:tab/>
+      </w:r>
+      <w:r>
+        <w:rPr>
+          <w:b/>
+          <w:bCs/>
+          <w:i/>
+          <w:iCs/>
+        </w:rPr>
+        <w:t xml:space="preserve">Brightwater</w:t>
+      </w:r>
+      <w:r>
+        <w:rPr>
+          <w:b/>
+          <w:bCs/>
+          <w:i/>
+          <w:iCs/>
+        </w:rPr>
+        <w:t xml:space="preserve"> </w:t>
+      </w:r>
+      <w:r>
+        <w:rPr>
+          <w:b/>
+          <w:bCs/>
+          <w:i/>
+          <w:iCs/>
+        </w:rPr>
+        <w:t xml:space="preserve">Concerned</w:t>
+      </w:r>
+      <w:r>
+        <w:rPr>
+          <w:b/>
+          <w:bCs/>
+          <w:i/>
+          <w:iCs/>
+        </w:rPr>
+        <w:t xml:space="preserve"> </w:t>
+      </w:r>
+      <w:r>
+        <w:rPr>
+          <w:b/>
+          <w:bCs/>
+          <w:i/>
+          <w:iCs/>
+        </w:rPr>
+        <w:t xml:space="preserve">Equal-Priority</w:t>
+      </w:r>
+      <w:r>
+        <w:rPr>
+          <w:b/>
+          <w:bCs/>
+          <w:i/>
+          <w:iCs/>
+        </w:rPr>
+        <w:t xml:space="preserve"> </w:t>
+      </w:r>
+      <w:r>
+        <w:rPr>
+          <w:b/>
+          <w:bCs/>
+          <w:i/>
+          <w:iCs/>
+        </w:rPr>
+        <w:t xml:space="preserve">Users</w:t>
+      </w:r>
+    </w:p>
+    <w:p>
+      <w:pPr>
+        <w:pStyle w:val="BodyText"/>
+      </w:pPr>
+      <w:r>
+        <w:rPr>
+          <w:i/>
+          <w:iCs/>
+        </w:rPr>
+        <w:t xml:space="preserve">Brightwater</w:t>
+      </w:r>
+      <w:r>
+        <w:t xml:space="preserve"> </w:t>
+      </w:r>
+      <w:r>
+        <w:t xml:space="preserve">held that the District may choose among users of equal priority without judicial second-guessing. 999 U.S. at 110. It did not address the ranking of junior against senior users, and the Court there took pains to say so.</w:t>
+      </w:r>
+      <w:r>
+        <w:t xml:space="preserve"> </w:t>
+      </w:r>
+      <w:r>
+        <w:rPr>
+          <w:i/>
+          <w:iCs/>
+        </w:rPr>
+        <w:t xml:space="preserve">Id.</w:t>
+      </w:r>
+      <w:r>
+        <w:t xml:space="preserve"> </w:t>
+      </w:r>
+      <w:r>
+        <w:t xml:space="preserve">at 112 n.4. The district court’s extension of</w:t>
+      </w:r>
+      <w:r>
+        <w:t xml:space="preserve"> </w:t>
+      </w:r>
+      <w:r>
+        <w:rPr>
+          <w:i/>
+          <w:iCs/>
+        </w:rPr>
+        <w:t xml:space="preserve">Brightwater</w:t>
+      </w:r>
+      <w:r>
+        <w:t xml:space="preserve"> </w:t>
+      </w:r>
+      <w:r>
+        <w:t xml:space="preserve">to the present case therefore has no footing in that opinion.</w:t>
       </w:r>
       <w:r>
         <w:rPr>
           <w:rStyle w:val="FootnoteReference"/>
         </w:rPr>
-        <w:footnoteReference w:id="15"/>
-      </w:r>
-      <w:r>
-        <w:t xml:space="preserve"> </w:t>
-      </w:r>
-      <w:r>
-        <w:t xml:space="preserve">The order directed all diverters with rights junior to 1960 to stop diverting but, by its terms, exempted “the District’s own municipal supply.” 1-ER-70. Appellants’ rights are all senior to 1960, yet the order cut off their diversions in full for sixty-three days while the District continued to draw at its normal rate. 1-ER-72.</w:t>
+        <w:footnoteReference w:id="12"/>
+      </w:r>
+    </w:p>
+    <w:p>
+      <w:pPr>
+        <w:pStyle w:val="Heading5"/>
+        <w:keepNext/>
+        <w:keepLines/>
+        <w:spacing w:before="440" w:after="360" w:line="340" w:lineRule="exact"/>
+        <w:ind w:left="2880" w:hanging="720"/>
+      </w:pPr>
+      <w:r>
+        <w:rPr>
+          <w:b/>
+          <w:bCs/>
+        </w:rPr>
+        <w:t xml:space="preserve">b.</w:t>
+      </w:r>
+      <w:r>
+        <w:rPr>
+          <w:b/>
+          <w:bCs/>
+        </w:rPr>
+        <w:tab/>
+      </w:r>
+      <w:r>
+        <w:rPr>
+          <w:b/>
+          <w:bCs/>
+          <w:i/>
+          <w:iCs/>
+        </w:rPr>
+        <w:t xml:space="preserve">State</w:t>
+      </w:r>
+      <w:r>
+        <w:rPr>
+          <w:b/>
+          <w:bCs/>
+          <w:i/>
+          <w:iCs/>
+        </w:rPr>
+        <w:t xml:space="preserve"> </w:t>
+      </w:r>
+      <w:r>
+        <w:rPr>
+          <w:b/>
+          <w:bCs/>
+          <w:i/>
+          <w:iCs/>
+        </w:rPr>
+        <w:t xml:space="preserve">Authority</w:t>
+      </w:r>
+      <w:r>
+        <w:rPr>
+          <w:b/>
+          <w:bCs/>
+          <w:i/>
+          <w:iCs/>
+        </w:rPr>
+        <w:t xml:space="preserve"> </w:t>
+      </w:r>
+      <w:r>
+        <w:rPr>
+          <w:b/>
+          <w:bCs/>
+          <w:i/>
+          <w:iCs/>
+        </w:rPr>
+        <w:t xml:space="preserve">Confirms</w:t>
+      </w:r>
+      <w:r>
+        <w:rPr>
+          <w:b/>
+          <w:bCs/>
+          <w:i/>
+          <w:iCs/>
+        </w:rPr>
+        <w:t xml:space="preserve"> </w:t>
+      </w:r>
+      <w:r>
+        <w:rPr>
+          <w:b/>
+          <w:bCs/>
+          <w:i/>
+          <w:iCs/>
+        </w:rPr>
+        <w:t xml:space="preserve">the</w:t>
+      </w:r>
+      <w:r>
+        <w:rPr>
+          <w:b/>
+          <w:bCs/>
+          <w:i/>
+          <w:iCs/>
+        </w:rPr>
+        <w:t xml:space="preserve"> </w:t>
+      </w:r>
+      <w:r>
+        <w:rPr>
+          <w:b/>
+          <w:bCs/>
+          <w:i/>
+          <w:iCs/>
+        </w:rPr>
+        <w:t xml:space="preserve">Priority</w:t>
+      </w:r>
+      <w:r>
+        <w:rPr>
+          <w:b/>
+          <w:bCs/>
+          <w:i/>
+          <w:iCs/>
+        </w:rPr>
+        <w:t xml:space="preserve"> </w:t>
+      </w:r>
+      <w:r>
+        <w:rPr>
+          <w:b/>
+          <w:bCs/>
+          <w:i/>
+          <w:iCs/>
+        </w:rPr>
+        <w:t xml:space="preserve">Rule</w:t>
       </w:r>
     </w:p>
     <w:p>
@@ -211,7 +5403,168 @@
         <w:pStyle w:val="BodyText"/>
       </w:pPr>
       <w:r>
-        <w:t xml:space="preserve">90. The administrative record shows that the District maintained a reserve of roughly eleven days’ supply throughout the curtailment. 1-ER-88. That figure appears in the District’s own operating log and was pleaded in paragraph 47 of the complaint. 1-ER-33.</w:t>
+        <w:t xml:space="preserve">California’s own water law is to the same effect.</w:t>
+      </w:r>
+      <w:r>
+        <w:t xml:space="preserve"> </w:t>
+      </w:r>
+      <w:r>
+        <w:rPr>
+          <w:i/>
+          <w:iCs/>
+        </w:rPr>
+        <w:t xml:space="preserve">Harlan v. Riverbend Municipal Water District</w:t>
+      </w:r>
+      <w:r>
+        <w:t xml:space="preserve">, 999 Cal. App. 5th 321, 330 (2018);</w:t>
+      </w:r>
+      <w:r>
+        <w:t xml:space="preserve"> </w:t>
+      </w:r>
+      <w:r>
+        <w:rPr>
+          <w:i/>
+          <w:iCs/>
+        </w:rPr>
+        <w:t xml:space="preserve">Quillfeather Ranch v. Department of Water Resources</w:t>
+      </w:r>
+      <w:r>
+        <w:t xml:space="preserve">, 999 P.3d 468, 475 (Cal. 2021); Cal. Water Code § 1052; Cal. Const. art. X, § 2. Those authorities are cited to show that the Act codified, rather than displaced, an established rule.</w:t>
+      </w:r>
+      <w:r>
+        <w:t xml:space="preserve"> </w:t>
+      </w:r>
+      <w:r>
+        <w:rPr>
+          <w:i/>
+          <w:iCs/>
+        </w:rPr>
+        <w:t xml:space="preserve">Oakhaven Irrigation District v. State Water Resources Control Board</w:t>
+      </w:r>
+      <w:r>
+        <w:t xml:space="preserve">, 999 F.3d 456, 463 (9th Cir. 2020).</w:t>
+      </w:r>
+    </w:p>
+    <w:p>
+      <w:pPr>
+        <w:pStyle w:val="Heading2"/>
+        <w:keepNext/>
+        <w:keepLines/>
+        <w:spacing w:before="480" w:after="360" w:line="340" w:lineRule="exact"/>
+        <w:ind w:left="0" w:firstLine="0"/>
+        <w:jc w:val="center"/>
+      </w:pPr>
+      <w:r>
+        <w:rPr>
+          <w:b/>
+          <w:bCs/>
+        </w:rPr>
+        <w:t xml:space="preserve">II. </w:t>
+      </w:r>
+      <w:r>
+        <w:rPr>
+          <w:b/>
+          <w:bCs/>
+        </w:rPr>
+        <w:t xml:space="preserve">The</w:t>
+      </w:r>
+      <w:r>
+        <w:rPr>
+          <w:b/>
+          <w:bCs/>
+        </w:rPr>
+        <w:t xml:space="preserve"> </w:t>
+      </w:r>
+      <w:r>
+        <w:rPr>
+          <w:b/>
+          <w:bCs/>
+        </w:rPr>
+        <w:t xml:space="preserve">District</w:t>
+      </w:r>
+      <w:r>
+        <w:rPr>
+          <w:b/>
+          <w:bCs/>
+        </w:rPr>
+        <w:t xml:space="preserve"> </w:t>
+      </w:r>
+      <w:r>
+        <w:rPr>
+          <w:b/>
+          <w:bCs/>
+        </w:rPr>
+        <w:t xml:space="preserve">Court</w:t>
+      </w:r>
+      <w:r>
+        <w:rPr>
+          <w:b/>
+          <w:bCs/>
+        </w:rPr>
+        <w:t xml:space="preserve"> </w:t>
+      </w:r>
+      <w:r>
+        <w:rPr>
+          <w:b/>
+          <w:bCs/>
+        </w:rPr>
+        <w:t xml:space="preserve">Resolved</w:t>
+      </w:r>
+      <w:r>
+        <w:rPr>
+          <w:b/>
+          <w:bCs/>
+        </w:rPr>
+        <w:t xml:space="preserve"> </w:t>
+      </w:r>
+      <w:r>
+        <w:rPr>
+          <w:b/>
+          <w:bCs/>
+        </w:rPr>
+        <w:t xml:space="preserve">Disputed</w:t>
+      </w:r>
+      <w:r>
+        <w:rPr>
+          <w:b/>
+          <w:bCs/>
+        </w:rPr>
+        <w:t xml:space="preserve"> </w:t>
+      </w:r>
+      <w:r>
+        <w:rPr>
+          <w:b/>
+          <w:bCs/>
+        </w:rPr>
+        <w:t xml:space="preserve">Facts</w:t>
+      </w:r>
+      <w:r>
+        <w:rPr>
+          <w:b/>
+          <w:bCs/>
+        </w:rPr>
+        <w:t xml:space="preserve"> </w:t>
+      </w:r>
+      <w:r>
+        <w:rPr>
+          <w:b/>
+          <w:bCs/>
+        </w:rPr>
+        <w:t xml:space="preserve">Against</w:t>
+      </w:r>
+      <w:r>
+        <w:rPr>
+          <w:b/>
+          <w:bCs/>
+        </w:rPr>
+        <w:t xml:space="preserve"> </w:t>
+      </w:r>
+      <w:r>
+        <w:rPr>
+          <w:b/>
+          <w:bCs/>
+        </w:rPr>
+        <w:t xml:space="preserve">Appellants</w:t>
       </w:r>
     </w:p>
     <w:p>
@@ -219,31 +5572,400 @@
         <w:pStyle w:val="BodyText"/>
       </w:pPr>
       <w:r>
-        <w:t xml:space="preserve">- The District has never explained why a reserve that large was not released to senior users. In its answer it said only that curtailment decisions are “a matter of operational discretion.” 1-ER-104.</w:t>
+        <w:t xml:space="preserve">2) A pleading must be read in the light most favorable to the plaintiff. Appellants alleged that the District held an eleven-day reserve during the curtailment. 1-ER-33. The District did not dispute the figure; it disputed only its significance. 1-ER-104. The court nonetheless held, without citation to any record fact, that the reserve “could not reasonably have been released.” 2-ER-209.</w:t>
+      </w:r>
+    </w:p>
+    <w:p>
+      <w:pPr>
+        <w:pStyle w:val="Heading3"/>
+        <w:keepNext/>
+        <w:keepLines/>
+        <w:spacing w:before="440" w:after="360" w:line="340" w:lineRule="exact"/>
+        <w:ind w:left="1440" w:hanging="720"/>
+      </w:pPr>
+      <w:r>
+        <w:rPr>
+          <w:b/>
+          <w:bCs/>
+        </w:rPr>
+        <w:t xml:space="preserve">A.</w:t>
+      </w:r>
+      <w:r>
+        <w:rPr>
+          <w:b/>
+          <w:bCs/>
+        </w:rPr>
+        <w:tab/>
+      </w:r>
+      <w:r>
+        <w:rPr>
+          <w:b/>
+          <w:bCs/>
+        </w:rPr>
+        <w:t xml:space="preserve">Judicial</w:t>
+      </w:r>
+      <w:r>
+        <w:rPr>
+          <w:b/>
+          <w:bCs/>
+        </w:rPr>
+        <w:t xml:space="preserve"> </w:t>
+      </w:r>
+      <w:r>
+        <w:rPr>
+          <w:b/>
+          <w:bCs/>
+        </w:rPr>
+        <w:t xml:space="preserve">Notice</w:t>
+      </w:r>
+      <w:r>
+        <w:rPr>
+          <w:b/>
+          <w:bCs/>
+        </w:rPr>
+        <w:t xml:space="preserve"> </w:t>
+      </w:r>
+      <w:r>
+        <w:rPr>
+          <w:b/>
+          <w:bCs/>
+        </w:rPr>
+        <w:t xml:space="preserve">Does</w:t>
+      </w:r>
+      <w:r>
+        <w:rPr>
+          <w:b/>
+          <w:bCs/>
+        </w:rPr>
+        <w:t xml:space="preserve"> </w:t>
+      </w:r>
+      <w:r>
+        <w:rPr>
+          <w:b/>
+          <w:bCs/>
+        </w:rPr>
+        <w:t xml:space="preserve">Not</w:t>
+      </w:r>
+      <w:r>
+        <w:rPr>
+          <w:b/>
+          <w:bCs/>
+        </w:rPr>
+        <w:t xml:space="preserve"> </w:t>
+      </w:r>
+      <w:r>
+        <w:rPr>
+          <w:b/>
+          <w:bCs/>
+        </w:rPr>
+        <w:t xml:space="preserve">Fill</w:t>
+      </w:r>
+      <w:r>
+        <w:rPr>
+          <w:b/>
+          <w:bCs/>
+        </w:rPr>
+        <w:t xml:space="preserve"> </w:t>
+      </w:r>
+      <w:r>
+        <w:rPr>
+          <w:b/>
+          <w:bCs/>
+        </w:rPr>
+        <w:t xml:space="preserve">the</w:t>
+      </w:r>
+      <w:r>
+        <w:rPr>
+          <w:b/>
+          <w:bCs/>
+        </w:rPr>
+        <w:t xml:space="preserve"> </w:t>
+      </w:r>
+      <w:r>
+        <w:rPr>
+          <w:b/>
+          <w:bCs/>
+        </w:rPr>
+        <w:t xml:space="preserve">Gap</w:t>
+      </w:r>
+    </w:p>
+    <w:p>
+      <w:pPr>
+        <w:pStyle w:val="BodyText"/>
+      </w:pPr>
+      <w:r>
+        <w:t xml:space="preserve">The District asked the court to take judicial notice of its operating procedures under Fed. R. Evid. 201. Notice of the existence of a document is not notice of the truth of its contents, and a court may not use notice to resolve a factual dispute.</w:t>
+      </w:r>
+      <w:r>
+        <w:t xml:space="preserve"> </w:t>
+      </w:r>
+      <w:r>
+        <w:rPr>
+          <w:i/>
+          <w:iCs/>
+        </w:rPr>
+        <w:t xml:space="preserve">Marlowe</w:t>
+      </w:r>
+      <w:r>
+        <w:t xml:space="preserve">, 999 F.3d at 134. The same limit applies to the agency guidance on which the court relied. 88 Fed. Reg. 12,345 (Mar. 1, 2023).</w:t>
+      </w:r>
+    </w:p>
+    <w:p>
+      <w:pPr>
+        <w:pStyle w:val="Heading4"/>
+        <w:keepNext/>
+        <w:keepLines/>
+        <w:spacing w:before="440" w:after="360" w:line="340" w:lineRule="exact"/>
+        <w:ind w:left="2160" w:hanging="720"/>
+      </w:pPr>
+      <w:r>
+        <w:rPr>
+          <w:b/>
+          <w:bCs/>
+        </w:rPr>
+        <w:t xml:space="preserve">1.</w:t>
+      </w:r>
+      <w:r>
+        <w:rPr>
+          <w:b/>
+          <w:bCs/>
+        </w:rPr>
+        <w:tab/>
+      </w:r>
+      <w:r>
+        <w:rPr>
+          <w:b/>
+          <w:bCs/>
+          <w:i/>
+          <w:iCs/>
+        </w:rPr>
+        <w:t xml:space="preserve">The</w:t>
+      </w:r>
+      <w:r>
+        <w:rPr>
+          <w:b/>
+          <w:bCs/>
+          <w:i/>
+          <w:iCs/>
+        </w:rPr>
+        <w:t xml:space="preserve"> </w:t>
+      </w:r>
+      <w:r>
+        <w:rPr>
+          <w:b/>
+          <w:bCs/>
+          <w:i/>
+          <w:iCs/>
+        </w:rPr>
+        <w:t xml:space="preserve">Treatises</w:t>
+      </w:r>
+      <w:r>
+        <w:rPr>
+          <w:b/>
+          <w:bCs/>
+          <w:i/>
+          <w:iCs/>
+        </w:rPr>
+        <w:t xml:space="preserve"> </w:t>
+      </w:r>
+      <w:r>
+        <w:rPr>
+          <w:b/>
+          <w:bCs/>
+          <w:i/>
+          <w:iCs/>
+        </w:rPr>
+        <w:t xml:space="preserve">Agree</w:t>
+      </w:r>
+    </w:p>
+    <w:p>
+      <w:pPr>
+        <w:pStyle w:val="BodyText"/>
+      </w:pPr>
+      <w:r>
+        <w:t xml:space="preserve">Commentators likewise treat priority as a rule enforceable against the manager. Eleanor Whitfield,</w:t>
+      </w:r>
+      <w:r>
+        <w:t xml:space="preserve"> </w:t>
+      </w:r>
+      <w:r>
+        <w:rPr>
+          <w:i/>
+          <w:iCs/>
+        </w:rPr>
+        <w:t xml:space="preserve">The Law of Prior Appropriation</w:t>
+      </w:r>
+      <w:r>
+        <w:t xml:space="preserve"> </w:t>
+      </w:r>
+      <w:r>
+        <w:t xml:space="preserve">§ 7.12 (4th ed. 2020); Dara Mehta,</w:t>
+      </w:r>
+      <w:r>
+        <w:t xml:space="preserve"> </w:t>
+      </w:r>
+      <w:r>
+        <w:rPr>
+          <w:i/>
+          <w:iCs/>
+        </w:rPr>
+        <w:t xml:space="preserve">Curtailment Without Compensation</w:t>
+      </w:r>
+      <w:r>
+        <w:t xml:space="preserve">, 112 Fict. L. Rev. 45, 61 (2022). The district court cited neither.</w:t>
+      </w:r>
+    </w:p>
+    <w:p>
+      <w:pPr>
+        <w:pStyle w:val="BodyText"/>
+      </w:pPr>
+      <w:r>
+        <w:t xml:space="preserve">+ A short note on the remedy: even if the Court concludes that some factual development is needed, the proper course is to vacate the dismissal and remand, not to affirm on a ground the district court did not reach.</w:t>
+      </w:r>
+      <w:r>
+        <w:t xml:space="preserve"> </w:t>
+      </w:r>
+      <w:r>
+        <w:rPr>
+          <w:i/>
+          <w:iCs/>
+        </w:rPr>
+        <w:t xml:space="preserve">See</w:t>
+      </w:r>
+      <w:r>
+        <w:t xml:space="preserve"> </w:t>
+      </w:r>
+      <w:r>
+        <w:rPr>
+          <w:i/>
+          <w:iCs/>
+        </w:rPr>
+        <w:t xml:space="preserve">Marlowe</w:t>
+      </w:r>
+      <w:r>
+        <w:t xml:space="preserve">, 999 F.3d at 136.</w:t>
       </w:r>
     </w:p>
     <w:p>
       <w:pPr>
         <w:pStyle w:val="Heading2"/>
-      </w:pPr>
-      <w:bookmarkStart w:id="16" w:name="_5ae8abf30e17063e01acabd435d57e23338d977"/>
-      <w:r>
-        <w:t xml:space="preserve">B. Procedural History</w:t>
-      </w:r>
-      <w:bookmarkEnd w:id="16"/>
-    </w:p>
-    <w:p>
-      <w:pPr>
-        <w:pStyle w:val="FirstParagraph"/>
-      </w:pPr>
-      <w:r>
-        <w:t xml:space="preserve">Appellants sued on September 3, 2024, seeking a declaration that the order violated the priority rules of the Act and an injunction against further curtailment of senior rights while junior municipal use continued. 3-ER-300. The District moved to dismiss under Fed. R. Civ. P. 12(b)(6). The court granted the motion on August 4, 2025, holding that 99 U.S.C. § 1234 “vests the District with sole discretion over curtailment priority.” 2-ER-205. It did not reach Appellants’ constitutional claim.</w:t>
-      </w:r>
-      <w:r>
-        <w:rPr>
-          <w:rStyle w:val="FootnoteReference"/>
-        </w:rPr>
-        <w:footnoteReference w:id="17"/>
+        <w:keepNext/>
+        <w:keepLines/>
+        <w:spacing w:before="480" w:after="360" w:line="340" w:lineRule="exact"/>
+        <w:ind w:left="0" w:firstLine="0"/>
+        <w:jc w:val="center"/>
+      </w:pPr>
+      <w:r>
+        <w:rPr>
+          <w:b/>
+          <w:bCs/>
+        </w:rPr>
+        <w:t xml:space="preserve">III. </w:t>
+      </w:r>
+      <w:r>
+        <w:rPr>
+          <w:b/>
+          <w:bCs/>
+        </w:rPr>
+        <w:t xml:space="preserve">The</w:t>
+      </w:r>
+      <w:r>
+        <w:rPr>
+          <w:b/>
+          <w:bCs/>
+        </w:rPr>
+        <w:t xml:space="preserve"> </w:t>
+      </w:r>
+      <w:r>
+        <w:rPr>
+          <w:b/>
+          <w:bCs/>
+        </w:rPr>
+        <w:t xml:space="preserve">Court</w:t>
+      </w:r>
+      <w:r>
+        <w:rPr>
+          <w:b/>
+          <w:bCs/>
+        </w:rPr>
+        <w:t xml:space="preserve"> </w:t>
+      </w:r>
+      <w:r>
+        <w:rPr>
+          <w:b/>
+          <w:bCs/>
+        </w:rPr>
+        <w:t xml:space="preserve">Should</w:t>
+      </w:r>
+      <w:r>
+        <w:rPr>
+          <w:b/>
+          <w:bCs/>
+        </w:rPr>
+        <w:t xml:space="preserve"> </w:t>
+      </w:r>
+      <w:r>
+        <w:rPr>
+          <w:b/>
+          <w:bCs/>
+        </w:rPr>
+        <w:t xml:space="preserve">Reach</w:t>
+      </w:r>
+      <w:r>
+        <w:rPr>
+          <w:b/>
+          <w:bCs/>
+        </w:rPr>
+        <w:t xml:space="preserve"> </w:t>
+      </w:r>
+      <w:r>
+        <w:rPr>
+          <w:b/>
+          <w:bCs/>
+        </w:rPr>
+        <w:t xml:space="preserve">the</w:t>
+      </w:r>
+      <w:r>
+        <w:rPr>
+          <w:b/>
+          <w:bCs/>
+        </w:rPr>
+        <w:t xml:space="preserve"> </w:t>
+      </w:r>
+      <w:r>
+        <w:rPr>
+          <w:b/>
+          <w:bCs/>
+        </w:rPr>
+        <w:t xml:space="preserve">Statutory</w:t>
+      </w:r>
+      <w:r>
+        <w:rPr>
+          <w:b/>
+          <w:bCs/>
+        </w:rPr>
+        <w:t xml:space="preserve"> </w:t>
+      </w:r>
+      <w:r>
+        <w:rPr>
+          <w:b/>
+          <w:bCs/>
+        </w:rPr>
+        <w:t xml:space="preserve">Question</w:t>
+      </w:r>
+      <w:r>
+        <w:rPr>
+          <w:b/>
+          <w:bCs/>
+        </w:rPr>
+        <w:t xml:space="preserve"> </w:t>
+      </w:r>
+      <w:r>
+        <w:rPr>
+          <w:b/>
+          <w:bCs/>
+        </w:rPr>
+        <w:t xml:space="preserve">Now</w:t>
       </w:r>
     </w:p>
     <w:p>
@@ -251,20 +5973,7 @@
         <w:pStyle w:val="BodyText"/>
       </w:pPr>
       <w:r>
-        <w:t xml:space="preserve">The court relied principally on</w:t>
-      </w:r>
-      <w:r>
-        <w:t xml:space="preserve"> </w:t>
-      </w:r>
-      <w:r>
-        <w:rPr>
-          <w:i/>
-          <w:iCs/>
-        </w:rPr>
-        <w:t xml:space="preserve">Brightwater Municipal Utility District v. Kessler</w:t>
-      </w:r>
-      <w:r>
-        <w:t xml:space="preserve">, 999 U.S. 101, 110 (2019), reading it to establish a rule of deference to municipal water managers. 2-ER-206. It did not discuss</w:t>
+        <w:t xml:space="preserve">The statutory question is purely legal and fully briefed.</w:t>
       </w:r>
       <w:r>
         <w:t xml:space="preserve"> </w:t>
@@ -277,186 +5986,1814 @@
         <w:t xml:space="preserve">Marlowe</w:t>
       </w:r>
       <w:r>
-        <w:t xml:space="preserve">, 999 F.3d at 130, which Appellants had cited in their opposition. 3-ER-340.</w:t>
+        <w:t xml:space="preserve">, 999 F.3d at 130;</w:t>
+      </w:r>
+      <w:r>
+        <w:t xml:space="preserve"> </w:t>
+      </w:r>
+      <w:r>
+        <w:rPr>
+          <w:i/>
+          <w:iCs/>
+        </w:rPr>
+        <w:t xml:space="preserve">Oakhaven</w:t>
+      </w:r>
+      <w:r>
+        <w:t xml:space="preserve">, 999 F.3d at 463;</w:t>
+      </w:r>
+      <w:r>
+        <w:t xml:space="preserve"> </w:t>
+      </w:r>
+      <w:r>
+        <w:rPr>
+          <w:i/>
+          <w:iCs/>
+        </w:rPr>
+        <w:t xml:space="preserve">Nakamura</w:t>
+      </w:r>
+      <w:r>
+        <w:t xml:space="preserve">, 999 F.3d at 992;</w:t>
+      </w:r>
+      <w:r>
+        <w:t xml:space="preserve"> </w:t>
+      </w:r>
+      <w:r>
+        <w:rPr>
+          <w:i/>
+          <w:iCs/>
+        </w:rPr>
+        <w:t xml:space="preserve">Rosario-Delgado</w:t>
+      </w:r>
+      <w:r>
+        <w:t xml:space="preserve">, 999 F.3d at 585;</w:t>
+      </w:r>
+      <w:r>
+        <w:t xml:space="preserve"> </w:t>
+      </w:r>
+      <w:r>
+        <w:rPr>
+          <w:i/>
+          <w:iCs/>
+        </w:rPr>
+        <w:t xml:space="preserve">Okonkwo</w:t>
+      </w:r>
+      <w:r>
+        <w:t xml:space="preserve">, 999 F.3d at 141. Resolving it now will guide the remand and avoid a second appeal on the same question. Appellants’ alternative request is that the Court remand with instructions to apply the priority rule.</w:t>
       </w:r>
     </w:p>
     <w:p>
       <w:pPr>
         <w:pStyle w:val="Heading1"/>
-      </w:pPr>
-      <w:bookmarkStart w:id="18" w:name="_46604d111831f1e81d7ad6a7ac73e8c7d2c5dc8"/>
-      <w:r>
-        <w:t xml:space="preserve">Summary of Argument</w:t>
-      </w:r>
-      <w:bookmarkEnd w:id="18"/>
-    </w:p>
-    <w:p>
-      <w:pPr>
-        <w:pStyle w:val="FirstParagraph"/>
-      </w:pPr>
-      <w:r>
-        <w:t xml:space="preserve">The Act’s text makes priority a rule, not a preference. Section 1234 provides that the District “shall curtail junior rights before senior rights.” 99 U.S.C. § 1234. The word “shall” forecloses the discretion the district court found. The district court’s contrary reading depends on a misreading of</w:t>
-      </w:r>
-      <w:r>
-        <w:t xml:space="preserve"> </w:t>
-      </w:r>
-      <w:r>
-        <w:rPr>
-          <w:i/>
-          <w:iCs/>
-        </w:rPr>
-        <w:t xml:space="preserve">Brightwater</w:t>
-      </w:r>
-      <w:r>
-        <w:t xml:space="preserve">, which concerned the District’s discretion</w:t>
-      </w:r>
-      <w:r>
-        <w:t xml:space="preserve"> </w:t>
-      </w:r>
-      <w:r>
-        <w:rPr>
-          <w:i/>
-          <w:iCs/>
-        </w:rPr>
-        <w:t xml:space="preserve">among</w:t>
-      </w:r>
-      <w:r>
-        <w:t xml:space="preserve"> </w:t>
-      </w:r>
-      <w:r>
-        <w:t xml:space="preserve">equal-priority users and said nothing about ranking junior against senior rights.</w:t>
-      </w:r>
-    </w:p>
-    <w:p>
-      <w:pPr>
-        <w:pStyle w:val="BodyText"/>
-      </w:pPr>
-      <w:r>
-        <w:t xml:space="preserve">The district court also erred procedurally. Appellants pleaded, with record support, that the District held a large reserve throughout the curtailment. Whether that reserve could have been released is a question of fact. Fed. R. Civ. P. 56(a) would not permit its resolution against Appellants even on a developed record, and Rule 12(b)(6) does not permit it on the pleadings.</w:t>
+        <w:keepNext/>
+        <w:keepLines/>
+        <w:spacing w:before="560" w:after="360" w:line="340" w:lineRule="exact"/>
+        <w:ind w:left="0" w:firstLine="0"/>
+        <w:jc w:val="center"/>
+      </w:pPr>
+      <w:r>
+        <w:rPr>
+          <w:b/>
+          <w:bCs/>
+        </w:rPr>
+        <w:t xml:space="preserve">CONCLUSION</w:t>
+      </w:r>
+    </w:p>
+    <w:p>
+      <w:pPr>
+        <w:keepNext/>
+        <w:keepLines/>
+        <w:spacing w:before="0" w:after="0" w:line="629" w:lineRule="exact"/>
+        <w:ind w:left="0" w:firstLine="720"/>
+      </w:pPr>
+      <w:r>
+        <w:t xml:space="preserve">For</w:t>
+      </w:r>
+      <w:r>
+        <w:t xml:space="preserve"> </w:t>
+      </w:r>
+      <w:r>
+        <w:t xml:space="preserve">these</w:t>
+      </w:r>
+      <w:r>
+        <w:t xml:space="preserve"> </w:t>
+      </w:r>
+      <w:r>
+        <w:t xml:space="preserve">reasons,</w:t>
+      </w:r>
+      <w:r>
+        <w:t xml:space="preserve"> </w:t>
+      </w:r>
+      <w:r>
+        <w:t xml:space="preserve">the</w:t>
+      </w:r>
+      <w:r>
+        <w:t xml:space="preserve"> </w:t>
+      </w:r>
+      <w:r>
+        <w:t xml:space="preserve">judgment</w:t>
+      </w:r>
+      <w:r>
+        <w:t xml:space="preserve"> </w:t>
+      </w:r>
+      <w:r>
+        <w:t xml:space="preserve">of</w:t>
+      </w:r>
+      <w:r>
+        <w:t xml:space="preserve"> </w:t>
+      </w:r>
+      <w:r>
+        <w:t xml:space="preserve">the</w:t>
+      </w:r>
+      <w:r>
+        <w:t xml:space="preserve"> </w:t>
+      </w:r>
+      <w:r>
+        <w:t xml:space="preserve">district</w:t>
+      </w:r>
+      <w:r>
+        <w:t xml:space="preserve"> </w:t>
+      </w:r>
+      <w:r>
+        <w:t xml:space="preserve">court</w:t>
+      </w:r>
+      <w:r>
+        <w:t xml:space="preserve"> </w:t>
+      </w:r>
+      <w:r>
+        <w:t xml:space="preserve">should</w:t>
+      </w:r>
+      <w:r>
+        <w:t xml:space="preserve"> </w:t>
+      </w:r>
+      <w:r>
+        <w:t xml:space="preserve">be</w:t>
+      </w:r>
+      <w:r>
+        <w:t xml:space="preserve"> </w:t>
+      </w:r>
+      <w:r>
+        <w:t xml:space="preserve">reversed</w:t>
+      </w:r>
+      <w:r>
+        <w:t xml:space="preserve"> </w:t>
+      </w:r>
+      <w:r>
+        <w:t xml:space="preserve">and</w:t>
+      </w:r>
+      <w:r>
+        <w:t xml:space="preserve"> </w:t>
+      </w:r>
+      <w:r>
+        <w:t xml:space="preserve">the</w:t>
+      </w:r>
+      <w:r>
+        <w:t xml:space="preserve"> </w:t>
+      </w:r>
+      <w:r>
+        <w:t xml:space="preserve">case</w:t>
+      </w:r>
+      <w:r>
+        <w:t xml:space="preserve"> </w:t>
+      </w:r>
+      <w:r>
+        <w:t xml:space="preserve">remanded</w:t>
+      </w:r>
+      <w:r>
+        <w:t xml:space="preserve"> </w:t>
+      </w:r>
+      <w:r>
+        <w:t xml:space="preserve">for</w:t>
+      </w:r>
+      <w:r>
+        <w:t xml:space="preserve"> </w:t>
+      </w:r>
+      <w:r>
+        <w:t xml:space="preserve">further</w:t>
+      </w:r>
+      <w:r>
+        <w:t xml:space="preserve"> </w:t>
+      </w:r>
+      <w:r>
+        <w:t xml:space="preserve">proceedings</w:t>
+      </w:r>
+      <w:r>
+        <w:t xml:space="preserve"> </w:t>
+      </w:r>
+      <w:r>
+        <w:t xml:space="preserve">under</w:t>
+      </w:r>
+      <w:r>
+        <w:t xml:space="preserve"> </w:t>
+      </w:r>
+      <w:r>
+        <w:t xml:space="preserve">the</w:t>
+      </w:r>
+      <w:r>
+        <w:t xml:space="preserve"> </w:t>
+      </w:r>
+      <w:r>
+        <w:t xml:space="preserve">correct</w:t>
+      </w:r>
+      <w:r>
+        <w:t xml:space="preserve"> </w:t>
+      </w:r>
+      <w:r>
+        <w:t xml:space="preserve">reading</w:t>
+      </w:r>
+      <w:r>
+        <w:t xml:space="preserve"> </w:t>
+      </w:r>
+      <w:r>
+        <w:t xml:space="preserve">of</w:t>
+      </w:r>
+      <w:r>
+        <w:t xml:space="preserve"> </w:t>
+      </w:r>
+      <w:r>
+        <w:t xml:space="preserve">99</w:t>
+      </w:r>
+      <w:r>
+        <w:t xml:space="preserve"> </w:t>
+      </w:r>
+      <w:r>
+        <w:t xml:space="preserve">U.S.C.</w:t>
+      </w:r>
+      <w:r>
+        <w:t xml:space="preserve"> </w:t>
+      </w:r>
+      <w:r>
+        <w:t xml:space="preserve">§</w:t>
+      </w:r>
+      <w:r>
+        <w:t xml:space="preserve"> </w:t>
+      </w:r>
+      <w:r>
+        <w:t xml:space="preserve">1234</w:t>
+      </w:r>
+      <w:r>
+        <w:t xml:space="preserve">.</w:t>
+      </w:r>
+    </w:p>
+    <w:p>
+      <w:pPr>
+        <w:keepNext/>
+        <w:keepLines/>
+        <w:spacing w:before="560" w:after="0" w:line="340" w:lineRule="exact"/>
+        <w:ind w:left="4680"/>
+      </w:pPr>
+      <w:r>
+        <w:t xml:space="preserve">Respectfully submitted,</w:t>
+      </w:r>
+    </w:p>
+    <w:p>
+      <w:pPr>
+        <w:keepNext/>
+        <w:keepLines/>
+        <w:spacing w:before="400" w:after="0" w:line="340" w:lineRule="exact"/>
+        <w:ind w:left="4680"/>
+      </w:pPr>
+      <w:r>
+        <w:t xml:space="preserve">s/ Rowan T. Ashcroft</w:t>
+      </w:r>
+    </w:p>
+    <w:p>
+      <w:pPr>
+        <w:keepNext/>
+        <w:keepLines/>
+        <w:spacing w:before="0" w:after="0" w:line="340" w:lineRule="exact"/>
+        <w:ind w:left="4680"/>
+      </w:pPr>
+      <w:r>
+        <w:t xml:space="preserve">ROWAN T. ASHCROFT</w:t>
+      </w:r>
+    </w:p>
+    <w:p>
+      <w:pPr>
+        <w:keepNext/>
+        <w:keepLines/>
+        <w:spacing w:before="0" w:after="0" w:line="340" w:lineRule="exact"/>
+        <w:ind w:left="4820"/>
+      </w:pPr>
+      <w:r>
+        <w:rPr>
+          <w:i/>
+          <w:iCs/>
+        </w:rPr>
+        <w:t xml:space="preserve">Ashcroft</w:t>
+      </w:r>
+      <w:r>
+        <w:rPr>
+          <w:i/>
+          <w:iCs/>
+        </w:rPr>
+        <w:t xml:space="preserve"> </w:t>
+      </w:r>
+      <w:r>
+        <w:rPr>
+          <w:i/>
+          <w:iCs/>
+        </w:rPr>
+        <w:t xml:space="preserve">&amp;</w:t>
+      </w:r>
+      <w:r>
+        <w:rPr>
+          <w:i/>
+          <w:iCs/>
+        </w:rPr>
+        <w:t xml:space="preserve"> </w:t>
+      </w:r>
+      <w:r>
+        <w:rPr>
+          <w:i/>
+          <w:iCs/>
+        </w:rPr>
+        <w:t xml:space="preserve">Venkataraman</w:t>
+      </w:r>
+      <w:r>
+        <w:rPr>
+          <w:i/>
+          <w:iCs/>
+        </w:rPr>
+        <w:t xml:space="preserve"> </w:t>
+      </w:r>
+      <w:r>
+        <w:rPr>
+          <w:i/>
+          <w:iCs/>
+        </w:rPr>
+        <w:t xml:space="preserve">LLP</w:t>
+      </w:r>
+    </w:p>
+    <w:p>
+      <w:pPr>
+        <w:keepNext/>
+        <w:keepLines/>
+        <w:spacing w:before="0" w:after="0" w:line="340" w:lineRule="exact"/>
+        <w:ind w:left="4820"/>
+      </w:pPr>
+      <w:r>
+        <w:rPr>
+          <w:i/>
+          <w:iCs/>
+        </w:rPr>
+        <w:t xml:space="preserve">1200</w:t>
+      </w:r>
+      <w:r>
+        <w:rPr>
+          <w:i/>
+          <w:iCs/>
+        </w:rPr>
+        <w:t xml:space="preserve"> </w:t>
+      </w:r>
+      <w:r>
+        <w:rPr>
+          <w:i/>
+          <w:iCs/>
+        </w:rPr>
+        <w:t xml:space="preserve">Example</w:t>
+      </w:r>
+      <w:r>
+        <w:rPr>
+          <w:i/>
+          <w:iCs/>
+        </w:rPr>
+        <w:t xml:space="preserve"> </w:t>
+      </w:r>
+      <w:r>
+        <w:rPr>
+          <w:i/>
+          <w:iCs/>
+        </w:rPr>
+        <w:t xml:space="preserve">Plaza,</w:t>
+      </w:r>
+      <w:r>
+        <w:rPr>
+          <w:i/>
+          <w:iCs/>
+        </w:rPr>
+        <w:t xml:space="preserve"> </w:t>
+      </w:r>
+      <w:r>
+        <w:rPr>
+          <w:i/>
+          <w:iCs/>
+        </w:rPr>
+        <w:t xml:space="preserve">Suite</w:t>
+      </w:r>
+      <w:r>
+        <w:rPr>
+          <w:i/>
+          <w:iCs/>
+        </w:rPr>
+        <w:t xml:space="preserve"> </w:t>
+      </w:r>
+      <w:r>
+        <w:rPr>
+          <w:i/>
+          <w:iCs/>
+        </w:rPr>
+        <w:t xml:space="preserve">400</w:t>
+      </w:r>
+    </w:p>
+    <w:p>
+      <w:pPr>
+        <w:keepNext/>
+        <w:keepLines/>
+        <w:spacing w:before="0" w:after="0" w:line="340" w:lineRule="exact"/>
+        <w:ind w:left="4820"/>
+      </w:pPr>
+      <w:r>
+        <w:rPr>
+          <w:i/>
+          <w:iCs/>
+        </w:rPr>
+        <w:t xml:space="preserve">Sacramento,</w:t>
+      </w:r>
+      <w:r>
+        <w:rPr>
+          <w:i/>
+          <w:iCs/>
+        </w:rPr>
+        <w:t xml:space="preserve"> </w:t>
+      </w:r>
+      <w:r>
+        <w:rPr>
+          <w:i/>
+          <w:iCs/>
+        </w:rPr>
+        <w:t xml:space="preserve">California</w:t>
+      </w:r>
+      <w:r>
+        <w:rPr>
+          <w:i/>
+          <w:iCs/>
+        </w:rPr>
+        <w:t xml:space="preserve"> </w:t>
+      </w:r>
+      <w:r>
+        <w:rPr>
+          <w:i/>
+          <w:iCs/>
+        </w:rPr>
+        <w:t xml:space="preserve">95814</w:t>
+      </w:r>
+    </w:p>
+    <w:p>
+      <w:pPr>
+        <w:keepNext/>
+        <w:keepLines/>
+        <w:spacing w:before="0" w:after="0" w:line="340" w:lineRule="exact"/>
+        <w:ind w:left="4820"/>
+      </w:pPr>
+      <w:r>
+        <w:rPr>
+          <w:i/>
+          <w:iCs/>
+        </w:rPr>
+        <w:t xml:space="preserve">(555)</w:t>
+      </w:r>
+      <w:r>
+        <w:rPr>
+          <w:i/>
+          <w:iCs/>
+        </w:rPr>
+        <w:t xml:space="preserve"> </w:t>
+      </w:r>
+      <w:r>
+        <w:rPr>
+          <w:i/>
+          <w:iCs/>
+        </w:rPr>
+        <w:t xml:space="preserve">010-4410</w:t>
+      </w:r>
+    </w:p>
+    <w:p>
+      <w:pPr>
+        <w:keepNext/>
+        <w:keepLines/>
+        <w:spacing w:before="0" w:after="0" w:line="340" w:lineRule="exact"/>
+        <w:ind w:left="4820"/>
+      </w:pPr>
+      <w:r>
+        <w:rPr>
+          <w:i/>
+          <w:iCs/>
+        </w:rPr>
+        <w:t xml:space="preserve">rashcroft@example.invalid</w:t>
+      </w:r>
+    </w:p>
+    <w:p>
+      <w:pPr>
+        <w:keepNext/>
+        <w:keepLines/>
+        <w:spacing w:before="0" w:after="0" w:line="340" w:lineRule="exact"/>
+        <w:ind w:left="4820"/>
+      </w:pPr>
+      <w:r>
+        <w:rPr>
+          <w:i/>
+          <w:iCs/>
+        </w:rPr>
+        <w:t xml:space="preserve">Counsel</w:t>
+      </w:r>
+      <w:r>
+        <w:rPr>
+          <w:i/>
+          <w:iCs/>
+        </w:rPr>
+        <w:t xml:space="preserve"> </w:t>
+      </w:r>
+      <w:r>
+        <w:rPr>
+          <w:i/>
+          <w:iCs/>
+        </w:rPr>
+        <w:t xml:space="preserve">for</w:t>
+      </w:r>
+      <w:r>
+        <w:rPr>
+          <w:i/>
+          <w:iCs/>
+        </w:rPr>
+        <w:t xml:space="preserve"> </w:t>
+      </w:r>
+      <w:r>
+        <w:rPr>
+          <w:i/>
+          <w:iCs/>
+        </w:rPr>
+        <w:t xml:space="preserve">Appellants</w:t>
+      </w:r>
+    </w:p>
+    <w:p>
+      <w:pPr>
+        <w:keepLines/>
+        <w:spacing w:before="280" w:after="0" w:line="340" w:lineRule="exact"/>
+        <w:ind w:left="0"/>
+      </w:pPr>
+      <w:r>
+        <w:t xml:space="preserve">October</w:t>
+      </w:r>
+      <w:r>
+        <w:t xml:space="preserve"> </w:t>
+      </w:r>
+      <w:r>
+        <w:t xml:space="preserve">6,</w:t>
+      </w:r>
+      <w:r>
+        <w:t xml:space="preserve"> </w:t>
+      </w:r>
+      <w:r>
+        <w:t xml:space="preserve">2026</w:t>
       </w:r>
     </w:p>
     <w:p>
       <w:pPr>
         <w:pStyle w:val="Heading1"/>
-      </w:pPr>
-      <w:bookmarkStart w:id="19" w:name="_argument"/>
-      <w:r>
-        <w:t xml:space="preserve">Argument</w:t>
-      </w:r>
-      <w:bookmarkEnd w:id="19"/>
+        <w:keepNext/>
+        <w:keepLines/>
+        <w:pageBreakBefore/>
+        <w:spacing w:before="0" w:after="360" w:line="340" w:lineRule="exact"/>
+        <w:ind w:left="0" w:firstLine="0"/>
+        <w:jc w:val="center"/>
+      </w:pPr>
+      <w:r>
+        <w:rPr>
+          <w:b/>
+          <w:bCs/>
+        </w:rPr>
+        <w:t xml:space="preserve">STATEMENT OF RELATED CASES</w:t>
+      </w:r>
+    </w:p>
+    <w:p>
+      <w:pPr>
+        <w:spacing w:before="0" w:after="280" w:line="340" w:lineRule="exact"/>
+        <w:ind w:left="0"/>
+      </w:pPr>
+      <w:r>
+        <w:t xml:space="preserve">9th Cir. Case Number(s) </w:t>
+      </w:r>
+      <w:r>
+        <w:t xml:space="preserve">25-4410</w:t>
+      </w:r>
+    </w:p>
+    <w:p>
+      <w:pPr>
+        <w:spacing w:before="0" w:after="0" w:line="340" w:lineRule="exact"/>
+        <w:ind w:left="0"/>
+      </w:pPr>
+      <w:r>
+        <w:t xml:space="preserve">The undersigned attorney or self-represented party states the following:</w:t>
+      </w:r>
+    </w:p>
+    <w:p>
+      <w:pPr>
+        <w:keepLines/>
+        <w:spacing w:before="160" w:after="0" w:line="340" w:lineRule="exact"/>
+        <w:ind w:left="540" w:hanging="540"/>
+      </w:pPr>
+      <w:r>
+        <w:rPr>
+          <w:bdr w:val="single" w:sz="6" w:space="0" w:color="000000"/>
+        </w:rPr>
+        <w:t xml:space="preserve">   </w:t>
+      </w:r>
+      <w:r>
+        <w:tab/>
+      </w:r>
+      <w:r>
+        <w:t xml:space="preserve">I am unaware of any related cases currently pending in this court.</w:t>
+      </w:r>
+    </w:p>
+    <w:p>
+      <w:pPr>
+        <w:keepLines/>
+        <w:spacing w:before="160" w:after="0" w:line="340" w:lineRule="exact"/>
+        <w:ind w:left="540" w:hanging="540"/>
+      </w:pPr>
+      <w:r>
+        <w:rPr>
+          <w:bdr w:val="single" w:sz="6" w:space="0" w:color="000000"/>
+        </w:rPr>
+        <w:t xml:space="preserve">   </w:t>
+      </w:r>
+      <w:r>
+        <w:tab/>
+      </w:r>
+      <w:r>
+        <w:t xml:space="preserve">I am unaware of any related cases currently pending in this court other than the case(s) identified in the initial brief(s) filed by the other party or parties.</w:t>
+      </w:r>
+    </w:p>
+    <w:p>
+      <w:pPr>
+        <w:keepNext/>
+        <w:keepLines/>
+        <w:spacing w:before="160" w:after="0" w:line="340" w:lineRule="exact"/>
+        <w:ind w:left="540" w:hanging="540"/>
+      </w:pPr>
+      <w:r>
+        <w:rPr>
+          <w:bdr w:val="single" w:sz="6" w:space="0" w:color="000000"/>
+        </w:rPr>
+        <w:t xml:space="preserve">X</w:t>
+      </w:r>
+      <w:r>
+        <w:tab/>
+      </w:r>
+      <w:r>
+        <w:t xml:space="preserve">I am aware of one or more related cases currently pending in this court. The case number and name of each related case and its relationship to this case are:</w:t>
+      </w:r>
+    </w:p>
+    <w:p>
+      <w:pPr>
+        <w:keepNext/>
+        <w:keepLines/>
+        <w:spacing w:before="200" w:after="0" w:line="340" w:lineRule="exact"/>
+        <w:ind w:left="1080" w:hanging="540"/>
+      </w:pPr>
+      <w:r>
+        <w:t xml:space="preserve">No. </w:t>
+      </w:r>
+      <w:r>
+        <w:t xml:space="preserve">25-4399</w:t>
+      </w:r>
+      <w:r>
+        <w:t xml:space="preserve">, </w:t>
+      </w:r>
+      <w:r>
+        <w:rPr>
+          <w:i/>
+          <w:iCs/>
+        </w:rPr>
+        <w:t xml:space="preserve">Pelican</w:t>
+      </w:r>
+      <w:r>
+        <w:rPr>
+          <w:i/>
+          <w:iCs/>
+        </w:rPr>
+        <w:t xml:space="preserve"> </w:t>
+      </w:r>
+      <w:r>
+        <w:rPr>
+          <w:i/>
+          <w:iCs/>
+        </w:rPr>
+        <w:t xml:space="preserve">Bay</w:t>
+      </w:r>
+      <w:r>
+        <w:rPr>
+          <w:i/>
+          <w:iCs/>
+        </w:rPr>
+        <w:t xml:space="preserve"> </w:t>
+      </w:r>
+      <w:r>
+        <w:rPr>
+          <w:i/>
+          <w:iCs/>
+        </w:rPr>
+        <w:t xml:space="preserve">Growers</w:t>
+      </w:r>
+      <w:r>
+        <w:rPr>
+          <w:i/>
+          <w:iCs/>
+        </w:rPr>
+        <w:t xml:space="preserve"> </w:t>
+      </w:r>
+      <w:r>
+        <w:rPr>
+          <w:i/>
+          <w:iCs/>
+        </w:rPr>
+        <w:t xml:space="preserve">Ass’n</w:t>
+      </w:r>
+      <w:r>
+        <w:rPr>
+          <w:i/>
+          <w:iCs/>
+        </w:rPr>
+        <w:t xml:space="preserve"> </w:t>
+      </w:r>
+      <w:r>
+        <w:rPr>
+          <w:i/>
+          <w:iCs/>
+        </w:rPr>
+        <w:t xml:space="preserve">v.</w:t>
+      </w:r>
+      <w:r>
+        <w:rPr>
+          <w:i/>
+          <w:iCs/>
+        </w:rPr>
+        <w:t xml:space="preserve"> </w:t>
+      </w:r>
+      <w:r>
+        <w:rPr>
+          <w:i/>
+          <w:iCs/>
+        </w:rPr>
+        <w:t xml:space="preserve">Riverbend</w:t>
+      </w:r>
+      <w:r>
+        <w:rPr>
+          <w:i/>
+          <w:iCs/>
+        </w:rPr>
+        <w:t xml:space="preserve"> </w:t>
+      </w:r>
+      <w:r>
+        <w:rPr>
+          <w:i/>
+          <w:iCs/>
+        </w:rPr>
+        <w:t xml:space="preserve">Mun.</w:t>
+      </w:r>
+      <w:r>
+        <w:rPr>
+          <w:i/>
+          <w:iCs/>
+        </w:rPr>
+        <w:t xml:space="preserve"> </w:t>
+      </w:r>
+      <w:r>
+        <w:rPr>
+          <w:i/>
+          <w:iCs/>
+        </w:rPr>
+        <w:t xml:space="preserve">Water</w:t>
+      </w:r>
+      <w:r>
+        <w:rPr>
+          <w:i/>
+          <w:iCs/>
+        </w:rPr>
+        <w:t xml:space="preserve"> </w:t>
+      </w:r>
+      <w:r>
+        <w:rPr>
+          <w:i/>
+          <w:iCs/>
+        </w:rPr>
+        <w:t xml:space="preserve">Dist.</w:t>
+      </w:r>
+      <w:r>
+        <w:t xml:space="preserve"> (</w:t>
+      </w:r>
+      <w:r>
+        <w:t xml:space="preserve">arises</w:t>
+      </w:r>
+      <w:r>
+        <w:t xml:space="preserve"> </w:t>
+      </w:r>
+      <w:r>
+        <w:t xml:space="preserve">out</w:t>
+      </w:r>
+      <w:r>
+        <w:t xml:space="preserve"> </w:t>
+      </w:r>
+      <w:r>
+        <w:t xml:space="preserve">of</w:t>
+      </w:r>
+      <w:r>
+        <w:t xml:space="preserve"> </w:t>
+      </w:r>
+      <w:r>
+        <w:t xml:space="preserve">the</w:t>
+      </w:r>
+      <w:r>
+        <w:t xml:space="preserve"> </w:t>
+      </w:r>
+      <w:r>
+        <w:t xml:space="preserve">same</w:t>
+      </w:r>
+      <w:r>
+        <w:t xml:space="preserve"> </w:t>
+      </w:r>
+      <w:r>
+        <w:t xml:space="preserve">consolidated</w:t>
+      </w:r>
+      <w:r>
+        <w:t xml:space="preserve"> </w:t>
+      </w:r>
+      <w:r>
+        <w:t xml:space="preserve">district</w:t>
+      </w:r>
+      <w:r>
+        <w:t xml:space="preserve"> </w:t>
+      </w:r>
+      <w:r>
+        <w:t xml:space="preserve">court</w:t>
+      </w:r>
+      <w:r>
+        <w:t xml:space="preserve"> </w:t>
+      </w:r>
+      <w:r>
+        <w:t xml:space="preserve">proceedings</w:t>
+      </w:r>
+      <w:r>
+        <w:t xml:space="preserve"> </w:t>
+      </w:r>
+      <w:r>
+        <w:t xml:space="preserve">and</w:t>
+      </w:r>
+      <w:r>
+        <w:t xml:space="preserve"> </w:t>
+      </w:r>
+      <w:r>
+        <w:t xml:space="preserve">raises</w:t>
+      </w:r>
+      <w:r>
+        <w:t xml:space="preserve"> </w:t>
+      </w:r>
+      <w:r>
+        <w:t xml:space="preserve">the</w:t>
+      </w:r>
+      <w:r>
+        <w:t xml:space="preserve"> </w:t>
+      </w:r>
+      <w:r>
+        <w:t xml:space="preserve">same</w:t>
+      </w:r>
+      <w:r>
+        <w:t xml:space="preserve"> </w:t>
+      </w:r>
+      <w:r>
+        <w:t xml:space="preserve">statutory</w:t>
+      </w:r>
+      <w:r>
+        <w:t xml:space="preserve"> </w:t>
+      </w:r>
+      <w:r>
+        <w:t xml:space="preserve">question</w:t>
+      </w:r>
+      <w:r>
+        <w:t xml:space="preserve">).</w:t>
+      </w:r>
+    </w:p>
+    <w:p>
+      <w:pPr>
+        <w:keepNext/>
+        <w:keepLines/>
+        <w:spacing w:before="200" w:after="0" w:line="340" w:lineRule="exact"/>
+        <w:ind w:left="1080" w:hanging="540"/>
+      </w:pPr>
+      <w:r>
+        <w:t xml:space="preserve">No. </w:t>
+      </w:r>
+      <w:r>
+        <w:t xml:space="preserve">25-4502</w:t>
+      </w:r>
+      <w:r>
+        <w:t xml:space="preserve">, </w:t>
+      </w:r>
+      <w:r>
+        <w:rPr>
+          <w:i/>
+          <w:iCs/>
+        </w:rPr>
+        <w:t xml:space="preserve">Voss</w:t>
+      </w:r>
+      <w:r>
+        <w:rPr>
+          <w:i/>
+          <w:iCs/>
+        </w:rPr>
+        <w:t xml:space="preserve"> </w:t>
+      </w:r>
+      <w:r>
+        <w:rPr>
+          <w:i/>
+          <w:iCs/>
+        </w:rPr>
+        <w:t xml:space="preserve">v.</w:t>
+      </w:r>
+      <w:r>
+        <w:rPr>
+          <w:i/>
+          <w:iCs/>
+        </w:rPr>
+        <w:t xml:space="preserve"> </w:t>
+      </w:r>
+      <w:r>
+        <w:rPr>
+          <w:i/>
+          <w:iCs/>
+        </w:rPr>
+        <w:t xml:space="preserve">Quintana-Okafor</w:t>
+      </w:r>
+      <w:r>
+        <w:t xml:space="preserve"> (</w:t>
+      </w:r>
+      <w:r>
+        <w:t xml:space="preserve">involves</w:t>
+      </w:r>
+      <w:r>
+        <w:t xml:space="preserve"> </w:t>
+      </w:r>
+      <w:r>
+        <w:t xml:space="preserve">the</w:t>
+      </w:r>
+      <w:r>
+        <w:t xml:space="preserve"> </w:t>
+      </w:r>
+      <w:r>
+        <w:t xml:space="preserve">same</w:t>
+      </w:r>
+      <w:r>
+        <w:t xml:space="preserve"> </w:t>
+      </w:r>
+      <w:r>
+        <w:t xml:space="preserve">transaction,</w:t>
+      </w:r>
+      <w:r>
+        <w:t xml:space="preserve"> </w:t>
+      </w:r>
+      <w:r>
+        <w:t xml:space="preserve">the</w:t>
+      </w:r>
+      <w:r>
+        <w:t xml:space="preserve"> </w:t>
+      </w:r>
+      <w:r>
+        <w:t xml:space="preserve">2024</w:t>
+      </w:r>
+      <w:r>
+        <w:t xml:space="preserve"> </w:t>
+      </w:r>
+      <w:r>
+        <w:t xml:space="preserve">curtailment</w:t>
+      </w:r>
+      <w:r>
+        <w:t xml:space="preserve"> </w:t>
+      </w:r>
+      <w:r>
+        <w:t xml:space="preserve">order</w:t>
+      </w:r>
+      <w:r>
+        <w:t xml:space="preserve">).</w:t>
+      </w:r>
+    </w:p>
+    <w:p>
+      <w:pPr>
+        <w:keepNext/>
+        <w:keepLines/>
+        <w:spacing w:before="560" w:after="0" w:line="340" w:lineRule="exact"/>
+        <w:ind w:left="4680"/>
+      </w:pPr>
+      <w:r>
+        <w:t xml:space="preserve">s/ Rowan T. Ashcroft</w:t>
+      </w:r>
+    </w:p>
+    <w:p>
+      <w:pPr>
+        <w:keepNext/>
+        <w:keepLines/>
+        <w:spacing w:before="0" w:after="0" w:line="340" w:lineRule="exact"/>
+        <w:ind w:left="4680"/>
+      </w:pPr>
+      <w:r>
+        <w:t xml:space="preserve">Signature</w:t>
+      </w:r>
+    </w:p>
+    <w:p>
+      <w:pPr>
+        <w:keepLines/>
+        <w:spacing w:before="280" w:after="0" w:line="340" w:lineRule="exact"/>
+        <w:ind w:left="4680"/>
+      </w:pPr>
+      <w:r>
+        <w:t xml:space="preserve">October</w:t>
+      </w:r>
+      <w:r>
+        <w:t xml:space="preserve"> </w:t>
+      </w:r>
+      <w:r>
+        <w:t xml:space="preserve">6,</w:t>
+      </w:r>
+      <w:r>
+        <w:t xml:space="preserve"> </w:t>
+      </w:r>
+      <w:r>
+        <w:t xml:space="preserve">2026</w:t>
+      </w:r>
+    </w:p>
+    <w:p>
+      <w:pPr>
+        <w:pStyle w:val="Heading1"/>
+        <w:keepNext/>
+        <w:keepLines/>
+        <w:pageBreakBefore/>
+        <w:spacing w:before="0" w:after="360" w:line="340" w:lineRule="exact"/>
+        <w:ind w:left="0" w:firstLine="0"/>
+        <w:jc w:val="center"/>
+      </w:pPr>
+      <w:r>
+        <w:rPr>
+          <w:b/>
+          <w:bCs/>
+        </w:rPr>
+        <w:t xml:space="preserve">CERTIFICATE OF COMPLIANCE</w:t>
+      </w:r>
+    </w:p>
+    <w:p>
+      <w:pPr>
+        <w:spacing w:before="0" w:after="280" w:line="340" w:lineRule="exact"/>
+        <w:ind w:left="0"/>
+      </w:pPr>
+      <w:r>
+        <w:t xml:space="preserve">9th Cir. Case Number(s) </w:t>
+      </w:r>
+      <w:r>
+        <w:t xml:space="preserve">25-4410</w:t>
+      </w:r>
+    </w:p>
+    <w:p>
+      <w:pPr>
+        <w:spacing w:before="0" w:after="280" w:line="340" w:lineRule="exact"/>
+        <w:ind w:left="0"/>
+      </w:pPr>
+      <w:r>
+        <w:t xml:space="preserve">I am the attorney or self-represented party.</w:t>
+      </w:r>
+    </w:p>
+    <w:p>
+      <w:pPr>
+        <w:spacing w:before="0" w:after="280" w:line="340" w:lineRule="exact"/>
+        <w:ind w:left="0"/>
+      </w:pPr>
+      <w:r>
+        <w:t xml:space="preserve">This brief contains 1,912 words, including 0 words manually counted in any visual images, and excluding the items exempted by FRAP 32(f). The brief’s type size and typeface comply with FRAP 32(a)(5) and (6).</w:t>
+      </w:r>
+    </w:p>
+    <w:p>
+      <w:pPr>
+        <w:spacing w:before="0" w:after="0" w:line="340" w:lineRule="exact"/>
+        <w:ind w:left="0"/>
+      </w:pPr>
+      <w:r>
+        <w:t xml:space="preserve">I certify that this brief (select only one):</w:t>
+      </w:r>
+    </w:p>
+    <w:p>
+      <w:pPr>
+        <w:keepLines/>
+        <w:spacing w:before="160" w:after="0" w:line="340" w:lineRule="exact"/>
+        <w:ind w:left="540" w:hanging="540"/>
+      </w:pPr>
+      <w:r>
+        <w:rPr>
+          <w:bdr w:val="single" w:sz="6" w:space="0" w:color="000000"/>
+        </w:rPr>
+        <w:t xml:space="preserve">X</w:t>
+      </w:r>
+      <w:r>
+        <w:tab/>
+      </w:r>
+      <w:r>
+        <w:t xml:space="preserve">complies with the word limit of Cir. R. 32-1.</w:t>
+      </w:r>
+    </w:p>
+    <w:p>
+      <w:pPr>
+        <w:keepLines/>
+        <w:spacing w:before="160" w:after="0" w:line="340" w:lineRule="exact"/>
+        <w:ind w:left="540" w:hanging="540"/>
+      </w:pPr>
+      <w:r>
+        <w:rPr>
+          <w:bdr w:val="single" w:sz="6" w:space="0" w:color="000000"/>
+        </w:rPr>
+        <w:t xml:space="preserve">   </w:t>
+      </w:r>
+      <w:r>
+        <w:tab/>
+      </w:r>
+      <w:r>
+        <w:t xml:space="preserve">is a cross-appeal brief and complies with the word limit of Cir. R. 28.1-1.</w:t>
+      </w:r>
+    </w:p>
+    <w:p>
+      <w:pPr>
+        <w:keepLines/>
+        <w:spacing w:before="160" w:after="0" w:line="340" w:lineRule="exact"/>
+        <w:ind w:left="540" w:hanging="540"/>
+      </w:pPr>
+      <w:r>
+        <w:rPr>
+          <w:bdr w:val="single" w:sz="6" w:space="0" w:color="000000"/>
+        </w:rPr>
+        <w:t xml:space="preserve">   </w:t>
+      </w:r>
+      <w:r>
+        <w:tab/>
+      </w:r>
+      <w:r>
+        <w:t xml:space="preserve">is an amicus brief and complies with the word limit of FRAP 29(a)(5), Cir. R. 29-2(c)(2), or Cir. R. 29-2(c)(3).</w:t>
+      </w:r>
+    </w:p>
+    <w:p>
+      <w:pPr>
+        <w:keepLines/>
+        <w:spacing w:before="160" w:after="0" w:line="340" w:lineRule="exact"/>
+        <w:ind w:left="540" w:hanging="540"/>
+      </w:pPr>
+      <w:r>
+        <w:rPr>
+          <w:bdr w:val="single" w:sz="6" w:space="0" w:color="000000"/>
+        </w:rPr>
+        <w:t xml:space="preserve">   </w:t>
+      </w:r>
+      <w:r>
+        <w:tab/>
+      </w:r>
+      <w:r>
+        <w:t xml:space="preserve">is for a death penalty case and complies with the word limit of Cir. R. 32-4.</w:t>
+      </w:r>
+    </w:p>
+    <w:p>
+      <w:pPr>
+        <w:keepLines/>
+        <w:spacing w:before="160" w:after="0" w:line="340" w:lineRule="exact"/>
+        <w:ind w:left="540" w:hanging="540"/>
+      </w:pPr>
+      <w:r>
+        <w:rPr>
+          <w:bdr w:val="single" w:sz="6" w:space="0" w:color="000000"/>
+        </w:rPr>
+        <w:t xml:space="preserve">   </w:t>
+      </w:r>
+      <w:r>
+        <w:tab/>
+      </w:r>
+      <w:r>
+        <w:t xml:space="preserve">complies with the longer length limit permitted by Cir. R. 32-2(b) because (select only one):</w:t>
+      </w:r>
+    </w:p>
+    <w:p>
+      <w:pPr>
+        <w:keepLines/>
+        <w:spacing w:before="160" w:after="0" w:line="340" w:lineRule="exact"/>
+        <w:ind w:left="540" w:hanging="540"/>
+      </w:pPr>
+      <w:r>
+        <w:rPr>
+          <w:bdr w:val="single" w:sz="6" w:space="0" w:color="000000"/>
+        </w:rPr>
+        <w:t xml:space="preserve">   </w:t>
+      </w:r>
+      <w:r>
+        <w:tab/>
+      </w:r>
+      <w:r>
+        <w:t xml:space="preserve">it is a joint brief submitted by separately represented parties.</w:t>
+      </w:r>
+    </w:p>
+    <w:p>
+      <w:pPr>
+        <w:keepLines/>
+        <w:spacing w:before="160" w:after="0" w:line="340" w:lineRule="exact"/>
+        <w:ind w:left="540" w:hanging="540"/>
+      </w:pPr>
+      <w:r>
+        <w:rPr>
+          <w:bdr w:val="single" w:sz="6" w:space="0" w:color="000000"/>
+        </w:rPr>
+        <w:t xml:space="preserve">   </w:t>
+      </w:r>
+      <w:r>
+        <w:tab/>
+      </w:r>
+      <w:r>
+        <w:t xml:space="preserve">a party or parties are filing a single brief in response to multiple briefs.</w:t>
+      </w:r>
+    </w:p>
+    <w:p>
+      <w:pPr>
+        <w:keepLines/>
+        <w:spacing w:before="160" w:after="0" w:line="340" w:lineRule="exact"/>
+        <w:ind w:left="540" w:hanging="540"/>
+      </w:pPr>
+      <w:r>
+        <w:rPr>
+          <w:bdr w:val="single" w:sz="6" w:space="0" w:color="000000"/>
+        </w:rPr>
+        <w:t xml:space="preserve">   </w:t>
+      </w:r>
+      <w:r>
+        <w:tab/>
+      </w:r>
+      <w:r>
+        <w:t xml:space="preserve">a party or parties are filing a single brief in response to a longer joint brief.</w:t>
+      </w:r>
+    </w:p>
+    <w:p>
+      <w:pPr>
+        <w:keepLines/>
+        <w:spacing w:before="160" w:after="0" w:line="340" w:lineRule="exact"/>
+        <w:ind w:left="540" w:hanging="540"/>
+      </w:pPr>
+      <w:r>
+        <w:rPr>
+          <w:bdr w:val="single" w:sz="6" w:space="0" w:color="000000"/>
+        </w:rPr>
+        <w:t xml:space="preserve">   </w:t>
+      </w:r>
+      <w:r>
+        <w:tab/>
+      </w:r>
+      <w:r>
+        <w:t xml:space="preserve">complies with the length limit designated by court order dated __________.</w:t>
+      </w:r>
+    </w:p>
+    <w:p>
+      <w:pPr>
+        <w:keepNext/>
+        <w:keepLines/>
+        <w:spacing w:before="160" w:after="0" w:line="340" w:lineRule="exact"/>
+        <w:ind w:left="540" w:hanging="540"/>
+      </w:pPr>
+      <w:r>
+        <w:rPr>
+          <w:bdr w:val="single" w:sz="6" w:space="0" w:color="000000"/>
+        </w:rPr>
+        <w:t xml:space="preserve">   </w:t>
+      </w:r>
+      <w:r>
+        <w:tab/>
+      </w:r>
+      <w:r>
+        <w:t xml:space="preserve">is accompanied by a motion to file a longer brief pursuant to Cir. R. 32-2(a).</w:t>
+      </w:r>
+    </w:p>
+    <w:p>
+      <w:pPr>
+        <w:keepNext/>
+        <w:keepLines/>
+        <w:spacing w:before="560" w:after="0" w:line="340" w:lineRule="exact"/>
+        <w:ind w:left="4680"/>
+      </w:pPr>
+      <w:r>
+        <w:t xml:space="preserve">s/ Rowan T. Ashcroft</w:t>
+      </w:r>
+    </w:p>
+    <w:p>
+      <w:pPr>
+        <w:keepNext/>
+        <w:keepLines/>
+        <w:spacing w:before="0" w:after="0" w:line="340" w:lineRule="exact"/>
+        <w:ind w:left="4680"/>
+      </w:pPr>
+      <w:r>
+        <w:t xml:space="preserve">Signature</w:t>
+      </w:r>
+    </w:p>
+    <w:p>
+      <w:pPr>
+        <w:keepLines/>
+        <w:spacing w:before="280" w:after="0" w:line="340" w:lineRule="exact"/>
+        <w:ind w:left="4680"/>
+      </w:pPr>
+      <w:r>
+        <w:t xml:space="preserve">October</w:t>
+      </w:r>
+      <w:r>
+        <w:t xml:space="preserve"> </w:t>
+      </w:r>
+      <w:r>
+        <w:t xml:space="preserve">6,</w:t>
+      </w:r>
+      <w:r>
+        <w:t xml:space="preserve"> </w:t>
+      </w:r>
+      <w:r>
+        <w:t xml:space="preserve">2026</w:t>
+      </w:r>
+    </w:p>
+    <w:p>
+      <w:pPr>
+        <w:pStyle w:val="Heading1"/>
+        <w:keepNext/>
+        <w:keepLines/>
+        <w:pageBreakBefore/>
+        <w:spacing w:before="0" w:after="360" w:line="340" w:lineRule="exact"/>
+        <w:ind w:left="0" w:firstLine="0"/>
+        <w:jc w:val="center"/>
+      </w:pPr>
+      <w:r>
+        <w:rPr>
+          <w:b/>
+          <w:bCs/>
+        </w:rPr>
+        <w:t xml:space="preserve">CERTIFICATE OF SERVICE</w:t>
+      </w:r>
+    </w:p>
+    <w:p>
+      <w:pPr>
+        <w:spacing w:before="0" w:after="280" w:line="340" w:lineRule="exact"/>
+        <w:ind w:left="0"/>
+      </w:pPr>
+      <w:r>
+        <w:t xml:space="preserve">9th Cir. Case Number(s) </w:t>
+      </w:r>
+      <w:r>
+        <w:t xml:space="preserve">25-4410</w:t>
+      </w:r>
+    </w:p>
+    <w:p>
+      <w:pPr>
+        <w:spacing w:before="0" w:after="280" w:line="340" w:lineRule="exact"/>
+        <w:ind w:left="0"/>
+      </w:pPr>
+      <w:r>
+        <w:t xml:space="preserve">I hereby certify that I electronically filed the foregoing/attached document(s) on this date with the Clerk of the Court for the United States Court of Appeals for the Ninth Circuit using the Appellate Electronic Filing system.</w:t>
+      </w:r>
+    </w:p>
+    <w:p>
+      <w:pPr>
+        <w:spacing w:before="0" w:after="280" w:line="340" w:lineRule="exact"/>
+        <w:ind w:left="0"/>
+      </w:pPr>
+      <w:r>
+        <w:rPr>
+          <w:b/>
+          <w:bCs/>
+        </w:rPr>
+        <w:t xml:space="preserve">Service on Case Participants Who Are NOT Registered for Electronic Filing:</w:t>
+      </w:r>
+    </w:p>
+    <w:p>
+      <w:pPr>
+        <w:spacing w:before="0" w:after="0" w:line="340" w:lineRule="exact"/>
+        <w:ind w:left="0"/>
+      </w:pPr>
+      <w:r>
+        <w:t xml:space="preserve">I certify that I served the foregoing/attached document(s) on this date by hand delivery, mail, third party commercial carrier for delivery within 3 calendar days, or, having obtained prior consent, by email to the following unregistered case participants (list each name and mailing/email address):</w:t>
+      </w:r>
+    </w:p>
+    <w:p>
+      <w:pPr>
+        <w:keepLines/>
+        <w:spacing w:before="200" w:after="0" w:line="340" w:lineRule="exact"/>
+        <w:ind w:left="720"/>
+      </w:pPr>
+      <w:r>
+        <w:t xml:space="preserve">Hon. Anselm</w:t>
+      </w:r>
+      <w:r>
+        <w:t xml:space="preserve"> </w:t>
+      </w:r>
+      <w:r>
+        <w:t xml:space="preserve">P.</w:t>
+      </w:r>
+      <w:r>
+        <w:t xml:space="preserve"> </w:t>
+      </w:r>
+      <w:r>
+        <w:t xml:space="preserve">Whitcombe</w:t>
+      </w:r>
+      <w:r>
+        <w:t xml:space="preserve">, </w:t>
+      </w:r>
+      <w:r>
+        <w:t xml:space="preserve">Courtesy</w:t>
+      </w:r>
+      <w:r>
+        <w:t xml:space="preserve"> </w:t>
+      </w:r>
+      <w:r>
+        <w:t xml:space="preserve">copy,</w:t>
+      </w:r>
+      <w:r>
+        <w:t xml:space="preserve"> </w:t>
+      </w:r>
+      <w:r>
+        <w:t xml:space="preserve">Office</w:t>
+      </w:r>
+      <w:r>
+        <w:t xml:space="preserve"> </w:t>
+      </w:r>
+      <w:r>
+        <w:t xml:space="preserve">of</w:t>
+      </w:r>
+      <w:r>
+        <w:t xml:space="preserve"> </w:t>
+      </w:r>
+      <w:r>
+        <w:t xml:space="preserve">the</w:t>
+      </w:r>
+      <w:r>
+        <w:t xml:space="preserve"> </w:t>
+      </w:r>
+      <w:r>
+        <w:t xml:space="preserve">Clerk,</w:t>
+      </w:r>
+      <w:r>
+        <w:t xml:space="preserve"> </w:t>
+      </w:r>
+      <w:r>
+        <w:t xml:space="preserve">501</w:t>
+      </w:r>
+      <w:r>
+        <w:t xml:space="preserve"> </w:t>
+      </w:r>
+      <w:r>
+        <w:t xml:space="preserve">I</w:t>
+      </w:r>
+      <w:r>
+        <w:t xml:space="preserve"> </w:t>
+      </w:r>
+      <w:r>
+        <w:t xml:space="preserve">Street,</w:t>
+      </w:r>
+      <w:r>
+        <w:t xml:space="preserve"> </w:t>
+      </w:r>
+      <w:r>
+        <w:t xml:space="preserve">Sacramento,</w:t>
+      </w:r>
+      <w:r>
+        <w:t xml:space="preserve"> </w:t>
+      </w:r>
+      <w:r>
+        <w:t xml:space="preserve">California</w:t>
+      </w:r>
+      <w:r>
+        <w:t xml:space="preserve"> </w:t>
+      </w:r>
+      <w:r>
+        <w:t xml:space="preserve">95814</w:t>
+      </w:r>
+    </w:p>
+    <w:p>
+      <w:pPr>
+        <w:spacing w:before="280" w:after="280" w:line="340" w:lineRule="exact"/>
+        <w:ind w:left="0"/>
+      </w:pPr>
+      <w:r>
+        <w:rPr>
+          <w:b/>
+          <w:bCs/>
+        </w:rPr>
+        <w:t xml:space="preserve">Description of Document(s) (required for all documents):</w:t>
+      </w:r>
+    </w:p>
+    <w:p>
+      <w:pPr>
+        <w:keepNext/>
+        <w:keepLines/>
+        <w:spacing w:before="0" w:after="0" w:line="340" w:lineRule="exact"/>
+        <w:ind w:left="0"/>
+      </w:pPr>
+      <w:r>
+        <w:t xml:space="preserve">Opening</w:t>
+      </w:r>
+      <w:r>
+        <w:t xml:space="preserve"> </w:t>
+      </w:r>
+      <w:r>
+        <w:t xml:space="preserve">Brief</w:t>
+      </w:r>
+      <w:r>
+        <w:t xml:space="preserve"> </w:t>
+      </w:r>
+      <w:r>
+        <w:t xml:space="preserve">of</w:t>
+      </w:r>
+      <w:r>
+        <w:t xml:space="preserve"> </w:t>
+      </w:r>
+      <w:r>
+        <w:t xml:space="preserve">Appellants</w:t>
+      </w:r>
+    </w:p>
+    <w:p>
+      <w:pPr>
+        <w:keepNext/>
+        <w:keepLines/>
+        <w:spacing w:before="560" w:after="0" w:line="340" w:lineRule="exact"/>
+        <w:ind w:left="4680"/>
+      </w:pPr>
+      <w:r>
+        <w:t xml:space="preserve">s/ Rowan T. Ashcroft</w:t>
+      </w:r>
+    </w:p>
+    <w:p>
+      <w:pPr>
+        <w:keepNext/>
+        <w:keepLines/>
+        <w:spacing w:before="0" w:after="0" w:line="340" w:lineRule="exact"/>
+        <w:ind w:left="4680"/>
+      </w:pPr>
+      <w:r>
+        <w:t xml:space="preserve">Signature</w:t>
+      </w:r>
+    </w:p>
+    <w:p>
+      <w:pPr>
+        <w:keepLines/>
+        <w:spacing w:before="280" w:after="0" w:line="340" w:lineRule="exact"/>
+        <w:ind w:left="4680"/>
+      </w:pPr>
+      <w:r>
+        <w:t xml:space="preserve">October</w:t>
+      </w:r>
+      <w:r>
+        <w:t xml:space="preserve"> </w:t>
+      </w:r>
+      <w:r>
+        <w:t xml:space="preserve">6,</w:t>
+      </w:r>
+      <w:r>
+        <w:t xml:space="preserve"> </w:t>
+      </w:r>
+      <w:r>
+        <w:t xml:space="preserve">2026</w:t>
+      </w:r>
+    </w:p>
+    <w:p>
+      <w:pPr>
+        <w:spacing w:before="0" w:after="0" w:line="20" w:lineRule="exact"/>
+        <w:sectPr>
+          <w:footerReference w:type="default" r:id="rIdFtrPage"/>
+          <w:pgSz w:w="12240" w:h="15840"/>
+          <w:pgMar w:top="1440" w:right="1440" w:bottom="1440" w:left="1440" w:header="720" w:footer="576" w:gutter="0"/>
+          <w:pgNumType w:fmt="decimal" w:start="1"/>
+        </w:sectPr>
+      </w:pPr>
+    </w:p>
+    <w:p>
+      <w:pPr>
+        <w:pStyle w:val="Heading1"/>
+        <w:keepNext/>
+        <w:keepLines/>
+        <w:spacing w:before="0" w:after="360" w:line="340" w:lineRule="exact"/>
+        <w:ind w:left="0" w:firstLine="0"/>
+        <w:jc w:val="center"/>
+      </w:pPr>
+      <w:r>
+        <w:rPr>
+          <w:b/>
+          <w:bCs/>
+        </w:rPr>
+        <w:t xml:space="preserve">ADDENDUM</w:t>
+      </w:r>
+    </w:p>
+    <w:p>
+      <w:pPr>
+        <w:keepNext/>
+        <w:keepLines/>
+        <w:spacing w:before="240" w:after="120" w:line="340" w:lineRule="exact"/>
+        <w:jc w:val="center"/>
+      </w:pPr>
+      <w:r>
+        <w:rPr>
+          <w:b/>
+          <w:bCs/>
+        </w:rPr>
+        <w:t xml:space="preserve">TABLE OF CONTENTS</w:t>
+      </w:r>
+    </w:p>
+    <w:p>
+      <w:pPr>
+        <w:keepLines/>
+        <w:tabs>
+          <w:tab w:val="right" w:leader="dot" w:pos="9340"/>
+        </w:tabs>
+        <w:spacing w:before="100" w:after="0" w:line="340" w:lineRule="exact"/>
+        <w:ind w:left="0" w:right="720"/>
+      </w:pPr>
+      <w:r>
+        <w:t xml:space="preserve">Riverbend Municipal Water Rights Act, 99 U.S.C. § 1234 (fictional) </w:t>
+      </w:r>
+      <w:r>
+        <w:tab/>
+      </w:r>
+      <w:r>
+        <w:t xml:space="preserve">Add-2</w:t>
+      </w:r>
+    </w:p>
+    <w:p>
+      <w:pPr>
+        <w:keepLines/>
+        <w:tabs>
+          <w:tab w:val="right" w:leader="dot" w:pos="9340"/>
+        </w:tabs>
+        <w:spacing w:before="100" w:after="0" w:line="340" w:lineRule="exact"/>
+        <w:ind w:left="0" w:right="720"/>
+      </w:pPr>
+      <w:r>
+        <w:t xml:space="preserve">Riverbend Municipal Water Rights Act, 99 U.S.C. § 1236(b) (fictional) </w:t>
+      </w:r>
+      <w:r>
+        <w:tab/>
+      </w:r>
+      <w:r>
+        <w:t xml:space="preserve">Add-2</w:t>
+      </w:r>
+    </w:p>
+    <w:p>
+      <w:pPr>
+        <w:keepLines/>
+        <w:tabs>
+          <w:tab w:val="right" w:leader="dot" w:pos="9340"/>
+        </w:tabs>
+        <w:spacing w:before="100" w:after="0" w:line="340" w:lineRule="exact"/>
+        <w:ind w:left="0" w:right="720"/>
+      </w:pPr>
+      <w:r>
+        <w:t xml:space="preserve">99 C.F.R. § 400.21(c) (2023) (fictional) </w:t>
+      </w:r>
+      <w:r>
+        <w:tab/>
+      </w:r>
+      <w:r>
+        <w:t xml:space="preserve">Add-2</w:t>
+      </w:r>
     </w:p>
     <w:p>
       <w:pPr>
         <w:pStyle w:val="Heading2"/>
-      </w:pPr>
-      <w:bookmarkStart w:id="20" w:name="_e8ccc9e721a333119df5fe0e35a9ee29d2d9ec5"/>
-      <w:r>
-        <w:t xml:space="preserve">I. The District Court Misread the Act’s Priority Rule</w:t>
-      </w:r>
-      <w:bookmarkEnd w:id="20"/>
-    </w:p>
-    <w:p>
-      <w:pPr>
-        <w:pStyle w:val="Heading3"/>
-      </w:pPr>
-      <w:bookmarkStart w:id="21" w:name="_9339ea4a612847623b5ac5d9b950ce636f60fb0"/>
-      <w:r>
-        <w:t xml:space="preserve">A. Standard of Review</w:t>
-      </w:r>
-      <w:bookmarkEnd w:id="21"/>
-    </w:p>
-    <w:p>
-      <w:pPr>
-        <w:pStyle w:val="FirstParagraph"/>
-      </w:pPr>
-      <w:r>
-        <w:t xml:space="preserve">This Court reviews a dismissal under Rule 12(b)(6) de novo, accepting well-pleaded facts as true.</w:t>
-      </w:r>
-      <w:r>
-        <w:t xml:space="preserve"> </w:t>
-      </w:r>
-      <w:r>
-        <w:rPr>
-          <w:i/>
-          <w:iCs/>
-        </w:rPr>
-        <w:t xml:space="preserve">Okonkwo v. Eastside Irrigation Co-op</w:t>
-      </w:r>
-      <w:r>
-        <w:t xml:space="preserve">, 999 F.3d 135, 141 (9th Cir. 2016). Questions of statutory interpretation are likewise reviewed de novo.</w:t>
-      </w:r>
-      <w:r>
-        <w:t xml:space="preserve"> </w:t>
-      </w:r>
-      <w:r>
-        <w:rPr>
-          <w:i/>
-          <w:iCs/>
-        </w:rPr>
-        <w:t xml:space="preserve">Nakamura Orchards v. Basin Water Authority</w:t>
-      </w:r>
-      <w:r>
-        <w:t xml:space="preserve">, 999 F.3d 987, 992 (9th Cir. 2018). Both issues were raised and ruled on below. 3-ER-330 to 3-ER-345; 2-ER-205 to 2-ER-210.</w:t>
-      </w:r>
-    </w:p>
-    <w:p>
-      <w:pPr>
-        <w:pStyle w:val="Heading3"/>
-      </w:pPr>
-      <w:bookmarkStart w:id="22" w:name="_8b1f38b0b3842fe71dd664573b632b071a31667"/>
-      <w:r>
-        <w:t xml:space="preserve">B. The Text Fixes Priority and Leaves No Discretion</w:t>
-      </w:r>
-      <w:bookmarkEnd w:id="22"/>
-    </w:p>
-    <w:p>
-      <w:pPr>
-        <w:pStyle w:val="FirstParagraph"/>
-      </w:pPr>
-      <w:r>
-        <w:t xml:space="preserve">The Act states its rule in mandatory terms. This Court has repeatedly held that “shall” in a priority provision creates an enforceable rule.</w:t>
-      </w:r>
-      <w:r>
-        <w:t xml:space="preserve"> </w:t>
-      </w:r>
-      <w:r>
-        <w:rPr>
-          <w:i/>
-          <w:iCs/>
-        </w:rPr>
-        <w:t xml:space="preserve">Marlowe</w:t>
-      </w:r>
-      <w:r>
-        <w:t xml:space="preserve">, 999 F.3d at 130;</w:t>
-      </w:r>
-      <w:r>
-        <w:t xml:space="preserve"> </w:t>
-      </w:r>
-      <w:r>
-        <w:rPr>
-          <w:i/>
-          <w:iCs/>
-        </w:rPr>
-        <w:t xml:space="preserve">Rosario-Delgado v. Valley Mutual Water Co.</w:t>
-      </w:r>
-      <w:r>
-        <w:t xml:space="preserve">, 999 F.3d 579, 585 (9th Cir. 2015). The point is not a close one. The text of the Act, its structure and its purpose all point in the same direction, and each of the three independently supports the reading Appellants advance here. The District does not suggest otherwise in its answering papers. It offers instead only a single sentence of the order below, which rests on a reading of the earlier cases that they cannot bear. Nothing in the legislative history is to the contrary, and the fictional agency that administers the Act has never taken a different position in any proceeding of which Appellants are aware. The en banc Court restated the point in the fictional</w:t>
-      </w:r>
-      <w:r>
-        <w:t xml:space="preserve"> </w:t>
-      </w:r>
-      <w:r>
-        <w:rPr>
-          <w:i/>
-          <w:iCs/>
-        </w:rPr>
-        <w:t xml:space="preserve">Aqueduct</w:t>
-      </w:r>
-      <w:r>
-        <w:t xml:space="preserve"> </w:t>
-      </w:r>
-      <w:r>
-        <w:t xml:space="preserve">litigation:</w:t>
+        <w:keepNext/>
+        <w:keepLines/>
+        <w:pageBreakBefore/>
+        <w:spacing w:before="440" w:after="360" w:line="340" w:lineRule="exact"/>
+        <w:ind w:left="0" w:firstLine="0"/>
+      </w:pPr>
+      <w:r>
+        <w:rPr>
+          <w:b/>
+          <w:bCs/>
+        </w:rPr>
+        <w:t xml:space="preserve">Riverbend</w:t>
+      </w:r>
+      <w:r>
+        <w:rPr>
+          <w:b/>
+          <w:bCs/>
+        </w:rPr>
+        <w:t xml:space="preserve"> </w:t>
+      </w:r>
+      <w:r>
+        <w:rPr>
+          <w:b/>
+          <w:bCs/>
+        </w:rPr>
+        <w:t xml:space="preserve">Municipal</w:t>
+      </w:r>
+      <w:r>
+        <w:rPr>
+          <w:b/>
+          <w:bCs/>
+        </w:rPr>
+        <w:t xml:space="preserve"> </w:t>
+      </w:r>
+      <w:r>
+        <w:rPr>
+          <w:b/>
+          <w:bCs/>
+        </w:rPr>
+        <w:t xml:space="preserve">Water</w:t>
+      </w:r>
+      <w:r>
+        <w:rPr>
+          <w:b/>
+          <w:bCs/>
+        </w:rPr>
+        <w:t xml:space="preserve"> </w:t>
+      </w:r>
+      <w:r>
+        <w:rPr>
+          <w:b/>
+          <w:bCs/>
+        </w:rPr>
+        <w:t xml:space="preserve">Rights</w:t>
+      </w:r>
+      <w:r>
+        <w:rPr>
+          <w:b/>
+          <w:bCs/>
+        </w:rPr>
+        <w:t xml:space="preserve"> </w:t>
+      </w:r>
+      <w:r>
+        <w:rPr>
+          <w:b/>
+          <w:bCs/>
+        </w:rPr>
+        <w:t xml:space="preserve">Act,</w:t>
+      </w:r>
+      <w:r>
+        <w:rPr>
+          <w:b/>
+          <w:bCs/>
+        </w:rPr>
+        <w:t xml:space="preserve"> </w:t>
+      </w:r>
+      <w:r>
+        <w:rPr>
+          <w:b/>
+          <w:bCs/>
+        </w:rPr>
+        <w:t xml:space="preserve">99</w:t>
+      </w:r>
+      <w:r>
+        <w:rPr>
+          <w:b/>
+          <w:bCs/>
+        </w:rPr>
+        <w:t xml:space="preserve"> </w:t>
+      </w:r>
+      <w:r>
+        <w:rPr>
+          <w:b/>
+          <w:bCs/>
+        </w:rPr>
+        <w:t xml:space="preserve">U.S.C.</w:t>
+      </w:r>
+      <w:r>
+        <w:rPr>
+          <w:b/>
+          <w:bCs/>
+        </w:rPr>
+        <w:t xml:space="preserve"> </w:t>
+      </w:r>
+      <w:r>
+        <w:rPr>
+          <w:b/>
+          <w:bCs/>
+        </w:rPr>
+        <w:t xml:space="preserve">§</w:t>
+      </w:r>
+      <w:r>
+        <w:rPr>
+          <w:b/>
+          <w:bCs/>
+        </w:rPr>
+        <w:t xml:space="preserve"> </w:t>
+      </w:r>
+      <w:r>
+        <w:rPr>
+          <w:b/>
+          <w:bCs/>
+        </w:rPr>
+        <w:t xml:space="preserve">1234</w:t>
+      </w:r>
+      <w:r>
+        <w:rPr>
+          <w:b/>
+          <w:bCs/>
+        </w:rPr>
+        <w:t xml:space="preserve"> </w:t>
+      </w:r>
+      <w:r>
+        <w:rPr>
+          <w:b/>
+          <w:bCs/>
+        </w:rPr>
+        <w:t xml:space="preserve">(fictional)</w:t>
       </w:r>
     </w:p>
     <w:p>
@@ -464,444 +7801,264 @@
         <w:pStyle w:val="BlockText"/>
       </w:pPr>
       <w:r>
-        <w:t xml:space="preserve">When a statute orders the manager of a scarce resource to serve senior claimants before junior ones, the manager may choose the means of service but not the order of service. To read “shall” as “may” is to repeal the priority the legislature wrote.</w:t>
-      </w:r>
-    </w:p>
-    <w:p>
-      <w:pPr>
-        <w:pStyle w:val="FirstParagraph"/>
-      </w:pPr>
-      <w:r>
-        <w:rPr>
-          <w:i/>
-          <w:iCs/>
-        </w:rPr>
-        <w:t xml:space="preserve">In re Great Valley Aqueduct Litigation</w:t>
-      </w:r>
-      <w:r>
-        <w:t xml:space="preserve">, 999 F.3d 654, 668 (9th Cir. 2023) (en banc).</w:t>
-      </w:r>
-    </w:p>
-    <w:p>
-      <w:pPr>
-        <w:pStyle w:val="Heading4"/>
-      </w:pPr>
-      <w:bookmarkStart w:id="23" w:name="_2746230b0e8880f1831275d625db43c0d6ee2ca"/>
-      <w:r>
-        <w:t xml:space="preserve">1. The District’s Contrary Reading Cannot Be Squared with the Statute’s Structure</w:t>
-      </w:r>
-      <w:bookmarkEnd w:id="23"/>
-    </w:p>
-    <w:p>
-      <w:pPr>
-        <w:pStyle w:val="FirstParagraph"/>
-      </w:pPr>
-      <w:r>
-        <w:t xml:space="preserve">The Act separates two sets of curtailment powers. Section 1234 governs which users are curtailed first; section 1236 governs how the District may phase curtailment in time. 99 U.S.C. § 1234;</w:t>
-      </w:r>
-      <w:r>
-        <w:t xml:space="preserve"> </w:t>
-      </w:r>
-      <w:r>
-        <w:rPr>
-          <w:i/>
-          <w:iCs/>
-        </w:rPr>
-        <w:t xml:space="preserve">id.</w:t>
-      </w:r>
-      <w:r>
-        <w:t xml:space="preserve"> </w:t>
-      </w:r>
-      <w:r>
-        <w:t xml:space="preserve">§ 1236(b). The District’s discretion lives in the second section only. The regulation implementing the Act confirms that division. 99 C.F.R. § 400.17 (2023);</w:t>
-      </w:r>
-      <w:r>
-        <w:t xml:space="preserve"> </w:t>
-      </w:r>
-      <w:r>
-        <w:rPr>
-          <w:i/>
-          <w:iCs/>
-        </w:rPr>
-        <w:t xml:space="preserve">see also</w:t>
-      </w:r>
-      <w:r>
-        <w:t xml:space="preserve"> </w:t>
-      </w:r>
-      <w:r>
-        <w:t xml:space="preserve">99 C.F.R. § 400.21(c) (2023) (“phasing decisions shall not alter priority”).</w:t>
-      </w:r>
-    </w:p>
-    <w:p>
-      <w:pPr>
-        <w:pStyle w:val="Heading5"/>
-      </w:pPr>
-      <w:bookmarkStart w:id="24" w:name="_4fd16f758a1fdc5f39d8ba6773388f2d57c8998"/>
-      <w:r>
-        <w:t xml:space="preserve">a. Brightwater Concerned Equal-Priority Users</w:t>
-      </w:r>
-      <w:bookmarkEnd w:id="24"/>
-    </w:p>
-    <w:p>
-      <w:pPr>
-        <w:pStyle w:val="FirstParagraph"/>
-      </w:pPr>
-      <w:r>
-        <w:rPr>
-          <w:i/>
-          <w:iCs/>
-        </w:rPr>
-        <w:t xml:space="preserve">Brightwater</w:t>
-      </w:r>
-      <w:r>
-        <w:t xml:space="preserve"> </w:t>
-      </w:r>
-      <w:r>
-        <w:t xml:space="preserve">held that the District may choose among users of equal priority without judicial second-guessing. 999 U.S. at 110. It did not address the ranking of junior against senior users, and the Court there took pains to say so.</w:t>
-      </w:r>
-      <w:r>
-        <w:t xml:space="preserve"> </w:t>
-      </w:r>
-      <w:r>
-        <w:rPr>
-          <w:i/>
-          <w:iCs/>
-        </w:rPr>
-        <w:t xml:space="preserve">Id.</w:t>
-      </w:r>
-      <w:r>
-        <w:t xml:space="preserve"> </w:t>
-      </w:r>
-      <w:r>
-        <w:t xml:space="preserve">at 112 n.4. The district court’s extension of</w:t>
-      </w:r>
-      <w:r>
-        <w:t xml:space="preserve"> </w:t>
-      </w:r>
-      <w:r>
-        <w:rPr>
-          <w:i/>
-          <w:iCs/>
-        </w:rPr>
-        <w:t xml:space="preserve">Brightwater</w:t>
-      </w:r>
-      <w:r>
-        <w:t xml:space="preserve"> </w:t>
-      </w:r>
-      <w:r>
-        <w:t xml:space="preserve">to the present case therefore has no footing in that opinion.</w:t>
-      </w:r>
-      <w:r>
-        <w:rPr>
-          <w:rStyle w:val="FootnoteReference"/>
-        </w:rPr>
-        <w:footnoteReference w:id="25"/>
-      </w:r>
-    </w:p>
-    <w:p>
-      <w:pPr>
-        <w:pStyle w:val="Heading5"/>
-      </w:pPr>
-      <w:bookmarkStart w:id="26" w:name="_7b098b2a91e7e78bde4ac364609c94060d327d3"/>
-      <w:r>
-        <w:t xml:space="preserve">b. State Authority Confirms the Priority Rule</w:t>
-      </w:r>
-      <w:bookmarkEnd w:id="26"/>
-    </w:p>
-    <w:p>
-      <w:pPr>
-        <w:pStyle w:val="FirstParagraph"/>
-      </w:pPr>
-      <w:r>
-        <w:t xml:space="preserve">California’s own water law is to the same effect.</w:t>
-      </w:r>
-      <w:r>
-        <w:t xml:space="preserve"> </w:t>
-      </w:r>
-      <w:r>
-        <w:rPr>
-          <w:i/>
-          <w:iCs/>
-        </w:rPr>
-        <w:t xml:space="preserve">Harlan v. Riverbend Municipal Water District</w:t>
-      </w:r>
-      <w:r>
-        <w:t xml:space="preserve">, 999 Cal. App. 5th 321, 330 (2018);</w:t>
-      </w:r>
-      <w:r>
-        <w:t xml:space="preserve"> </w:t>
-      </w:r>
-      <w:r>
-        <w:rPr>
-          <w:i/>
-          <w:iCs/>
-        </w:rPr>
-        <w:t xml:space="preserve">Quillfeather Ranch v. Department of Water Resources</w:t>
-      </w:r>
-      <w:r>
-        <w:t xml:space="preserve">, 999 P.3d 468, 475 (Cal. 2021); Cal. Water Code § 1052; Cal. Const. art. X, § 2. Those authorities are cited to show that the Act codified, rather than displaced, an established rule.</w:t>
-      </w:r>
-      <w:r>
-        <w:t xml:space="preserve"> </w:t>
-      </w:r>
-      <w:r>
-        <w:rPr>
-          <w:i/>
-          <w:iCs/>
-        </w:rPr>
-        <w:t xml:space="preserve">Oakhaven Irrigation District v. State Water Resources Control Board</w:t>
-      </w:r>
-      <w:r>
-        <w:t xml:space="preserve">, 999 F.3d 456, 463 (9th Cir. 2020).</w:t>
+        <w:rPr>
+          <w:b/>
+          <w:bCs/>
+        </w:rPr>
+        <w:t xml:space="preserve">§ 1234. Priority of curtailment.</w:t>
+      </w:r>
+      <w:r>
+        <w:t xml:space="preserve"> </w:t>
+      </w:r>
+      <w:r>
+        <w:t xml:space="preserve">In any period in which the flow of the Riverbend is insufficient to satisfy all rights of diversion, the District shall curtail junior rights before senior rights, in the order of the priority of the rights as of the date of the curtailment order.</w:t>
       </w:r>
     </w:p>
     <w:p>
       <w:pPr>
         <w:pStyle w:val="Heading2"/>
-      </w:pPr>
-      <w:bookmarkStart w:id="27" w:name="_4b438241c5dc56cb427c3f3fde65d09a2365c0a"/>
-      <w:r>
-        <w:t xml:space="preserve">II. The District Court Resolved Disputed Facts Against Appellants</w:t>
-      </w:r>
-      <w:bookmarkEnd w:id="27"/>
-    </w:p>
-    <w:p>
-      <w:pPr>
-        <w:pStyle w:val="FirstParagraph"/>
-      </w:pPr>
-      <w:r>
-        <w:t xml:space="preserve">2) A pleading must be read in the light most favorable to the plaintiff. Appellants alleged that the District held an eleven-day reserve during the curtailment. 1-ER-33. The District did not dispute the figure; it disputed only its significance. 1-ER-104. The court nonetheless held, without citation to any record fact, that the reserve “could not reasonably have been released.” 2-ER-209.</w:t>
-      </w:r>
-    </w:p>
-    <w:p>
-      <w:pPr>
-        <w:pStyle w:val="Heading3"/>
-      </w:pPr>
-      <w:bookmarkStart w:id="28" w:name="_2089b4fff17aed1c295005b4b139da8201b7f70"/>
-      <w:r>
-        <w:t xml:space="preserve">A. Judicial Notice Does Not Fill the Gap</w:t>
-      </w:r>
-      <w:bookmarkEnd w:id="28"/>
-    </w:p>
-    <w:p>
-      <w:pPr>
-        <w:pStyle w:val="FirstParagraph"/>
-      </w:pPr>
-      <w:r>
-        <w:t xml:space="preserve">The District asked the court to take judicial notice of its operating procedures under Fed. R. Evid. 201. Notice of the existence of a document is not notice of the truth of its contents, and a court may not use notice to resolve a factual dispute.</w:t>
-      </w:r>
-      <w:r>
-        <w:t xml:space="preserve"> </w:t>
-      </w:r>
-      <w:r>
-        <w:rPr>
-          <w:i/>
-          <w:iCs/>
-        </w:rPr>
-        <w:t xml:space="preserve">Marlowe</w:t>
-      </w:r>
-      <w:r>
-        <w:t xml:space="preserve">, 999 F.3d at 134. The same limit applies to the agency guidance on which the court relied. 88 Fed. Reg. 12,345 (Mar. 1, 2023).</w:t>
-      </w:r>
-    </w:p>
-    <w:p>
-      <w:pPr>
-        <w:pStyle w:val="Heading4"/>
-      </w:pPr>
-      <w:bookmarkStart w:id="29" w:name="_150dfcc5fcee0d1f1d47e3f3e505a45c0bea056"/>
-      <w:r>
-        <w:t xml:space="preserve">1. The Treatises Agree</w:t>
-      </w:r>
-      <w:bookmarkEnd w:id="29"/>
-    </w:p>
-    <w:p>
-      <w:pPr>
-        <w:pStyle w:val="FirstParagraph"/>
-      </w:pPr>
-      <w:r>
-        <w:t xml:space="preserve">Commentators likewise treat priority as a rule enforceable against the manager. Eleanor Whitfield,</w:t>
-      </w:r>
-      <w:r>
-        <w:t xml:space="preserve"> </w:t>
-      </w:r>
-      <w:r>
-        <w:rPr>
-          <w:i/>
-          <w:iCs/>
-        </w:rPr>
-        <w:t xml:space="preserve">The Law of Prior Appropriation</w:t>
-      </w:r>
-      <w:r>
-        <w:t xml:space="preserve"> </w:t>
-      </w:r>
-      <w:r>
-        <w:t xml:space="preserve">§ 7.12 (4th ed. 2020); Dara Mehta,</w:t>
-      </w:r>
-      <w:r>
-        <w:t xml:space="preserve"> </w:t>
-      </w:r>
-      <w:r>
-        <w:rPr>
-          <w:i/>
-          <w:iCs/>
-        </w:rPr>
-        <w:t xml:space="preserve">Curtailment Without Compensation</w:t>
-      </w:r>
-      <w:r>
-        <w:t xml:space="preserve">, 112 Fict. L. Rev. 45, 61 (2022). The district court cited neither.</w:t>
-      </w:r>
-    </w:p>
-    <w:p>
-      <w:pPr>
-        <w:pStyle w:val="BodyText"/>
-      </w:pPr>
-      <w:r>
-        <w:t xml:space="preserve">+ A short note on the remedy: even if the Court concludes that some factual development is needed, the proper course is to vacate the dismissal and remand, not to affirm on a ground the district court did not reach.</w:t>
-      </w:r>
-      <w:r>
-        <w:t xml:space="preserve"> </w:t>
-      </w:r>
-      <w:r>
-        <w:rPr>
-          <w:i/>
-          <w:iCs/>
-        </w:rPr>
-        <w:t xml:space="preserve">See</w:t>
-      </w:r>
-      <w:r>
-        <w:t xml:space="preserve"> </w:t>
-      </w:r>
-      <w:r>
-        <w:rPr>
-          <w:i/>
-          <w:iCs/>
-        </w:rPr>
-        <w:t xml:space="preserve">Marlowe</w:t>
-      </w:r>
-      <w:r>
-        <w:t xml:space="preserve">, 999 F.3d at 136.</w:t>
+        <w:keepNext/>
+        <w:keepLines/>
+        <w:spacing w:before="440" w:after="360" w:line="340" w:lineRule="exact"/>
+        <w:ind w:left="0" w:firstLine="0"/>
+      </w:pPr>
+      <w:r>
+        <w:rPr>
+          <w:b/>
+          <w:bCs/>
+        </w:rPr>
+        <w:t xml:space="preserve">Riverbend</w:t>
+      </w:r>
+      <w:r>
+        <w:rPr>
+          <w:b/>
+          <w:bCs/>
+        </w:rPr>
+        <w:t xml:space="preserve"> </w:t>
+      </w:r>
+      <w:r>
+        <w:rPr>
+          <w:b/>
+          <w:bCs/>
+        </w:rPr>
+        <w:t xml:space="preserve">Municipal</w:t>
+      </w:r>
+      <w:r>
+        <w:rPr>
+          <w:b/>
+          <w:bCs/>
+        </w:rPr>
+        <w:t xml:space="preserve"> </w:t>
+      </w:r>
+      <w:r>
+        <w:rPr>
+          <w:b/>
+          <w:bCs/>
+        </w:rPr>
+        <w:t xml:space="preserve">Water</w:t>
+      </w:r>
+      <w:r>
+        <w:rPr>
+          <w:b/>
+          <w:bCs/>
+        </w:rPr>
+        <w:t xml:space="preserve"> </w:t>
+      </w:r>
+      <w:r>
+        <w:rPr>
+          <w:b/>
+          <w:bCs/>
+        </w:rPr>
+        <w:t xml:space="preserve">Rights</w:t>
+      </w:r>
+      <w:r>
+        <w:rPr>
+          <w:b/>
+          <w:bCs/>
+        </w:rPr>
+        <w:t xml:space="preserve"> </w:t>
+      </w:r>
+      <w:r>
+        <w:rPr>
+          <w:b/>
+          <w:bCs/>
+        </w:rPr>
+        <w:t xml:space="preserve">Act,</w:t>
+      </w:r>
+      <w:r>
+        <w:rPr>
+          <w:b/>
+          <w:bCs/>
+        </w:rPr>
+        <w:t xml:space="preserve"> </w:t>
+      </w:r>
+      <w:r>
+        <w:rPr>
+          <w:b/>
+          <w:bCs/>
+        </w:rPr>
+        <w:t xml:space="preserve">99</w:t>
+      </w:r>
+      <w:r>
+        <w:rPr>
+          <w:b/>
+          <w:bCs/>
+        </w:rPr>
+        <w:t xml:space="preserve"> </w:t>
+      </w:r>
+      <w:r>
+        <w:rPr>
+          <w:b/>
+          <w:bCs/>
+        </w:rPr>
+        <w:t xml:space="preserve">U.S.C.</w:t>
+      </w:r>
+      <w:r>
+        <w:rPr>
+          <w:b/>
+          <w:bCs/>
+        </w:rPr>
+        <w:t xml:space="preserve"> </w:t>
+      </w:r>
+      <w:r>
+        <w:rPr>
+          <w:b/>
+          <w:bCs/>
+        </w:rPr>
+        <w:t xml:space="preserve">§</w:t>
+      </w:r>
+      <w:r>
+        <w:rPr>
+          <w:b/>
+          <w:bCs/>
+        </w:rPr>
+        <w:t xml:space="preserve"> </w:t>
+      </w:r>
+      <w:r>
+        <w:rPr>
+          <w:b/>
+          <w:bCs/>
+        </w:rPr>
+        <w:t xml:space="preserve">1236(b)</w:t>
+      </w:r>
+      <w:r>
+        <w:rPr>
+          <w:b/>
+          <w:bCs/>
+        </w:rPr>
+        <w:t xml:space="preserve"> </w:t>
+      </w:r>
+      <w:r>
+        <w:rPr>
+          <w:b/>
+          <w:bCs/>
+        </w:rPr>
+        <w:t xml:space="preserve">(fictional)</w:t>
+      </w:r>
+    </w:p>
+    <w:p>
+      <w:pPr>
+        <w:pStyle w:val="BlockText"/>
+      </w:pPr>
+      <w:r>
+        <w:rPr>
+          <w:b/>
+          <w:bCs/>
+        </w:rPr>
+        <w:t xml:space="preserve">§ 1236(b). Review.</w:t>
+      </w:r>
+      <w:r>
+        <w:t xml:space="preserve"> </w:t>
+      </w:r>
+      <w:r>
+        <w:t xml:space="preserve">A person whose senior right to divert water is curtailed in favor of a junior user may seek review of the curtailment in the United States district court for the district in which the diversion lies, and that court shall have jurisdiction to determine whether the curtailment respected the priority of rights as of the date of the order. The court shall not defer to the District’s construction of this section.</w:t>
       </w:r>
     </w:p>
     <w:p>
       <w:pPr>
         <w:pStyle w:val="Heading2"/>
-      </w:pPr>
-      <w:bookmarkStart w:id="30" w:name="_15b1909e84ba78a0b31c237562d8ae6f4ad269f"/>
-      <w:r>
-        <w:t xml:space="preserve">III. The Court Should Reach the Statutory Question Now</w:t>
-      </w:r>
-      <w:bookmarkEnd w:id="30"/>
-    </w:p>
-    <w:p>
-      <w:pPr>
-        <w:pStyle w:val="FirstParagraph"/>
-      </w:pPr>
-      <w:r>
-        <w:t xml:space="preserve">The statutory question is purely legal and fully briefed.</w:t>
-      </w:r>
-      <w:r>
-        <w:t xml:space="preserve"> </w:t>
-      </w:r>
-      <w:r>
-        <w:rPr>
-          <w:i/>
-          <w:iCs/>
-        </w:rPr>
-        <w:t xml:space="preserve">Marlowe</w:t>
-      </w:r>
-      <w:r>
-        <w:t xml:space="preserve">, 999 F.3d at 130;</w:t>
-      </w:r>
-      <w:r>
-        <w:t xml:space="preserve"> </w:t>
-      </w:r>
-      <w:r>
-        <w:rPr>
-          <w:i/>
-          <w:iCs/>
-        </w:rPr>
-        <w:t xml:space="preserve">Oakhaven</w:t>
-      </w:r>
-      <w:r>
-        <w:t xml:space="preserve">, 999 F.3d at 463;</w:t>
-      </w:r>
-      <w:r>
-        <w:t xml:space="preserve"> </w:t>
-      </w:r>
-      <w:r>
-        <w:rPr>
-          <w:i/>
-          <w:iCs/>
-        </w:rPr>
-        <w:t xml:space="preserve">Nakamura</w:t>
-      </w:r>
-      <w:r>
-        <w:t xml:space="preserve">, 999 F.3d at 992;</w:t>
-      </w:r>
-      <w:r>
-        <w:t xml:space="preserve"> </w:t>
-      </w:r>
-      <w:r>
-        <w:rPr>
-          <w:i/>
-          <w:iCs/>
-        </w:rPr>
-        <w:t xml:space="preserve">Rosario-Delgado</w:t>
-      </w:r>
-      <w:r>
-        <w:t xml:space="preserve">, 999 F.3d at 585;</w:t>
-      </w:r>
-      <w:r>
-        <w:t xml:space="preserve"> </w:t>
-      </w:r>
-      <w:r>
-        <w:rPr>
-          <w:i/>
-          <w:iCs/>
-        </w:rPr>
-        <w:t xml:space="preserve">Okonkwo</w:t>
-      </w:r>
-      <w:r>
-        <w:t xml:space="preserve">, 999 F.3d at 141. Resolving it now will guide the remand and avoid a second appeal on the same question. Appellants’ alternative request is that the Court remand with instructions to apply the priority rule.</w:t>
-      </w:r>
-    </w:p>
-    <w:p>
-      <w:pPr>
-        <w:pStyle w:val="Heading1"/>
-      </w:pPr>
-      <w:bookmarkStart w:id="31" w:name="_conclusion"/>
-      <w:r>
-        <w:t xml:space="preserve">Conclusion</w:t>
-      </w:r>
-      <w:bookmarkEnd w:id="31"/>
-    </w:p>
-    <w:p>
-      <w:pPr>
-        <w:pStyle w:val="FirstParagraph"/>
-      </w:pPr>
-      <w:r>
-        <w:t xml:space="preserve">For these reasons, the judgment of the district court should be reversed and the case remanded for further proceedings under the correct reading of 99 U.S.C. § 1234.</w:t>
-      </w:r>
-    </w:p>
-    <w:p>
-      <w:pPr>
-        <w:pStyle w:val="Heading1"/>
-      </w:pPr>
-      <w:bookmarkStart w:id="32" w:name="_addendum"/>
-      <w:r>
-        <w:t xml:space="preserve">Addendum</w:t>
-      </w:r>
-      <w:bookmarkEnd w:id="32"/>
-    </w:p>
-    <w:p>
-      <w:pPr>
-        <w:pStyle w:val="Heading2"/>
-      </w:pPr>
-      <w:bookmarkStart w:id="33" w:name="_83b85a9632f355e8818292fcb3c2e7b762c3909"/>
-      <w:r>
-        <w:t xml:space="preserve">A. Riverbend Municipal Water Rights Act, 99 U.S.C. § 1234 (fictional)</w:t>
-      </w:r>
-      <w:bookmarkEnd w:id="33"/>
+        <w:keepNext/>
+        <w:keepLines/>
+        <w:spacing w:before="440" w:after="360" w:line="340" w:lineRule="exact"/>
+        <w:ind w:left="0" w:firstLine="0"/>
+      </w:pPr>
+      <w:r>
+        <w:rPr>
+          <w:b/>
+          <w:bCs/>
+        </w:rPr>
+        <w:t xml:space="preserve">99</w:t>
+      </w:r>
+      <w:r>
+        <w:rPr>
+          <w:b/>
+          <w:bCs/>
+        </w:rPr>
+        <w:t xml:space="preserve"> </w:t>
+      </w:r>
+      <w:r>
+        <w:rPr>
+          <w:b/>
+          <w:bCs/>
+        </w:rPr>
+        <w:t xml:space="preserve">C.F.R.</w:t>
+      </w:r>
+      <w:r>
+        <w:rPr>
+          <w:b/>
+          <w:bCs/>
+        </w:rPr>
+        <w:t xml:space="preserve"> </w:t>
+      </w:r>
+      <w:r>
+        <w:rPr>
+          <w:b/>
+          <w:bCs/>
+        </w:rPr>
+        <w:t xml:space="preserve">§</w:t>
+      </w:r>
+      <w:r>
+        <w:rPr>
+          <w:b/>
+          <w:bCs/>
+        </w:rPr>
+        <w:t xml:space="preserve"> </w:t>
+      </w:r>
+      <w:r>
+        <w:rPr>
+          <w:b/>
+          <w:bCs/>
+        </w:rPr>
+        <w:t xml:space="preserve">400.21(c)</w:t>
+      </w:r>
+      <w:r>
+        <w:rPr>
+          <w:b/>
+          <w:bCs/>
+        </w:rPr>
+        <w:t xml:space="preserve"> </w:t>
+      </w:r>
+      <w:r>
+        <w:rPr>
+          <w:b/>
+          <w:bCs/>
+        </w:rPr>
+        <w:t xml:space="preserve">(2023)</w:t>
+      </w:r>
+      <w:r>
+        <w:rPr>
+          <w:b/>
+          <w:bCs/>
+        </w:rPr>
+        <w:t xml:space="preserve"> </w:t>
+      </w:r>
+      <w:r>
+        <w:rPr>
+          <w:b/>
+          <w:bCs/>
+        </w:rPr>
+        <w:t xml:space="preserve">(fictional)</w:t>
+      </w:r>
     </w:p>
     <w:p>
       <w:pPr>
@@ -912,62 +8069,6 @@
           <w:b/>
           <w:bCs/>
         </w:rPr>
-        <w:t xml:space="preserve">§ 1234. Priority of curtailment.</w:t>
-      </w:r>
-      <w:r>
-        <w:t xml:space="preserve"> </w:t>
-      </w:r>
-      <w:r>
-        <w:t xml:space="preserve">In any period in which the flow of the Riverbend is insufficient to satisfy all rights of diversion, the District shall curtail junior rights before senior rights, in the order of the priority of the rights as of the date of the curtailment order.</w:t>
-      </w:r>
-    </w:p>
-    <w:p>
-      <w:pPr>
-        <w:pStyle w:val="Heading2"/>
-      </w:pPr>
-      <w:bookmarkStart w:id="34" w:name="_2182fbb413ae2d83eb56478e396197c4068c1f9"/>
-      <w:r>
-        <w:t xml:space="preserve">B. Riverbend Municipal Water Rights Act, 99 U.S.C. § 1236(b) (fictional)</w:t>
-      </w:r>
-      <w:bookmarkEnd w:id="34"/>
-    </w:p>
-    <w:p>
-      <w:pPr>
-        <w:pStyle w:val="BlockText"/>
-      </w:pPr>
-      <w:r>
-        <w:rPr>
-          <w:b/>
-          <w:bCs/>
-        </w:rPr>
-        <w:t xml:space="preserve">§ 1236(b). Review.</w:t>
-      </w:r>
-      <w:r>
-        <w:t xml:space="preserve"> </w:t>
-      </w:r>
-      <w:r>
-        <w:t xml:space="preserve">A person whose senior right to divert water is curtailed in favor of a junior user may seek review of the curtailment in the United States district court for the district in which the diversion lies, and that court shall have jurisdiction to determine whether the curtailment respected the priority of rights as of the date of the order. The court shall not defer to the District’s construction of this section.</w:t>
-      </w:r>
-    </w:p>
-    <w:p>
-      <w:pPr>
-        <w:pStyle w:val="Heading2"/>
-      </w:pPr>
-      <w:bookmarkStart w:id="35" w:name="_3a4205e1a33a0a94697aebcc27cb21eda5728dd"/>
-      <w:r>
-        <w:t xml:space="preserve">C. 99 C.F.R. § 400.21(c) (2023) (fictional)</w:t>
-      </w:r>
-      <w:bookmarkEnd w:id="35"/>
-    </w:p>
-    <w:p>
-      <w:pPr>
-        <w:pStyle w:val="BlockText"/>
-      </w:pPr>
-      <w:r>
-        <w:rPr>
-          <w:b/>
-          <w:bCs/>
-        </w:rPr>
         <w:t xml:space="preserve">(c) Phasing.</w:t>
       </w:r>
       <w:r>
@@ -978,12 +8079,10 @@
       </w:r>
     </w:p>
     <w:sectPr>
-      <w:footerReference w:type="default" r:id="rIdFooter1"/>
-      <w:footnotePr>
-        <w:numRestart w:val="eachSect"/>
-      </w:footnotePr>
+      <w:footerReference w:type="default" r:id="rIdFtrAdd"/>
       <w:pgSz w:w="12240" w:h="15840"/>
-      <w:pgMar w:top="1440" w:right="1440" w:bottom="1440" w:left="1440" w:header="720" w:footer="432" w:gutter="0"/>
+      <w:pgMar w:top="1440" w:right="1440" w:bottom="1440" w:left="1440" w:header="720" w:footer="576" w:gutter="0"/>
+      <w:pgNumType w:fmt="decimal" w:start="1"/>
     </w:sectPr>
   </w:body>
 </w:document>
@@ -1034,7 +8133,7 @@
       </w:r>
     </w:p>
   </w:footnote>
-  <w:footnote w:id="15">
+  <w:footnote w:id="10">
     <w:p>
       <w:pPr>
         <w:pStyle w:val="FootnoteText"/>
@@ -1069,7 +8168,7 @@
       </w:r>
     </w:p>
   </w:footnote>
-  <w:footnote w:id="17">
+  <w:footnote w:id="11">
     <w:p>
       <w:pPr>
         <w:pStyle w:val="FootnoteText"/>
@@ -1101,7 +8200,7 @@
       </w:r>
     </w:p>
   </w:footnote>
-  <w:footnote w:id="25">
+  <w:footnote w:id="12">
     <w:p>
       <w:pPr>
         <w:pStyle w:val="FootnoteText"/>
@@ -1176,6 +8275,72 @@
     </w:p>
   </w:footnote>
 </w:footnotes>
+</file>
+
+<file path=word/ftr-add.xml><?xml version="1.0" encoding="utf-8"?>
+<w:ftr xmlns:w="http://schemas.openxmlformats.org/wordprocessingml/2006/main" xmlns:r="http://schemas.openxmlformats.org/officeDocument/2006/relationships">
+  <w:p>
+    <w:pPr>
+      <w:spacing w:before="0" w:after="0"/>
+      <w:jc w:val="center"/>
+    </w:pPr>
+    <w:r>
+      <w:t>Add-</w:t>
+    </w:r>
+    <w:r>
+      <w:fldChar w:fldCharType="begin"/>
+    </w:r>
+    <w:r>
+      <w:instrText xml:space="preserve"> PAGE </w:instrText>
+    </w:r>
+    <w:r>
+      <w:fldChar w:fldCharType="separate"/>
+    </w:r>
+    <w:r>
+      <w:t>1</w:t>
+    </w:r>
+    <w:r>
+      <w:fldChar w:fldCharType="end"/>
+    </w:r>
+  </w:p>
+</w:ftr>
+</file>
+
+<file path=word/ftr-none.xml><?xml version="1.0" encoding="utf-8"?>
+<w:ftr xmlns:w="http://schemas.openxmlformats.org/wordprocessingml/2006/main" xmlns:r="http://schemas.openxmlformats.org/officeDocument/2006/relationships">
+  <w:p>
+    <w:pPr>
+      <w:spacing w:before="0" w:after="0"/>
+      <w:jc w:val="center"/>
+    </w:pPr>
+  </w:p>
+</w:ftr>
+</file>
+
+<file path=word/ftr-page.xml><?xml version="1.0" encoding="utf-8"?>
+<w:ftr xmlns:w="http://schemas.openxmlformats.org/wordprocessingml/2006/main" xmlns:r="http://schemas.openxmlformats.org/officeDocument/2006/relationships">
+  <w:p>
+    <w:pPr>
+      <w:spacing w:before="0" w:after="0"/>
+      <w:jc w:val="center"/>
+    </w:pPr>
+    <w:r>
+      <w:fldChar w:fldCharType="begin"/>
+    </w:r>
+    <w:r>
+      <w:instrText xml:space="preserve"> PAGE </w:instrText>
+    </w:r>
+    <w:r>
+      <w:fldChar w:fldCharType="separate"/>
+    </w:r>
+    <w:r>
+      <w:t>1</w:t>
+    </w:r>
+    <w:r>
+      <w:fldChar w:fldCharType="end"/>
+    </w:r>
+  </w:p>
+</w:ftr>
 </file>
 
 <file path=word/numbering.xml><?xml version="1.0" encoding="utf-8"?>
@@ -1382,7 +8547,7 @@
   <w:docDefaults>
     <w:rPrDefault>
       <w:rPr>
-        <w:rFonts w:ascii="EB Garamond" w:hAnsi="EB Garamond" w:eastAsia="EB Garamond" w:cs="EB Garamond"/>
+        <w:rFonts w:ascii="Times New Roman" w:hAnsi="Times New Roman" w:eastAsia="Times New Roman" w:cs="Times New Roman"/>
         <w:sz w:val="28"/>
         <w:szCs w:val="28"/>
         <w:lang w:val="en-US" w:eastAsia="zh-CN" w:bidi="ar-SA"/>
@@ -1573,7 +8738,7 @@
       <w:outlineLvl w:val="0"/>
     </w:pPr>
     <w:rPr>
-      <w:rFonts w:ascii="EB Garamond" w:hAnsi="EB Garamond" w:eastAsia="EB Garamond" w:cs="EB Garamond"/>
+      <w:rFonts w:ascii="Times New Roman" w:hAnsi="Times New Roman" w:eastAsia="Times New Roman" w:cs="Times New Roman"/>
       <w:b/>
       <w:bCs/>
       <w:caps/>
@@ -1600,7 +8765,7 @@
       <w:outlineLvl w:val="1"/>
     </w:pPr>
     <w:rPr>
-      <w:rFonts w:ascii="EB Garamond" w:hAnsi="EB Garamond" w:eastAsia="EB Garamond" w:cs="EB Garamond"/>
+      <w:rFonts w:ascii="Times New Roman" w:hAnsi="Times New Roman" w:eastAsia="Times New Roman" w:cs="Times New Roman"/>
       <w:b/>
       <w:bCs/>
       <w:color w:val="000000"/>
@@ -1626,7 +8791,7 @@
       <w:outlineLvl w:val="2"/>
     </w:pPr>
     <w:rPr>
-      <w:rFonts w:ascii="EB Garamond" w:hAnsi="EB Garamond" w:eastAsia="EB Garamond" w:cs="EB Garamond"/>
+      <w:rFonts w:ascii="Times New Roman" w:hAnsi="Times New Roman" w:eastAsia="Times New Roman" w:cs="Times New Roman"/>
       <w:b/>
       <w:bCs/>
       <w:color w:val="000000"/>
@@ -1652,7 +8817,7 @@
       <w:outlineLvl w:val="3"/>
     </w:pPr>
     <w:rPr>
-      <w:rFonts w:ascii="EB Garamond" w:hAnsi="EB Garamond" w:eastAsia="EB Garamond" w:cs="EB Garamond"/>
+      <w:rFonts w:ascii="Times New Roman" w:hAnsi="Times New Roman" w:eastAsia="Times New Roman" w:cs="Times New Roman"/>
       <w:b/>
       <w:bCs/>
       <w:i/>
@@ -1679,7 +8844,7 @@
       <w:outlineLvl w:val="4"/>
     </w:pPr>
     <w:rPr>
-      <w:rFonts w:ascii="EB Garamond" w:hAnsi="EB Garamond" w:eastAsia="EB Garamond" w:cs="EB Garamond"/>
+      <w:rFonts w:ascii="Times New Roman" w:hAnsi="Times New Roman" w:eastAsia="Times New Roman" w:cs="Times New Roman"/>
       <w:b/>
       <w:bCs/>
       <w:i/>
@@ -1903,7 +9068,7 @@
     <w:unhideWhenUsed/>
     <w:qFormat/>
     <w:pPr>
-      <w:spacing w:before="0" w:after="180" w:line="399" w:lineRule="exact"/>
+      <w:spacing w:before="280" w:after="280" w:line="340" w:lineRule="exact"/>
       <w:ind w:firstLine="0" w:left="720" w:right="720"/>
     </w:pPr>
   </w:style>
@@ -1915,7 +9080,8 @@
     <w:unhideWhenUsed/>
     <w:qFormat/>
     <w:pPr>
-      <w:spacing w:before="0" w:after="120" w:line="399" w:lineRule="exact"/>
+      <w:keepLines/>
+      <w:spacing w:before="0" w:after="120" w:line="340" w:lineRule="exact"/>
     </w:pPr>
     <w:rPr>
       <w:sz w:val="28"/>
@@ -2039,7 +9205,7 @@
     <w:name w:val="Hyperlink"/>
     <w:basedOn w:val="BodyTextChar"/>
     <w:rPr>
-      <w:color w:val="4F81BD" w:themeColor="accent1"/>
+      <w:color w:val="000000"/>
     </w:rPr>
   </w:style>
   <w:style w:type="paragraph" w:styleId="TOCHeading">

--- a/courts/ninth-circuit/court-of-appeals/usage/OUTPUT-opening-brief-2.docx
+++ b/courts/ninth-circuit/court-of-appeals/usage/OUTPUT-opening-brief-2.docx
@@ -21,7 +21,9 @@
           <w:b/>
           <w:bCs/>
         </w:rPr>
-        <w:t xml:space="preserve">25-4410</w:t>
+        <w:t xml:space="preserve">25</w:t>
+        <w:noBreakHyphen/>
+        <w:t xml:space="preserve">4410</w:t>
       </w:r>
     </w:p>
     <w:p>
@@ -36,7 +38,6 @@
     <w:p>
       <w:pPr>
         <w:spacing w:before="212" w:after="0" w:line="340" w:lineRule="exact"/>
-        <w:ind w:left="1656" w:right="1656"/>
         <w:jc w:val="center"/>
       </w:pPr>
       <w:r>
@@ -44,7 +45,17 @@
           <w:b/>
           <w:bCs/>
         </w:rPr>
-        <w:t xml:space="preserve">IN THE UNITED STATES COURT OF APPEALS FOR THE NINTH CIRCUIT</w:t>
+        <w:t xml:space="preserve">IN THE UNITED STATES COURT OF APPEALS</w:t>
+      </w:r>
+      <w:r>
+        <w:br/>
+      </w:r>
+      <w:r>
+        <w:rPr>
+          <w:b/>
+          <w:bCs/>
+        </w:rPr>
+        <w:t xml:space="preserve">FOR THE NINTH CIRCUIT</w:t>
       </w:r>
     </w:p>
     <w:p>
@@ -401,13 +412,21 @@
         <w:t xml:space="preserve">D.C. No. </w:t>
       </w:r>
       <w:r>
-        <w:t xml:space="preserve">2:24-cv-01234-ABC</w:t>
+        <w:t xml:space="preserve">2:24-cv</w:t>
+        <w:noBreakHyphen/>
+        <w:t xml:space="preserve">01234-ABC</w:t>
       </w:r>
       <w:r>
         <w:t xml:space="preserve">; </w:t>
       </w:r>
       <w:r>
-        <w:t xml:space="preserve">Hon. Anselm</w:t>
+        <w:t xml:space="preserve">Hon.</w:t>
+      </w:r>
+      <w:r>
+        <w:t xml:space="preserve"> </w:t>
+      </w:r>
+      <w:r>
+        <w:t xml:space="preserve">Anselm</w:t>
       </w:r>
       <w:r>
         <w:t xml:space="preserve"> </w:t>
@@ -899,7 +918,9 @@
           <w:i/>
           <w:iCs/>
         </w:rPr>
-        <w:t xml:space="preserve">010-4410</w:t>
+        <w:t xml:space="preserve">010</w:t>
+        <w:noBreakHyphen/>
+        <w:t xml:space="preserve">4410</w:t>
       </w:r>
     </w:p>
     <w:p>
@@ -925,13 +946,16 @@
       <w:pPr>
         <w:keepNext/>
         <w:keepLines/>
-        <w:spacing w:before="0" w:after="0" w:line="340" w:lineRule="exact"/>
+        <w:spacing w:before="0" w:after="308" w:line="400" w:lineRule="exact"/>
+        <w:ind w:left="0" w:firstLine="0"/>
         <w:jc w:val="center"/>
       </w:pPr>
       <w:r>
         <w:rPr>
           <w:b/>
           <w:bCs/>
+          <w:sz w:val="32"/>
+          <w:szCs w:val="32"/>
         </w:rPr>
         <w:t xml:space="preserve">TABLE OF CONTENTS</w:t>
       </w:r>
@@ -940,7 +964,7 @@
       <w:pPr>
         <w:keepNext/>
         <w:keepLines/>
-        <w:spacing w:before="120" w:after="60" w:line="340" w:lineRule="exact"/>
+        <w:spacing w:before="84" w:after="0" w:line="340" w:lineRule="exact"/>
         <w:ind w:left="0" w:right="20"/>
         <w:jc w:val="right"/>
       </w:pPr>
@@ -959,11 +983,11 @@
         <w:tabs>
           <w:tab w:val="right" w:leader="dot" w:pos="9340"/>
         </w:tabs>
-        <w:spacing w:before="100" w:after="0" w:line="340" w:lineRule="exact"/>
+        <w:spacing w:before="168" w:after="0" w:line="340" w:lineRule="exact"/>
         <w:ind w:left="0" w:right="720"/>
       </w:pPr>
       <w:r>
-        <w:t xml:space="preserve">TABLE OF AUTHORITIES </w:t>
+        <w:t xml:space="preserve">TABLE OF AUTHORITIES</w:t>
       </w:r>
       <w:r>
         <w:tab/>
@@ -978,11 +1002,11 @@
         <w:tabs>
           <w:tab w:val="right" w:leader="dot" w:pos="9340"/>
         </w:tabs>
-        <w:spacing w:before="100" w:after="0" w:line="340" w:lineRule="exact"/>
+        <w:spacing w:before="168" w:after="0" w:line="340" w:lineRule="exact"/>
         <w:ind w:left="0" w:right="720"/>
       </w:pPr>
       <w:r>
-        <w:t xml:space="preserve">INTRODUCTION </w:t>
+        <w:t xml:space="preserve">INTRODUCTION</w:t>
       </w:r>
       <w:r>
         <w:tab/>
@@ -997,11 +1021,11 @@
         <w:tabs>
           <w:tab w:val="right" w:leader="dot" w:pos="9340"/>
         </w:tabs>
-        <w:spacing w:before="100" w:after="0" w:line="340" w:lineRule="exact"/>
+        <w:spacing w:before="168" w:after="0" w:line="340" w:lineRule="exact"/>
         <w:ind w:left="0" w:right="720"/>
       </w:pPr>
       <w:r>
-        <w:t xml:space="preserve">STATEMENT OF JURISDICTION </w:t>
+        <w:t xml:space="preserve">STATEMENT OF JURISDICTION</w:t>
       </w:r>
       <w:r>
         <w:tab/>
@@ -1016,11 +1040,11 @@
         <w:tabs>
           <w:tab w:val="right" w:leader="dot" w:pos="9340"/>
         </w:tabs>
-        <w:spacing w:before="100" w:after="0" w:line="340" w:lineRule="exact"/>
+        <w:spacing w:before="168" w:after="0" w:line="340" w:lineRule="exact"/>
         <w:ind w:left="0" w:right="720"/>
       </w:pPr>
       <w:r>
-        <w:t xml:space="preserve">STATEMENT OF THE ISSUES </w:t>
+        <w:t xml:space="preserve">STATEMENT OF THE ISSUES</w:t>
       </w:r>
       <w:r>
         <w:tab/>
@@ -1035,11 +1059,11 @@
         <w:tabs>
           <w:tab w:val="right" w:leader="dot" w:pos="9340"/>
         </w:tabs>
-        <w:spacing w:before="100" w:after="0" w:line="340" w:lineRule="exact"/>
+        <w:spacing w:before="168" w:after="0" w:line="340" w:lineRule="exact"/>
         <w:ind w:left="0" w:right="720"/>
       </w:pPr>
       <w:r>
-        <w:t xml:space="preserve">STATEMENT OF THE CASE </w:t>
+        <w:t xml:space="preserve">STATEMENT OF THE CASE</w:t>
       </w:r>
       <w:r>
         <w:tab/>
@@ -1054,7 +1078,7 @@
         <w:tabs>
           <w:tab w:val="right" w:leader="dot" w:pos="9340"/>
         </w:tabs>
-        <w:spacing w:before="100" w:after="0" w:line="340" w:lineRule="exact"/>
+        <w:spacing w:before="98" w:after="0" w:line="340" w:lineRule="exact"/>
         <w:ind w:left="1440" w:right="720" w:hanging="720"/>
       </w:pPr>
       <w:r>
@@ -1064,7 +1088,7 @@
         <w:tab/>
       </w:r>
       <w:r>
-        <w:t xml:space="preserve">Factual Background </w:t>
+        <w:t xml:space="preserve">Factual Background</w:t>
       </w:r>
       <w:r>
         <w:tab/>
@@ -1079,7 +1103,7 @@
         <w:tabs>
           <w:tab w:val="right" w:leader="dot" w:pos="9340"/>
         </w:tabs>
-        <w:spacing w:before="100" w:after="0" w:line="340" w:lineRule="exact"/>
+        <w:spacing w:before="98" w:after="0" w:line="340" w:lineRule="exact"/>
         <w:ind w:left="1440" w:right="720" w:hanging="720"/>
       </w:pPr>
       <w:r>
@@ -1089,7 +1113,7 @@
         <w:tab/>
       </w:r>
       <w:r>
-        <w:t xml:space="preserve">Procedural History </w:t>
+        <w:t xml:space="preserve">Procedural History</w:t>
       </w:r>
       <w:r>
         <w:tab/>
@@ -1104,11 +1128,11 @@
         <w:tabs>
           <w:tab w:val="right" w:leader="dot" w:pos="9340"/>
         </w:tabs>
-        <w:spacing w:before="100" w:after="0" w:line="340" w:lineRule="exact"/>
+        <w:spacing w:before="168" w:after="0" w:line="340" w:lineRule="exact"/>
         <w:ind w:left="0" w:right="720"/>
       </w:pPr>
       <w:r>
-        <w:t xml:space="preserve">SUMMARY OF ARGUMENT </w:t>
+        <w:t xml:space="preserve">SUMMARY OF ARGUMENT</w:t>
       </w:r>
       <w:r>
         <w:tab/>
@@ -1123,17 +1147,17 @@
         <w:tabs>
           <w:tab w:val="right" w:leader="dot" w:pos="9340"/>
         </w:tabs>
-        <w:spacing w:before="100" w:after="0" w:line="340" w:lineRule="exact"/>
+        <w:spacing w:before="168" w:after="0" w:line="340" w:lineRule="exact"/>
         <w:ind w:left="0" w:right="720"/>
       </w:pPr>
       <w:r>
-        <w:t xml:space="preserve">ARGUMENT </w:t>
+        <w:t xml:space="preserve">ARGUMENT</w:t>
       </w:r>
       <w:r>
         <w:tab/>
       </w:r>
       <w:r>
-        <w:t xml:space="preserve">6</w:t>
+        <w:t xml:space="preserve">5</w:t>
       </w:r>
     </w:p>
     <w:p>
@@ -1142,7 +1166,7 @@
         <w:tabs>
           <w:tab w:val="right" w:leader="dot" w:pos="9340"/>
         </w:tabs>
-        <w:spacing w:before="100" w:after="0" w:line="340" w:lineRule="exact"/>
+        <w:spacing w:before="98" w:after="0" w:line="340" w:lineRule="exact"/>
         <w:ind w:left="720" w:right="720" w:hanging="720"/>
       </w:pPr>
       <w:r>
@@ -1152,13 +1176,13 @@
         <w:tab/>
       </w:r>
       <w:r>
-        <w:t xml:space="preserve">The District Court Misread the Act’s Priority Rule </w:t>
+        <w:t xml:space="preserve">The District Court Misread the Act’s Priority Rule</w:t>
       </w:r>
       <w:r>
         <w:tab/>
       </w:r>
       <w:r>
-        <w:t xml:space="preserve">6</w:t>
+        <w:t xml:space="preserve">5</w:t>
       </w:r>
     </w:p>
     <w:p>
@@ -1167,7 +1191,7 @@
         <w:tabs>
           <w:tab w:val="right" w:leader="dot" w:pos="9340"/>
         </w:tabs>
-        <w:spacing w:before="100" w:after="0" w:line="340" w:lineRule="exact"/>
+        <w:spacing w:before="98" w:after="0" w:line="340" w:lineRule="exact"/>
         <w:ind w:left="1440" w:right="720" w:hanging="720"/>
       </w:pPr>
       <w:r>
@@ -1177,13 +1201,13 @@
         <w:tab/>
       </w:r>
       <w:r>
-        <w:t xml:space="preserve">Standard of Review </w:t>
+        <w:t xml:space="preserve">Standard of Review</w:t>
       </w:r>
       <w:r>
         <w:tab/>
       </w:r>
       <w:r>
-        <w:t xml:space="preserve">6</w:t>
+        <w:t xml:space="preserve">5</w:t>
       </w:r>
     </w:p>
     <w:p>
@@ -1192,7 +1216,7 @@
         <w:tabs>
           <w:tab w:val="right" w:leader="dot" w:pos="9340"/>
         </w:tabs>
-        <w:spacing w:before="100" w:after="0" w:line="340" w:lineRule="exact"/>
+        <w:spacing w:before="98" w:after="0" w:line="340" w:lineRule="exact"/>
         <w:ind w:left="1440" w:right="720" w:hanging="720"/>
       </w:pPr>
       <w:r>
@@ -1202,7 +1226,7 @@
         <w:tab/>
       </w:r>
       <w:r>
-        <w:t xml:space="preserve">The Text Fixes Priority and Leaves No Discretion </w:t>
+        <w:t xml:space="preserve">The Text Fixes Priority and Leaves No Discretion</w:t>
       </w:r>
       <w:r>
         <w:tab/>
@@ -1217,7 +1241,7 @@
         <w:tabs>
           <w:tab w:val="right" w:leader="dot" w:pos="9340"/>
         </w:tabs>
-        <w:spacing w:before="100" w:after="0" w:line="340" w:lineRule="exact"/>
+        <w:spacing w:before="98" w:after="0" w:line="340" w:lineRule="exact"/>
         <w:ind w:left="2160" w:right="720" w:hanging="720"/>
       </w:pPr>
       <w:r>
@@ -1227,7 +1251,7 @@
         <w:tab/>
       </w:r>
       <w:r>
-        <w:t xml:space="preserve">The District’s Contrary Reading Cannot Be Squared with the Statute’s Structure </w:t>
+        <w:t xml:space="preserve">The District’s Contrary Reading Cannot Be Squared with the Statute’s Structure</w:t>
       </w:r>
       <w:r>
         <w:tab/>
@@ -1242,7 +1266,7 @@
         <w:tabs>
           <w:tab w:val="right" w:leader="dot" w:pos="9340"/>
         </w:tabs>
-        <w:spacing w:before="100" w:after="0" w:line="340" w:lineRule="exact"/>
+        <w:spacing w:before="98" w:after="0" w:line="340" w:lineRule="exact"/>
         <w:ind w:left="720" w:right="720" w:hanging="720"/>
       </w:pPr>
       <w:r>
@@ -1252,7 +1276,7 @@
         <w:tab/>
       </w:r>
       <w:r>
-        <w:t xml:space="preserve">The District Court Resolved Disputed Facts Against Appellants </w:t>
+        <w:t xml:space="preserve">The District Court Resolved Disputed Facts Against Appellants</w:t>
       </w:r>
       <w:r>
         <w:tab/>
@@ -1267,7 +1291,7 @@
         <w:tabs>
           <w:tab w:val="right" w:leader="dot" w:pos="9340"/>
         </w:tabs>
-        <w:spacing w:before="100" w:after="0" w:line="340" w:lineRule="exact"/>
+        <w:spacing w:before="98" w:after="0" w:line="340" w:lineRule="exact"/>
         <w:ind w:left="1440" w:right="720" w:hanging="720"/>
       </w:pPr>
       <w:r>
@@ -1277,13 +1301,13 @@
         <w:tab/>
       </w:r>
       <w:r>
-        <w:t xml:space="preserve">Judicial Notice Does Not Fill the Gap </w:t>
+        <w:t xml:space="preserve">Judicial Notice Does Not Fill the Gap</w:t>
       </w:r>
       <w:r>
         <w:tab/>
       </w:r>
       <w:r>
-        <w:t xml:space="preserve">9</w:t>
+        <w:t xml:space="preserve">8</w:t>
       </w:r>
     </w:p>
     <w:p>
@@ -1292,7 +1316,7 @@
         <w:tabs>
           <w:tab w:val="right" w:leader="dot" w:pos="9340"/>
         </w:tabs>
-        <w:spacing w:before="100" w:after="0" w:line="340" w:lineRule="exact"/>
+        <w:spacing w:before="98" w:after="0" w:line="340" w:lineRule="exact"/>
         <w:ind w:left="2160" w:right="720" w:hanging="720"/>
       </w:pPr>
       <w:r>
@@ -1302,13 +1326,13 @@
         <w:tab/>
       </w:r>
       <w:r>
-        <w:t xml:space="preserve">The Treatises Agree </w:t>
+        <w:t xml:space="preserve">The Treatises Agree</w:t>
       </w:r>
       <w:r>
         <w:tab/>
       </w:r>
       <w:r>
-        <w:t xml:space="preserve">9</w:t>
+        <w:t xml:space="preserve">8</w:t>
       </w:r>
     </w:p>
     <w:p>
@@ -1317,7 +1341,7 @@
         <w:tabs>
           <w:tab w:val="right" w:leader="dot" w:pos="9340"/>
         </w:tabs>
-        <w:spacing w:before="100" w:after="0" w:line="340" w:lineRule="exact"/>
+        <w:spacing w:before="98" w:after="0" w:line="340" w:lineRule="exact"/>
         <w:ind w:left="720" w:right="720" w:hanging="720"/>
       </w:pPr>
       <w:r>
@@ -1327,13 +1351,13 @@
         <w:tab/>
       </w:r>
       <w:r>
-        <w:t xml:space="preserve">The Court Should Reach the Statutory Question Now </w:t>
+        <w:t xml:space="preserve">The Court Should Reach the Statutory Question Now</w:t>
       </w:r>
       <w:r>
         <w:tab/>
       </w:r>
       <w:r>
-        <w:t xml:space="preserve">10</w:t>
+        <w:t xml:space="preserve">9</w:t>
       </w:r>
     </w:p>
     <w:p>
@@ -1342,11 +1366,11 @@
         <w:tabs>
           <w:tab w:val="right" w:leader="dot" w:pos="9340"/>
         </w:tabs>
-        <w:spacing w:before="100" w:after="0" w:line="340" w:lineRule="exact"/>
+        <w:spacing w:before="168" w:after="0" w:line="340" w:lineRule="exact"/>
         <w:ind w:left="0" w:right="720"/>
       </w:pPr>
       <w:r>
-        <w:t xml:space="preserve">CONCLUSION </w:t>
+        <w:t xml:space="preserve">CONCLUSION</w:t>
       </w:r>
       <w:r>
         <w:tab/>
@@ -1361,11 +1385,11 @@
         <w:tabs>
           <w:tab w:val="right" w:leader="dot" w:pos="9340"/>
         </w:tabs>
-        <w:spacing w:before="100" w:after="0" w:line="340" w:lineRule="exact"/>
+        <w:spacing w:before="168" w:after="0" w:line="340" w:lineRule="exact"/>
         <w:ind w:left="0" w:right="720"/>
       </w:pPr>
       <w:r>
-        <w:t xml:space="preserve">STATEMENT OF RELATED CASES </w:t>
+        <w:t xml:space="preserve">STATEMENT OF RELATED CASES</w:t>
       </w:r>
       <w:r>
         <w:tab/>
@@ -1380,11 +1404,11 @@
         <w:tabs>
           <w:tab w:val="right" w:leader="dot" w:pos="9340"/>
         </w:tabs>
-        <w:spacing w:before="100" w:after="0" w:line="340" w:lineRule="exact"/>
+        <w:spacing w:before="168" w:after="0" w:line="340" w:lineRule="exact"/>
         <w:ind w:left="0" w:right="720"/>
       </w:pPr>
       <w:r>
-        <w:t xml:space="preserve">CERTIFICATE OF COMPLIANCE </w:t>
+        <w:t xml:space="preserve">CERTIFICATE OF COMPLIANCE</w:t>
       </w:r>
       <w:r>
         <w:tab/>
@@ -1399,11 +1423,11 @@
         <w:tabs>
           <w:tab w:val="right" w:leader="dot" w:pos="9340"/>
         </w:tabs>
-        <w:spacing w:before="100" w:after="0" w:line="340" w:lineRule="exact"/>
+        <w:spacing w:before="168" w:after="0" w:line="340" w:lineRule="exact"/>
         <w:ind w:left="0" w:right="720"/>
       </w:pPr>
       <w:r>
-        <w:t xml:space="preserve">CERTIFICATE OF SERVICE </w:t>
+        <w:t xml:space="preserve">CERTIFICATE OF SERVICE</w:t>
       </w:r>
       <w:r>
         <w:tab/>
@@ -1418,31 +1442,37 @@
         <w:tabs>
           <w:tab w:val="right" w:leader="dot" w:pos="9340"/>
         </w:tabs>
-        <w:spacing w:before="100" w:after="0" w:line="340" w:lineRule="exact"/>
+        <w:spacing w:before="168" w:after="0" w:line="340" w:lineRule="exact"/>
         <w:ind w:left="0" w:right="720"/>
       </w:pPr>
       <w:r>
-        <w:t xml:space="preserve">ADDENDUM </w:t>
+        <w:t xml:space="preserve">ADDENDUM</w:t>
       </w:r>
       <w:r>
         <w:tab/>
       </w:r>
       <w:r>
-        <w:t xml:space="preserve">Add-1</w:t>
-      </w:r>
-    </w:p>
-    <w:p>
-      <w:pPr>
+        <w:t xml:space="preserve">Add</w:t>
+        <w:noBreakHyphen/>
+        <w:t xml:space="preserve">1</w:t>
+      </w:r>
+    </w:p>
+    <w:p>
+      <w:pPr>
+        <w:pStyle w:val="Heading1"/>
         <w:keepNext/>
         <w:keepLines/>
         <w:pageBreakBefore/>
-        <w:spacing w:before="0" w:after="0" w:line="340" w:lineRule="exact"/>
+        <w:spacing w:before="0" w:after="308" w:line="400" w:lineRule="exact"/>
+        <w:ind w:left="0" w:firstLine="0"/>
         <w:jc w:val="center"/>
       </w:pPr>
       <w:r>
         <w:rPr>
           <w:b/>
           <w:bCs/>
+          <w:sz w:val="32"/>
+          <w:szCs w:val="32"/>
         </w:rPr>
         <w:t xml:space="preserve">TABLE OF AUTHORITIES</w:t>
       </w:r>
@@ -1451,10 +1481,21 @@
       <w:pPr>
         <w:keepNext/>
         <w:keepLines/>
-        <w:spacing w:before="120" w:after="0" w:line="340" w:lineRule="exact"/>
-        <w:ind w:left="0" w:right="20"/>
-        <w:jc w:val="right"/>
-      </w:pPr>
+        <w:tabs>
+          <w:tab w:val="right" w:pos="9340"/>
+        </w:tabs>
+        <w:spacing w:before="280" w:after="56" w:line="340" w:lineRule="exact"/>
+      </w:pPr>
+      <w:r>
+        <w:rPr>
+          <w:b/>
+          <w:bCs/>
+        </w:rPr>
+        <w:t xml:space="preserve">Cases:</w:t>
+      </w:r>
+      <w:r>
+        <w:tab/>
+      </w:r>
       <w:r>
         <w:rPr>
           <w:b/>
@@ -1462,20 +1503,6 @@
           <w:u w:val="single"/>
         </w:rPr>
         <w:t xml:space="preserve">Page(s)</w:t>
-      </w:r>
-    </w:p>
-    <w:p>
-      <w:pPr>
-        <w:keepNext/>
-        <w:keepLines/>
-        <w:spacing w:before="400" w:after="0" w:line="340" w:lineRule="exact"/>
-      </w:pPr>
-      <w:r>
-        <w:rPr>
-          <w:b/>
-          <w:bCs/>
-        </w:rPr>
-        <w:t xml:space="preserve">Cases:</w:t>
       </w:r>
     </w:p>
     <w:p>
@@ -1484,7 +1511,7 @@
         <w:tabs>
           <w:tab w:val="right" w:leader="dot" w:pos="9340"/>
         </w:tabs>
-        <w:spacing w:before="200" w:after="0" w:line="340" w:lineRule="exact"/>
+        <w:spacing w:before="196" w:after="0" w:line="340" w:lineRule="exact"/>
         <w:ind w:left="504" w:right="1120" w:hanging="504"/>
       </w:pPr>
       <w:r>
@@ -1565,7 +1592,10 @@
         <w:t xml:space="preserve">Kessler</w:t>
       </w:r>
       <w:r>
-        <w:t xml:space="preserve">, </w:t>
+        <w:t xml:space="preserve">,</w:t>
+      </w:r>
+      <w:r>
+        <w:br/>
       </w:r>
       <w:r>
         <w:t xml:space="preserve">999</w:t>
@@ -1589,13 +1619,10 @@
         <w:t xml:space="preserve">(2019)</w:t>
       </w:r>
       <w:r>
-        <w:t xml:space="preserve"> </w:t>
-      </w:r>
-      <w:r>
         <w:tab/>
       </w:r>
       <w:r>
-        <w:t xml:space="preserve">5, 7</w:t>
+        <w:t xml:space="preserve">4, 7</w:t>
       </w:r>
     </w:p>
     <w:p>
@@ -1604,7 +1631,7 @@
         <w:tabs>
           <w:tab w:val="right" w:leader="dot" w:pos="9340"/>
         </w:tabs>
-        <w:spacing w:before="200" w:after="0" w:line="340" w:lineRule="exact"/>
+        <w:spacing w:before="196" w:after="0" w:line="340" w:lineRule="exact"/>
         <w:ind w:left="504" w:right="1120" w:hanging="504"/>
       </w:pPr>
       <w:r>
@@ -1713,7 +1740,10 @@
         <w:t xml:space="preserve">Creek</w:t>
       </w:r>
       <w:r>
-        <w:t xml:space="preserve">, </w:t>
+        <w:t xml:space="preserve">,</w:t>
+      </w:r>
+      <w:r>
+        <w:br/>
       </w:r>
       <w:r>
         <w:t xml:space="preserve">999</w:t>
@@ -1761,13 +1791,10 @@
         <w:t xml:space="preserve">2022)</w:t>
       </w:r>
       <w:r>
-        <w:t xml:space="preserve"> </w:t>
-      </w:r>
-      <w:r>
         <w:tab/>
       </w:r>
       <w:r>
-        <w:t xml:space="preserve">8</w:t>
+        <w:t xml:space="preserve">7</w:t>
       </w:r>
     </w:p>
     <w:p>
@@ -1776,7 +1803,7 @@
         <w:tabs>
           <w:tab w:val="right" w:leader="dot" w:pos="9340"/>
         </w:tabs>
-        <w:spacing w:before="200" w:after="0" w:line="340" w:lineRule="exact"/>
+        <w:spacing w:before="196" w:after="0" w:line="340" w:lineRule="exact"/>
         <w:ind w:left="504" w:right="1120" w:hanging="504"/>
       </w:pPr>
       <w:r>
@@ -1857,7 +1884,10 @@
         <w:t xml:space="preserve">Dist.</w:t>
       </w:r>
       <w:r>
-        <w:t xml:space="preserve">, </w:t>
+        <w:t xml:space="preserve">,</w:t>
+      </w:r>
+      <w:r>
+        <w:br/>
       </w:r>
       <w:r>
         <w:t xml:space="preserve">999</w:t>
@@ -1893,13 +1923,10 @@
         <w:t xml:space="preserve">(2018)</w:t>
       </w:r>
       <w:r>
-        <w:t xml:space="preserve"> </w:t>
-      </w:r>
-      <w:r>
         <w:tab/>
       </w:r>
       <w:r>
-        <w:t xml:space="preserve">8</w:t>
+        <w:t xml:space="preserve">7</w:t>
       </w:r>
     </w:p>
     <w:p>
@@ -1908,7 +1935,7 @@
         <w:tabs>
           <w:tab w:val="right" w:leader="dot" w:pos="9340"/>
         </w:tabs>
-        <w:spacing w:before="200" w:after="0" w:line="340" w:lineRule="exact"/>
+        <w:spacing w:before="196" w:after="0" w:line="340" w:lineRule="exact"/>
         <w:ind w:left="504" w:right="1120" w:hanging="504"/>
       </w:pPr>
       <w:r>
@@ -1989,7 +2016,10 @@
         <w:t xml:space="preserve">Litigation</w:t>
       </w:r>
       <w:r>
-        <w:t xml:space="preserve">, </w:t>
+        <w:t xml:space="preserve">,</w:t>
+      </w:r>
+      <w:r>
+        <w:br/>
       </w:r>
       <w:r>
         <w:t xml:space="preserve">999</w:t>
@@ -2037,13 +2067,10 @@
         <w:t xml:space="preserve">banc)</w:t>
       </w:r>
       <w:r>
-        <w:t xml:space="preserve"> </w:t>
-      </w:r>
-      <w:r>
         <w:tab/>
       </w:r>
       <w:r>
-        <w:t xml:space="preserve">7</w:t>
+        <w:t xml:space="preserve">6</w:t>
       </w:r>
     </w:p>
     <w:p>
@@ -2052,8 +2079,8 @@
         <w:tabs>
           <w:tab w:val="right" w:leader="dot" w:pos="9340"/>
         </w:tabs>
-        <w:spacing w:before="200" w:after="0" w:line="340" w:lineRule="exact"/>
-        <w:ind w:left="504" w:right="1120" w:hanging="504"/>
+        <w:spacing w:before="196" w:after="0" w:line="340" w:lineRule="exact"/>
+        <w:ind w:left="504" w:right="1260" w:hanging="504"/>
       </w:pPr>
       <w:r>
         <w:rPr>
@@ -2133,7 +2160,10 @@
         <w:t xml:space="preserve">Co.</w:t>
       </w:r>
       <w:r>
-        <w:t xml:space="preserve">, </w:t>
+        <w:t xml:space="preserve">,</w:t>
+      </w:r>
+      <w:r>
+        <w:br/>
       </w:r>
       <w:r>
         <w:t xml:space="preserve">999</w:t>
@@ -2169,13 +2199,10 @@
         <w:t xml:space="preserve">2021)</w:t>
       </w:r>
       <w:r>
-        <w:t xml:space="preserve"> </w:t>
-      </w:r>
-      <w:r>
         <w:tab/>
       </w:r>
       <w:r>
-        <w:t xml:space="preserve">1, 5, 6, 9, 10</w:t>
+        <w:t xml:space="preserve">1, 4, 6, 8, 9</w:t>
       </w:r>
     </w:p>
     <w:p>
@@ -2184,7 +2211,7 @@
         <w:tabs>
           <w:tab w:val="right" w:leader="dot" w:pos="9340"/>
         </w:tabs>
-        <w:spacing w:before="200" w:after="0" w:line="340" w:lineRule="exact"/>
+        <w:spacing w:before="196" w:after="0" w:line="340" w:lineRule="exact"/>
         <w:ind w:left="504" w:right="1120" w:hanging="504"/>
       </w:pPr>
       <w:r>
@@ -2265,7 +2292,10 @@
         <w:t xml:space="preserve">Auth.</w:t>
       </w:r>
       <w:r>
-        <w:t xml:space="preserve">, </w:t>
+        <w:t xml:space="preserve">,</w:t>
+      </w:r>
+      <w:r>
+        <w:br/>
       </w:r>
       <w:r>
         <w:t xml:space="preserve">999</w:t>
@@ -2301,13 +2331,10 @@
         <w:t xml:space="preserve">2018)</w:t>
       </w:r>
       <w:r>
-        <w:t xml:space="preserve"> </w:t>
-      </w:r>
-      <w:r>
         <w:tab/>
       </w:r>
       <w:r>
-        <w:t xml:space="preserve">6, 10</w:t>
+        <w:t xml:space="preserve">5, 9</w:t>
       </w:r>
     </w:p>
     <w:p>
@@ -2316,7 +2343,7 @@
         <w:tabs>
           <w:tab w:val="right" w:leader="dot" w:pos="9340"/>
         </w:tabs>
-        <w:spacing w:before="200" w:after="0" w:line="340" w:lineRule="exact"/>
+        <w:spacing w:before="196" w:after="0" w:line="340" w:lineRule="exact"/>
         <w:ind w:left="504" w:right="1120" w:hanging="504"/>
       </w:pPr>
       <w:r>
@@ -2439,7 +2466,10 @@
         <w:t xml:space="preserve">Bd.</w:t>
       </w:r>
       <w:r>
-        <w:t xml:space="preserve">, </w:t>
+        <w:t xml:space="preserve">,</w:t>
+      </w:r>
+      <w:r>
+        <w:br/>
       </w:r>
       <w:r>
         <w:t xml:space="preserve">999</w:t>
@@ -2475,13 +2505,10 @@
         <w:t xml:space="preserve">2020)</w:t>
       </w:r>
       <w:r>
-        <w:t xml:space="preserve"> </w:t>
-      </w:r>
-      <w:r>
         <w:tab/>
       </w:r>
       <w:r>
-        <w:t xml:space="preserve">8, 10</w:t>
+        <w:t xml:space="preserve">8, 9</w:t>
       </w:r>
     </w:p>
     <w:p>
@@ -2490,7 +2517,7 @@
         <w:tabs>
           <w:tab w:val="right" w:leader="dot" w:pos="9340"/>
         </w:tabs>
-        <w:spacing w:before="200" w:after="0" w:line="340" w:lineRule="exact"/>
+        <w:spacing w:before="196" w:after="0" w:line="340" w:lineRule="exact"/>
         <w:ind w:left="504" w:right="1120" w:hanging="504"/>
       </w:pPr>
       <w:r>
@@ -2557,7 +2584,10 @@
         <w:t xml:space="preserve">Co-op</w:t>
       </w:r>
       <w:r>
-        <w:t xml:space="preserve">, </w:t>
+        <w:t xml:space="preserve">,</w:t>
+      </w:r>
+      <w:r>
+        <w:br/>
       </w:r>
       <w:r>
         <w:t xml:space="preserve">999</w:t>
@@ -2593,13 +2623,10 @@
         <w:t xml:space="preserve">2016)</w:t>
       </w:r>
       <w:r>
-        <w:t xml:space="preserve"> </w:t>
-      </w:r>
-      <w:r>
         <w:tab/>
       </w:r>
       <w:r>
-        <w:t xml:space="preserve">6, 10</w:t>
+        <w:t xml:space="preserve">5, 9</w:t>
       </w:r>
     </w:p>
     <w:p>
@@ -2608,7 +2635,7 @@
         <w:tabs>
           <w:tab w:val="right" w:leader="dot" w:pos="9340"/>
         </w:tabs>
-        <w:spacing w:before="200" w:after="0" w:line="340" w:lineRule="exact"/>
+        <w:spacing w:before="196" w:after="0" w:line="340" w:lineRule="exact"/>
         <w:ind w:left="504" w:right="1120" w:hanging="504"/>
       </w:pPr>
       <w:r>
@@ -2675,7 +2702,10 @@
         <w:t xml:space="preserve">Comm’n</w:t>
       </w:r>
       <w:r>
-        <w:t xml:space="preserve">, </w:t>
+        <w:t xml:space="preserve">,</w:t>
+      </w:r>
+      <w:r>
+        <w:br/>
       </w:r>
       <w:r>
         <w:t xml:space="preserve">999</w:t>
@@ -2723,13 +2753,10 @@
         <w:t xml:space="preserve">2020)</w:t>
       </w:r>
       <w:r>
-        <w:t xml:space="preserve"> </w:t>
-      </w:r>
-      <w:r>
         <w:tab/>
       </w:r>
       <w:r>
-        <w:t xml:space="preserve">8</w:t>
+        <w:t xml:space="preserve">7</w:t>
       </w:r>
     </w:p>
     <w:p>
@@ -2738,7 +2765,7 @@
         <w:tabs>
           <w:tab w:val="right" w:leader="dot" w:pos="9340"/>
         </w:tabs>
-        <w:spacing w:before="200" w:after="0" w:line="340" w:lineRule="exact"/>
+        <w:spacing w:before="196" w:after="0" w:line="340" w:lineRule="exact"/>
         <w:ind w:left="504" w:right="1120" w:hanging="504"/>
       </w:pPr>
       <w:r>
@@ -2833,7 +2860,10 @@
         <w:t xml:space="preserve">Res.</w:t>
       </w:r>
       <w:r>
-        <w:t xml:space="preserve">, </w:t>
+        <w:t xml:space="preserve">,</w:t>
+      </w:r>
+      <w:r>
+        <w:br/>
       </w:r>
       <w:r>
         <w:t xml:space="preserve">999</w:t>
@@ -2863,13 +2893,10 @@
         <w:t xml:space="preserve">2021)</w:t>
       </w:r>
       <w:r>
-        <w:t xml:space="preserve"> </w:t>
-      </w:r>
-      <w:r>
         <w:tab/>
       </w:r>
       <w:r>
-        <w:t xml:space="preserve">8</w:t>
+        <w:t xml:space="preserve">7</w:t>
       </w:r>
     </w:p>
     <w:p>
@@ -2878,7 +2905,7 @@
         <w:tabs>
           <w:tab w:val="right" w:leader="dot" w:pos="9340"/>
         </w:tabs>
-        <w:spacing w:before="200" w:after="0" w:line="340" w:lineRule="exact"/>
+        <w:spacing w:before="196" w:after="0" w:line="340" w:lineRule="exact"/>
         <w:ind w:left="504" w:right="1120" w:hanging="504"/>
       </w:pPr>
       <w:r>
@@ -2959,7 +2986,10 @@
         <w:t xml:space="preserve">Co.</w:t>
       </w:r>
       <w:r>
-        <w:t xml:space="preserve">, </w:t>
+        <w:t xml:space="preserve">,</w:t>
+      </w:r>
+      <w:r>
+        <w:br/>
       </w:r>
       <w:r>
         <w:t xml:space="preserve">999</w:t>
@@ -2995,20 +3025,20 @@
         <w:t xml:space="preserve">2015)</w:t>
       </w:r>
       <w:r>
-        <w:t xml:space="preserve"> </w:t>
-      </w:r>
-      <w:r>
         <w:tab/>
       </w:r>
       <w:r>
-        <w:t xml:space="preserve">6, 10</w:t>
+        <w:t xml:space="preserve">6, 9</w:t>
       </w:r>
     </w:p>
     <w:p>
       <w:pPr>
         <w:keepNext/>
         <w:keepLines/>
-        <w:spacing w:before="400" w:after="0" w:line="340" w:lineRule="exact"/>
+        <w:tabs>
+          <w:tab w:val="right" w:pos="9340"/>
+        </w:tabs>
+        <w:spacing w:before="392" w:after="56" w:line="340" w:lineRule="exact"/>
       </w:pPr>
       <w:r>
         <w:rPr>
@@ -3024,7 +3054,7 @@
         <w:tabs>
           <w:tab w:val="right" w:leader="dot" w:pos="9340"/>
         </w:tabs>
-        <w:spacing w:before="200" w:after="0" w:line="340" w:lineRule="exact"/>
+        <w:spacing w:before="196" w:after="0" w:line="340" w:lineRule="exact"/>
         <w:ind w:left="504" w:right="1120" w:hanging="504"/>
       </w:pPr>
       <w:r>
@@ -3055,13 +3085,10 @@
         <w:t xml:space="preserve">§</w:t>
       </w:r>
       <w:r>
-        <w:t xml:space="preserve"> </w:t>
+        <w:t xml:space="preserve"> </w:t>
       </w:r>
       <w:r>
         <w:t xml:space="preserve">2</w:t>
-      </w:r>
-      <w:r>
-        <w:t xml:space="preserve"> </w:t>
       </w:r>
       <w:r>
         <w:tab/>
@@ -3076,7 +3103,7 @@
         <w:tabs>
           <w:tab w:val="right" w:leader="dot" w:pos="9340"/>
         </w:tabs>
-        <w:spacing w:before="200" w:after="0" w:line="340" w:lineRule="exact"/>
+        <w:spacing w:before="196" w:after="0" w:line="340" w:lineRule="exact"/>
         <w:ind w:left="504" w:right="1120" w:hanging="504"/>
       </w:pPr>
       <w:r>
@@ -3101,20 +3128,20 @@
         <w:t xml:space="preserve">V</w:t>
       </w:r>
       <w:r>
-        <w:t xml:space="preserve"> </w:t>
-      </w:r>
-      <w:r>
         <w:tab/>
       </w:r>
       <w:r>
-        <w:t xml:space="preserve">2, 4</w:t>
+        <w:t xml:space="preserve">1, 4</w:t>
       </w:r>
     </w:p>
     <w:p>
       <w:pPr>
         <w:keepNext/>
         <w:keepLines/>
-        <w:spacing w:before="400" w:after="0" w:line="340" w:lineRule="exact"/>
+        <w:tabs>
+          <w:tab w:val="right" w:pos="9340"/>
+        </w:tabs>
+        <w:spacing w:before="392" w:after="56" w:line="340" w:lineRule="exact"/>
       </w:pPr>
       <w:r>
         <w:rPr>
@@ -3130,7 +3157,7 @@
         <w:tabs>
           <w:tab w:val="right" w:leader="dot" w:pos="9340"/>
         </w:tabs>
-        <w:spacing w:before="200" w:after="0" w:line="340" w:lineRule="exact"/>
+        <w:spacing w:before="196" w:after="0" w:line="340" w:lineRule="exact"/>
         <w:ind w:left="504" w:right="1120" w:hanging="504"/>
       </w:pPr>
       <w:r>
@@ -3149,13 +3176,10 @@
         <w:t xml:space="preserve">§</w:t>
       </w:r>
       <w:r>
-        <w:t xml:space="preserve"> </w:t>
+        <w:t xml:space="preserve"> </w:t>
       </w:r>
       <w:r>
         <w:t xml:space="preserve">1291</w:t>
-      </w:r>
-      <w:r>
-        <w:t xml:space="preserve"> </w:t>
       </w:r>
       <w:r>
         <w:tab/>
@@ -3170,7 +3194,7 @@
         <w:tabs>
           <w:tab w:val="right" w:leader="dot" w:pos="9340"/>
         </w:tabs>
-        <w:spacing w:before="200" w:after="0" w:line="340" w:lineRule="exact"/>
+        <w:spacing w:before="196" w:after="0" w:line="340" w:lineRule="exact"/>
         <w:ind w:left="504" w:right="1120" w:hanging="504"/>
       </w:pPr>
       <w:r>
@@ -3189,13 +3213,10 @@
         <w:t xml:space="preserve">§</w:t>
       </w:r>
       <w:r>
-        <w:t xml:space="preserve"> </w:t>
+        <w:t xml:space="preserve"> </w:t>
       </w:r>
       <w:r>
         <w:t xml:space="preserve">1331</w:t>
-      </w:r>
-      <w:r>
-        <w:t xml:space="preserve"> </w:t>
       </w:r>
       <w:r>
         <w:tab/>
@@ -3210,7 +3231,7 @@
         <w:tabs>
           <w:tab w:val="right" w:leader="dot" w:pos="9340"/>
         </w:tabs>
-        <w:spacing w:before="200" w:after="0" w:line="340" w:lineRule="exact"/>
+        <w:spacing w:before="196" w:after="0" w:line="340" w:lineRule="exact"/>
         <w:ind w:left="504" w:right="1120" w:hanging="504"/>
       </w:pPr>
       <w:r>
@@ -3229,19 +3250,16 @@
         <w:t xml:space="preserve">§</w:t>
       </w:r>
       <w:r>
-        <w:t xml:space="preserve"> </w:t>
+        <w:t xml:space="preserve"> </w:t>
       </w:r>
       <w:r>
         <w:t xml:space="preserve">2201</w:t>
       </w:r>
       <w:r>
-        <w:t xml:space="preserve"> </w:t>
-      </w:r>
-      <w:r>
         <w:tab/>
       </w:r>
       <w:r>
-        <w:t xml:space="preserve">2</w:t>
+        <w:t xml:space="preserve">1</w:t>
       </w:r>
     </w:p>
     <w:p>
@@ -3250,7 +3268,7 @@
         <w:tabs>
           <w:tab w:val="right" w:leader="dot" w:pos="9340"/>
         </w:tabs>
-        <w:spacing w:before="200" w:after="0" w:line="340" w:lineRule="exact"/>
+        <w:spacing w:before="196" w:after="0" w:line="340" w:lineRule="exact"/>
         <w:ind w:left="504" w:right="1120" w:hanging="504"/>
       </w:pPr>
       <w:r>
@@ -3275,13 +3293,10 @@
         <w:t xml:space="preserve">§</w:t>
       </w:r>
       <w:r>
-        <w:t xml:space="preserve"> </w:t>
+        <w:t xml:space="preserve"> </w:t>
       </w:r>
       <w:r>
         <w:t xml:space="preserve">1052</w:t>
-      </w:r>
-      <w:r>
-        <w:t xml:space="preserve"> </w:t>
       </w:r>
       <w:r>
         <w:tab/>
@@ -3296,8 +3311,8 @@
         <w:tabs>
           <w:tab w:val="right" w:leader="dot" w:pos="9340"/>
         </w:tabs>
-        <w:spacing w:before="200" w:after="0" w:line="340" w:lineRule="exact"/>
-        <w:ind w:left="504" w:right="1120" w:hanging="504"/>
+        <w:spacing w:before="196" w:after="0" w:line="340" w:lineRule="exact"/>
+        <w:ind w:left="504" w:right="1400" w:hanging="504"/>
       </w:pPr>
       <w:r>
         <w:t xml:space="preserve">Riverbend</w:t>
@@ -3327,7 +3342,10 @@
         <w:t xml:space="preserve">Act</w:t>
       </w:r>
       <w:r>
-        <w:t xml:space="preserve">, </w:t>
+        <w:t xml:space="preserve">,</w:t>
+      </w:r>
+      <w:r>
+        <w:br/>
       </w:r>
       <w:r>
         <w:t xml:space="preserve">99</w:t>
@@ -3345,13 +3363,10 @@
         <w:t xml:space="preserve">§</w:t>
       </w:r>
       <w:r>
-        <w:t xml:space="preserve"> </w:t>
+        <w:t xml:space="preserve"> </w:t>
       </w:r>
       <w:r>
         <w:t xml:space="preserve">1234</w:t>
-      </w:r>
-      <w:r>
-        <w:t xml:space="preserve"> </w:t>
       </w:r>
       <w:r>
         <w:tab/>
@@ -3366,7 +3381,7 @@
         <w:tabs>
           <w:tab w:val="right" w:leader="dot" w:pos="9340"/>
         </w:tabs>
-        <w:spacing w:before="200" w:after="0" w:line="340" w:lineRule="exact"/>
+        <w:spacing w:before="196" w:after="0" w:line="340" w:lineRule="exact"/>
         <w:ind w:left="504" w:right="1120" w:hanging="504"/>
       </w:pPr>
       <w:r>
@@ -3397,7 +3412,10 @@
         <w:t xml:space="preserve">Act</w:t>
       </w:r>
       <w:r>
-        <w:t xml:space="preserve">, </w:t>
+        <w:t xml:space="preserve">,</w:t>
+      </w:r>
+      <w:r>
+        <w:br/>
       </w:r>
       <w:r>
         <w:t xml:space="preserve">99</w:t>
@@ -3415,15 +3433,12 @@
         <w:t xml:space="preserve">§</w:t>
       </w:r>
       <w:r>
-        <w:t xml:space="preserve"> </w:t>
+        <w:t xml:space="preserve"> </w:t>
       </w:r>
       <w:r>
         <w:t xml:space="preserve">1236(b)</w:t>
       </w:r>
       <w:r>
-        <w:t xml:space="preserve"> </w:t>
-      </w:r>
-      <w:r>
         <w:tab/>
       </w:r>
       <w:r>
@@ -3434,7 +3449,10 @@
       <w:pPr>
         <w:keepNext/>
         <w:keepLines/>
-        <w:spacing w:before="400" w:after="0" w:line="340" w:lineRule="exact"/>
+        <w:tabs>
+          <w:tab w:val="right" w:pos="9340"/>
+        </w:tabs>
+        <w:spacing w:before="392" w:after="56" w:line="340" w:lineRule="exact"/>
       </w:pPr>
       <w:r>
         <w:rPr>
@@ -3450,7 +3468,7 @@
         <w:tabs>
           <w:tab w:val="right" w:leader="dot" w:pos="9340"/>
         </w:tabs>
-        <w:spacing w:before="200" w:after="0" w:line="340" w:lineRule="exact"/>
+        <w:spacing w:before="196" w:after="0" w:line="340" w:lineRule="exact"/>
         <w:ind w:left="504" w:right="1120" w:hanging="504"/>
       </w:pPr>
       <w:r>
@@ -3469,7 +3487,7 @@
         <w:t xml:space="preserve">§</w:t>
       </w:r>
       <w:r>
-        <w:t xml:space="preserve"> </w:t>
+        <w:t xml:space="preserve"> </w:t>
       </w:r>
       <w:r>
         <w:t xml:space="preserve">400.17</w:t>
@@ -3479,9 +3497,6 @@
       </w:r>
       <w:r>
         <w:t xml:space="preserve">(2023)</w:t>
-      </w:r>
-      <w:r>
-        <w:t xml:space="preserve"> </w:t>
       </w:r>
       <w:r>
         <w:tab/>
@@ -3496,7 +3511,7 @@
         <w:tabs>
           <w:tab w:val="right" w:leader="dot" w:pos="9340"/>
         </w:tabs>
-        <w:spacing w:before="200" w:after="0" w:line="340" w:lineRule="exact"/>
+        <w:spacing w:before="196" w:after="0" w:line="340" w:lineRule="exact"/>
         <w:ind w:left="504" w:right="1120" w:hanging="504"/>
       </w:pPr>
       <w:r>
@@ -3515,7 +3530,7 @@
         <w:t xml:space="preserve">§</w:t>
       </w:r>
       <w:r>
-        <w:t xml:space="preserve"> </w:t>
+        <w:t xml:space="preserve"> </w:t>
       </w:r>
       <w:r>
         <w:t xml:space="preserve">400.21(c)</w:t>
@@ -3527,9 +3542,6 @@
         <w:t xml:space="preserve">(2023)</w:t>
       </w:r>
       <w:r>
-        <w:t xml:space="preserve"> </w:t>
-      </w:r>
-      <w:r>
         <w:tab/>
       </w:r>
       <w:r>
@@ -3540,7 +3552,10 @@
       <w:pPr>
         <w:keepNext/>
         <w:keepLines/>
-        <w:spacing w:before="400" w:after="0" w:line="340" w:lineRule="exact"/>
+        <w:tabs>
+          <w:tab w:val="right" w:pos="9340"/>
+        </w:tabs>
+        <w:spacing w:before="392" w:after="56" w:line="340" w:lineRule="exact"/>
       </w:pPr>
       <w:r>
         <w:rPr>
@@ -3556,7 +3571,7 @@
         <w:tabs>
           <w:tab w:val="right" w:leader="dot" w:pos="9340"/>
         </w:tabs>
-        <w:spacing w:before="200" w:after="0" w:line="340" w:lineRule="exact"/>
+        <w:spacing w:before="196" w:after="0" w:line="340" w:lineRule="exact"/>
         <w:ind w:left="504" w:right="1120" w:hanging="504"/>
       </w:pPr>
       <w:r>
@@ -3585,9 +3600,6 @@
       </w:r>
       <w:r>
         <w:t xml:space="preserve">4(a)(1)(A)</w:t>
-      </w:r>
-      <w:r>
-        <w:t xml:space="preserve"> </w:t>
       </w:r>
       <w:r>
         <w:tab/>
@@ -3602,7 +3614,7 @@
         <w:tabs>
           <w:tab w:val="right" w:leader="dot" w:pos="9340"/>
         </w:tabs>
-        <w:spacing w:before="200" w:after="0" w:line="340" w:lineRule="exact"/>
+        <w:spacing w:before="196" w:after="0" w:line="340" w:lineRule="exact"/>
         <w:ind w:left="504" w:right="1120" w:hanging="504"/>
       </w:pPr>
       <w:r>
@@ -3633,13 +3645,10 @@
         <w:t xml:space="preserve">12(b)(6)</w:t>
       </w:r>
       <w:r>
-        <w:t xml:space="preserve"> </w:t>
-      </w:r>
-      <w:r>
         <w:tab/>
       </w:r>
       <w:r>
-        <w:t xml:space="preserve">1, 4, 5, 6</w:t>
+        <w:t xml:space="preserve">1, 4, 5</w:t>
       </w:r>
     </w:p>
     <w:p>
@@ -3648,7 +3657,7 @@
         <w:tabs>
           <w:tab w:val="right" w:leader="dot" w:pos="9340"/>
         </w:tabs>
-        <w:spacing w:before="200" w:after="0" w:line="340" w:lineRule="exact"/>
+        <w:spacing w:before="196" w:after="0" w:line="340" w:lineRule="exact"/>
         <w:ind w:left="504" w:right="1120" w:hanging="504"/>
       </w:pPr>
       <w:r>
@@ -3677,9 +3686,6 @@
       </w:r>
       <w:r>
         <w:t xml:space="preserve">56(a)</w:t>
-      </w:r>
-      <w:r>
-        <w:t xml:space="preserve"> </w:t>
       </w:r>
       <w:r>
         <w:tab/>
@@ -3694,7 +3700,7 @@
         <w:tabs>
           <w:tab w:val="right" w:leader="dot" w:pos="9340"/>
         </w:tabs>
-        <w:spacing w:before="200" w:after="0" w:line="340" w:lineRule="exact"/>
+        <w:spacing w:before="196" w:after="0" w:line="340" w:lineRule="exact"/>
         <w:ind w:left="504" w:right="1120" w:hanging="504"/>
       </w:pPr>
       <w:r>
@@ -3719,20 +3725,20 @@
         <w:t xml:space="preserve">201</w:t>
       </w:r>
       <w:r>
-        <w:t xml:space="preserve"> </w:t>
-      </w:r>
-      <w:r>
         <w:tab/>
       </w:r>
       <w:r>
-        <w:t xml:space="preserve">9</w:t>
+        <w:t xml:space="preserve">8</w:t>
       </w:r>
     </w:p>
     <w:p>
       <w:pPr>
         <w:keepNext/>
         <w:keepLines/>
-        <w:spacing w:before="400" w:after="0" w:line="340" w:lineRule="exact"/>
+        <w:tabs>
+          <w:tab w:val="right" w:pos="9340"/>
+        </w:tabs>
+        <w:spacing w:before="392" w:after="56" w:line="340" w:lineRule="exact"/>
       </w:pPr>
       <w:r>
         <w:rPr>
@@ -3748,7 +3754,7 @@
         <w:tabs>
           <w:tab w:val="right" w:leader="dot" w:pos="9340"/>
         </w:tabs>
-        <w:spacing w:before="200" w:after="0" w:line="340" w:lineRule="exact"/>
+        <w:spacing w:before="196" w:after="0" w:line="340" w:lineRule="exact"/>
         <w:ind w:left="504" w:right="1120" w:hanging="504"/>
       </w:pPr>
       <w:r>
@@ -3776,7 +3782,13 @@
         <w:t xml:space="preserve"> </w:t>
       </w:r>
       <w:r>
-        <w:t xml:space="preserve">(Mar. 1,</w:t>
+        <w:t xml:space="preserve">(Mar.</w:t>
+      </w:r>
+      <w:r>
+        <w:t xml:space="preserve"> </w:t>
+      </w:r>
+      <w:r>
+        <w:t xml:space="preserve">1,</w:t>
       </w:r>
       <w:r>
         <w:t xml:space="preserve"> </w:t>
@@ -3785,13 +3797,10 @@
         <w:t xml:space="preserve">2023)</w:t>
       </w:r>
       <w:r>
-        <w:t xml:space="preserve"> </w:t>
-      </w:r>
-      <w:r>
         <w:tab/>
       </w:r>
       <w:r>
-        <w:t xml:space="preserve">9</w:t>
+        <w:t xml:space="preserve">8</w:t>
       </w:r>
     </w:p>
     <w:p>
@@ -3800,7 +3809,7 @@
         <w:tabs>
           <w:tab w:val="right" w:leader="dot" w:pos="9340"/>
         </w:tabs>
-        <w:spacing w:before="200" w:after="0" w:line="340" w:lineRule="exact"/>
+        <w:spacing w:before="196" w:after="0" w:line="340" w:lineRule="exact"/>
         <w:ind w:left="504" w:right="1120" w:hanging="504"/>
       </w:pPr>
       <w:r>
@@ -3875,16 +3884,19 @@
         <w:t xml:space="preserve"> </w:t>
       </w:r>
       <w:r>
-        <w:t xml:space="preserve">Rev. 45</w:t>
+        <w:t xml:space="preserve">Rev.</w:t>
+      </w:r>
+      <w:r>
+        <w:t xml:space="preserve"> </w:t>
+      </w:r>
+      <w:r>
+        <w:t xml:space="preserve">45</w:t>
       </w:r>
       <w:r>
         <w:t xml:space="preserve"> </w:t>
       </w:r>
       <w:r>
         <w:t xml:space="preserve">(2022)</w:t>
-      </w:r>
-      <w:r>
-        <w:t xml:space="preserve"> </w:t>
       </w:r>
       <w:r>
         <w:tab/>
@@ -3899,7 +3911,7 @@
         <w:tabs>
           <w:tab w:val="right" w:leader="dot" w:pos="9340"/>
         </w:tabs>
-        <w:spacing w:before="200" w:after="0" w:line="340" w:lineRule="exact"/>
+        <w:spacing w:before="196" w:after="0" w:line="340" w:lineRule="exact"/>
         <w:ind w:left="504" w:right="1120" w:hanging="504"/>
       </w:pPr>
       <w:r>
@@ -3984,7 +3996,7 @@
         <w:t xml:space="preserve">§</w:t>
       </w:r>
       <w:r>
-        <w:t xml:space="preserve"> </w:t>
+        <w:t xml:space="preserve"> </w:t>
       </w:r>
       <w:r>
         <w:t xml:space="preserve">7.12</w:t>
@@ -3999,16 +4011,19 @@
         <w:t xml:space="preserve"> </w:t>
       </w:r>
       <w:r>
-        <w:t xml:space="preserve">ed. 2020)</w:t>
-      </w:r>
-      <w:r>
-        <w:t xml:space="preserve"> </w:t>
+        <w:t xml:space="preserve">ed.</w:t>
+      </w:r>
+      <w:r>
+        <w:t xml:space="preserve"> </w:t>
+      </w:r>
+      <w:r>
+        <w:t xml:space="preserve">2020)</w:t>
       </w:r>
       <w:r>
         <w:tab/>
       </w:r>
       <w:r>
-        <w:t xml:space="preserve">9</w:t>
+        <w:t xml:space="preserve">8</w:t>
       </w:r>
     </w:p>
     <w:p>
@@ -4027,7 +4042,7 @@
         <w:pStyle w:val="Heading1"/>
         <w:keepNext/>
         <w:keepLines/>
-        <w:spacing w:before="560" w:after="360" w:line="340" w:lineRule="exact"/>
+        <w:spacing w:before="420" w:after="308" w:line="400" w:lineRule="exact"/>
         <w:ind w:left="0" w:firstLine="0"/>
         <w:jc w:val="center"/>
       </w:pPr>
@@ -4035,6 +4050,8 @@
         <w:rPr>
           <w:b/>
           <w:bCs/>
+          <w:sz w:val="32"/>
+          <w:szCs w:val="32"/>
         </w:rPr>
         <w:t xml:space="preserve">INTRODUCTION</w:t>
       </w:r>
@@ -4081,7 +4098,7 @@
         <w:pStyle w:val="Heading1"/>
         <w:keepNext/>
         <w:keepLines/>
-        <w:spacing w:before="560" w:after="360" w:line="340" w:lineRule="exact"/>
+        <w:spacing w:before="420" w:after="308" w:line="400" w:lineRule="exact"/>
         <w:ind w:left="0" w:firstLine="0"/>
         <w:jc w:val="center"/>
       </w:pPr>
@@ -4089,6 +4106,8 @@
         <w:rPr>
           <w:b/>
           <w:bCs/>
+          <w:sz w:val="32"/>
+          <w:szCs w:val="32"/>
         </w:rPr>
         <w:t xml:space="preserve">STATEMENT OF JURISDICTION</w:t>
       </w:r>
@@ -4098,7 +4117,19 @@
         <w:pStyle w:val="BodyText"/>
       </w:pPr>
       <w:r>
-        <w:t xml:space="preserve">The district court had subject-matter jurisdiction under 28 U.S.C. § 1331 because Appellants’ claims arise under the Riverbend Municipal Water Rights Act and the Fifth Amendment, see U.S. Const. amend. V, and under 28 U.S.C. § 2201 for declaratory relief. The court entered a final judgment dismissing all claims against all parties on August 4, 2025. 2-ER-211. Appellants filed a notice of appeal on August 29, 2025, within the thirty days allowed by Fed. R. App. P. 4(a)(1)(A). 2-ER-215. This Court has jurisdiction under 28 U.S.C. § 1291 because the judgment is final.</w:t>
+        <w:t xml:space="preserve">The district court had subject-matter jurisdiction under 28 U.S.C. § 1331 because Appellants’ claims arise under the Riverbend Municipal Water Rights Act and the Fifth Amendment, see U.S. Const. amend. V, and under 28 U.S.C. § 2201 for declaratory relief. The court entered a final judgment dismissing all claims against all parties on August 4, 2025. 2-ER</w:t>
+      </w:r>
+      <w:r>
+        <w:noBreakHyphen/>
+      </w:r>
+      <w:r>
+        <w:t xml:space="preserve">211. Appellants filed a notice of appeal on August 29, 2025, within the thirty days allowed by Fed. R. App. P. 4(a)(1)(A). 2-ER</w:t>
+      </w:r>
+      <w:r>
+        <w:noBreakHyphen/>
+      </w:r>
+      <w:r>
+        <w:t xml:space="preserve">215. This Court has jurisdiction under 28 U.S.C. § 1291 because the judgment is final.</w:t>
       </w:r>
     </w:p>
     <w:p>
@@ -4130,7 +4161,7 @@
         <w:pStyle w:val="Heading1"/>
         <w:keepNext/>
         <w:keepLines/>
-        <w:spacing w:before="560" w:after="360" w:line="340" w:lineRule="exact"/>
+        <w:spacing w:before="420" w:after="308" w:line="400" w:lineRule="exact"/>
         <w:ind w:left="0" w:firstLine="0"/>
         <w:jc w:val="center"/>
       </w:pPr>
@@ -4138,37 +4169,43 @@
         <w:rPr>
           <w:b/>
           <w:bCs/>
+          <w:sz w:val="32"/>
+          <w:szCs w:val="32"/>
         </w:rPr>
         <w:t xml:space="preserve">STATEMENT OF THE ISSUES</w:t>
       </w:r>
     </w:p>
     <w:p>
       <w:pPr>
-        <w:pStyle w:val="Compact"/>
-        <w:numPr>
-          <w:ilvl w:val="0"/>
-          <w:numId w:val="1001"/>
-        </w:numPr>
-      </w:pPr>
+        <w:pStyle w:val="ListItem"/>
+      </w:pPr>
+      <w:r>
+        <w:t xml:space="preserve">1.</w:t>
+      </w:r>
+      <w:r>
+        <w:tab/>
+      </w:r>
       <w:r>
         <w:t xml:space="preserve">Whether the Riverbend Municipal Water Rights Act makes the priority of senior water rights enforceable against a curtailment order, or leaves curtailment priority to the District’s unreviewable discretion.</w:t>
       </w:r>
     </w:p>
     <w:p>
       <w:pPr>
-        <w:pStyle w:val="Compact"/>
-        <w:numPr>
-          <w:ilvl w:val="0"/>
-          <w:numId w:val="1001"/>
-        </w:numPr>
-      </w:pPr>
+        <w:pStyle w:val="ListItem"/>
+      </w:pPr>
+      <w:r>
+        <w:t xml:space="preserve">2.</w:t>
+      </w:r>
+      <w:r>
+        <w:tab/>
+      </w:r>
       <w:r>
         <w:t xml:space="preserve">Whether the district court erred by resolving, on a motion to dismiss, disputed factual allegations about the District’s reserve capacity against Appellants.</w:t>
       </w:r>
     </w:p>
     <w:p>
       <w:pPr>
-        <w:pStyle w:val="FirstParagraph"/>
+        <w:pStyle w:val="BodyText"/>
       </w:pPr>
       <w:r>
         <w:t xml:space="preserve">The pertinent provisions of the Act and of the related regulation are set out in the Addendum bound with this brief, as</w:t>
@@ -4181,7 +4218,16 @@
           <w:rPr>
             <w:rStyle w:val="Hyperlink"/>
           </w:rPr>
-          <w:t xml:space="preserve">Circuit Rule 28-2.7</w:t>
+          <w:t xml:space="preserve">Circuit Rule 28</w:t>
+        </w:r>
+        <w:r>
+          <w:noBreakHyphen/>
+        </w:r>
+        <w:r>
+          <w:rPr>
+            <w:rStyle w:val="Hyperlink"/>
+          </w:rPr>
+          <w:t xml:space="preserve">2.7</w:t>
         </w:r>
       </w:hyperlink>
       <w:r>
@@ -4196,7 +4242,7 @@
         <w:pStyle w:val="Heading1"/>
         <w:keepNext/>
         <w:keepLines/>
-        <w:spacing w:before="560" w:after="360" w:line="340" w:lineRule="exact"/>
+        <w:spacing w:before="420" w:after="308" w:line="400" w:lineRule="exact"/>
         <w:ind w:left="0" w:firstLine="0"/>
         <w:jc w:val="center"/>
       </w:pPr>
@@ -4204,6 +4250,8 @@
         <w:rPr>
           <w:b/>
           <w:bCs/>
+          <w:sz w:val="32"/>
+          <w:szCs w:val="32"/>
         </w:rPr>
         <w:t xml:space="preserve">STATEMENT OF THE CASE</w:t>
       </w:r>
@@ -4213,7 +4261,7 @@
         <w:pStyle w:val="Heading2"/>
         <w:keepNext/>
         <w:keepLines/>
-        <w:spacing w:before="440" w:after="360" w:line="340" w:lineRule="exact"/>
+        <w:spacing w:before="308" w:after="252" w:line="340" w:lineRule="exact"/>
         <w:ind w:left="1440" w:hanging="720"/>
       </w:pPr>
       <w:r>
@@ -4257,7 +4305,31 @@
         <w:pStyle w:val="BodyText"/>
       </w:pPr>
       <w:r>
-        <w:t xml:space="preserve">The Riverbend is a fictional river whose flow is fully appropriated in dry years. Appellant Quintana-Okafor holds a pre-1914 right to divert water for orchards; Appellant Tidewater Cooperative holds a 1931 right; and Appellant Pelican Bay Growers Association holds a 1958 right as successor to a mutual water company. 1-ER-40 to 1-ER-52. The District, a municipal utility, holds rights dating from 1989. 1-ER-61.</w:t>
+        <w:t xml:space="preserve">The Riverbend is a fictional river whose flow is fully appropriated in dry years. Appellant Quintana-Okafor holds a pre</w:t>
+      </w:r>
+      <w:r>
+        <w:noBreakHyphen/>
+      </w:r>
+      <w:r>
+        <w:t xml:space="preserve">1914 right to divert water for orchards; Appellant Tidewater Cooperative holds a 1931 right; and Appellant Pelican Bay Growers Association holds a 1958 right as successor to a mutual water company. 1-ER</w:t>
+      </w:r>
+      <w:r>
+        <w:noBreakHyphen/>
+      </w:r>
+      <w:r>
+        <w:t xml:space="preserve">40 to 1-ER</w:t>
+      </w:r>
+      <w:r>
+        <w:noBreakHyphen/>
+      </w:r>
+      <w:r>
+        <w:t xml:space="preserve">52. The District, a municipal utility, holds rights dating from 1989. 1-ER</w:t>
+      </w:r>
+      <w:r>
+        <w:noBreakHyphen/>
+      </w:r>
+      <w:r>
+        <w:t xml:space="preserve">61.</w:t>
       </w:r>
     </w:p>
     <w:p>
@@ -4265,7 +4337,13 @@
         <w:pStyle w:val="BodyText"/>
       </w:pPr>
       <w:r>
-        <w:t xml:space="preserve">On June 14, 2024, the District’s Director, Appellee Voss, issued Curtailment Order 24-07.</w:t>
+        <w:t xml:space="preserve">On June 14, 2024, the District’s Director, Appellee Voss, issued Curtailment Order 24</w:t>
+      </w:r>
+      <w:r>
+        <w:noBreakHyphen/>
+      </w:r>
+      <w:r>
+        <w:t xml:space="preserve">07.</w:t>
       </w:r>
       <w:r>
         <w:rPr>
@@ -4277,7 +4355,19 @@
         <w:t xml:space="preserve"> </w:t>
       </w:r>
       <w:r>
-        <w:t xml:space="preserve">The order directed all diverters with rights junior to 1960 to stop diverting but, by its terms, exempted “the District’s own municipal supply.” 1-ER-70. Appellants’ rights are all senior to 1960, yet the order cut off their diversions in full for sixty-three days while the District continued to draw at its normal rate. 1-ER-72.</w:t>
+        <w:t xml:space="preserve">The order directed all diverters with rights junior to 1960 to stop diverting but, by its terms, exempted “the District’s own municipal supply.” 1-ER</w:t>
+      </w:r>
+      <w:r>
+        <w:noBreakHyphen/>
+      </w:r>
+      <w:r>
+        <w:t xml:space="preserve">70. Appellants’ rights are all senior to 1960, yet the order cut off their diversions in full for sixty-three days while the District continued to draw at its normal rate. 1-ER</w:t>
+      </w:r>
+      <w:r>
+        <w:noBreakHyphen/>
+      </w:r>
+      <w:r>
+        <w:t xml:space="preserve">72.</w:t>
       </w:r>
     </w:p>
     <w:p>
@@ -4285,7 +4375,19 @@
         <w:pStyle w:val="BodyText"/>
       </w:pPr>
       <w:r>
-        <w:t xml:space="preserve">90. The administrative record shows that the District maintained a reserve of roughly eleven days’ supply throughout the curtailment. 1-ER-88. That figure appears in the District’s own operating log and was pleaded in paragraph 47 of the complaint. 1-ER-33.</w:t>
+        <w:t xml:space="preserve">90. The administrative record shows that the District maintained a reserve of roughly eleven days’ supply throughout the curtailment. 1-ER</w:t>
+      </w:r>
+      <w:r>
+        <w:noBreakHyphen/>
+      </w:r>
+      <w:r>
+        <w:t xml:space="preserve">88. That figure appears in the District’s own operating log and was pleaded in paragraph 47 of the complaint. 1-ER</w:t>
+      </w:r>
+      <w:r>
+        <w:noBreakHyphen/>
+      </w:r>
+      <w:r>
+        <w:t xml:space="preserve">33.</w:t>
       </w:r>
     </w:p>
     <w:p>
@@ -4293,7 +4395,13 @@
         <w:pStyle w:val="BodyText"/>
       </w:pPr>
       <w:r>
-        <w:t xml:space="preserve">- The District has never explained why a reserve that large was not released to senior users. In its answer it said only that curtailment decisions are “a matter of operational discretion.” 1-ER-104.</w:t>
+        <w:t xml:space="preserve">- The District has never explained why a reserve that large was not released to senior users. In its answer it said only that curtailment decisions are “a matter of operational discretion.” 1-ER</w:t>
+      </w:r>
+      <w:r>
+        <w:noBreakHyphen/>
+      </w:r>
+      <w:r>
+        <w:t xml:space="preserve">104.</w:t>
       </w:r>
     </w:p>
     <w:p>
@@ -4301,7 +4409,7 @@
         <w:pStyle w:val="Heading2"/>
         <w:keepNext/>
         <w:keepLines/>
-        <w:spacing w:before="440" w:after="360" w:line="340" w:lineRule="exact"/>
+        <w:spacing w:before="308" w:after="252" w:line="340" w:lineRule="exact"/>
         <w:ind w:left="1440" w:hanging="720"/>
       </w:pPr>
       <w:r>
@@ -4345,7 +4453,19 @@
         <w:pStyle w:val="BodyText"/>
       </w:pPr>
       <w:r>
-        <w:t xml:space="preserve">Appellants sued on September 3, 2024, seeking a declaration that the order violated the priority rules of the Act and an injunction against further curtailment of senior rights while junior municipal use continued. 3-ER-300. The District moved to dismiss under Fed. R. Civ. P. 12(b)(6). The court granted the motion on August 4, 2025, holding that 99 U.S.C. § 1234 “vests the District with sole discretion over curtailment priority.” 2-ER-205. It did not reach Appellants’ constitutional claim.</w:t>
+        <w:t xml:space="preserve">Appellants sued on September 3, 2024, seeking a declaration that the order violated the priority rules of the Act and an injunction against further curtailment of senior rights while junior municipal use continued. 3-ER</w:t>
+      </w:r>
+      <w:r>
+        <w:noBreakHyphen/>
+      </w:r>
+      <w:r>
+        <w:t xml:space="preserve">300. The District moved to dismiss under Fed. R. Civ. P. 12(b)(6). The court granted the motion on August 4, 2025, holding that 99 U.S.C. § 1234 “vests the District with sole discretion over curtailment priority.” 2-ER</w:t>
+      </w:r>
+      <w:r>
+        <w:noBreakHyphen/>
+      </w:r>
+      <w:r>
+        <w:t xml:space="preserve">205. It did not reach Appellants’ constitutional claim.</w:t>
       </w:r>
       <w:r>
         <w:rPr>
@@ -4372,7 +4492,13 @@
         <w:t xml:space="preserve">Brightwater Municipal Utility District v. Kessler</w:t>
       </w:r>
       <w:r>
-        <w:t xml:space="preserve">, 999 U.S. 101, 110 (2019), reading it to establish a rule of deference to municipal water managers. 2-ER-206. It did not discuss</w:t>
+        <w:t xml:space="preserve">, 999 U.S. 101, 110 (2019), reading it to establish a rule of deference to municipal water managers. 2-ER</w:t>
+      </w:r>
+      <w:r>
+        <w:noBreakHyphen/>
+      </w:r>
+      <w:r>
+        <w:t xml:space="preserve">206. It did not discuss</w:t>
       </w:r>
       <w:r>
         <w:t xml:space="preserve"> </w:t>
@@ -4385,7 +4511,13 @@
         <w:t xml:space="preserve">Marlowe</w:t>
       </w:r>
       <w:r>
-        <w:t xml:space="preserve">, 999 F.3d at 130, which Appellants had cited in their opposition. 3-ER-340.</w:t>
+        <w:t xml:space="preserve">, 999 F.3d at 130, which Appellants had cited in their opposition. 3-ER</w:t>
+      </w:r>
+      <w:r>
+        <w:noBreakHyphen/>
+      </w:r>
+      <w:r>
+        <w:t xml:space="preserve">340.</w:t>
       </w:r>
     </w:p>
     <w:p>
@@ -4393,7 +4525,7 @@
         <w:pStyle w:val="Heading1"/>
         <w:keepNext/>
         <w:keepLines/>
-        <w:spacing w:before="560" w:after="360" w:line="340" w:lineRule="exact"/>
+        <w:spacing w:before="420" w:after="308" w:line="400" w:lineRule="exact"/>
         <w:ind w:left="0" w:firstLine="0"/>
         <w:jc w:val="center"/>
       </w:pPr>
@@ -4401,6 +4533,8 @@
         <w:rPr>
           <w:b/>
           <w:bCs/>
+          <w:sz w:val="32"/>
+          <w:szCs w:val="32"/>
         </w:rPr>
         <w:t xml:space="preserve">SUMMARY OF ARGUMENT</w:t>
       </w:r>
@@ -4455,7 +4589,7 @@
         <w:pStyle w:val="Heading1"/>
         <w:keepNext/>
         <w:keepLines/>
-        <w:spacing w:before="560" w:after="360" w:line="340" w:lineRule="exact"/>
+        <w:spacing w:before="420" w:after="308" w:line="400" w:lineRule="exact"/>
         <w:ind w:left="0" w:firstLine="0"/>
         <w:jc w:val="center"/>
       </w:pPr>
@@ -4463,6 +4597,8 @@
         <w:rPr>
           <w:b/>
           <w:bCs/>
+          <w:sz w:val="32"/>
+          <w:szCs w:val="32"/>
         </w:rPr>
         <w:t xml:space="preserve">ARGUMENT</w:t>
       </w:r>
@@ -4472,7 +4608,7 @@
         <w:pStyle w:val="Heading2"/>
         <w:keepNext/>
         <w:keepLines/>
-        <w:spacing w:before="480" w:after="360" w:line="340" w:lineRule="exact"/>
+        <w:spacing w:before="336" w:after="280" w:line="340" w:lineRule="exact"/>
         <w:ind w:left="0" w:firstLine="0"/>
         <w:jc w:val="center"/>
       </w:pPr>
@@ -4594,7 +4730,7 @@
         <w:pStyle w:val="Heading3"/>
         <w:keepNext/>
         <w:keepLines/>
-        <w:spacing w:before="440" w:after="360" w:line="340" w:lineRule="exact"/>
+        <w:spacing w:before="308" w:after="252" w:line="340" w:lineRule="exact"/>
         <w:ind w:left="1440" w:hanging="720"/>
       </w:pPr>
       <w:r>
@@ -4678,7 +4814,31 @@
         <w:t xml:space="preserve">Nakamura Orchards v. Basin Water Authority</w:t>
       </w:r>
       <w:r>
-        <w:t xml:space="preserve">, 999 F.3d 987, 992 (9th Cir. 2018). Both issues were raised and ruled on below. 3-ER-330 to 3-ER-345; 2-ER-205 to 2-ER-210.</w:t>
+        <w:t xml:space="preserve">, 999 F.3d 987, 992 (9th Cir. 2018). Both issues were raised and ruled on below. 3-ER</w:t>
+      </w:r>
+      <w:r>
+        <w:noBreakHyphen/>
+      </w:r>
+      <w:r>
+        <w:t xml:space="preserve">330 to 3-ER</w:t>
+      </w:r>
+      <w:r>
+        <w:noBreakHyphen/>
+      </w:r>
+      <w:r>
+        <w:t xml:space="preserve">345; 2-ER</w:t>
+      </w:r>
+      <w:r>
+        <w:noBreakHyphen/>
+      </w:r>
+      <w:r>
+        <w:t xml:space="preserve">205 to 2-ER</w:t>
+      </w:r>
+      <w:r>
+        <w:noBreakHyphen/>
+      </w:r>
+      <w:r>
+        <w:t xml:space="preserve">210.</w:t>
       </w:r>
     </w:p>
     <w:p>
@@ -4686,7 +4846,7 @@
         <w:pStyle w:val="Heading3"/>
         <w:keepNext/>
         <w:keepLines/>
-        <w:spacing w:before="440" w:after="360" w:line="340" w:lineRule="exact"/>
+        <w:spacing w:before="308" w:after="252" w:line="340" w:lineRule="exact"/>
         <w:ind w:left="1440" w:hanging="720"/>
       </w:pPr>
       <w:r>
@@ -4887,13 +5047,15 @@
         <w:pStyle w:val="Heading4"/>
         <w:keepNext/>
         <w:keepLines/>
-        <w:spacing w:before="440" w:after="360" w:line="340" w:lineRule="exact"/>
+        <w:spacing w:before="308" w:after="252" w:line="340" w:lineRule="exact"/>
         <w:ind w:left="2160" w:hanging="720"/>
       </w:pPr>
       <w:r>
         <w:rPr>
           <w:b/>
           <w:bCs/>
+          <w:i/>
+          <w:iCs/>
         </w:rPr>
         <w:t xml:space="preserve">1.</w:t>
       </w:r>
@@ -4901,6 +5063,8 @@
         <w:rPr>
           <w:b/>
           <w:bCs/>
+          <w:i/>
+          <w:iCs/>
         </w:rPr>
         <w:tab/>
       </w:r>
@@ -5139,13 +5303,15 @@
         <w:pStyle w:val="Heading5"/>
         <w:keepNext/>
         <w:keepLines/>
-        <w:spacing w:before="440" w:after="360" w:line="340" w:lineRule="exact"/>
+        <w:spacing w:before="308" w:after="252" w:line="340" w:lineRule="exact"/>
         <w:ind w:left="2880" w:hanging="720"/>
       </w:pPr>
       <w:r>
         <w:rPr>
           <w:b/>
           <w:bCs/>
+          <w:i/>
+          <w:iCs/>
         </w:rPr>
         <w:t xml:space="preserve">a.</w:t>
       </w:r>
@@ -5153,6 +5319,8 @@
         <w:rPr>
           <w:b/>
           <w:bCs/>
+          <w:i/>
+          <w:iCs/>
         </w:rPr>
         <w:tab/>
       </w:r>
@@ -5281,13 +5449,15 @@
         <w:pStyle w:val="Heading5"/>
         <w:keepNext/>
         <w:keepLines/>
-        <w:spacing w:before="440" w:after="360" w:line="340" w:lineRule="exact"/>
+        <w:spacing w:before="308" w:after="252" w:line="340" w:lineRule="exact"/>
         <w:ind w:left="2880" w:hanging="720"/>
       </w:pPr>
       <w:r>
         <w:rPr>
           <w:b/>
           <w:bCs/>
+          <w:i/>
+          <w:iCs/>
         </w:rPr>
         <w:t xml:space="preserve">b.</w:t>
       </w:r>
@@ -5295,6 +5465,8 @@
         <w:rPr>
           <w:b/>
           <w:bCs/>
+          <w:i/>
+          <w:iCs/>
         </w:rPr>
         <w:tab/>
       </w:r>
@@ -5450,7 +5622,7 @@
         <w:pStyle w:val="Heading2"/>
         <w:keepNext/>
         <w:keepLines/>
-        <w:spacing w:before="480" w:after="360" w:line="340" w:lineRule="exact"/>
+        <w:spacing w:before="336" w:after="280" w:line="340" w:lineRule="exact"/>
         <w:ind w:left="0" w:firstLine="0"/>
         <w:jc w:val="center"/>
       </w:pPr>
@@ -5572,7 +5744,25 @@
         <w:pStyle w:val="BodyText"/>
       </w:pPr>
       <w:r>
-        <w:t xml:space="preserve">2) A pleading must be read in the light most favorable to the plaintiff. Appellants alleged that the District held an eleven-day reserve during the curtailment. 1-ER-33. The District did not dispute the figure; it disputed only its significance. 1-ER-104. The court nonetheless held, without citation to any record fact, that the reserve “could not reasonably have been released.” 2-ER-209.</w:t>
+        <w:t xml:space="preserve">2) A pleading must be read in the light most favorable to the plaintiff. Appellants alleged that the District held an eleven-day reserve during the curtailment. 1-ER</w:t>
+      </w:r>
+      <w:r>
+        <w:noBreakHyphen/>
+      </w:r>
+      <w:r>
+        <w:t xml:space="preserve">33. The District did not dispute the figure; it disputed only its significance. 1-ER</w:t>
+      </w:r>
+      <w:r>
+        <w:noBreakHyphen/>
+      </w:r>
+      <w:r>
+        <w:t xml:space="preserve">104. The court nonetheless held, without citation to any record fact, that the reserve “could not reasonably have been released.” 2-ER</w:t>
+      </w:r>
+      <w:r>
+        <w:noBreakHyphen/>
+      </w:r>
+      <w:r>
+        <w:t xml:space="preserve">209.</w:t>
       </w:r>
     </w:p>
     <w:p>
@@ -5580,7 +5770,7 @@
         <w:pStyle w:val="Heading3"/>
         <w:keepNext/>
         <w:keepLines/>
-        <w:spacing w:before="440" w:after="360" w:line="340" w:lineRule="exact"/>
+        <w:spacing w:before="308" w:after="252" w:line="340" w:lineRule="exact"/>
         <w:ind w:left="1440" w:hanging="720"/>
       </w:pPr>
       <w:r>
@@ -5707,7 +5897,7 @@
         <w:t xml:space="preserve">Marlowe</w:t>
       </w:r>
       <w:r>
-        <w:t xml:space="preserve">, 999 F.3d at 134. The same limit applies to the agency guidance on which the court relied. 88 Fed. Reg. 12,345 (Mar. 1, 2023).</w:t>
+        <w:t xml:space="preserve">, 999 F.3d at 134. The same limit applies to the agency guidance on which the court relied. 88 Fed. Reg. 12,345 (Mar. 1, 2023).</w:t>
       </w:r>
     </w:p>
     <w:p>
@@ -5715,13 +5905,15 @@
         <w:pStyle w:val="Heading4"/>
         <w:keepNext/>
         <w:keepLines/>
-        <w:spacing w:before="440" w:after="360" w:line="340" w:lineRule="exact"/>
+        <w:spacing w:before="308" w:after="252" w:line="340" w:lineRule="exact"/>
         <w:ind w:left="2160" w:hanging="720"/>
       </w:pPr>
       <w:r>
         <w:rPr>
           <w:b/>
           <w:bCs/>
+          <w:i/>
+          <w:iCs/>
         </w:rPr>
         <w:t xml:space="preserve">1.</w:t>
       </w:r>
@@ -5729,6 +5921,8 @@
         <w:rPr>
           <w:b/>
           <w:bCs/>
+          <w:i/>
+          <w:iCs/>
         </w:rPr>
         <w:tab/>
       </w:r>
@@ -5799,7 +5993,7 @@
         <w:t xml:space="preserve"> </w:t>
       </w:r>
       <w:r>
-        <w:t xml:space="preserve">§ 7.12 (4th ed. 2020); Dara Mehta,</w:t>
+        <w:t xml:space="preserve">§ 7.12 (4th ed. 2020); Dara Mehta,</w:t>
       </w:r>
       <w:r>
         <w:t xml:space="preserve"> </w:t>
@@ -5812,7 +6006,7 @@
         <w:t xml:space="preserve">Curtailment Without Compensation</w:t>
       </w:r>
       <w:r>
-        <w:t xml:space="preserve">, 112 Fict. L. Rev. 45, 61 (2022). The district court cited neither.</w:t>
+        <w:t xml:space="preserve">, 112 Fict. L. Rev. 45, 61 (2022). The district court cited neither.</w:t>
       </w:r>
     </w:p>
     <w:p>
@@ -5851,7 +6045,7 @@
         <w:pStyle w:val="Heading2"/>
         <w:keepNext/>
         <w:keepLines/>
-        <w:spacing w:before="480" w:after="360" w:line="340" w:lineRule="exact"/>
+        <w:spacing w:before="336" w:after="280" w:line="340" w:lineRule="exact"/>
         <w:ind w:left="0" w:firstLine="0"/>
         <w:jc w:val="center"/>
       </w:pPr>
@@ -6046,7 +6240,7 @@
         <w:pStyle w:val="Heading1"/>
         <w:keepNext/>
         <w:keepLines/>
-        <w:spacing w:before="560" w:after="360" w:line="340" w:lineRule="exact"/>
+        <w:spacing w:before="420" w:after="308" w:line="400" w:lineRule="exact"/>
         <w:ind w:left="0" w:firstLine="0"/>
         <w:jc w:val="center"/>
       </w:pPr>
@@ -6054,6 +6248,8 @@
         <w:rPr>
           <w:b/>
           <w:bCs/>
+          <w:sz w:val="32"/>
+          <w:szCs w:val="32"/>
         </w:rPr>
         <w:t xml:space="preserve">CONCLUSION</w:t>
       </w:r>
@@ -6062,7 +6258,7 @@
       <w:pPr>
         <w:keepNext/>
         <w:keepLines/>
-        <w:spacing w:before="0" w:after="0" w:line="629" w:lineRule="exact"/>
+        <w:spacing w:before="0" w:after="0" w:line="588" w:lineRule="exact"/>
         <w:ind w:left="0" w:firstLine="720"/>
       </w:pPr>
       <w:r>
@@ -6238,7 +6434,7 @@
       <w:pPr>
         <w:keepNext/>
         <w:keepLines/>
-        <w:spacing w:before="560" w:after="0" w:line="340" w:lineRule="exact"/>
+        <w:spacing w:before="392" w:after="0" w:line="340" w:lineRule="exact"/>
         <w:ind w:left="4680"/>
       </w:pPr>
       <w:r>
@@ -6249,7 +6445,7 @@
       <w:pPr>
         <w:keepNext/>
         <w:keepLines/>
-        <w:spacing w:before="400" w:after="0" w:line="340" w:lineRule="exact"/>
+        <w:spacing w:before="336" w:after="0" w:line="340" w:lineRule="exact"/>
         <w:ind w:left="4680"/>
       </w:pPr>
       <w:r>
@@ -6272,7 +6468,7 @@
         <w:keepNext/>
         <w:keepLines/>
         <w:spacing w:before="0" w:after="0" w:line="340" w:lineRule="exact"/>
-        <w:ind w:left="4820"/>
+        <w:ind w:left="4680" w:firstLine="140"/>
       </w:pPr>
       <w:r>
         <w:rPr>
@@ -6329,7 +6525,7 @@
         <w:keepNext/>
         <w:keepLines/>
         <w:spacing w:before="0" w:after="0" w:line="340" w:lineRule="exact"/>
-        <w:ind w:left="4820"/>
+        <w:ind w:left="4680" w:firstLine="140"/>
       </w:pPr>
       <w:r>
         <w:rPr>
@@ -6400,7 +6596,7 @@
         <w:keepNext/>
         <w:keepLines/>
         <w:spacing w:before="0" w:after="0" w:line="340" w:lineRule="exact"/>
-        <w:ind w:left="4820"/>
+        <w:ind w:left="4680" w:firstLine="140"/>
       </w:pPr>
       <w:r>
         <w:rPr>
@@ -6443,7 +6639,7 @@
         <w:keepNext/>
         <w:keepLines/>
         <w:spacing w:before="0" w:after="0" w:line="340" w:lineRule="exact"/>
-        <w:ind w:left="4820"/>
+        <w:ind w:left="4680" w:firstLine="140"/>
       </w:pPr>
       <w:r>
         <w:rPr>
@@ -6464,7 +6660,9 @@
           <w:i/>
           <w:iCs/>
         </w:rPr>
-        <w:t xml:space="preserve">010-4410</w:t>
+        <w:t xml:space="preserve">010</w:t>
+        <w:noBreakHyphen/>
+        <w:t xml:space="preserve">4410</w:t>
       </w:r>
     </w:p>
     <w:p>
@@ -6472,7 +6670,7 @@
         <w:keepNext/>
         <w:keepLines/>
         <w:spacing w:before="0" w:after="0" w:line="340" w:lineRule="exact"/>
-        <w:ind w:left="4820"/>
+        <w:ind w:left="4680" w:firstLine="140"/>
       </w:pPr>
       <w:r>
         <w:rPr>
@@ -6487,7 +6685,7 @@
         <w:keepNext/>
         <w:keepLines/>
         <w:spacing w:before="0" w:after="0" w:line="340" w:lineRule="exact"/>
-        <w:ind w:left="4820"/>
+        <w:ind w:left="4680" w:firstLine="140"/>
       </w:pPr>
       <w:r>
         <w:rPr>
@@ -6528,7 +6726,7 @@
     <w:p>
       <w:pPr>
         <w:keepLines/>
-        <w:spacing w:before="280" w:after="0" w:line="340" w:lineRule="exact"/>
+        <w:spacing w:before="224" w:after="0" w:line="340" w:lineRule="exact"/>
         <w:ind w:left="0"/>
       </w:pPr>
       <w:r>
@@ -6553,7 +6751,7 @@
         <w:keepNext/>
         <w:keepLines/>
         <w:pageBreakBefore/>
-        <w:spacing w:before="0" w:after="360" w:line="340" w:lineRule="exact"/>
+        <w:spacing w:before="0" w:after="308" w:line="400" w:lineRule="exact"/>
         <w:ind w:left="0" w:firstLine="0"/>
         <w:jc w:val="center"/>
       </w:pPr>
@@ -6561,6 +6759,8 @@
         <w:rPr>
           <w:b/>
           <w:bCs/>
+          <w:sz w:val="32"/>
+          <w:szCs w:val="32"/>
         </w:rPr>
         <w:t xml:space="preserve">STATEMENT OF RELATED CASES</w:t>
       </w:r>
@@ -6574,7 +6774,9 @@
         <w:t xml:space="preserve">9th Cir. Case Number(s) </w:t>
       </w:r>
       <w:r>
-        <w:t xml:space="preserve">25-4410</w:t>
+        <w:t xml:space="preserve">25</w:t>
+        <w:noBreakHyphen/>
+        <w:t xml:space="preserve">4410</w:t>
       </w:r>
     </w:p>
     <w:p>
@@ -6589,8 +6791,8 @@
     <w:p>
       <w:pPr>
         <w:keepLines/>
-        <w:spacing w:before="160" w:after="0" w:line="340" w:lineRule="exact"/>
-        <w:ind w:left="540" w:hanging="540"/>
+        <w:spacing w:before="224" w:after="0" w:line="340" w:lineRule="exact"/>
+        <w:ind w:left="448" w:hanging="448"/>
       </w:pPr>
       <w:r>
         <w:rPr>
@@ -6608,8 +6810,8 @@
     <w:p>
       <w:pPr>
         <w:keepLines/>
-        <w:spacing w:before="160" w:after="0" w:line="340" w:lineRule="exact"/>
-        <w:ind w:left="540" w:hanging="540"/>
+        <w:spacing w:before="224" w:after="0" w:line="340" w:lineRule="exact"/>
+        <w:ind w:left="448" w:hanging="448"/>
       </w:pPr>
       <w:r>
         <w:rPr>
@@ -6628,8 +6830,8 @@
       <w:pPr>
         <w:keepNext/>
         <w:keepLines/>
-        <w:spacing w:before="160" w:after="0" w:line="340" w:lineRule="exact"/>
-        <w:ind w:left="540" w:hanging="540"/>
+        <w:spacing w:before="224" w:after="0" w:line="340" w:lineRule="exact"/>
+        <w:ind w:left="448" w:hanging="448"/>
       </w:pPr>
       <w:r>
         <w:rPr>
@@ -6648,14 +6850,16 @@
       <w:pPr>
         <w:keepNext/>
         <w:keepLines/>
-        <w:spacing w:before="200" w:after="0" w:line="340" w:lineRule="exact"/>
-        <w:ind w:left="1080" w:hanging="540"/>
+        <w:spacing w:before="196" w:after="0" w:line="340" w:lineRule="exact"/>
+        <w:ind w:left="896" w:hanging="448"/>
       </w:pPr>
       <w:r>
         <w:t xml:space="preserve">No. </w:t>
       </w:r>
       <w:r>
-        <w:t xml:space="preserve">25-4399</w:t>
+        <w:t xml:space="preserve">25</w:t>
+        <w:noBreakHyphen/>
+        <w:t xml:space="preserve">4399</w:t>
       </w:r>
       <w:r>
         <w:t xml:space="preserve">, </w:t>
@@ -6877,14 +7081,16 @@
       <w:pPr>
         <w:keepNext/>
         <w:keepLines/>
-        <w:spacing w:before="200" w:after="0" w:line="340" w:lineRule="exact"/>
-        <w:ind w:left="1080" w:hanging="540"/>
+        <w:spacing w:before="196" w:after="0" w:line="340" w:lineRule="exact"/>
+        <w:ind w:left="896" w:hanging="448"/>
       </w:pPr>
       <w:r>
         <w:t xml:space="preserve">No. </w:t>
       </w:r>
       <w:r>
-        <w:t xml:space="preserve">25-4502</w:t>
+        <w:t xml:space="preserve">25</w:t>
+        <w:noBreakHyphen/>
+        <w:t xml:space="preserve">4502</w:t>
       </w:r>
       <w:r>
         <w:t xml:space="preserve">, </w:t>
@@ -6980,44 +7186,51 @@
       <w:pPr>
         <w:keepNext/>
         <w:keepLines/>
-        <w:spacing w:before="560" w:after="0" w:line="340" w:lineRule="exact"/>
-        <w:ind w:left="4680"/>
+        <w:tabs>
+          <w:tab w:val="left" w:pos="4820"/>
+        </w:tabs>
+        <w:spacing w:before="448" w:after="0" w:line="340" w:lineRule="exact"/>
+        <w:ind w:left="0"/>
       </w:pPr>
       <w:r>
         <w:t xml:space="preserve">s/ Rowan T. Ashcroft</w:t>
       </w:r>
-    </w:p>
-    <w:p>
-      <w:pPr>
-        <w:keepNext/>
-        <w:keepLines/>
+      <w:r>
+        <w:tab/>
+      </w:r>
+      <w:r>
+        <w:t xml:space="preserve">October</w:t>
+      </w:r>
+      <w:r>
+        <w:t xml:space="preserve"> </w:t>
+      </w:r>
+      <w:r>
+        <w:t xml:space="preserve">6,</w:t>
+      </w:r>
+      <w:r>
+        <w:t xml:space="preserve"> </w:t>
+      </w:r>
+      <w:r>
+        <w:t xml:space="preserve">2026</w:t>
+      </w:r>
+    </w:p>
+    <w:p>
+      <w:pPr>
+        <w:keepLines/>
+        <w:tabs>
+          <w:tab w:val="left" w:pos="4820"/>
+        </w:tabs>
         <w:spacing w:before="0" w:after="0" w:line="340" w:lineRule="exact"/>
-        <w:ind w:left="4680"/>
+        <w:ind w:left="0"/>
       </w:pPr>
       <w:r>
         <w:t xml:space="preserve">Signature</w:t>
       </w:r>
-    </w:p>
-    <w:p>
-      <w:pPr>
-        <w:keepLines/>
-        <w:spacing w:before="280" w:after="0" w:line="340" w:lineRule="exact"/>
-        <w:ind w:left="4680"/>
-      </w:pPr>
-      <w:r>
-        <w:t xml:space="preserve">October</w:t>
-      </w:r>
-      <w:r>
-        <w:t xml:space="preserve"> </w:t>
-      </w:r>
-      <w:r>
-        <w:t xml:space="preserve">6,</w:t>
-      </w:r>
-      <w:r>
-        <w:t xml:space="preserve"> </w:t>
-      </w:r>
-      <w:r>
-        <w:t xml:space="preserve">2026</w:t>
+      <w:r>
+        <w:tab/>
+      </w:r>
+      <w:r>
+        <w:t xml:space="preserve">Date</w:t>
       </w:r>
     </w:p>
     <w:p>
@@ -7026,7 +7239,7 @@
         <w:keepNext/>
         <w:keepLines/>
         <w:pageBreakBefore/>
-        <w:spacing w:before="0" w:after="360" w:line="340" w:lineRule="exact"/>
+        <w:spacing w:before="0" w:after="308" w:line="400" w:lineRule="exact"/>
         <w:ind w:left="0" w:firstLine="0"/>
         <w:jc w:val="center"/>
       </w:pPr>
@@ -7034,6 +7247,8 @@
         <w:rPr>
           <w:b/>
           <w:bCs/>
+          <w:sz w:val="32"/>
+          <w:szCs w:val="32"/>
         </w:rPr>
         <w:t xml:space="preserve">CERTIFICATE OF COMPLIANCE</w:t>
       </w:r>
@@ -7047,7 +7262,9 @@
         <w:t xml:space="preserve">9th Cir. Case Number(s) </w:t>
       </w:r>
       <w:r>
-        <w:t xml:space="preserve">25-4410</w:t>
+        <w:t xml:space="preserve">25</w:t>
+        <w:noBreakHyphen/>
+        <w:t xml:space="preserve">4410</w:t>
       </w:r>
     </w:p>
     <w:p>
@@ -7080,8 +7297,8 @@
     <w:p>
       <w:pPr>
         <w:keepLines/>
-        <w:spacing w:before="160" w:after="0" w:line="340" w:lineRule="exact"/>
-        <w:ind w:left="540" w:hanging="540"/>
+        <w:spacing w:before="224" w:after="0" w:line="340" w:lineRule="exact"/>
+        <w:ind w:left="448" w:hanging="448"/>
       </w:pPr>
       <w:r>
         <w:rPr>
@@ -7093,14 +7310,16 @@
         <w:tab/>
       </w:r>
       <w:r>
-        <w:t xml:space="preserve">complies with the word limit of Cir. R. 32-1.</w:t>
-      </w:r>
-    </w:p>
-    <w:p>
-      <w:pPr>
-        <w:keepLines/>
-        <w:spacing w:before="160" w:after="0" w:line="340" w:lineRule="exact"/>
-        <w:ind w:left="540" w:hanging="540"/>
+        <w:t xml:space="preserve">complies with the word limit of Cir. R. 32</w:t>
+        <w:noBreakHyphen/>
+        <w:t xml:space="preserve">1.</w:t>
+      </w:r>
+    </w:p>
+    <w:p>
+      <w:pPr>
+        <w:keepLines/>
+        <w:spacing w:before="224" w:after="0" w:line="340" w:lineRule="exact"/>
+        <w:ind w:left="448" w:hanging="448"/>
       </w:pPr>
       <w:r>
         <w:rPr>
@@ -7112,14 +7331,16 @@
         <w:tab/>
       </w:r>
       <w:r>
-        <w:t xml:space="preserve">is a cross-appeal brief and complies with the word limit of Cir. R. 28.1-1.</w:t>
-      </w:r>
-    </w:p>
-    <w:p>
-      <w:pPr>
-        <w:keepLines/>
-        <w:spacing w:before="160" w:after="0" w:line="340" w:lineRule="exact"/>
-        <w:ind w:left="540" w:hanging="540"/>
+        <w:t xml:space="preserve">is a cross-appeal brief and complies with the word limit of Cir. R. 28.1</w:t>
+        <w:noBreakHyphen/>
+        <w:t xml:space="preserve">1.</w:t>
+      </w:r>
+    </w:p>
+    <w:p>
+      <w:pPr>
+        <w:keepLines/>
+        <w:spacing w:before="224" w:after="0" w:line="340" w:lineRule="exact"/>
+        <w:ind w:left="448" w:hanging="448"/>
       </w:pPr>
       <w:r>
         <w:rPr>
@@ -7131,14 +7352,18 @@
         <w:tab/>
       </w:r>
       <w:r>
-        <w:t xml:space="preserve">is an amicus brief and complies with the word limit of FRAP 29(a)(5), Cir. R. 29-2(c)(2), or Cir. R. 29-2(c)(3).</w:t>
-      </w:r>
-    </w:p>
-    <w:p>
-      <w:pPr>
-        <w:keepLines/>
-        <w:spacing w:before="160" w:after="0" w:line="340" w:lineRule="exact"/>
-        <w:ind w:left="540" w:hanging="540"/>
+        <w:t xml:space="preserve">is an amicus brief and complies with the word limit of FRAP 29(a)(5), Cir. R. 29</w:t>
+        <w:noBreakHyphen/>
+        <w:t xml:space="preserve">2(c)(2), or Cir. R. 29</w:t>
+        <w:noBreakHyphen/>
+        <w:t xml:space="preserve">2(c)(3).</w:t>
+      </w:r>
+    </w:p>
+    <w:p>
+      <w:pPr>
+        <w:keepLines/>
+        <w:spacing w:before="224" w:after="0" w:line="340" w:lineRule="exact"/>
+        <w:ind w:left="448" w:hanging="448"/>
       </w:pPr>
       <w:r>
         <w:rPr>
@@ -7150,14 +7375,16 @@
         <w:tab/>
       </w:r>
       <w:r>
-        <w:t xml:space="preserve">is for a death penalty case and complies with the word limit of Cir. R. 32-4.</w:t>
-      </w:r>
-    </w:p>
-    <w:p>
-      <w:pPr>
-        <w:keepLines/>
-        <w:spacing w:before="160" w:after="0" w:line="340" w:lineRule="exact"/>
-        <w:ind w:left="540" w:hanging="540"/>
+        <w:t xml:space="preserve">is for a death penalty case and complies with the word limit of Cir. R. 32</w:t>
+        <w:noBreakHyphen/>
+        <w:t xml:space="preserve">4.</w:t>
+      </w:r>
+    </w:p>
+    <w:p>
+      <w:pPr>
+        <w:keepLines/>
+        <w:spacing w:before="224" w:after="0" w:line="340" w:lineRule="exact"/>
+        <w:ind w:left="448" w:hanging="448"/>
       </w:pPr>
       <w:r>
         <w:rPr>
@@ -7169,15 +7396,23 @@
         <w:tab/>
       </w:r>
       <w:r>
-        <w:t xml:space="preserve">complies with the longer length limit permitted by Cir. R. 32-2(b) because (select only one):</w:t>
-      </w:r>
-    </w:p>
-    <w:p>
-      <w:pPr>
-        <w:keepLines/>
-        <w:spacing w:before="160" w:after="0" w:line="340" w:lineRule="exact"/>
-        <w:ind w:left="540" w:hanging="540"/>
-      </w:pPr>
+        <w:t xml:space="preserve">complies with the longer length limit permitted by Cir. R. 32</w:t>
+        <w:noBreakHyphen/>
+        <w:t xml:space="preserve">2(b) because (select only one):</w:t>
+      </w:r>
+    </w:p>
+    <w:p>
+      <w:pPr>
+        <w:keepLines/>
+        <w:tabs>
+          <w:tab w:val="left" w:pos="448"/>
+        </w:tabs>
+        <w:spacing w:before="224" w:after="0" w:line="340" w:lineRule="exact"/>
+        <w:ind w:left="896" w:hanging="896"/>
+      </w:pPr>
+      <w:r>
+        <w:tab/>
+      </w:r>
       <w:r>
         <w:rPr>
           <w:bdr w:val="single" w:sz="6" w:space="0" w:color="000000"/>
@@ -7194,9 +7429,15 @@
     <w:p>
       <w:pPr>
         <w:keepLines/>
-        <w:spacing w:before="160" w:after="0" w:line="340" w:lineRule="exact"/>
-        <w:ind w:left="540" w:hanging="540"/>
-      </w:pPr>
+        <w:tabs>
+          <w:tab w:val="left" w:pos="448"/>
+        </w:tabs>
+        <w:spacing w:before="224" w:after="0" w:line="340" w:lineRule="exact"/>
+        <w:ind w:left="896" w:hanging="896"/>
+      </w:pPr>
+      <w:r>
+        <w:tab/>
+      </w:r>
       <w:r>
         <w:rPr>
           <w:bdr w:val="single" w:sz="6" w:space="0" w:color="000000"/>
@@ -7213,9 +7454,15 @@
     <w:p>
       <w:pPr>
         <w:keepLines/>
-        <w:spacing w:before="160" w:after="0" w:line="340" w:lineRule="exact"/>
-        <w:ind w:left="540" w:hanging="540"/>
-      </w:pPr>
+        <w:tabs>
+          <w:tab w:val="left" w:pos="448"/>
+        </w:tabs>
+        <w:spacing w:before="224" w:after="0" w:line="340" w:lineRule="exact"/>
+        <w:ind w:left="896" w:hanging="896"/>
+      </w:pPr>
+      <w:r>
+        <w:tab/>
+      </w:r>
       <w:r>
         <w:rPr>
           <w:bdr w:val="single" w:sz="6" w:space="0" w:color="000000"/>
@@ -7232,8 +7479,8 @@
     <w:p>
       <w:pPr>
         <w:keepLines/>
-        <w:spacing w:before="160" w:after="0" w:line="340" w:lineRule="exact"/>
-        <w:ind w:left="540" w:hanging="540"/>
+        <w:spacing w:before="224" w:after="0" w:line="340" w:lineRule="exact"/>
+        <w:ind w:left="448" w:hanging="448"/>
       </w:pPr>
       <w:r>
         <w:rPr>
@@ -7252,8 +7499,8 @@
       <w:pPr>
         <w:keepNext/>
         <w:keepLines/>
-        <w:spacing w:before="160" w:after="0" w:line="340" w:lineRule="exact"/>
-        <w:ind w:left="540" w:hanging="540"/>
+        <w:spacing w:before="224" w:after="0" w:line="340" w:lineRule="exact"/>
+        <w:ind w:left="448" w:hanging="448"/>
       </w:pPr>
       <w:r>
         <w:rPr>
@@ -7265,51 +7512,60 @@
         <w:tab/>
       </w:r>
       <w:r>
-        <w:t xml:space="preserve">is accompanied by a motion to file a longer brief pursuant to Cir. R. 32-2(a).</w:t>
+        <w:t xml:space="preserve">is accompanied by a motion to file a longer brief pursuant to Cir. R. 32</w:t>
+        <w:noBreakHyphen/>
+        <w:t xml:space="preserve">2(a).</w:t>
       </w:r>
     </w:p>
     <w:p>
       <w:pPr>
         <w:keepNext/>
         <w:keepLines/>
-        <w:spacing w:before="560" w:after="0" w:line="340" w:lineRule="exact"/>
-        <w:ind w:left="4680"/>
+        <w:tabs>
+          <w:tab w:val="left" w:pos="4820"/>
+        </w:tabs>
+        <w:spacing w:before="448" w:after="0" w:line="340" w:lineRule="exact"/>
+        <w:ind w:left="0"/>
       </w:pPr>
       <w:r>
         <w:t xml:space="preserve">s/ Rowan T. Ashcroft</w:t>
       </w:r>
-    </w:p>
-    <w:p>
-      <w:pPr>
-        <w:keepNext/>
-        <w:keepLines/>
+      <w:r>
+        <w:tab/>
+      </w:r>
+      <w:r>
+        <w:t xml:space="preserve">October</w:t>
+      </w:r>
+      <w:r>
+        <w:t xml:space="preserve"> </w:t>
+      </w:r>
+      <w:r>
+        <w:t xml:space="preserve">6,</w:t>
+      </w:r>
+      <w:r>
+        <w:t xml:space="preserve"> </w:t>
+      </w:r>
+      <w:r>
+        <w:t xml:space="preserve">2026</w:t>
+      </w:r>
+    </w:p>
+    <w:p>
+      <w:pPr>
+        <w:keepLines/>
+        <w:tabs>
+          <w:tab w:val="left" w:pos="4820"/>
+        </w:tabs>
         <w:spacing w:before="0" w:after="0" w:line="340" w:lineRule="exact"/>
-        <w:ind w:left="4680"/>
+        <w:ind w:left="0"/>
       </w:pPr>
       <w:r>
         <w:t xml:space="preserve">Signature</w:t>
       </w:r>
-    </w:p>
-    <w:p>
-      <w:pPr>
-        <w:keepLines/>
-        <w:spacing w:before="280" w:after="0" w:line="340" w:lineRule="exact"/>
-        <w:ind w:left="4680"/>
-      </w:pPr>
-      <w:r>
-        <w:t xml:space="preserve">October</w:t>
-      </w:r>
-      <w:r>
-        <w:t xml:space="preserve"> </w:t>
-      </w:r>
-      <w:r>
-        <w:t xml:space="preserve">6,</w:t>
-      </w:r>
-      <w:r>
-        <w:t xml:space="preserve"> </w:t>
-      </w:r>
-      <w:r>
-        <w:t xml:space="preserve">2026</w:t>
+      <w:r>
+        <w:tab/>
+      </w:r>
+      <w:r>
+        <w:t xml:space="preserve">Date</w:t>
       </w:r>
     </w:p>
     <w:p>
@@ -7318,7 +7574,7 @@
         <w:keepNext/>
         <w:keepLines/>
         <w:pageBreakBefore/>
-        <w:spacing w:before="0" w:after="360" w:line="340" w:lineRule="exact"/>
+        <w:spacing w:before="0" w:after="308" w:line="400" w:lineRule="exact"/>
         <w:ind w:left="0" w:firstLine="0"/>
         <w:jc w:val="center"/>
       </w:pPr>
@@ -7326,6 +7582,8 @@
         <w:rPr>
           <w:b/>
           <w:bCs/>
+          <w:sz w:val="32"/>
+          <w:szCs w:val="32"/>
         </w:rPr>
         <w:t xml:space="preserve">CERTIFICATE OF SERVICE</w:t>
       </w:r>
@@ -7339,7 +7597,9 @@
         <w:t xml:space="preserve">9th Cir. Case Number(s) </w:t>
       </w:r>
       <w:r>
-        <w:t xml:space="preserve">25-4410</w:t>
+        <w:t xml:space="preserve">25</w:t>
+        <w:noBreakHyphen/>
+        <w:t xml:space="preserve">4410</w:t>
       </w:r>
     </w:p>
     <w:p>
@@ -7380,7 +7640,13 @@
         <w:ind w:left="720"/>
       </w:pPr>
       <w:r>
-        <w:t xml:space="preserve">Hon. Anselm</w:t>
+        <w:t xml:space="preserve">Hon.</w:t>
+      </w:r>
+      <w:r>
+        <w:t xml:space="preserve"> </w:t>
+      </w:r>
+      <w:r>
+        <w:t xml:space="preserve">Anselm</w:t>
       </w:r>
       <w:r>
         <w:t xml:space="preserve"> </w:t>
@@ -7513,44 +7779,51 @@
       <w:pPr>
         <w:keepNext/>
         <w:keepLines/>
-        <w:spacing w:before="560" w:after="0" w:line="340" w:lineRule="exact"/>
-        <w:ind w:left="4680"/>
+        <w:tabs>
+          <w:tab w:val="left" w:pos="4820"/>
+        </w:tabs>
+        <w:spacing w:before="448" w:after="0" w:line="340" w:lineRule="exact"/>
+        <w:ind w:left="0"/>
       </w:pPr>
       <w:r>
         <w:t xml:space="preserve">s/ Rowan T. Ashcroft</w:t>
       </w:r>
-    </w:p>
-    <w:p>
-      <w:pPr>
-        <w:keepNext/>
-        <w:keepLines/>
+      <w:r>
+        <w:tab/>
+      </w:r>
+      <w:r>
+        <w:t xml:space="preserve">October</w:t>
+      </w:r>
+      <w:r>
+        <w:t xml:space="preserve"> </w:t>
+      </w:r>
+      <w:r>
+        <w:t xml:space="preserve">6,</w:t>
+      </w:r>
+      <w:r>
+        <w:t xml:space="preserve"> </w:t>
+      </w:r>
+      <w:r>
+        <w:t xml:space="preserve">2026</w:t>
+      </w:r>
+    </w:p>
+    <w:p>
+      <w:pPr>
+        <w:keepLines/>
+        <w:tabs>
+          <w:tab w:val="left" w:pos="4820"/>
+        </w:tabs>
         <w:spacing w:before="0" w:after="0" w:line="340" w:lineRule="exact"/>
-        <w:ind w:left="4680"/>
+        <w:ind w:left="0"/>
       </w:pPr>
       <w:r>
         <w:t xml:space="preserve">Signature</w:t>
       </w:r>
-    </w:p>
-    <w:p>
-      <w:pPr>
-        <w:keepLines/>
-        <w:spacing w:before="280" w:after="0" w:line="340" w:lineRule="exact"/>
-        <w:ind w:left="4680"/>
-      </w:pPr>
-      <w:r>
-        <w:t xml:space="preserve">October</w:t>
-      </w:r>
-      <w:r>
-        <w:t xml:space="preserve"> </w:t>
-      </w:r>
-      <w:r>
-        <w:t xml:space="preserve">6,</w:t>
-      </w:r>
-      <w:r>
-        <w:t xml:space="preserve"> </w:t>
-      </w:r>
-      <w:r>
-        <w:t xml:space="preserve">2026</w:t>
+      <w:r>
+        <w:tab/>
+      </w:r>
+      <w:r>
+        <w:t xml:space="preserve">Date</w:t>
       </w:r>
     </w:p>
     <w:p>
@@ -7569,7 +7842,7 @@
         <w:pStyle w:val="Heading1"/>
         <w:keepNext/>
         <w:keepLines/>
-        <w:spacing w:before="0" w:after="360" w:line="340" w:lineRule="exact"/>
+        <w:spacing w:before="0" w:after="308" w:line="400" w:lineRule="exact"/>
         <w:ind w:left="0" w:firstLine="0"/>
         <w:jc w:val="center"/>
       </w:pPr>
@@ -7577,6 +7850,8 @@
         <w:rPr>
           <w:b/>
           <w:bCs/>
+          <w:sz w:val="32"/>
+          <w:szCs w:val="32"/>
         </w:rPr>
         <w:t xml:space="preserve">ADDENDUM</w:t>
       </w:r>
@@ -7585,13 +7860,16 @@
       <w:pPr>
         <w:keepNext/>
         <w:keepLines/>
-        <w:spacing w:before="240" w:after="120" w:line="340" w:lineRule="exact"/>
+        <w:spacing w:before="420" w:after="308" w:line="400" w:lineRule="exact"/>
+        <w:ind w:left="0" w:firstLine="0"/>
         <w:jc w:val="center"/>
       </w:pPr>
       <w:r>
         <w:rPr>
           <w:b/>
           <w:bCs/>
+          <w:sz w:val="32"/>
+          <w:szCs w:val="32"/>
         </w:rPr>
         <w:t xml:space="preserve">TABLE OF CONTENTS</w:t>
       </w:r>
@@ -7602,17 +7880,19 @@
         <w:tabs>
           <w:tab w:val="right" w:leader="dot" w:pos="9340"/>
         </w:tabs>
-        <w:spacing w:before="100" w:after="0" w:line="340" w:lineRule="exact"/>
+        <w:spacing w:before="98" w:after="0" w:line="340" w:lineRule="exact"/>
         <w:ind w:left="0" w:right="720"/>
       </w:pPr>
       <w:r>
-        <w:t xml:space="preserve">Riverbend Municipal Water Rights Act, 99 U.S.C. § 1234 (fictional) </w:t>
+        <w:t xml:space="preserve">Riverbend Municipal Water Rights Act, 99 U.S.C. § 1234 (fictional)</w:t>
       </w:r>
       <w:r>
         <w:tab/>
       </w:r>
       <w:r>
-        <w:t xml:space="preserve">Add-2</w:t>
+        <w:t xml:space="preserve">Add</w:t>
+        <w:noBreakHyphen/>
+        <w:t xml:space="preserve">2</w:t>
       </w:r>
     </w:p>
     <w:p>
@@ -7621,17 +7901,19 @@
         <w:tabs>
           <w:tab w:val="right" w:leader="dot" w:pos="9340"/>
         </w:tabs>
-        <w:spacing w:before="100" w:after="0" w:line="340" w:lineRule="exact"/>
+        <w:spacing w:before="98" w:after="0" w:line="340" w:lineRule="exact"/>
         <w:ind w:left="0" w:right="720"/>
       </w:pPr>
       <w:r>
-        <w:t xml:space="preserve">Riverbend Municipal Water Rights Act, 99 U.S.C. § 1236(b) (fictional) </w:t>
+        <w:t xml:space="preserve">Riverbend Municipal Water Rights Act, 99 U.S.C. § 1236(b) (fictional)</w:t>
       </w:r>
       <w:r>
         <w:tab/>
       </w:r>
       <w:r>
-        <w:t xml:space="preserve">Add-2</w:t>
+        <w:t xml:space="preserve">Add</w:t>
+        <w:noBreakHyphen/>
+        <w:t xml:space="preserve">2</w:t>
       </w:r>
     </w:p>
     <w:p>
@@ -7640,17 +7922,19 @@
         <w:tabs>
           <w:tab w:val="right" w:leader="dot" w:pos="9340"/>
         </w:tabs>
-        <w:spacing w:before="100" w:after="0" w:line="340" w:lineRule="exact"/>
+        <w:spacing w:before="98" w:after="0" w:line="340" w:lineRule="exact"/>
         <w:ind w:left="0" w:right="720"/>
       </w:pPr>
       <w:r>
-        <w:t xml:space="preserve">99 C.F.R. § 400.21(c) (2023) (fictional) </w:t>
+        <w:t xml:space="preserve">99 C.F.R. § 400.21(c) (2023) (fictional)</w:t>
       </w:r>
       <w:r>
         <w:tab/>
       </w:r>
       <w:r>
-        <w:t xml:space="preserve">Add-2</w:t>
+        <w:t xml:space="preserve">Add</w:t>
+        <w:noBreakHyphen/>
+        <w:t xml:space="preserve">2</w:t>
       </w:r>
     </w:p>
     <w:p>
@@ -7772,7 +8056,7 @@
           <w:b/>
           <w:bCs/>
         </w:rPr>
-        <w:t xml:space="preserve"> </w:t>
+        <w:t xml:space="preserve"> </w:t>
       </w:r>
       <w:r>
         <w:rPr>
@@ -7932,7 +8216,7 @@
           <w:b/>
           <w:bCs/>
         </w:rPr>
-        <w:t xml:space="preserve"> </w:t>
+        <w:t xml:space="preserve"> </w:t>
       </w:r>
       <w:r>
         <w:rPr>
@@ -8022,7 +8306,7 @@
           <w:b/>
           <w:bCs/>
         </w:rPr>
-        <w:t xml:space="preserve"> </w:t>
+        <w:t xml:space="preserve"> </w:t>
       </w:r>
       <w:r>
         <w:rPr>
@@ -8164,7 +8448,19 @@
         <w:t xml:space="preserve"> </w:t>
       </w:r>
       <w:r>
-        <w:t xml:space="preserve">1-ER-69. The District later conceded in a status report that no notice was sent. 2-ER-150.</w:t>
+        <w:t xml:space="preserve">1-ER</w:t>
+      </w:r>
+      <w:r>
+        <w:noBreakHyphen/>
+      </w:r>
+      <w:r>
+        <w:t xml:space="preserve">69. The District later conceded in a status report that no notice was sent. 2-ER</w:t>
+      </w:r>
+      <w:r>
+        <w:noBreakHyphen/>
+      </w:r>
+      <w:r>
+        <w:t xml:space="preserve">150.</w:t>
       </w:r>
     </w:p>
   </w:footnote>
@@ -8183,7 +8479,13 @@
         <w:t xml:space="preserve"> </w:t>
       </w:r>
       <w:r>
-        <w:t xml:space="preserve">Appellants’ claim under the Takings Clause, U.S. Const. amend. V, was dismissed as unripe in a single sentence. 2-ER-208. Appellants do not challenge that ruling here, and so do not address</w:t>
+        <w:t xml:space="preserve">Appellants’ claim under the Takings Clause, U.S. Const. amend. V, was dismissed as unripe in a single sentence. 2-ER</w:t>
+      </w:r>
+      <w:r>
+        <w:noBreakHyphen/>
+      </w:r>
+      <w:r>
+        <w:t xml:space="preserve">208. Appellants do not challenge that ruling here, and so do not address</w:t>
       </w:r>
       <w:r>
         <w:t xml:space="preserve"> </w:t>
@@ -8421,123 +8723,8 @@
       </w:pPr>
     </w:lvl>
   </w:abstractNum>
-  <w:abstractNum w:abstractNumId="99411">
-    <w:nsid w:val="00A99411"/>
-    <w:multiLevelType w:val="multilevel"/>
-    <w:lvl w:ilvl="0">
-      <w:start w:val="1"/>
-      <w:numFmt w:val="decimal"/>
-      <w:lvlText w:val="%1."/>
-      <w:lvlJc w:val="left"/>
-      <w:pPr>
-        <w:ind w:left="720" w:hanging="360"/>
-      </w:pPr>
-    </w:lvl>
-    <w:lvl w:ilvl="1">
-      <w:start w:val="1"/>
-      <w:numFmt w:val="decimal"/>
-      <w:lvlText w:val="%2."/>
-      <w:lvlJc w:val="left"/>
-      <w:pPr>
-        <w:ind w:left="1440" w:hanging="360"/>
-      </w:pPr>
-    </w:lvl>
-    <w:lvl w:ilvl="2">
-      <w:start w:val="1"/>
-      <w:numFmt w:val="decimal"/>
-      <w:lvlText w:val="%3."/>
-      <w:lvlJc w:val="left"/>
-      <w:pPr>
-        <w:ind w:left="2160" w:hanging="360"/>
-      </w:pPr>
-    </w:lvl>
-    <w:lvl w:ilvl="3">
-      <w:start w:val="1"/>
-      <w:numFmt w:val="decimal"/>
-      <w:lvlText w:val="%4."/>
-      <w:lvlJc w:val="left"/>
-      <w:pPr>
-        <w:ind w:left="2880" w:hanging="360"/>
-      </w:pPr>
-    </w:lvl>
-    <w:lvl w:ilvl="4">
-      <w:start w:val="1"/>
-      <w:numFmt w:val="decimal"/>
-      <w:lvlText w:val="%5."/>
-      <w:lvlJc w:val="left"/>
-      <w:pPr>
-        <w:ind w:left="3600" w:hanging="360"/>
-      </w:pPr>
-    </w:lvl>
-    <w:lvl w:ilvl="5">
-      <w:start w:val="1"/>
-      <w:numFmt w:val="decimal"/>
-      <w:lvlText w:val="%6."/>
-      <w:lvlJc w:val="left"/>
-      <w:pPr>
-        <w:ind w:left="4320" w:hanging="360"/>
-      </w:pPr>
-    </w:lvl>
-    <w:lvl w:ilvl="6">
-      <w:start w:val="1"/>
-      <w:numFmt w:val="decimal"/>
-      <w:lvlText w:val="%7."/>
-      <w:lvlJc w:val="left"/>
-      <w:pPr>
-        <w:ind w:left="5040" w:hanging="360"/>
-      </w:pPr>
-    </w:lvl>
-    <w:lvl w:ilvl="7">
-      <w:start w:val="1"/>
-      <w:numFmt w:val="decimal"/>
-      <w:lvlText w:val="%8."/>
-      <w:lvlJc w:val="left"/>
-      <w:pPr>
-        <w:ind w:left="5760" w:hanging="360"/>
-      </w:pPr>
-    </w:lvl>
-    <w:lvl w:ilvl="8">
-      <w:start w:val="1"/>
-      <w:numFmt w:val="decimal"/>
-      <w:lvlText w:val="%9."/>
-      <w:lvlJc w:val="left"/>
-      <w:pPr>
-        <w:ind w:left="6480" w:hanging="360"/>
-      </w:pPr>
-    </w:lvl>
-  </w:abstractNum>
   <w:num w:numId="1000">
     <w:abstractNumId w:val="990"/>
-  </w:num>
-  <w:num w:numId="1001">
-    <w:abstractNumId w:val="99411"/>
-    <w:lvlOverride w:ilvl="0">
-      <w:startOverride w:val="1"/>
-    </w:lvlOverride>
-    <w:lvlOverride w:ilvl="1">
-      <w:startOverride w:val="1"/>
-    </w:lvlOverride>
-    <w:lvlOverride w:ilvl="2">
-      <w:startOverride w:val="1"/>
-    </w:lvlOverride>
-    <w:lvlOverride w:ilvl="3">
-      <w:startOverride w:val="1"/>
-    </w:lvlOverride>
-    <w:lvlOverride w:ilvl="4">
-      <w:startOverride w:val="1"/>
-    </w:lvlOverride>
-    <w:lvlOverride w:ilvl="5">
-      <w:startOverride w:val="1"/>
-    </w:lvlOverride>
-    <w:lvlOverride w:ilvl="6">
-      <w:startOverride w:val="1"/>
-    </w:lvlOverride>
-    <w:lvlOverride w:ilvl="7">
-      <w:startOverride w:val="1"/>
-    </w:lvlOverride>
-    <w:lvlOverride w:ilvl="8">
-      <w:startOverride w:val="1"/>
-    </w:lvlOverride>
   </w:num>
 </w:numbering>
 </file>
@@ -8555,6 +8742,7 @@
     </w:rPrDefault>
     <w:pPrDefault>
       <w:pPr>
+        <w:widowControl/>
         <w:spacing w:after="0"/>
       </w:pPr>
     </w:pPrDefault>
@@ -8570,7 +8758,7 @@
     <w:link w:val="BodyTextChar"/>
     <w:qFormat/>
     <w:pPr>
-      <w:spacing w:before="0" w:after="0" w:line="629" w:lineRule="exact"/>
+      <w:spacing w:before="0" w:after="0" w:line="588" w:lineRule="exact"/>
       <w:ind w:firstLine="720"/>
     </w:pPr>
   </w:style>
@@ -9060,6 +9248,15 @@
       <w:color w:val="272727" w:themeColor="text1" w:themeTint="D8"/>
     </w:rPr>
   </w:style>
+  <w:style w:type="paragraph" w:customStyle="1" w:styleId="ListItem">
+    <w:name w:val="List Item"/>
+    <w:basedOn w:val="BodyText"/>
+    <w:qFormat/>
+    <w:pPr>
+      <w:spacing w:before="0" w:after="0" w:line="588" w:lineRule="exact"/>
+      <w:ind w:left="720" w:hanging="720"/>
+    </w:pPr>
+  </w:style>
   <w:style w:type="paragraph" w:styleId="BlockText">
     <w:name w:val="Block Text"/>
     <w:basedOn w:val="BodyText"/>
@@ -9081,7 +9278,7 @@
     <w:qFormat/>
     <w:pPr>
       <w:keepLines/>
-      <w:spacing w:before="0" w:after="120" w:line="340" w:lineRule="exact"/>
+      <w:spacing w:before="0" w:after="140" w:line="340" w:lineRule="exact"/>
     </w:pPr>
     <w:rPr>
       <w:sz w:val="28"/>
@@ -9096,8 +9293,8 @@
     <w:unhideWhenUsed/>
     <w:qFormat/>
     <w:pPr>
-      <w:spacing w:before="100" w:after="100"/>
-      <w:ind w:firstLine="0" w:left="480" w:right="480"/>
+      <w:spacing w:before="280" w:after="280"/>
+      <w:ind w:firstLine="0" w:left="720" w:right="720"/>
     </w:pPr>
   </w:style>
   <w:style w:type="character" w:default="1" w:styleId="DefaultParagraphFont">

--- a/courts/ninth-circuit/court-of-appeals/usage/OUTPUT-opening-brief-2.docx
+++ b/courts/ninth-circuit/court-of-appeals/usage/OUTPUT-opening-brief-2.docx
@@ -581,7 +581,7 @@
       <w:pPr>
         <w:keepLines/>
         <w:spacing w:before="0" w:after="0" w:line="340" w:lineRule="exact"/>
-        <w:ind w:left="4680"/>
+        <w:ind w:left="4680" w:firstLine="140"/>
       </w:pPr>
       <w:r>
         <w:rPr>
@@ -637,7 +637,7 @@
       <w:pPr>
         <w:keepLines/>
         <w:spacing w:before="0" w:after="0" w:line="340" w:lineRule="exact"/>
-        <w:ind w:left="4680"/>
+        <w:ind w:left="4680" w:firstLine="140"/>
       </w:pPr>
       <w:r>
         <w:rPr>
@@ -707,7 +707,7 @@
       <w:pPr>
         <w:keepLines/>
         <w:spacing w:before="0" w:after="0" w:line="340" w:lineRule="exact"/>
-        <w:ind w:left="4680"/>
+        <w:ind w:left="4680" w:firstLine="140"/>
       </w:pPr>
       <w:r>
         <w:rPr>
@@ -771,7 +771,7 @@
       <w:pPr>
         <w:keepLines/>
         <w:spacing w:before="0" w:after="0" w:line="340" w:lineRule="exact"/>
-        <w:ind w:left="4680"/>
+        <w:ind w:left="4680" w:firstLine="140"/>
       </w:pPr>
       <w:r>
         <w:rPr>
@@ -813,7 +813,7 @@
       <w:pPr>
         <w:keepLines/>
         <w:spacing w:before="0" w:after="0" w:line="340" w:lineRule="exact"/>
-        <w:ind w:left="4680"/>
+        <w:ind w:left="4680" w:firstLine="140"/>
       </w:pPr>
       <w:r>
         <w:rPr>
@@ -855,7 +855,7 @@
       <w:pPr>
         <w:keepLines/>
         <w:spacing w:before="0" w:after="0" w:line="340" w:lineRule="exact"/>
-        <w:ind w:left="4680"/>
+        <w:ind w:left="4680" w:firstLine="140"/>
       </w:pPr>
       <w:r>
         <w:rPr>
@@ -897,7 +897,7 @@
       <w:pPr>
         <w:keepLines/>
         <w:spacing w:before="0" w:after="0" w:line="340" w:lineRule="exact"/>
-        <w:ind w:left="4680"/>
+        <w:ind w:left="4680" w:firstLine="140"/>
       </w:pPr>
       <w:r>
         <w:rPr>
@@ -938,7 +938,7 @@
         <w:sectPr>
           <w:footerReference w:type="default" r:id="rIdFtrNone"/>
           <w:pgSz w:w="12240" w:h="15840"/>
-          <w:pgMar w:top="1440" w:right="1440" w:bottom="1440" w:left="1440" w:header="720" w:footer="576" w:gutter="0"/>
+          <w:pgMar w:top="1440" w:right="1440" w:bottom="1440" w:left="1440" w:header="720" w:footer="676" w:gutter="0"/>
         </w:sectPr>
       </w:pPr>
     </w:p>
@@ -965,7 +965,6 @@
         <w:keepNext/>
         <w:keepLines/>
         <w:spacing w:before="84" w:after="0" w:line="340" w:lineRule="exact"/>
-        <w:ind w:left="0" w:right="20"/>
         <w:jc w:val="right"/>
       </w:pPr>
       <w:r>
@@ -981,13 +980,13 @@
       <w:pPr>
         <w:keepLines/>
         <w:tabs>
-          <w:tab w:val="right" w:leader="dot" w:pos="9340"/>
+          <w:tab w:val="right" w:leader="dot" w:pos="9360"/>
         </w:tabs>
         <w:spacing w:before="168" w:after="0" w:line="340" w:lineRule="exact"/>
         <w:ind w:left="0" w:right="720"/>
       </w:pPr>
       <w:r>
-        <w:t xml:space="preserve">TABLE OF AUTHORITIES</w:t>
+        <w:t xml:space="preserve">TABLE OF AUTHORITIES   </w:t>
       </w:r>
       <w:r>
         <w:tab/>
@@ -1000,13 +999,13 @@
       <w:pPr>
         <w:keepLines/>
         <w:tabs>
-          <w:tab w:val="right" w:leader="dot" w:pos="9340"/>
+          <w:tab w:val="right" w:leader="dot" w:pos="9360"/>
         </w:tabs>
         <w:spacing w:before="168" w:after="0" w:line="340" w:lineRule="exact"/>
         <w:ind w:left="0" w:right="720"/>
       </w:pPr>
       <w:r>
-        <w:t xml:space="preserve">INTRODUCTION</w:t>
+        <w:t xml:space="preserve">INTRODUCTION   </w:t>
       </w:r>
       <w:r>
         <w:tab/>
@@ -1019,13 +1018,13 @@
       <w:pPr>
         <w:keepLines/>
         <w:tabs>
-          <w:tab w:val="right" w:leader="dot" w:pos="9340"/>
+          <w:tab w:val="right" w:leader="dot" w:pos="9360"/>
         </w:tabs>
         <w:spacing w:before="168" w:after="0" w:line="340" w:lineRule="exact"/>
         <w:ind w:left="0" w:right="720"/>
       </w:pPr>
       <w:r>
-        <w:t xml:space="preserve">STATEMENT OF JURISDICTION</w:t>
+        <w:t xml:space="preserve">STATEMENT OF JURISDICTION   </w:t>
       </w:r>
       <w:r>
         <w:tab/>
@@ -1038,13 +1037,13 @@
       <w:pPr>
         <w:keepLines/>
         <w:tabs>
-          <w:tab w:val="right" w:leader="dot" w:pos="9340"/>
+          <w:tab w:val="right" w:leader="dot" w:pos="9360"/>
         </w:tabs>
         <w:spacing w:before="168" w:after="0" w:line="340" w:lineRule="exact"/>
         <w:ind w:left="0" w:right="720"/>
       </w:pPr>
       <w:r>
-        <w:t xml:space="preserve">STATEMENT OF THE ISSUES</w:t>
+        <w:t xml:space="preserve">STATEMENT OF THE ISSUES   </w:t>
       </w:r>
       <w:r>
         <w:tab/>
@@ -1057,13 +1056,13 @@
       <w:pPr>
         <w:keepLines/>
         <w:tabs>
-          <w:tab w:val="right" w:leader="dot" w:pos="9340"/>
+          <w:tab w:val="right" w:leader="dot" w:pos="9360"/>
         </w:tabs>
         <w:spacing w:before="168" w:after="0" w:line="340" w:lineRule="exact"/>
         <w:ind w:left="0" w:right="720"/>
       </w:pPr>
       <w:r>
-        <w:t xml:space="preserve">STATEMENT OF THE CASE</w:t>
+        <w:t xml:space="preserve">STATEMENT OF THE CASE   </w:t>
       </w:r>
       <w:r>
         <w:tab/>
@@ -1076,7 +1075,7 @@
       <w:pPr>
         <w:keepLines/>
         <w:tabs>
-          <w:tab w:val="right" w:leader="dot" w:pos="9340"/>
+          <w:tab w:val="right" w:leader="dot" w:pos="9360"/>
         </w:tabs>
         <w:spacing w:before="98" w:after="0" w:line="340" w:lineRule="exact"/>
         <w:ind w:left="1440" w:right="720" w:hanging="720"/>
@@ -1088,7 +1087,7 @@
         <w:tab/>
       </w:r>
       <w:r>
-        <w:t xml:space="preserve">Factual Background</w:t>
+        <w:t xml:space="preserve">Factual Background   </w:t>
       </w:r>
       <w:r>
         <w:tab/>
@@ -1101,7 +1100,7 @@
       <w:pPr>
         <w:keepLines/>
         <w:tabs>
-          <w:tab w:val="right" w:leader="dot" w:pos="9340"/>
+          <w:tab w:val="right" w:leader="dot" w:pos="9360"/>
         </w:tabs>
         <w:spacing w:before="98" w:after="0" w:line="340" w:lineRule="exact"/>
         <w:ind w:left="1440" w:right="720" w:hanging="720"/>
@@ -1113,7 +1112,7 @@
         <w:tab/>
       </w:r>
       <w:r>
-        <w:t xml:space="preserve">Procedural History</w:t>
+        <w:t xml:space="preserve">Procedural History   </w:t>
       </w:r>
       <w:r>
         <w:tab/>
@@ -1126,13 +1125,13 @@
       <w:pPr>
         <w:keepLines/>
         <w:tabs>
-          <w:tab w:val="right" w:leader="dot" w:pos="9340"/>
+          <w:tab w:val="right" w:leader="dot" w:pos="9360"/>
         </w:tabs>
         <w:spacing w:before="168" w:after="0" w:line="340" w:lineRule="exact"/>
         <w:ind w:left="0" w:right="720"/>
       </w:pPr>
       <w:r>
-        <w:t xml:space="preserve">SUMMARY OF ARGUMENT</w:t>
+        <w:t xml:space="preserve">SUMMARY OF ARGUMENT   </w:t>
       </w:r>
       <w:r>
         <w:tab/>
@@ -1145,13 +1144,13 @@
       <w:pPr>
         <w:keepLines/>
         <w:tabs>
-          <w:tab w:val="right" w:leader="dot" w:pos="9340"/>
+          <w:tab w:val="right" w:leader="dot" w:pos="9360"/>
         </w:tabs>
         <w:spacing w:before="168" w:after="0" w:line="340" w:lineRule="exact"/>
         <w:ind w:left="0" w:right="720"/>
       </w:pPr>
       <w:r>
-        <w:t xml:space="preserve">ARGUMENT</w:t>
+        <w:t xml:space="preserve">ARGUMENT   </w:t>
       </w:r>
       <w:r>
         <w:tab/>
@@ -1164,7 +1163,7 @@
       <w:pPr>
         <w:keepLines/>
         <w:tabs>
-          <w:tab w:val="right" w:leader="dot" w:pos="9340"/>
+          <w:tab w:val="right" w:leader="dot" w:pos="9360"/>
         </w:tabs>
         <w:spacing w:before="98" w:after="0" w:line="340" w:lineRule="exact"/>
         <w:ind w:left="720" w:right="720" w:hanging="720"/>
@@ -1176,7 +1175,7 @@
         <w:tab/>
       </w:r>
       <w:r>
-        <w:t xml:space="preserve">The District Court Misread the Act’s Priority Rule</w:t>
+        <w:t xml:space="preserve">The District Court Misread the Act’s Priority Rule   </w:t>
       </w:r>
       <w:r>
         <w:tab/>
@@ -1189,7 +1188,7 @@
       <w:pPr>
         <w:keepLines/>
         <w:tabs>
-          <w:tab w:val="right" w:leader="dot" w:pos="9340"/>
+          <w:tab w:val="right" w:leader="dot" w:pos="9360"/>
         </w:tabs>
         <w:spacing w:before="98" w:after="0" w:line="340" w:lineRule="exact"/>
         <w:ind w:left="1440" w:right="720" w:hanging="720"/>
@@ -1201,7 +1200,7 @@
         <w:tab/>
       </w:r>
       <w:r>
-        <w:t xml:space="preserve">Standard of Review</w:t>
+        <w:t xml:space="preserve">Standard of Review   </w:t>
       </w:r>
       <w:r>
         <w:tab/>
@@ -1214,7 +1213,7 @@
       <w:pPr>
         <w:keepLines/>
         <w:tabs>
-          <w:tab w:val="right" w:leader="dot" w:pos="9340"/>
+          <w:tab w:val="right" w:leader="dot" w:pos="9360"/>
         </w:tabs>
         <w:spacing w:before="98" w:after="0" w:line="340" w:lineRule="exact"/>
         <w:ind w:left="1440" w:right="720" w:hanging="720"/>
@@ -1226,7 +1225,7 @@
         <w:tab/>
       </w:r>
       <w:r>
-        <w:t xml:space="preserve">The Text Fixes Priority and Leaves No Discretion</w:t>
+        <w:t xml:space="preserve">The Text Fixes Priority and Leaves No Discretion   </w:t>
       </w:r>
       <w:r>
         <w:tab/>
@@ -1239,7 +1238,7 @@
       <w:pPr>
         <w:keepLines/>
         <w:tabs>
-          <w:tab w:val="right" w:leader="dot" w:pos="9340"/>
+          <w:tab w:val="right" w:leader="dot" w:pos="9360"/>
         </w:tabs>
         <w:spacing w:before="98" w:after="0" w:line="340" w:lineRule="exact"/>
         <w:ind w:left="2160" w:right="720" w:hanging="720"/>
@@ -1251,7 +1250,7 @@
         <w:tab/>
       </w:r>
       <w:r>
-        <w:t xml:space="preserve">The District’s Contrary Reading Cannot Be Squared with the Statute’s Structure</w:t>
+        <w:t xml:space="preserve">The District’s Contrary Reading Cannot Be Squared with the Statute’s Structure   </w:t>
       </w:r>
       <w:r>
         <w:tab/>
@@ -1264,7 +1263,7 @@
       <w:pPr>
         <w:keepLines/>
         <w:tabs>
-          <w:tab w:val="right" w:leader="dot" w:pos="9340"/>
+          <w:tab w:val="right" w:leader="dot" w:pos="9360"/>
         </w:tabs>
         <w:spacing w:before="98" w:after="0" w:line="340" w:lineRule="exact"/>
         <w:ind w:left="720" w:right="720" w:hanging="720"/>
@@ -1276,7 +1275,7 @@
         <w:tab/>
       </w:r>
       <w:r>
-        <w:t xml:space="preserve">The District Court Resolved Disputed Facts Against Appellants</w:t>
+        <w:t xml:space="preserve">The District Court Resolved Disputed Facts Against Appellants   </w:t>
       </w:r>
       <w:r>
         <w:tab/>
@@ -1289,7 +1288,7 @@
       <w:pPr>
         <w:keepLines/>
         <w:tabs>
-          <w:tab w:val="right" w:leader="dot" w:pos="9340"/>
+          <w:tab w:val="right" w:leader="dot" w:pos="9360"/>
         </w:tabs>
         <w:spacing w:before="98" w:after="0" w:line="340" w:lineRule="exact"/>
         <w:ind w:left="1440" w:right="720" w:hanging="720"/>
@@ -1301,7 +1300,7 @@
         <w:tab/>
       </w:r>
       <w:r>
-        <w:t xml:space="preserve">Judicial Notice Does Not Fill the Gap</w:t>
+        <w:t xml:space="preserve">Judicial Notice Does Not Fill the Gap   </w:t>
       </w:r>
       <w:r>
         <w:tab/>
@@ -1314,7 +1313,7 @@
       <w:pPr>
         <w:keepLines/>
         <w:tabs>
-          <w:tab w:val="right" w:leader="dot" w:pos="9340"/>
+          <w:tab w:val="right" w:leader="dot" w:pos="9360"/>
         </w:tabs>
         <w:spacing w:before="98" w:after="0" w:line="340" w:lineRule="exact"/>
         <w:ind w:left="2160" w:right="720" w:hanging="720"/>
@@ -1326,7 +1325,7 @@
         <w:tab/>
       </w:r>
       <w:r>
-        <w:t xml:space="preserve">The Treatises Agree</w:t>
+        <w:t xml:space="preserve">The Treatises Agree   </w:t>
       </w:r>
       <w:r>
         <w:tab/>
@@ -1339,7 +1338,7 @@
       <w:pPr>
         <w:keepLines/>
         <w:tabs>
-          <w:tab w:val="right" w:leader="dot" w:pos="9340"/>
+          <w:tab w:val="right" w:leader="dot" w:pos="9360"/>
         </w:tabs>
         <w:spacing w:before="98" w:after="0" w:line="340" w:lineRule="exact"/>
         <w:ind w:left="720" w:right="720" w:hanging="720"/>
@@ -1351,7 +1350,7 @@
         <w:tab/>
       </w:r>
       <w:r>
-        <w:t xml:space="preserve">The Court Should Reach the Statutory Question Now</w:t>
+        <w:t xml:space="preserve">The Court Should Reach the Statutory Question Now   </w:t>
       </w:r>
       <w:r>
         <w:tab/>
@@ -1364,13 +1363,13 @@
       <w:pPr>
         <w:keepLines/>
         <w:tabs>
-          <w:tab w:val="right" w:leader="dot" w:pos="9340"/>
+          <w:tab w:val="right" w:leader="dot" w:pos="9360"/>
         </w:tabs>
         <w:spacing w:before="168" w:after="0" w:line="340" w:lineRule="exact"/>
         <w:ind w:left="0" w:right="720"/>
       </w:pPr>
       <w:r>
-        <w:t xml:space="preserve">CONCLUSION</w:t>
+        <w:t xml:space="preserve">CONCLUSION   </w:t>
       </w:r>
       <w:r>
         <w:tab/>
@@ -1383,13 +1382,13 @@
       <w:pPr>
         <w:keepLines/>
         <w:tabs>
-          <w:tab w:val="right" w:leader="dot" w:pos="9340"/>
+          <w:tab w:val="right" w:leader="dot" w:pos="9360"/>
         </w:tabs>
         <w:spacing w:before="168" w:after="0" w:line="340" w:lineRule="exact"/>
         <w:ind w:left="0" w:right="720"/>
       </w:pPr>
       <w:r>
-        <w:t xml:space="preserve">STATEMENT OF RELATED CASES</w:t>
+        <w:t xml:space="preserve">STATEMENT OF RELATED CASES   </w:t>
       </w:r>
       <w:r>
         <w:tab/>
@@ -1402,13 +1401,13 @@
       <w:pPr>
         <w:keepLines/>
         <w:tabs>
-          <w:tab w:val="right" w:leader="dot" w:pos="9340"/>
+          <w:tab w:val="right" w:leader="dot" w:pos="9360"/>
         </w:tabs>
         <w:spacing w:before="168" w:after="0" w:line="340" w:lineRule="exact"/>
         <w:ind w:left="0" w:right="720"/>
       </w:pPr>
       <w:r>
-        <w:t xml:space="preserve">CERTIFICATE OF COMPLIANCE</w:t>
+        <w:t xml:space="preserve">CERTIFICATE OF COMPLIANCE   </w:t>
       </w:r>
       <w:r>
         <w:tab/>
@@ -1421,13 +1420,13 @@
       <w:pPr>
         <w:keepLines/>
         <w:tabs>
-          <w:tab w:val="right" w:leader="dot" w:pos="9340"/>
+          <w:tab w:val="right" w:leader="dot" w:pos="9360"/>
         </w:tabs>
         <w:spacing w:before="168" w:after="0" w:line="340" w:lineRule="exact"/>
         <w:ind w:left="0" w:right="720"/>
       </w:pPr>
       <w:r>
-        <w:t xml:space="preserve">CERTIFICATE OF SERVICE</w:t>
+        <w:t xml:space="preserve">CERTIFICATE OF SERVICE   </w:t>
       </w:r>
       <w:r>
         <w:tab/>
@@ -1440,13 +1439,13 @@
       <w:pPr>
         <w:keepLines/>
         <w:tabs>
-          <w:tab w:val="right" w:leader="dot" w:pos="9340"/>
+          <w:tab w:val="right" w:leader="dot" w:pos="9360"/>
         </w:tabs>
         <w:spacing w:before="168" w:after="0" w:line="340" w:lineRule="exact"/>
         <w:ind w:left="0" w:right="720"/>
       </w:pPr>
       <w:r>
-        <w:t xml:space="preserve">ADDENDUM</w:t>
+        <w:t xml:space="preserve">ADDENDUM   </w:t>
       </w:r>
       <w:r>
         <w:tab/>
@@ -1482,7 +1481,7 @@
         <w:keepNext/>
         <w:keepLines/>
         <w:tabs>
-          <w:tab w:val="right" w:pos="9340"/>
+          <w:tab w:val="right" w:pos="9360"/>
         </w:tabs>
         <w:spacing w:before="280" w:after="56" w:line="340" w:lineRule="exact"/>
       </w:pPr>
@@ -1509,7 +1508,7 @@
       <w:pPr>
         <w:keepLines/>
         <w:tabs>
-          <w:tab w:val="right" w:leader="dot" w:pos="9340"/>
+          <w:tab w:val="right" w:leader="dot" w:pos="9360"/>
         </w:tabs>
         <w:spacing w:before="196" w:after="0" w:line="340" w:lineRule="exact"/>
         <w:ind w:left="504" w:right="1120" w:hanging="504"/>
@@ -1619,6 +1618,9 @@
         <w:t xml:space="preserve">(2019)</w:t>
       </w:r>
       <w:r>
+        <w:t xml:space="preserve">   </w:t>
+      </w:r>
+      <w:r>
         <w:tab/>
       </w:r>
       <w:r>
@@ -1629,7 +1631,7 @@
       <w:pPr>
         <w:keepLines/>
         <w:tabs>
-          <w:tab w:val="right" w:leader="dot" w:pos="9340"/>
+          <w:tab w:val="right" w:leader="dot" w:pos="9360"/>
         </w:tabs>
         <w:spacing w:before="196" w:after="0" w:line="340" w:lineRule="exact"/>
         <w:ind w:left="504" w:right="1120" w:hanging="504"/>
@@ -1791,6 +1793,9 @@
         <w:t xml:space="preserve">2022)</w:t>
       </w:r>
       <w:r>
+        <w:t xml:space="preserve">   </w:t>
+      </w:r>
+      <w:r>
         <w:tab/>
       </w:r>
       <w:r>
@@ -1801,7 +1806,7 @@
       <w:pPr>
         <w:keepLines/>
         <w:tabs>
-          <w:tab w:val="right" w:leader="dot" w:pos="9340"/>
+          <w:tab w:val="right" w:leader="dot" w:pos="9360"/>
         </w:tabs>
         <w:spacing w:before="196" w:after="0" w:line="340" w:lineRule="exact"/>
         <w:ind w:left="504" w:right="1120" w:hanging="504"/>
@@ -1923,6 +1928,9 @@
         <w:t xml:space="preserve">(2018)</w:t>
       </w:r>
       <w:r>
+        <w:t xml:space="preserve">   </w:t>
+      </w:r>
+      <w:r>
         <w:tab/>
       </w:r>
       <w:r>
@@ -1933,7 +1941,7 @@
       <w:pPr>
         <w:keepLines/>
         <w:tabs>
-          <w:tab w:val="right" w:leader="dot" w:pos="9340"/>
+          <w:tab w:val="right" w:leader="dot" w:pos="9360"/>
         </w:tabs>
         <w:spacing w:before="196" w:after="0" w:line="340" w:lineRule="exact"/>
         <w:ind w:left="504" w:right="1120" w:hanging="504"/>
@@ -2067,6 +2075,9 @@
         <w:t xml:space="preserve">banc)</w:t>
       </w:r>
       <w:r>
+        <w:t xml:space="preserve">   </w:t>
+      </w:r>
+      <w:r>
         <w:tab/>
       </w:r>
       <w:r>
@@ -2077,7 +2088,7 @@
       <w:pPr>
         <w:keepLines/>
         <w:tabs>
-          <w:tab w:val="right" w:leader="dot" w:pos="9340"/>
+          <w:tab w:val="right" w:leader="dot" w:pos="9360"/>
         </w:tabs>
         <w:spacing w:before="196" w:after="0" w:line="340" w:lineRule="exact"/>
         <w:ind w:left="504" w:right="1260" w:hanging="504"/>
@@ -2199,6 +2210,9 @@
         <w:t xml:space="preserve">2021)</w:t>
       </w:r>
       <w:r>
+        <w:t xml:space="preserve">   </w:t>
+      </w:r>
+      <w:r>
         <w:tab/>
       </w:r>
       <w:r>
@@ -2209,7 +2223,7 @@
       <w:pPr>
         <w:keepLines/>
         <w:tabs>
-          <w:tab w:val="right" w:leader="dot" w:pos="9340"/>
+          <w:tab w:val="right" w:leader="dot" w:pos="9360"/>
         </w:tabs>
         <w:spacing w:before="196" w:after="0" w:line="340" w:lineRule="exact"/>
         <w:ind w:left="504" w:right="1120" w:hanging="504"/>
@@ -2331,6 +2345,9 @@
         <w:t xml:space="preserve">2018)</w:t>
       </w:r>
       <w:r>
+        <w:t xml:space="preserve">   </w:t>
+      </w:r>
+      <w:r>
         <w:tab/>
       </w:r>
       <w:r>
@@ -2341,7 +2358,7 @@
       <w:pPr>
         <w:keepLines/>
         <w:tabs>
-          <w:tab w:val="right" w:leader="dot" w:pos="9340"/>
+          <w:tab w:val="right" w:leader="dot" w:pos="9360"/>
         </w:tabs>
         <w:spacing w:before="196" w:after="0" w:line="340" w:lineRule="exact"/>
         <w:ind w:left="504" w:right="1120" w:hanging="504"/>
@@ -2505,6 +2522,9 @@
         <w:t xml:space="preserve">2020)</w:t>
       </w:r>
       <w:r>
+        <w:t xml:space="preserve">   </w:t>
+      </w:r>
+      <w:r>
         <w:tab/>
       </w:r>
       <w:r>
@@ -2515,7 +2535,7 @@
       <w:pPr>
         <w:keepLines/>
         <w:tabs>
-          <w:tab w:val="right" w:leader="dot" w:pos="9340"/>
+          <w:tab w:val="right" w:leader="dot" w:pos="9360"/>
         </w:tabs>
         <w:spacing w:before="196" w:after="0" w:line="340" w:lineRule="exact"/>
         <w:ind w:left="504" w:right="1120" w:hanging="504"/>
@@ -2623,6 +2643,9 @@
         <w:t xml:space="preserve">2016)</w:t>
       </w:r>
       <w:r>
+        <w:t xml:space="preserve">   </w:t>
+      </w:r>
+      <w:r>
         <w:tab/>
       </w:r>
       <w:r>
@@ -2633,7 +2656,7 @@
       <w:pPr>
         <w:keepLines/>
         <w:tabs>
-          <w:tab w:val="right" w:leader="dot" w:pos="9340"/>
+          <w:tab w:val="right" w:leader="dot" w:pos="9360"/>
         </w:tabs>
         <w:spacing w:before="196" w:after="0" w:line="340" w:lineRule="exact"/>
         <w:ind w:left="504" w:right="1120" w:hanging="504"/>
@@ -2753,6 +2776,9 @@
         <w:t xml:space="preserve">2020)</w:t>
       </w:r>
       <w:r>
+        <w:t xml:space="preserve">   </w:t>
+      </w:r>
+      <w:r>
         <w:tab/>
       </w:r>
       <w:r>
@@ -2763,7 +2789,7 @@
       <w:pPr>
         <w:keepLines/>
         <w:tabs>
-          <w:tab w:val="right" w:leader="dot" w:pos="9340"/>
+          <w:tab w:val="right" w:leader="dot" w:pos="9360"/>
         </w:tabs>
         <w:spacing w:before="196" w:after="0" w:line="340" w:lineRule="exact"/>
         <w:ind w:left="504" w:right="1120" w:hanging="504"/>
@@ -2893,6 +2919,9 @@
         <w:t xml:space="preserve">2021)</w:t>
       </w:r>
       <w:r>
+        <w:t xml:space="preserve">   </w:t>
+      </w:r>
+      <w:r>
         <w:tab/>
       </w:r>
       <w:r>
@@ -2903,7 +2932,7 @@
       <w:pPr>
         <w:keepLines/>
         <w:tabs>
-          <w:tab w:val="right" w:leader="dot" w:pos="9340"/>
+          <w:tab w:val="right" w:leader="dot" w:pos="9360"/>
         </w:tabs>
         <w:spacing w:before="196" w:after="0" w:line="340" w:lineRule="exact"/>
         <w:ind w:left="504" w:right="1120" w:hanging="504"/>
@@ -3025,6 +3054,9 @@
         <w:t xml:space="preserve">2015)</w:t>
       </w:r>
       <w:r>
+        <w:t xml:space="preserve">   </w:t>
+      </w:r>
+      <w:r>
         <w:tab/>
       </w:r>
       <w:r>
@@ -3036,7 +3068,7 @@
         <w:keepNext/>
         <w:keepLines/>
         <w:tabs>
-          <w:tab w:val="right" w:pos="9340"/>
+          <w:tab w:val="right" w:pos="9360"/>
         </w:tabs>
         <w:spacing w:before="392" w:after="56" w:line="340" w:lineRule="exact"/>
       </w:pPr>
@@ -3052,7 +3084,7 @@
       <w:pPr>
         <w:keepLines/>
         <w:tabs>
-          <w:tab w:val="right" w:leader="dot" w:pos="9340"/>
+          <w:tab w:val="right" w:leader="dot" w:pos="9360"/>
         </w:tabs>
         <w:spacing w:before="196" w:after="0" w:line="340" w:lineRule="exact"/>
         <w:ind w:left="504" w:right="1120" w:hanging="504"/>
@@ -3091,6 +3123,9 @@
         <w:t xml:space="preserve">2</w:t>
       </w:r>
       <w:r>
+        <w:t xml:space="preserve">   </w:t>
+      </w:r>
+      <w:r>
         <w:tab/>
       </w:r>
       <w:r>
@@ -3101,7 +3136,7 @@
       <w:pPr>
         <w:keepLines/>
         <w:tabs>
-          <w:tab w:val="right" w:leader="dot" w:pos="9340"/>
+          <w:tab w:val="right" w:leader="dot" w:pos="9360"/>
         </w:tabs>
         <w:spacing w:before="196" w:after="0" w:line="340" w:lineRule="exact"/>
         <w:ind w:left="504" w:right="1120" w:hanging="504"/>
@@ -3128,6 +3163,9 @@
         <w:t xml:space="preserve">V</w:t>
       </w:r>
       <w:r>
+        <w:t xml:space="preserve">   </w:t>
+      </w:r>
+      <w:r>
         <w:tab/>
       </w:r>
       <w:r>
@@ -3139,7 +3177,7 @@
         <w:keepNext/>
         <w:keepLines/>
         <w:tabs>
-          <w:tab w:val="right" w:pos="9340"/>
+          <w:tab w:val="right" w:pos="9360"/>
         </w:tabs>
         <w:spacing w:before="392" w:after="56" w:line="340" w:lineRule="exact"/>
       </w:pPr>
@@ -3155,7 +3193,7 @@
       <w:pPr>
         <w:keepLines/>
         <w:tabs>
-          <w:tab w:val="right" w:leader="dot" w:pos="9340"/>
+          <w:tab w:val="right" w:leader="dot" w:pos="9360"/>
         </w:tabs>
         <w:spacing w:before="196" w:after="0" w:line="340" w:lineRule="exact"/>
         <w:ind w:left="504" w:right="1120" w:hanging="504"/>
@@ -3182,6 +3220,9 @@
         <w:t xml:space="preserve">1291</w:t>
       </w:r>
       <w:r>
+        <w:t xml:space="preserve">   </w:t>
+      </w:r>
+      <w:r>
         <w:tab/>
       </w:r>
       <w:r>
@@ -3192,7 +3233,7 @@
       <w:pPr>
         <w:keepLines/>
         <w:tabs>
-          <w:tab w:val="right" w:leader="dot" w:pos="9340"/>
+          <w:tab w:val="right" w:leader="dot" w:pos="9360"/>
         </w:tabs>
         <w:spacing w:before="196" w:after="0" w:line="340" w:lineRule="exact"/>
         <w:ind w:left="504" w:right="1120" w:hanging="504"/>
@@ -3219,6 +3260,9 @@
         <w:t xml:space="preserve">1331</w:t>
       </w:r>
       <w:r>
+        <w:t xml:space="preserve">   </w:t>
+      </w:r>
+      <w:r>
         <w:tab/>
       </w:r>
       <w:r>
@@ -3229,7 +3273,7 @@
       <w:pPr>
         <w:keepLines/>
         <w:tabs>
-          <w:tab w:val="right" w:leader="dot" w:pos="9340"/>
+          <w:tab w:val="right" w:leader="dot" w:pos="9360"/>
         </w:tabs>
         <w:spacing w:before="196" w:after="0" w:line="340" w:lineRule="exact"/>
         <w:ind w:left="504" w:right="1120" w:hanging="504"/>
@@ -3256,6 +3300,9 @@
         <w:t xml:space="preserve">2201</w:t>
       </w:r>
       <w:r>
+        <w:t xml:space="preserve">   </w:t>
+      </w:r>
+      <w:r>
         <w:tab/>
       </w:r>
       <w:r>
@@ -3266,7 +3313,7 @@
       <w:pPr>
         <w:keepLines/>
         <w:tabs>
-          <w:tab w:val="right" w:leader="dot" w:pos="9340"/>
+          <w:tab w:val="right" w:leader="dot" w:pos="9360"/>
         </w:tabs>
         <w:spacing w:before="196" w:after="0" w:line="340" w:lineRule="exact"/>
         <w:ind w:left="504" w:right="1120" w:hanging="504"/>
@@ -3299,6 +3346,9 @@
         <w:t xml:space="preserve">1052</w:t>
       </w:r>
       <w:r>
+        <w:t xml:space="preserve">   </w:t>
+      </w:r>
+      <w:r>
         <w:tab/>
       </w:r>
       <w:r>
@@ -3309,7 +3359,7 @@
       <w:pPr>
         <w:keepLines/>
         <w:tabs>
-          <w:tab w:val="right" w:leader="dot" w:pos="9340"/>
+          <w:tab w:val="right" w:leader="dot" w:pos="9360"/>
         </w:tabs>
         <w:spacing w:before="196" w:after="0" w:line="340" w:lineRule="exact"/>
         <w:ind w:left="504" w:right="1400" w:hanging="504"/>
@@ -3369,6 +3419,9 @@
         <w:t xml:space="preserve">1234</w:t>
       </w:r>
       <w:r>
+        <w:t xml:space="preserve">   </w:t>
+      </w:r>
+      <w:r>
         <w:tab/>
       </w:r>
       <w:r>
@@ -3379,7 +3432,7 @@
       <w:pPr>
         <w:keepLines/>
         <w:tabs>
-          <w:tab w:val="right" w:leader="dot" w:pos="9340"/>
+          <w:tab w:val="right" w:leader="dot" w:pos="9360"/>
         </w:tabs>
         <w:spacing w:before="196" w:after="0" w:line="340" w:lineRule="exact"/>
         <w:ind w:left="504" w:right="1120" w:hanging="504"/>
@@ -3439,6 +3492,9 @@
         <w:t xml:space="preserve">1236(b)</w:t>
       </w:r>
       <w:r>
+        <w:t xml:space="preserve">   </w:t>
+      </w:r>
+      <w:r>
         <w:tab/>
       </w:r>
       <w:r>
@@ -3450,7 +3506,7 @@
         <w:keepNext/>
         <w:keepLines/>
         <w:tabs>
-          <w:tab w:val="right" w:pos="9340"/>
+          <w:tab w:val="right" w:pos="9360"/>
         </w:tabs>
         <w:spacing w:before="392" w:after="56" w:line="340" w:lineRule="exact"/>
       </w:pPr>
@@ -3466,7 +3522,7 @@
       <w:pPr>
         <w:keepLines/>
         <w:tabs>
-          <w:tab w:val="right" w:leader="dot" w:pos="9340"/>
+          <w:tab w:val="right" w:leader="dot" w:pos="9360"/>
         </w:tabs>
         <w:spacing w:before="196" w:after="0" w:line="340" w:lineRule="exact"/>
         <w:ind w:left="504" w:right="1120" w:hanging="504"/>
@@ -3499,6 +3555,9 @@
         <w:t xml:space="preserve">(2023)</w:t>
       </w:r>
       <w:r>
+        <w:t xml:space="preserve">   </w:t>
+      </w:r>
+      <w:r>
         <w:tab/>
       </w:r>
       <w:r>
@@ -3509,7 +3568,7 @@
       <w:pPr>
         <w:keepLines/>
         <w:tabs>
-          <w:tab w:val="right" w:leader="dot" w:pos="9340"/>
+          <w:tab w:val="right" w:leader="dot" w:pos="9360"/>
         </w:tabs>
         <w:spacing w:before="196" w:after="0" w:line="340" w:lineRule="exact"/>
         <w:ind w:left="504" w:right="1120" w:hanging="504"/>
@@ -3542,6 +3601,9 @@
         <w:t xml:space="preserve">(2023)</w:t>
       </w:r>
       <w:r>
+        <w:t xml:space="preserve">   </w:t>
+      </w:r>
+      <w:r>
         <w:tab/>
       </w:r>
       <w:r>
@@ -3553,7 +3615,7 @@
         <w:keepNext/>
         <w:keepLines/>
         <w:tabs>
-          <w:tab w:val="right" w:pos="9340"/>
+          <w:tab w:val="right" w:pos="9360"/>
         </w:tabs>
         <w:spacing w:before="392" w:after="56" w:line="340" w:lineRule="exact"/>
       </w:pPr>
@@ -3569,7 +3631,7 @@
       <w:pPr>
         <w:keepLines/>
         <w:tabs>
-          <w:tab w:val="right" w:leader="dot" w:pos="9340"/>
+          <w:tab w:val="right" w:leader="dot" w:pos="9360"/>
         </w:tabs>
         <w:spacing w:before="196" w:after="0" w:line="340" w:lineRule="exact"/>
         <w:ind w:left="504" w:right="1120" w:hanging="504"/>
@@ -3602,6 +3664,9 @@
         <w:t xml:space="preserve">4(a)(1)(A)</w:t>
       </w:r>
       <w:r>
+        <w:t xml:space="preserve">   </w:t>
+      </w:r>
+      <w:r>
         <w:tab/>
       </w:r>
       <w:r>
@@ -3612,7 +3677,7 @@
       <w:pPr>
         <w:keepLines/>
         <w:tabs>
-          <w:tab w:val="right" w:leader="dot" w:pos="9340"/>
+          <w:tab w:val="right" w:leader="dot" w:pos="9360"/>
         </w:tabs>
         <w:spacing w:before="196" w:after="0" w:line="340" w:lineRule="exact"/>
         <w:ind w:left="504" w:right="1120" w:hanging="504"/>
@@ -3645,6 +3710,9 @@
         <w:t xml:space="preserve">12(b)(6)</w:t>
       </w:r>
       <w:r>
+        <w:t xml:space="preserve">   </w:t>
+      </w:r>
+      <w:r>
         <w:tab/>
       </w:r>
       <w:r>
@@ -3655,7 +3723,7 @@
       <w:pPr>
         <w:keepLines/>
         <w:tabs>
-          <w:tab w:val="right" w:leader="dot" w:pos="9340"/>
+          <w:tab w:val="right" w:leader="dot" w:pos="9360"/>
         </w:tabs>
         <w:spacing w:before="196" w:after="0" w:line="340" w:lineRule="exact"/>
         <w:ind w:left="504" w:right="1120" w:hanging="504"/>
@@ -3688,6 +3756,9 @@
         <w:t xml:space="preserve">56(a)</w:t>
       </w:r>
       <w:r>
+        <w:t xml:space="preserve">   </w:t>
+      </w:r>
+      <w:r>
         <w:tab/>
       </w:r>
       <w:r>
@@ -3698,7 +3769,7 @@
       <w:pPr>
         <w:keepLines/>
         <w:tabs>
-          <w:tab w:val="right" w:leader="dot" w:pos="9340"/>
+          <w:tab w:val="right" w:leader="dot" w:pos="9360"/>
         </w:tabs>
         <w:spacing w:before="196" w:after="0" w:line="340" w:lineRule="exact"/>
         <w:ind w:left="504" w:right="1120" w:hanging="504"/>
@@ -3725,6 +3796,9 @@
         <w:t xml:space="preserve">201</w:t>
       </w:r>
       <w:r>
+        <w:t xml:space="preserve">   </w:t>
+      </w:r>
+      <w:r>
         <w:tab/>
       </w:r>
       <w:r>
@@ -3736,7 +3810,7 @@
         <w:keepNext/>
         <w:keepLines/>
         <w:tabs>
-          <w:tab w:val="right" w:pos="9340"/>
+          <w:tab w:val="right" w:pos="9360"/>
         </w:tabs>
         <w:spacing w:before="392" w:after="56" w:line="340" w:lineRule="exact"/>
       </w:pPr>
@@ -3752,7 +3826,7 @@
       <w:pPr>
         <w:keepLines/>
         <w:tabs>
-          <w:tab w:val="right" w:leader="dot" w:pos="9340"/>
+          <w:tab w:val="right" w:leader="dot" w:pos="9360"/>
         </w:tabs>
         <w:spacing w:before="196" w:after="0" w:line="340" w:lineRule="exact"/>
         <w:ind w:left="504" w:right="1120" w:hanging="504"/>
@@ -3797,6 +3871,9 @@
         <w:t xml:space="preserve">2023)</w:t>
       </w:r>
       <w:r>
+        <w:t xml:space="preserve">   </w:t>
+      </w:r>
+      <w:r>
         <w:tab/>
       </w:r>
       <w:r>
@@ -3807,7 +3884,7 @@
       <w:pPr>
         <w:keepLines/>
         <w:tabs>
-          <w:tab w:val="right" w:leader="dot" w:pos="9340"/>
+          <w:tab w:val="right" w:leader="dot" w:pos="9360"/>
         </w:tabs>
         <w:spacing w:before="196" w:after="0" w:line="340" w:lineRule="exact"/>
         <w:ind w:left="504" w:right="1120" w:hanging="504"/>
@@ -3899,6 +3976,9 @@
         <w:t xml:space="preserve">(2022)</w:t>
       </w:r>
       <w:r>
+        <w:t xml:space="preserve">   </w:t>
+      </w:r>
+      <w:r>
         <w:tab/>
       </w:r>
       <w:r>
@@ -3909,7 +3989,7 @@
       <w:pPr>
         <w:keepLines/>
         <w:tabs>
-          <w:tab w:val="right" w:leader="dot" w:pos="9340"/>
+          <w:tab w:val="right" w:leader="dot" w:pos="9360"/>
         </w:tabs>
         <w:spacing w:before="196" w:after="0" w:line="340" w:lineRule="exact"/>
         <w:ind w:left="504" w:right="1120" w:hanging="504"/>
@@ -4018,6 +4098,9 @@
       </w:r>
       <w:r>
         <w:t xml:space="preserve">2020)</w:t>
+      </w:r>
+      <w:r>
+        <w:t xml:space="preserve">   </w:t>
       </w:r>
       <w:r>
         <w:tab/>
@@ -4032,7 +4115,7 @@
         <w:sectPr>
           <w:footerReference w:type="default" r:id="rIdFtrPage"/>
           <w:pgSz w:w="12240" w:h="15840"/>
-          <w:pgMar w:top="1440" w:right="1440" w:bottom="1440" w:left="1440" w:header="720" w:footer="576" w:gutter="0"/>
+          <w:pgMar w:top="1440" w:right="1440" w:bottom="1440" w:left="1440" w:header="720" w:footer="676" w:gutter="0"/>
           <w:pgNumType w:fmt="lowerRoman" w:start="1"/>
         </w:sectPr>
       </w:pPr>
@@ -4042,7 +4125,7 @@
         <w:pStyle w:val="Heading1"/>
         <w:keepNext/>
         <w:keepLines/>
-        <w:spacing w:before="420" w:after="308" w:line="400" w:lineRule="exact"/>
+        <w:spacing w:before="0" w:after="308" w:line="400" w:lineRule="exact"/>
         <w:ind w:left="0" w:firstLine="0"/>
         <w:jc w:val="center"/>
       </w:pPr>
@@ -7832,7 +7915,7 @@
         <w:sectPr>
           <w:footerReference w:type="default" r:id="rIdFtrPage"/>
           <w:pgSz w:w="12240" w:h="15840"/>
-          <w:pgMar w:top="1440" w:right="1440" w:bottom="1440" w:left="1440" w:header="720" w:footer="576" w:gutter="0"/>
+          <w:pgMar w:top="1440" w:right="1440" w:bottom="1440" w:left="1440" w:header="720" w:footer="676" w:gutter="0"/>
           <w:pgNumType w:fmt="decimal" w:start="1"/>
         </w:sectPr>
       </w:pPr>
@@ -7878,13 +7961,13 @@
       <w:pPr>
         <w:keepLines/>
         <w:tabs>
-          <w:tab w:val="right" w:leader="dot" w:pos="9340"/>
+          <w:tab w:val="right" w:leader="dot" w:pos="9360"/>
         </w:tabs>
         <w:spacing w:before="98" w:after="0" w:line="340" w:lineRule="exact"/>
         <w:ind w:left="0" w:right="720"/>
       </w:pPr>
       <w:r>
-        <w:t xml:space="preserve">Riverbend Municipal Water Rights Act, 99 U.S.C. § 1234 (fictional)</w:t>
+        <w:t xml:space="preserve">Riverbend Municipal Water Rights Act, 99 U.S.C. § 1234 (fictional)   </w:t>
       </w:r>
       <w:r>
         <w:tab/>
@@ -7899,13 +7982,13 @@
       <w:pPr>
         <w:keepLines/>
         <w:tabs>
-          <w:tab w:val="right" w:leader="dot" w:pos="9340"/>
+          <w:tab w:val="right" w:leader="dot" w:pos="9360"/>
         </w:tabs>
         <w:spacing w:before="98" w:after="0" w:line="340" w:lineRule="exact"/>
         <w:ind w:left="0" w:right="720"/>
       </w:pPr>
       <w:r>
-        <w:t xml:space="preserve">Riverbend Municipal Water Rights Act, 99 U.S.C. § 1236(b) (fictional)</w:t>
+        <w:t xml:space="preserve">Riverbend Municipal Water Rights Act, 99 U.S.C. § 1236(b) (fictional)   </w:t>
       </w:r>
       <w:r>
         <w:tab/>
@@ -7920,13 +8003,13 @@
       <w:pPr>
         <w:keepLines/>
         <w:tabs>
-          <w:tab w:val="right" w:leader="dot" w:pos="9340"/>
+          <w:tab w:val="right" w:leader="dot" w:pos="9360"/>
         </w:tabs>
         <w:spacing w:before="98" w:after="0" w:line="340" w:lineRule="exact"/>
         <w:ind w:left="0" w:right="720"/>
       </w:pPr>
       <w:r>
-        <w:t xml:space="preserve">99 C.F.R. § 400.21(c) (2023) (fictional)</w:t>
+        <w:t xml:space="preserve">99 C.F.R. § 400.21(c) (2023) (fictional)   </w:t>
       </w:r>
       <w:r>
         <w:tab/>
@@ -7943,7 +8026,7 @@
         <w:keepNext/>
         <w:keepLines/>
         <w:pageBreakBefore/>
-        <w:spacing w:before="440" w:after="360" w:line="340" w:lineRule="exact"/>
+        <w:spacing w:before="0" w:after="252" w:line="340" w:lineRule="exact"/>
         <w:ind w:left="0" w:firstLine="0"/>
       </w:pPr>
       <w:r>
@@ -8103,7 +8186,7 @@
         <w:pStyle w:val="Heading2"/>
         <w:keepNext/>
         <w:keepLines/>
-        <w:spacing w:before="440" w:after="360" w:line="340" w:lineRule="exact"/>
+        <w:spacing w:before="336" w:after="252" w:line="340" w:lineRule="exact"/>
         <w:ind w:left="0" w:firstLine="0"/>
       </w:pPr>
       <w:r>
@@ -8263,7 +8346,7 @@
         <w:pStyle w:val="Heading2"/>
         <w:keepNext/>
         <w:keepLines/>
-        <w:spacing w:before="440" w:after="360" w:line="340" w:lineRule="exact"/>
+        <w:spacing w:before="336" w:after="252" w:line="340" w:lineRule="exact"/>
         <w:ind w:left="0" w:firstLine="0"/>
       </w:pPr>
       <w:r>
@@ -8365,7 +8448,7 @@
     <w:sectPr>
       <w:footerReference w:type="default" r:id="rIdFtrAdd"/>
       <w:pgSz w:w="12240" w:h="15840"/>
-      <w:pgMar w:top="1440" w:right="1440" w:bottom="1440" w:left="1440" w:header="720" w:footer="576" w:gutter="0"/>
+      <w:pgMar w:top="1440" w:right="1440" w:bottom="1440" w:left="1440" w:header="720" w:footer="676" w:gutter="0"/>
       <w:pgNumType w:fmt="decimal" w:start="1"/>
     </w:sectPr>
   </w:body>

--- a/courts/ninth-circuit/court-of-appeals/usage/OUTPUT-opening-brief-2.docx
+++ b/courts/ninth-circuit/court-of-appeals/usage/OUTPUT-opening-brief-2.docx
@@ -965,6 +965,7 @@
         <w:keepNext/>
         <w:keepLines/>
         <w:spacing w:before="84" w:after="0" w:line="340" w:lineRule="exact"/>
+        <w:ind w:left="0" w:right="20"/>
         <w:jc w:val="right"/>
       </w:pPr>
       <w:r>

--- a/courts/ninth-circuit/court-of-appeals/usage/OUTPUT-opening-brief-2.docx
+++ b/courts/ninth-circuit/court-of-appeals/usage/OUTPUT-opening-brief-2.docx
@@ -4107,7 +4107,7 @@
         <w:tab/>
       </w:r>
       <w:r>
-        <w:t xml:space="preserve">8</w:t>
+        <w:t xml:space="preserve">9</w:t>
       </w:r>
     </w:p>
     <w:p>
@@ -6061,7 +6061,7 @@
         <w:pStyle w:val="BodyText"/>
       </w:pPr>
       <w:r>
-        <w:t xml:space="preserve">Commentators likewise treat priority as a rule enforceable against the manager. Eleanor Whitfield,</w:t>
+        <w:t xml:space="preserve">Commentators likewise treat priority as a rule enforceable against the manager and against each official who administers curtailment for the District. Eleanor Whitfield,</w:t>
       </w:r>
       <w:r>
         <w:t xml:space="preserve"> </w:t>
@@ -7366,7 +7366,7 @@
         <w:ind w:left="0"/>
       </w:pPr>
       <w:r>
-        <w:t xml:space="preserve">This brief contains 1,912 words, including 0 words manually counted in any visual images, and excluding the items exempted by FRAP 32(f). The brief’s type size and typeface comply with FRAP 32(a)(5) and (6).</w:t>
+        <w:t xml:space="preserve">This brief contains 1,922 words, including 0 words manually counted in any visual images, and excluding the items exempted by FRAP 32(f). The brief’s type size and typeface comply with FRAP 32(a)(5) and (6).</w:t>
       </w:r>
     </w:p>
     <w:p>
